--- a/docs/User-Guide.docx
+++ b/docs/User-Guide.docx
@@ -13,7 +13,7 @@
           <w:color w:val="C02434"/>
           <w:sz w:val="44"/>
         </w:rPr>
-        <w:t>Massive Mobility Charging Simulator — User Guide</w:t>
+        <w:t>Massive Mobility Charging Simulator — Website User Guide</w:t>
       </w:r>
     </w:p>
     <w:p>
@@ -26,7 +26,57 @@
           <w:b w:val="0"/>
           <w:sz w:val="22"/>
         </w:rPr>
-        <w:t>A practical guide for new users: how to open the simulator, connect a charger to your CMS, run a charging session, and use each part of the console.</w:t>
+        <w:t xml:space="preserve">How to use the </w:t>
+      </w:r>
+      <w:r>
+        <w:rPr>
+          <w:rFonts w:ascii="Calibri" w:hAnsi="Calibri" w:eastAsia="Calibri"/>
+          <w:b/>
+          <w:sz w:val="22"/>
+        </w:rPr>
+        <w:t>live simulator website</w:t>
+      </w:r>
+      <w:r>
+        <w:rPr>
+          <w:rFonts w:ascii="Calibri" w:hAnsi="Calibri" w:eastAsia="Calibri"/>
+          <w:b w:val="0"/>
+          <w:sz w:val="22"/>
+        </w:rPr>
+        <w:t xml:space="preserve"> to commission a charger, run sessions, and work every panel.</w:t>
+      </w:r>
+    </w:p>
+    <w:p>
+      <w:pPr>
+        <w:spacing w:after="120"/>
+      </w:pPr>
+      <w:r>
+        <w:rPr>
+          <w:rFonts w:ascii="Calibri" w:hAnsi="Calibri" w:eastAsia="Calibri"/>
+          <w:b/>
+          <w:sz w:val="22"/>
+        </w:rPr>
+        <w:t>Website:</w:t>
+      </w:r>
+      <w:r>
+        <w:rPr>
+          <w:rFonts w:ascii="Calibri" w:hAnsi="Calibri" w:eastAsia="Calibri"/>
+          <w:b w:val="0"/>
+          <w:sz w:val="22"/>
+        </w:rPr>
+        <w:t xml:space="preserve"> https://massive-ocpp-simulator.onrender.com</w:t>
+      </w:r>
+    </w:p>
+    <w:p>
+      <w:pPr>
+        <w:spacing w:after="120"/>
+      </w:pPr>
+      <w:r>
+        <w:rPr>
+          <w:rFonts w:ascii="Calibri" w:hAnsi="Calibri" w:eastAsia="Calibri"/>
+          <w:b w:val="0"/>
+          <w:sz w:val="22"/>
+        </w:rPr>
+        <w:t>&gt; Free hosting may sleep when idle. If the first open is slow, wait about one minute and refresh.</w:t>
       </w:r>
     </w:p>
     <w:p>
@@ -40,7 +90,7 @@
           <w:color w:val="111827"/>
           <w:sz w:val="28"/>
         </w:rPr>
-        <w:t>1. What this app is</w:t>
+        <w:t>1. What you are using</w:t>
       </w:r>
     </w:p>
     <w:p>
@@ -53,7 +103,7 @@
           <w:b w:val="0"/>
           <w:sz w:val="22"/>
         </w:rPr>
-        <w:t xml:space="preserve">This is an </w:t>
+        <w:t xml:space="preserve">This website simulates an </w:t>
       </w:r>
       <w:r>
         <w:rPr>
@@ -61,7 +111,23 @@
           <w:b/>
           <w:sz w:val="22"/>
         </w:rPr>
-        <w:t>OCPP 1.6 Charge Point (EVSE) simulator</w:t>
+        <w:t>EV charge point</w:t>
+      </w:r>
+      <w:r>
+        <w:rPr>
+          <w:rFonts w:ascii="Calibri" w:hAnsi="Calibri" w:eastAsia="Calibri"/>
+          <w:b w:val="0"/>
+          <w:sz w:val="22"/>
+        </w:rPr>
+        <w:t xml:space="preserve"> that talks to your real CMS (for example Massive Charging) over </w:t>
+      </w:r>
+      <w:r>
+        <w:rPr>
+          <w:rFonts w:ascii="Calibri" w:hAnsi="Calibri" w:eastAsia="Calibri"/>
+          <w:b/>
+          <w:sz w:val="22"/>
+        </w:rPr>
+        <w:t>OCPP 1.6</w:t>
       </w:r>
       <w:r>
         <w:rPr>
@@ -70,6 +136,266 @@
           <w:sz w:val="22"/>
         </w:rPr>
         <w:t>.</w:t>
+      </w:r>
+    </w:p>
+    <w:p>
+      <w:pPr>
+        <w:spacing w:after="120"/>
+      </w:pPr>
+      <w:r>
+        <w:rPr>
+          <w:rFonts w:ascii="Calibri" w:hAnsi="Calibri" w:eastAsia="Calibri"/>
+          <w:b w:val="0"/>
+          <w:sz w:val="22"/>
+        </w:rPr>
+        <w:t>You use it to:</w:t>
+      </w:r>
+    </w:p>
+    <w:p>
+      <w:pPr>
+        <w:pStyle w:val="ListBullet"/>
+      </w:pPr>
+      <w:r>
+        <w:rPr>
+          <w:rFonts w:ascii="Calibri" w:hAnsi="Calibri" w:eastAsia="Calibri"/>
+          <w:b w:val="0"/>
+          <w:sz w:val="22"/>
+        </w:rPr>
+        <w:t>Connect a virtual charger to the CMS</w:t>
+      </w:r>
+    </w:p>
+    <w:p>
+      <w:pPr>
+        <w:pStyle w:val="ListBullet"/>
+      </w:pPr>
+      <w:r>
+        <w:rPr>
+          <w:rFonts w:ascii="Calibri" w:hAnsi="Calibri" w:eastAsia="Calibri"/>
+          <w:b w:val="0"/>
+          <w:sz w:val="22"/>
+        </w:rPr>
+        <w:t>Plug / unplug cables</w:t>
+      </w:r>
+    </w:p>
+    <w:p>
+      <w:pPr>
+        <w:pStyle w:val="ListBullet"/>
+      </w:pPr>
+      <w:r>
+        <w:rPr>
+          <w:rFonts w:ascii="Calibri" w:hAnsi="Calibri" w:eastAsia="Calibri"/>
+          <w:b w:val="0"/>
+          <w:sz w:val="22"/>
+        </w:rPr>
+        <w:t>Authorize with RFID / idTag</w:t>
+      </w:r>
+    </w:p>
+    <w:p>
+      <w:pPr>
+        <w:pStyle w:val="ListBullet"/>
+      </w:pPr>
+      <w:r>
+        <w:rPr>
+          <w:rFonts w:ascii="Calibri" w:hAnsi="Calibri" w:eastAsia="Calibri"/>
+          <w:b w:val="0"/>
+          <w:sz w:val="22"/>
+        </w:rPr>
+        <w:t>Start and stop charging</w:t>
+      </w:r>
+    </w:p>
+    <w:p>
+      <w:pPr>
+        <w:pStyle w:val="ListBullet"/>
+      </w:pPr>
+      <w:r>
+        <w:rPr>
+          <w:rFonts w:ascii="Calibri" w:hAnsi="Calibri" w:eastAsia="Calibri"/>
+          <w:b w:val="0"/>
+          <w:sz w:val="22"/>
+        </w:rPr>
+        <w:t>Watch live OCPP messages</w:t>
+      </w:r>
+    </w:p>
+    <w:p>
+      <w:pPr>
+        <w:pStyle w:val="ListBullet"/>
+      </w:pPr>
+      <w:r>
+        <w:rPr>
+          <w:rFonts w:ascii="Calibri" w:hAnsi="Calibri" w:eastAsia="Calibri"/>
+          <w:b w:val="0"/>
+          <w:sz w:val="22"/>
+        </w:rPr>
+        <w:t>Inject faults and change outlet settings for lab tests</w:t>
+      </w:r>
+    </w:p>
+    <w:p>
+      <w:pPr>
+        <w:spacing w:after="120"/>
+      </w:pPr>
+      <w:r>
+        <w:rPr>
+          <w:rFonts w:ascii="Calibri" w:hAnsi="Calibri" w:eastAsia="Calibri"/>
+          <w:b w:val="0"/>
+          <w:sz w:val="22"/>
+        </w:rPr>
+        <w:t xml:space="preserve">You do </w:t>
+      </w:r>
+      <w:r>
+        <w:rPr>
+          <w:rFonts w:ascii="Calibri" w:hAnsi="Calibri" w:eastAsia="Calibri"/>
+          <w:b/>
+          <w:sz w:val="22"/>
+        </w:rPr>
+        <w:t>not</w:t>
+      </w:r>
+      <w:r>
+        <w:rPr>
+          <w:rFonts w:ascii="Calibri" w:hAnsi="Calibri" w:eastAsia="Calibri"/>
+          <w:b w:val="0"/>
+          <w:sz w:val="22"/>
+        </w:rPr>
+        <w:t xml:space="preserve"> need to install anything. Open the website and work in the browser.</w:t>
+      </w:r>
+    </w:p>
+    <w:p>
+      <w:pPr>
+        <w:pStyle w:val="Heading1"/>
+      </w:pPr>
+      <w:r>
+        <w:rPr>
+          <w:rFonts w:ascii="Calibri" w:hAnsi="Calibri" w:eastAsia="Calibri"/>
+          <w:b/>
+          <w:color w:val="111827"/>
+          <w:sz w:val="28"/>
+        </w:rPr>
+        <w:t>2. Overview of the screen</w:t>
+      </w:r>
+    </w:p>
+    <w:p>
+      <w:pPr>
+        <w:spacing w:before="80" w:after="160"/>
+        <w:ind w:left="170"/>
+      </w:pPr>
+      <w:r>
+        <w:rPr>
+          <w:rFonts w:ascii="Consolas" w:hAnsi="Consolas" w:eastAsia="Consolas"/>
+          <w:b w:val="0"/>
+          <w:color w:val="333333"/>
+          <w:sz w:val="18"/>
+        </w:rPr>
+        <w:t>┌──────────────────────────────────────────────────────────────┐</w:t>
+        <w:br/>
+        <w:t>│  TOP BAR — brand, status pills, Hide bench                   │</w:t>
+        <w:br/>
+        <w:t>├────────────┬─────────────────────────────┬───────────────────┤</w:t>
+        <w:br/>
+        <w:t>│ LEFT PANEL │     CENTER STAGE            │ RIGHT PANEL       │</w:t>
+        <w:br/>
+        <w:t>│ Chargers   │     3D charger +            │ Bench controls    │</w:t>
+        <w:br/>
+        <w:t>│            │     Operator panel          │                   │</w:t>
+        <w:br/>
+        <w:t>├────────────┴─────────────────────────────┴───────────────────┤</w:t>
+        <w:br/>
+        <w:t>│ BOTTOM — Message Trace                                       │</w:t>
+        <w:br/>
+        <w:t>└──────────────────────────────────────────────────────────────┘</w:t>
+      </w:r>
+    </w:p>
+    <w:p>
+      <w:pPr>
+        <w:spacing w:after="120"/>
+      </w:pPr>
+      <w:r>
+        <w:rPr>
+          <w:rFonts w:ascii="Calibri" w:hAnsi="Calibri" w:eastAsia="Calibri"/>
+          <w:b w:val="0"/>
+          <w:sz w:val="22"/>
+        </w:rPr>
+        <w:t>Every side panel has:</w:t>
+      </w:r>
+    </w:p>
+    <w:p>
+      <w:pPr>
+        <w:pStyle w:val="ListBullet"/>
+      </w:pPr>
+      <w:r>
+        <w:rPr>
+          <w:rFonts w:ascii="Calibri" w:hAnsi="Calibri" w:eastAsia="Calibri"/>
+          <w:b w:val="0"/>
+          <w:sz w:val="22"/>
+        </w:rPr>
+        <w:t>⋮⋮ Drag — move the panel (undocks it as a floating window)</w:t>
+      </w:r>
+    </w:p>
+    <w:p>
+      <w:pPr>
+        <w:pStyle w:val="ListBullet"/>
+      </w:pPr>
+      <w:r>
+        <w:rPr>
+          <w:rFonts w:ascii="Calibri" w:hAnsi="Calibri" w:eastAsia="Calibri"/>
+          <w:b w:val="0"/>
+          <w:sz w:val="22"/>
+        </w:rPr>
+        <w:t>Edge drag — resize</w:t>
+      </w:r>
+    </w:p>
+    <w:p>
+      <w:pPr>
+        <w:pStyle w:val="ListBullet"/>
+      </w:pPr>
+      <w:r>
+        <w:rPr>
+          <w:rFonts w:ascii="Calibri" w:hAnsi="Calibri" w:eastAsia="Calibri"/>
+          <w:b w:val="0"/>
+          <w:sz w:val="22"/>
+        </w:rPr>
+        <w:t>Dock — snap it back to its normal place</w:t>
+      </w:r>
+    </w:p>
+    <w:p>
+      <w:pPr>
+        <w:spacing w:after="120"/>
+      </w:pPr>
+      <w:r>
+        <w:rPr>
+          <w:rFonts w:ascii="Calibri" w:hAnsi="Calibri" w:eastAsia="Calibri"/>
+          <w:b w:val="0"/>
+          <w:sz w:val="22"/>
+        </w:rPr>
+        <w:t xml:space="preserve">Use </w:t>
+      </w:r>
+      <w:r>
+        <w:rPr>
+          <w:rFonts w:ascii="Calibri" w:hAnsi="Calibri" w:eastAsia="Calibri"/>
+          <w:b/>
+          <w:sz w:val="22"/>
+        </w:rPr>
+        <w:t>Hide bench</w:t>
+      </w:r>
+      <w:r>
+        <w:rPr>
+          <w:rFonts w:ascii="Calibri" w:hAnsi="Calibri" w:eastAsia="Calibri"/>
+          <w:b w:val="0"/>
+          <w:sz w:val="22"/>
+        </w:rPr>
+        <w:t xml:space="preserve"> in the top bar to hide or show the right panel and give the charger more width.</w:t>
+      </w:r>
+    </w:p>
+    <w:p>
+      <w:pPr>
+        <w:pStyle w:val="Heading1"/>
+      </w:pPr>
+      <w:r>
+        <w:rPr>
+          <w:rFonts w:ascii="Calibri" w:hAnsi="Calibri" w:eastAsia="Calibri"/>
+          <w:b/>
+          <w:color w:val="111827"/>
+          <w:sz w:val="28"/>
+        </w:rPr>
+        <w:t>3. Top bar</w:t>
       </w:r>
     </w:p>
     <w:tbl>
@@ -101,7 +427,7 @@
                 <w:color w:val="FFFFFF"/>
                 <w:sz w:val="18"/>
               </w:rPr>
-              <w:t>It is</w:t>
+              <w:t>Control</w:t>
             </w:r>
           </w:p>
         </w:tc>
@@ -122,7 +448,7 @@
                 <w:color w:val="FFFFFF"/>
                 <w:sz w:val="18"/>
               </w:rPr>
-              <w:t>It is not</w:t>
+              <w:t>What it does</w:t>
             </w:r>
           </w:p>
         </w:tc>
@@ -143,7 +469,7 @@
                 <w:b w:val="0"/>
                 <w:sz w:val="18"/>
               </w:rPr>
-              <w:t>A virtual charger that talks to a real CMS</w:t>
+              <w:t>Massive Mobility</w:t>
             </w:r>
           </w:p>
         </w:tc>
@@ -162,7 +488,7 @@
                 <w:b w:val="0"/>
                 <w:sz w:val="18"/>
               </w:rPr>
-              <w:t>A CMS / Central System</w:t>
+              <w:t>Product header</w:t>
             </w:r>
           </w:p>
         </w:tc>
@@ -184,7 +510,7 @@
                 <w:b w:val="0"/>
                 <w:sz w:val="18"/>
               </w:rPr>
-              <w:t>A lab tool for testing Massive Charging (or any OCPP 1.6 CSMS)</w:t>
+              <w:t>N chargers</w:t>
             </w:r>
           </w:p>
         </w:tc>
@@ -204,7 +530,7 @@
                 <w:b w:val="0"/>
                 <w:sz w:val="18"/>
               </w:rPr>
-              <w:t>Real hardware firmware</w:t>
+              <w:t>How many charge points you have commissioned</w:t>
             </w:r>
           </w:p>
         </w:tc>
@@ -225,7 +551,7 @@
                 <w:b w:val="0"/>
                 <w:sz w:val="18"/>
               </w:rPr>
-              <w:t>A 3D + 2D control panel for plug / RFID / start / stop</w:t>
+              <w:t>online / connecting / offline / reconnecting</w:t>
             </w:r>
           </w:p>
         </w:tc>
@@ -244,7 +570,49 @@
                 <w:b w:val="0"/>
                 <w:sz w:val="18"/>
               </w:rPr>
-              <w:t>A production charger UI for drivers</w:t>
+              <w:t>Link state of the selected charger</w:t>
+            </w:r>
+          </w:p>
+        </w:tc>
+      </w:tr>
+      <w:tr>
+        <w:tc>
+          <w:tcPr>
+            <w:tcW w:type="dxa" w:w="4986"/>
+            <w:shd w:val="clear" w:color="auto" w:fill="FBEAEA"/>
+          </w:tcPr>
+          <w:p>
+            <w:pPr>
+              <w:spacing w:before="40" w:after="40"/>
+            </w:pPr>
+            <w:r/>
+            <w:r>
+              <w:rPr>
+                <w:rFonts w:ascii="Calibri" w:hAnsi="Calibri" w:eastAsia="Calibri"/>
+                <w:b w:val="0"/>
+                <w:sz w:val="18"/>
+              </w:rPr>
+              <w:t>Hide bench / Bench controls</w:t>
+            </w:r>
+          </w:p>
+        </w:tc>
+        <w:tc>
+          <w:tcPr>
+            <w:tcW w:type="dxa" w:w="4986"/>
+            <w:shd w:val="clear" w:color="auto" w:fill="FBEAEA"/>
+          </w:tcPr>
+          <w:p>
+            <w:pPr>
+              <w:spacing w:before="40" w:after="40"/>
+            </w:pPr>
+            <w:r/>
+            <w:r>
+              <w:rPr>
+                <w:rFonts w:ascii="Calibri" w:hAnsi="Calibri" w:eastAsia="Calibri"/>
+                <w:b w:val="0"/>
+                <w:sz w:val="18"/>
+              </w:rPr>
+              <w:t>Show or hide the right Bench controls panel</w:t>
             </w:r>
           </w:p>
         </w:tc>
@@ -257,23 +625,16 @@
     </w:p>
     <w:p>
       <w:pPr>
-        <w:spacing w:after="120"/>
+        <w:pStyle w:val="Heading1"/>
       </w:pPr>
       <w:r>
         <w:rPr>
           <w:rFonts w:ascii="Calibri" w:hAnsi="Calibri" w:eastAsia="Calibri"/>
           <w:b/>
-          <w:sz w:val="22"/>
+          <w:color w:val="111827"/>
+          <w:sz w:val="28"/>
         </w:rPr>
-        <w:t>Live site:</w:t>
-      </w:r>
-      <w:r>
-        <w:rPr>
-          <w:rFonts w:ascii="Calibri" w:hAnsi="Calibri" w:eastAsia="Calibri"/>
-          <w:b w:val="0"/>
-          <w:sz w:val="22"/>
-        </w:rPr>
-        <w:t xml:space="preserve"> https://massive-ocpp-simulator.onrender.com</w:t>
+        <w:t>4. Left panel — Chargers</w:t>
       </w:r>
     </w:p>
     <w:p>
@@ -286,89 +647,21 @@
           <w:b w:val="0"/>
           <w:sz w:val="22"/>
         </w:rPr>
-        <w:t>*(Free Render instances may sleep; first open can take ~1 minute.)*</w:t>
+        <w:t>This is where you create and pick charge points.</w:t>
       </w:r>
     </w:p>
     <w:p>
       <w:pPr>
-        <w:spacing w:after="120"/>
+        <w:pStyle w:val="Heading2"/>
       </w:pPr>
       <w:r>
         <w:rPr>
           <w:rFonts w:ascii="Calibri" w:hAnsi="Calibri" w:eastAsia="Calibri"/>
           <w:b/>
-          <w:sz w:val="22"/>
+          <w:color w:val="374151"/>
+          <w:sz w:val="24"/>
         </w:rPr>
-        <w:t>Local:</w:t>
-      </w:r>
-      <w:r>
-        <w:rPr>
-          <w:rFonts w:ascii="Calibri" w:hAnsi="Calibri" w:eastAsia="Calibri"/>
-          <w:b w:val="0"/>
-          <w:sz w:val="22"/>
-        </w:rPr>
-        <w:t xml:space="preserve"> run </w:t>
-      </w:r>
-      <w:r>
-        <w:rPr>
-          <w:rFonts w:ascii="Consolas" w:hAnsi="Consolas" w:eastAsia="Consolas"/>
-          <w:b w:val="0"/>
-          <w:sz w:val="22"/>
-        </w:rPr>
-        <w:t>.\start.ps1</w:t>
-      </w:r>
-      <w:r>
-        <w:rPr>
-          <w:rFonts w:ascii="Calibri" w:hAnsi="Calibri" w:eastAsia="Calibri"/>
-          <w:b w:val="0"/>
-          <w:sz w:val="22"/>
-        </w:rPr>
-        <w:t xml:space="preserve"> then open http://localhost:5173</w:t>
-      </w:r>
-    </w:p>
-    <w:p>
-      <w:pPr>
-        <w:pStyle w:val="Heading1"/>
-      </w:pPr>
-      <w:r>
-        <w:rPr>
-          <w:rFonts w:ascii="Calibri" w:hAnsi="Calibri" w:eastAsia="Calibri"/>
-          <w:b/>
-          <w:color w:val="111827"/>
-          <w:sz w:val="28"/>
-        </w:rPr>
-        <w:t>2. Screen layout</w:t>
-      </w:r>
-    </w:p>
-    <w:p>
-      <w:pPr>
-        <w:spacing w:before="80" w:after="160"/>
-        <w:ind w:left="170"/>
-      </w:pPr>
-      <w:r>
-        <w:rPr>
-          <w:rFonts w:ascii="Consolas" w:hAnsi="Consolas" w:eastAsia="Consolas"/>
-          <w:b w:val="0"/>
-          <w:color w:val="333333"/>
-          <w:sz w:val="18"/>
-        </w:rPr>
-        <w:t>┌──────────────────────────────────────────────────────────────┐</w:t>
-        <w:br/>
-        <w:t>│  Header — Massive Mobility · connection pills · Hide bench   │</w:t>
-        <w:br/>
-        <w:t>├──────────┬───────────────────────────────┬───────────────────┤</w:t>
-        <w:br/>
-        <w:t>│ Chargers │     3D yard (charger)         │ Bench controls    │</w:t>
-        <w:br/>
-        <w:t>│ (left)   │     + Operator panel          │ (right)           │</w:t>
-        <w:br/>
-        <w:t>│          │                               │                   │</w:t>
-        <w:br/>
-        <w:t>├──────────┴───────────────────────────────┴───────────────────┤</w:t>
-        <w:br/>
-        <w:t>│  Message Trace — OCPP frames + system logs                   │</w:t>
-        <w:br/>
-        <w:t>└──────────────────────────────────────────────────────────────┘</w:t>
+        <w:t>Commission form</w:t>
       </w:r>
     </w:p>
     <w:tbl>
@@ -400,7 +693,7 @@
                 <w:color w:val="FFFFFF"/>
                 <w:sz w:val="18"/>
               </w:rPr>
-              <w:t>Area</w:t>
+              <w:t>Field</w:t>
             </w:r>
           </w:p>
         </w:tc>
@@ -421,7 +714,7 @@
                 <w:color w:val="FFFFFF"/>
                 <w:sz w:val="18"/>
               </w:rPr>
-              <w:t>Purpose</w:t>
+              <w:t>How to use it</w:t>
             </w:r>
           </w:p>
         </w:tc>
@@ -442,7 +735,7 @@
                 <w:b w:val="0"/>
                 <w:sz w:val="18"/>
               </w:rPr>
-              <w:t>Chargers (left)</w:t>
+              <w:t>Charge Point ID</w:t>
             </w:r>
           </w:p>
         </w:tc>
@@ -461,7 +754,7 @@
                 <w:b w:val="0"/>
                 <w:sz w:val="18"/>
               </w:rPr>
-              <w:t>Commission / select / remove charge points</w:t>
+              <w:t>Unique ID for this virtual charger (must match what the CMS expects). Example: MASSIVE-CP-001</w:t>
             </w:r>
           </w:p>
         </w:tc>
@@ -483,7 +776,7 @@
                 <w:b w:val="0"/>
                 <w:sz w:val="18"/>
               </w:rPr>
-              <w:t>3D yard (center)</w:t>
+              <w:t>CSMS WebSocket base</w:t>
             </w:r>
           </w:p>
         </w:tc>
@@ -503,7 +796,7 @@
                 <w:b w:val="0"/>
                 <w:sz w:val="18"/>
               </w:rPr>
-              <w:t>Touch the charger HMI, RFID pad, and guns</w:t>
+              <w:t>CMS OCPP base URL without the charge-point ID. Example: wss://your-cms.example.com/ocpp/1.6. The site connects to {base}/{Charge Point ID}</w:t>
             </w:r>
           </w:p>
         </w:tc>
@@ -524,7 +817,7 @@
                 <w:b w:val="0"/>
                 <w:sz w:val="18"/>
               </w:rPr>
-              <w:t>Operator panel</w:t>
+              <w:t>Default kW</w:t>
             </w:r>
           </w:p>
         </w:tc>
@@ -543,7 +836,7 @@
                 <w:b w:val="0"/>
                 <w:sz w:val="18"/>
               </w:rPr>
-              <w:t>2D buttons under the yard (plug / start / stop…)</w:t>
+              <w:t>Rated power used for outlets (example: 22)</w:t>
             </w:r>
           </w:p>
         </w:tc>
@@ -565,7 +858,7 @@
                 <w:b w:val="0"/>
                 <w:sz w:val="18"/>
               </w:rPr>
-              <w:t>Bench controls (right)</w:t>
+              <w:t>Connectors</w:t>
             </w:r>
           </w:p>
         </w:tc>
@@ -585,7 +878,7 @@
                 <w:b w:val="0"/>
                 <w:sz w:val="18"/>
               </w:rPr>
-              <w:t>Auth, session, car battery, faults, power, reconnect</w:t>
+              <w:t>Number of guns / outlets (1–4)</w:t>
             </w:r>
           </w:p>
         </w:tc>
@@ -606,7 +899,7 @@
                 <w:b w:val="0"/>
                 <w:sz w:val="18"/>
               </w:rPr>
-              <w:t>Message Trace (bottom)</w:t>
+              <w:t>C1…Cn kW / name</w:t>
             </w:r>
           </w:p>
         </w:tc>
@@ -625,7 +918,131 @@
                 <w:b w:val="0"/>
                 <w:sz w:val="18"/>
               </w:rPr>
-              <w:t>Live OCPP messages and simulator logs</w:t>
+              <w:t>Optional per-outlet power and label</w:t>
+            </w:r>
+          </w:p>
+        </w:tc>
+      </w:tr>
+      <w:tr>
+        <w:tc>
+          <w:tcPr>
+            <w:tcW w:type="dxa" w:w="4986"/>
+            <w:shd w:val="clear" w:color="auto" w:fill="FBEAEA"/>
+          </w:tcPr>
+          <w:p>
+            <w:pPr>
+              <w:spacing w:before="40" w:after="40"/>
+            </w:pPr>
+            <w:r/>
+            <w:r>
+              <w:rPr>
+                <w:rFonts w:ascii="Calibri" w:hAnsi="Calibri" w:eastAsia="Calibri"/>
+                <w:b w:val="0"/>
+                <w:sz w:val="18"/>
+              </w:rPr>
+              <w:t>Require ocpp1.6 subprotocol</w:t>
+            </w:r>
+          </w:p>
+        </w:tc>
+        <w:tc>
+          <w:tcPr>
+            <w:tcW w:type="dxa" w:w="4986"/>
+            <w:shd w:val="clear" w:color="auto" w:fill="FBEAEA"/>
+          </w:tcPr>
+          <w:p>
+            <w:pPr>
+              <w:spacing w:before="40" w:after="40"/>
+            </w:pPr>
+            <w:r/>
+            <w:r>
+              <w:rPr>
+                <w:rFonts w:ascii="Calibri" w:hAnsi="Calibri" w:eastAsia="Calibri"/>
+                <w:b w:val="0"/>
+                <w:sz w:val="18"/>
+              </w:rPr>
+              <w:t>Keep ON unless your CMS rejects the ocpp1.6 WebSocket subprotocol</w:t>
+            </w:r>
+          </w:p>
+        </w:tc>
+      </w:tr>
+      <w:tr>
+        <w:tc>
+          <w:tcPr>
+            <w:tcW w:type="dxa" w:w="4986"/>
+          </w:tcPr>
+          <w:p>
+            <w:pPr>
+              <w:spacing w:before="40" w:after="40"/>
+            </w:pPr>
+            <w:r/>
+            <w:r>
+              <w:rPr>
+                <w:rFonts w:ascii="Calibri" w:hAnsi="Calibri" w:eastAsia="Calibri"/>
+                <w:b w:val="0"/>
+                <w:sz w:val="18"/>
+              </w:rPr>
+              <w:t>Basic Auth (optional)</w:t>
+            </w:r>
+          </w:p>
+        </w:tc>
+        <w:tc>
+          <w:tcPr>
+            <w:tcW w:type="dxa" w:w="4986"/>
+          </w:tcPr>
+          <w:p>
+            <w:pPr>
+              <w:spacing w:before="40" w:after="40"/>
+            </w:pPr>
+            <w:r/>
+            <w:r>
+              <w:rPr>
+                <w:rFonts w:ascii="Calibri" w:hAnsi="Calibri" w:eastAsia="Calibri"/>
+                <w:b w:val="0"/>
+                <w:sz w:val="18"/>
+              </w:rPr>
+              <w:t>Username / password only if the CMS requires HTTP Basic Auth on the WebSocket. This is not an RFID card</w:t>
+            </w:r>
+          </w:p>
+        </w:tc>
+      </w:tr>
+      <w:tr>
+        <w:tc>
+          <w:tcPr>
+            <w:tcW w:type="dxa" w:w="4986"/>
+            <w:shd w:val="clear" w:color="auto" w:fill="FBEAEA"/>
+          </w:tcPr>
+          <w:p>
+            <w:pPr>
+              <w:spacing w:before="40" w:after="40"/>
+            </w:pPr>
+            <w:r/>
+            <w:r>
+              <w:rPr>
+                <w:rFonts w:ascii="Calibri" w:hAnsi="Calibri" w:eastAsia="Calibri"/>
+                <w:b w:val="0"/>
+                <w:sz w:val="18"/>
+              </w:rPr>
+              <w:t>Connect EVSE</w:t>
+            </w:r>
+          </w:p>
+        </w:tc>
+        <w:tc>
+          <w:tcPr>
+            <w:tcW w:type="dxa" w:w="4986"/>
+            <w:shd w:val="clear" w:color="auto" w:fill="FBEAEA"/>
+          </w:tcPr>
+          <w:p>
+            <w:pPr>
+              <w:spacing w:before="40" w:after="40"/>
+            </w:pPr>
+            <w:r/>
+            <w:r>
+              <w:rPr>
+                <w:rFonts w:ascii="Calibri" w:hAnsi="Calibri" w:eastAsia="Calibri"/>
+                <w:b w:val="0"/>
+                <w:sz w:val="18"/>
+              </w:rPr>
+              <w:t>Creates the charger and starts connecting to the CMS</w:t>
             </w:r>
           </w:p>
         </w:tc>
@@ -638,7 +1055,21 @@
     </w:p>
     <w:p>
       <w:pPr>
-        <w:spacing w:after="120"/>
+        <w:pStyle w:val="Heading2"/>
+      </w:pPr>
+      <w:r>
+        <w:rPr>
+          <w:rFonts w:ascii="Calibri" w:hAnsi="Calibri" w:eastAsia="Calibri"/>
+          <w:b/>
+          <w:color w:val="374151"/>
+          <w:sz w:val="24"/>
+        </w:rPr>
+        <w:t>After you connect</w:t>
+      </w:r>
+    </w:p>
+    <w:p>
+      <w:pPr>
+        <w:pStyle w:val="ListBullet"/>
       </w:pPr>
       <w:r>
         <w:rPr>
@@ -646,69 +1077,46 @@
           <w:b w:val="0"/>
           <w:sz w:val="22"/>
         </w:rPr>
-        <w:t xml:space="preserve">Panels can be </w:t>
+        <w:t>The new charger appears in the list under the form</w:t>
       </w:r>
-      <w:r>
-        <w:rPr>
-          <w:rFonts w:ascii="Calibri" w:hAnsi="Calibri" w:eastAsia="Calibri"/>
-          <w:b/>
-          <w:sz w:val="22"/>
-        </w:rPr>
-        <w:t>dragged</w:t>
-      </w:r>
+    </w:p>
+    <w:p>
+      <w:pPr>
+        <w:pStyle w:val="ListBullet"/>
+      </w:pPr>
       <w:r>
         <w:rPr>
           <w:rFonts w:ascii="Calibri" w:hAnsi="Calibri" w:eastAsia="Calibri"/>
           <w:b w:val="0"/>
           <w:sz w:val="22"/>
         </w:rPr>
-        <w:t xml:space="preserve"> (⋮⋮ Drag), </w:t>
+        <w:t>Click a charger row to select it (center + right panels follow that charger)</w:t>
       </w:r>
-      <w:r>
-        <w:rPr>
-          <w:rFonts w:ascii="Calibri" w:hAnsi="Calibri" w:eastAsia="Calibri"/>
-          <w:b/>
-          <w:sz w:val="22"/>
-        </w:rPr>
-        <w:t>resized</w:t>
-      </w:r>
+    </w:p>
+    <w:p>
+      <w:pPr>
+        <w:pStyle w:val="ListBullet"/>
+      </w:pPr>
       <w:r>
         <w:rPr>
           <w:rFonts w:ascii="Calibri" w:hAnsi="Calibri" w:eastAsia="Calibri"/>
           <w:b w:val="0"/>
           <w:sz w:val="22"/>
         </w:rPr>
-        <w:t xml:space="preserve"> from edges, and </w:t>
+        <w:t>Use remove / disconnect controls on the row if you need to delete it</w:t>
       </w:r>
-      <w:r>
-        <w:rPr>
-          <w:rFonts w:ascii="Calibri" w:hAnsi="Calibri" w:eastAsia="Calibri"/>
-          <w:b/>
-          <w:sz w:val="22"/>
-        </w:rPr>
-        <w:t>Dock</w:t>
-      </w:r>
+    </w:p>
+    <w:p>
+      <w:pPr>
+        <w:pStyle w:val="ListBullet"/>
+      </w:pPr>
       <w:r>
         <w:rPr>
           <w:rFonts w:ascii="Calibri" w:hAnsi="Calibri" w:eastAsia="Calibri"/>
           <w:b w:val="0"/>
           <w:sz w:val="22"/>
         </w:rPr>
-        <w:t>ed again.</w:t>
-      </w:r>
-    </w:p>
-    <w:p>
-      <w:pPr>
-        <w:pStyle w:val="Heading1"/>
-      </w:pPr>
-      <w:r>
-        <w:rPr>
-          <w:rFonts w:ascii="Calibri" w:hAnsi="Calibri" w:eastAsia="Calibri"/>
-          <w:b/>
-          <w:color w:val="111827"/>
-          <w:sz w:val="28"/>
-        </w:rPr>
-        <w:t>3. First connection (5 minutes)</w:t>
+        <w:t>Hide form / Commission toggles the commission form to free space</w:t>
       </w:r>
     </w:p>
     <w:p>
@@ -722,550 +1130,7 @@
           <w:color w:val="374151"/>
           <w:sz w:val="24"/>
         </w:rPr>
-        <w:t>Step 1 — Commission a charger</w:t>
-      </w:r>
-    </w:p>
-    <w:p>
-      <w:pPr>
-        <w:spacing w:after="120"/>
-      </w:pPr>
-      <w:r>
-        <w:rPr>
-          <w:rFonts w:ascii="Calibri" w:hAnsi="Calibri" w:eastAsia="Calibri"/>
-          <w:b w:val="0"/>
-          <w:sz w:val="22"/>
-        </w:rPr>
-        <w:t xml:space="preserve">In the left </w:t>
-      </w:r>
-      <w:r>
-        <w:rPr>
-          <w:rFonts w:ascii="Calibri" w:hAnsi="Calibri" w:eastAsia="Calibri"/>
-          <w:b/>
-          <w:sz w:val="22"/>
-        </w:rPr>
-        <w:t>Chargers</w:t>
-      </w:r>
-      <w:r>
-        <w:rPr>
-          <w:rFonts w:ascii="Calibri" w:hAnsi="Calibri" w:eastAsia="Calibri"/>
-          <w:b w:val="0"/>
-          <w:sz w:val="22"/>
-        </w:rPr>
-        <w:t xml:space="preserve"> form:</w:t>
-      </w:r>
-    </w:p>
-    <w:p>
-      <w:pPr>
-        <w:pStyle w:val="ListNumber"/>
-      </w:pPr>
-      <w:r>
-        <w:rPr>
-          <w:rFonts w:ascii="Calibri" w:hAnsi="Calibri" w:eastAsia="Calibri"/>
-          <w:b w:val="0"/>
-          <w:sz w:val="22"/>
-        </w:rPr>
-        <w:t>Charge Point ID — unique ID your CMS expects (example: MASSIVE-CP-001)</w:t>
-      </w:r>
-    </w:p>
-    <w:p>
-      <w:pPr>
-        <w:pStyle w:val="ListNumber"/>
-      </w:pPr>
-      <w:r>
-        <w:rPr>
-          <w:rFonts w:ascii="Calibri" w:hAnsi="Calibri" w:eastAsia="Calibri"/>
-          <w:b w:val="0"/>
-          <w:sz w:val="22"/>
-        </w:rPr>
-        <w:t>CSMS WebSocket base — CMS OCPP URL without the charge-point id</w:t>
-      </w:r>
-    </w:p>
-    <w:p>
-      <w:pPr>
-        <w:spacing w:after="120"/>
-      </w:pPr>
-      <w:r>
-        <w:rPr>
-          <w:rFonts w:ascii="Calibri" w:hAnsi="Calibri" w:eastAsia="Calibri"/>
-          <w:b w:val="0"/>
-          <w:sz w:val="22"/>
-        </w:rPr>
-        <w:t xml:space="preserve">   Example: </w:t>
-      </w:r>
-      <w:r>
-        <w:rPr>
-          <w:rFonts w:ascii="Consolas" w:hAnsi="Consolas" w:eastAsia="Consolas"/>
-          <w:b w:val="0"/>
-          <w:sz w:val="22"/>
-        </w:rPr>
-        <w:t>wss://your-cms.example.com/ocpp/1.6</w:t>
-      </w:r>
-    </w:p>
-    <w:p>
-      <w:pPr>
-        <w:spacing w:after="120"/>
-      </w:pPr>
-      <w:r>
-        <w:rPr>
-          <w:rFonts w:ascii="Calibri" w:hAnsi="Calibri" w:eastAsia="Calibri"/>
-          <w:b w:val="0"/>
-          <w:sz w:val="22"/>
-        </w:rPr>
-        <w:t xml:space="preserve">   The simulator connects to: </w:t>
-      </w:r>
-      <w:r>
-        <w:rPr>
-          <w:rFonts w:ascii="Consolas" w:hAnsi="Consolas" w:eastAsia="Consolas"/>
-          <w:b w:val="0"/>
-          <w:sz w:val="22"/>
-        </w:rPr>
-        <w:t>{base}/{cpId}</w:t>
-      </w:r>
-    </w:p>
-    <w:p>
-      <w:pPr>
-        <w:pStyle w:val="ListNumber"/>
-      </w:pPr>
-      <w:r>
-        <w:rPr>
-          <w:rFonts w:ascii="Calibri" w:hAnsi="Calibri" w:eastAsia="Calibri"/>
-          <w:b w:val="0"/>
-          <w:sz w:val="22"/>
-        </w:rPr>
-        <w:t>Default kW — rated power (e.g. 22)</w:t>
-      </w:r>
-    </w:p>
-    <w:p>
-      <w:pPr>
-        <w:pStyle w:val="ListNumber"/>
-      </w:pPr>
-      <w:r>
-        <w:rPr>
-          <w:rFonts w:ascii="Calibri" w:hAnsi="Calibri" w:eastAsia="Calibri"/>
-          <w:b w:val="0"/>
-          <w:sz w:val="22"/>
-        </w:rPr>
-        <w:t>Connectors — 1 to 4 outlets</w:t>
-      </w:r>
-    </w:p>
-    <w:p>
-      <w:pPr>
-        <w:pStyle w:val="ListNumber"/>
-      </w:pPr>
-      <w:r>
-        <w:rPr>
-          <w:rFonts w:ascii="Calibri" w:hAnsi="Calibri" w:eastAsia="Calibri"/>
-          <w:b w:val="0"/>
-          <w:sz w:val="22"/>
-        </w:rPr>
-        <w:t>Optional per-connector kW and name</w:t>
-      </w:r>
-    </w:p>
-    <w:p>
-      <w:pPr>
-        <w:pStyle w:val="ListNumber"/>
-      </w:pPr>
-      <w:r>
-        <w:rPr>
-          <w:rFonts w:ascii="Calibri" w:hAnsi="Calibri" w:eastAsia="Calibri"/>
-          <w:b w:val="0"/>
-          <w:sz w:val="22"/>
-        </w:rPr>
-        <w:t>Require ocpp1.6 subprotocol — leave ON unless your CMS rejects it</w:t>
-      </w:r>
-    </w:p>
-    <w:p>
-      <w:pPr>
-        <w:pStyle w:val="ListNumber"/>
-      </w:pPr>
-      <w:r>
-        <w:rPr>
-          <w:rFonts w:ascii="Calibri" w:hAnsi="Calibri" w:eastAsia="Calibri"/>
-          <w:b w:val="0"/>
-          <w:sz w:val="22"/>
-        </w:rPr>
-        <w:t>Basic Auth (optional) — only if your CMS needs username/password on the WebSocket handshake (not RFID)</w:t>
-      </w:r>
-    </w:p>
-    <w:p>
-      <w:pPr>
-        <w:pStyle w:val="ListNumber"/>
-      </w:pPr>
-      <w:r>
-        <w:rPr>
-          <w:rFonts w:ascii="Calibri" w:hAnsi="Calibri" w:eastAsia="Calibri"/>
-          <w:b w:val="0"/>
-          <w:sz w:val="22"/>
-        </w:rPr>
-        <w:t>Click Connect EVSE</w:t>
-      </w:r>
-    </w:p>
-    <w:p>
-      <w:pPr>
-        <w:pStyle w:val="Heading2"/>
-      </w:pPr>
-      <w:r>
-        <w:rPr>
-          <w:rFonts w:ascii="Calibri" w:hAnsi="Calibri" w:eastAsia="Calibri"/>
-          <w:b/>
-          <w:color w:val="374151"/>
-          <w:sz w:val="24"/>
-        </w:rPr>
-        <w:t>Step 2 — Wait for online</w:t>
-      </w:r>
-    </w:p>
-    <w:p>
-      <w:pPr>
-        <w:spacing w:after="120"/>
-      </w:pPr>
-      <w:r>
-        <w:rPr>
-          <w:rFonts w:ascii="Calibri" w:hAnsi="Calibri" w:eastAsia="Calibri"/>
-          <w:b w:val="0"/>
-          <w:sz w:val="22"/>
-        </w:rPr>
-        <w:t>Watch the header / left list:</w:t>
-      </w:r>
-    </w:p>
-    <w:p>
-      <w:pPr>
-        <w:pStyle w:val="ListBullet"/>
-      </w:pPr>
-      <w:r>
-        <w:rPr>
-          <w:rFonts w:ascii="Calibri" w:hAnsi="Calibri" w:eastAsia="Calibri"/>
-          <w:b w:val="0"/>
-          <w:sz w:val="22"/>
-        </w:rPr>
-        <w:t>connecting → handshake in progress</w:t>
-      </w:r>
-    </w:p>
-    <w:p>
-      <w:pPr>
-        <w:pStyle w:val="ListBullet"/>
-      </w:pPr>
-      <w:r>
-        <w:rPr>
-          <w:rFonts w:ascii="Calibri" w:hAnsi="Calibri" w:eastAsia="Calibri"/>
-          <w:b w:val="0"/>
-          <w:sz w:val="22"/>
-        </w:rPr>
-        <w:t>online → WebSocket up; BootNotification should be Accepted</w:t>
-      </w:r>
-    </w:p>
-    <w:p>
-      <w:pPr>
-        <w:pStyle w:val="ListBullet"/>
-      </w:pPr>
-      <w:r>
-        <w:rPr>
-          <w:rFonts w:ascii="Calibri" w:hAnsi="Calibri" w:eastAsia="Calibri"/>
-          <w:b w:val="0"/>
-          <w:sz w:val="22"/>
-        </w:rPr>
-        <w:t>reconnecting → link dropped; simulator will retry</w:t>
-      </w:r>
-    </w:p>
-    <w:p>
-      <w:pPr>
-        <w:spacing w:after="120"/>
-      </w:pPr>
-      <w:r>
-        <w:rPr>
-          <w:rFonts w:ascii="Calibri" w:hAnsi="Calibri" w:eastAsia="Calibri"/>
-          <w:b w:val="0"/>
-          <w:sz w:val="22"/>
-        </w:rPr>
-        <w:t xml:space="preserve">Use </w:t>
-      </w:r>
-      <w:r>
-        <w:rPr>
-          <w:rFonts w:ascii="Calibri" w:hAnsi="Calibri" w:eastAsia="Calibri"/>
-          <w:b/>
-          <w:sz w:val="22"/>
-        </w:rPr>
-        <w:t>Message Trace → OCPP</w:t>
-      </w:r>
-      <w:r>
-        <w:rPr>
-          <w:rFonts w:ascii="Calibri" w:hAnsi="Calibri" w:eastAsia="Calibri"/>
-          <w:b w:val="0"/>
-          <w:sz w:val="22"/>
-        </w:rPr>
-        <w:t xml:space="preserve"> to confirm </w:t>
-      </w:r>
-      <w:r>
-        <w:rPr>
-          <w:rFonts w:ascii="Consolas" w:hAnsi="Consolas" w:eastAsia="Consolas"/>
-          <w:b w:val="0"/>
-          <w:sz w:val="22"/>
-        </w:rPr>
-        <w:t>BootNotification</w:t>
-      </w:r>
-      <w:r>
-        <w:rPr>
-          <w:rFonts w:ascii="Calibri" w:hAnsi="Calibri" w:eastAsia="Calibri"/>
-          <w:b w:val="0"/>
-          <w:sz w:val="22"/>
-        </w:rPr>
-        <w:t xml:space="preserve"> and </w:t>
-      </w:r>
-      <w:r>
-        <w:rPr>
-          <w:rFonts w:ascii="Consolas" w:hAnsi="Consolas" w:eastAsia="Consolas"/>
-          <w:b w:val="0"/>
-          <w:sz w:val="22"/>
-        </w:rPr>
-        <w:t>Heartbeat</w:t>
-      </w:r>
-      <w:r>
-        <w:rPr>
-          <w:rFonts w:ascii="Calibri" w:hAnsi="Calibri" w:eastAsia="Calibri"/>
-          <w:b w:val="0"/>
-          <w:sz w:val="22"/>
-        </w:rPr>
-        <w:t>.</w:t>
-      </w:r>
-    </w:p>
-    <w:p>
-      <w:pPr>
-        <w:pStyle w:val="Heading2"/>
-      </w:pPr>
-      <w:r>
-        <w:rPr>
-          <w:rFonts w:ascii="Calibri" w:hAnsi="Calibri" w:eastAsia="Calibri"/>
-          <w:b/>
-          <w:color w:val="374151"/>
-          <w:sz w:val="24"/>
-        </w:rPr>
-        <w:t>Step 3 — Run a demo charge</w:t>
-      </w:r>
-    </w:p>
-    <w:p>
-      <w:pPr>
-        <w:spacing w:after="120"/>
-      </w:pPr>
-      <w:r>
-        <w:rPr>
-          <w:rFonts w:ascii="Calibri" w:hAnsi="Calibri" w:eastAsia="Calibri"/>
-          <w:b w:val="0"/>
-          <w:sz w:val="22"/>
-        </w:rPr>
-        <w:t xml:space="preserve">Default demo tags work in </w:t>
-      </w:r>
-      <w:r>
-        <w:rPr>
-          <w:rFonts w:ascii="Calibri" w:hAnsi="Calibri" w:eastAsia="Calibri"/>
-          <w:b/>
-          <w:sz w:val="22"/>
-        </w:rPr>
-        <w:t>Local or CMS</w:t>
-      </w:r>
-      <w:r>
-        <w:rPr>
-          <w:rFonts w:ascii="Calibri" w:hAnsi="Calibri" w:eastAsia="Calibri"/>
-          <w:b w:val="0"/>
-          <w:sz w:val="22"/>
-        </w:rPr>
-        <w:t xml:space="preserve"> auth mode:</w:t>
-      </w:r>
-    </w:p>
-    <w:p>
-      <w:pPr>
-        <w:pStyle w:val="ListBullet"/>
-      </w:pPr>
-      <w:r>
-        <w:rPr>
-          <w:rFonts w:ascii="Calibri" w:hAnsi="Calibri" w:eastAsia="Calibri"/>
-          <w:b w:val="0"/>
-          <w:sz w:val="22"/>
-        </w:rPr>
-        <w:t>CARD-7F2A91</w:t>
-      </w:r>
-    </w:p>
-    <w:p>
-      <w:pPr>
-        <w:pStyle w:val="ListBullet"/>
-      </w:pPr>
-      <w:r>
-        <w:rPr>
-          <w:rFonts w:ascii="Calibri" w:hAnsi="Calibri" w:eastAsia="Calibri"/>
-          <w:b w:val="0"/>
-          <w:sz w:val="22"/>
-        </w:rPr>
-        <w:t>FOB-ORBIT-44</w:t>
-      </w:r>
-    </w:p>
-    <w:p>
-      <w:pPr>
-        <w:pStyle w:val="ListBullet"/>
-      </w:pPr>
-      <w:r>
-        <w:rPr>
-          <w:rFonts w:ascii="Calibri" w:hAnsi="Calibri" w:eastAsia="Calibri"/>
-          <w:b w:val="0"/>
-          <w:sz w:val="22"/>
-        </w:rPr>
-        <w:t>TOKEN-MASSIVE-09</w:t>
-      </w:r>
-    </w:p>
-    <w:p>
-      <w:pPr>
-        <w:spacing w:after="120"/>
-      </w:pPr>
-      <w:r>
-        <w:rPr>
-          <w:rFonts w:ascii="Calibri" w:hAnsi="Calibri" w:eastAsia="Calibri"/>
-          <w:b w:val="0"/>
-          <w:sz w:val="22"/>
-        </w:rPr>
-        <w:t>Typical flow:</w:t>
-      </w:r>
-    </w:p>
-    <w:p>
-      <w:pPr>
-        <w:pStyle w:val="ListNumber"/>
-      </w:pPr>
-      <w:r>
-        <w:rPr>
-          <w:rFonts w:ascii="Calibri" w:hAnsi="Calibri" w:eastAsia="Calibri"/>
-          <w:b w:val="0"/>
-          <w:sz w:val="22"/>
-        </w:rPr>
-        <w:t>Plug the cable (3D gun double-click / HMI PLUG / Operator panel Plug cable)</w:t>
-      </w:r>
-    </w:p>
-    <w:p>
-      <w:pPr>
-        <w:pStyle w:val="ListNumber"/>
-      </w:pPr>
-      <w:r>
-        <w:rPr>
-          <w:rFonts w:ascii="Calibri" w:hAnsi="Calibri" w:eastAsia="Calibri"/>
-          <w:b w:val="0"/>
-          <w:sz w:val="22"/>
-        </w:rPr>
-        <w:t>Tap RFID on the charger (or START / Tap RFID / Card)</w:t>
-      </w:r>
-    </w:p>
-    <w:p>
-      <w:pPr>
-        <w:pStyle w:val="ListNumber"/>
-      </w:pPr>
-      <w:r>
-        <w:rPr>
-          <w:rFonts w:ascii="Calibri" w:hAnsi="Calibri" w:eastAsia="Calibri"/>
-          <w:b w:val="0"/>
-          <w:sz w:val="22"/>
-        </w:rPr>
-        <w:t>Watch status → Charging, energy + cost update on the screen</w:t>
-      </w:r>
-    </w:p>
-    <w:p>
-      <w:pPr>
-        <w:pStyle w:val="ListNumber"/>
-      </w:pPr>
-      <w:r>
-        <w:rPr>
-          <w:rFonts w:ascii="Calibri" w:hAnsi="Calibri" w:eastAsia="Calibri"/>
-          <w:b w:val="0"/>
-          <w:sz w:val="22"/>
-        </w:rPr>
-        <w:t>STOP when done, then UNPLUG</w:t>
-      </w:r>
-    </w:p>
-    <w:p>
-      <w:pPr>
-        <w:pStyle w:val="Heading1"/>
-      </w:pPr>
-      <w:r>
-        <w:rPr>
-          <w:rFonts w:ascii="Calibri" w:hAnsi="Calibri" w:eastAsia="Calibri"/>
-          <w:b/>
-          <w:color w:val="111827"/>
-          <w:sz w:val="28"/>
-        </w:rPr>
-        <w:t>4. Using the 3D charger</w:t>
-      </w:r>
-    </w:p>
-    <w:p>
-      <w:pPr>
-        <w:pStyle w:val="Heading2"/>
-      </w:pPr>
-      <w:r>
-        <w:rPr>
-          <w:rFonts w:ascii="Calibri" w:hAnsi="Calibri" w:eastAsia="Calibri"/>
-          <w:b/>
-          <w:color w:val="374151"/>
-          <w:sz w:val="24"/>
-        </w:rPr>
-        <w:t>Orbit / zoom</w:t>
-      </w:r>
-    </w:p>
-    <w:p>
-      <w:pPr>
-        <w:pStyle w:val="ListBullet"/>
-      </w:pPr>
-      <w:r>
-        <w:rPr>
-          <w:rFonts w:ascii="Calibri" w:hAnsi="Calibri" w:eastAsia="Calibri"/>
-          <w:b w:val="0"/>
-          <w:sz w:val="22"/>
-        </w:rPr>
-        <w:t>Drag — orbit around the charger</w:t>
-      </w:r>
-    </w:p>
-    <w:p>
-      <w:pPr>
-        <w:pStyle w:val="ListBullet"/>
-      </w:pPr>
-      <w:r>
-        <w:rPr>
-          <w:rFonts w:ascii="Calibri" w:hAnsi="Calibri" w:eastAsia="Calibri"/>
-          <w:b w:val="0"/>
-          <w:sz w:val="22"/>
-        </w:rPr>
-        <w:t>Scroll — zoom</w:t>
-      </w:r>
-    </w:p>
-    <w:p>
-      <w:pPr>
-        <w:pStyle w:val="ListBullet"/>
-      </w:pPr>
-      <w:r>
-        <w:rPr>
-          <w:rFonts w:ascii="Calibri" w:hAnsi="Calibri" w:eastAsia="Calibri"/>
-          <w:b w:val="0"/>
-          <w:sz w:val="22"/>
-        </w:rPr>
-        <w:t>Default view shows the full pedestal and HMI</w:t>
-      </w:r>
-    </w:p>
-    <w:p>
-      <w:pPr>
-        <w:pStyle w:val="Heading2"/>
-      </w:pPr>
-      <w:r>
-        <w:rPr>
-          <w:rFonts w:ascii="Calibri" w:hAnsi="Calibri" w:eastAsia="Calibri"/>
-          <w:b/>
-          <w:color w:val="374151"/>
-          <w:sz w:val="24"/>
-        </w:rPr>
-        <w:t>Touch screen (HMI)</w:t>
-      </w:r>
-    </w:p>
-    <w:p>
-      <w:pPr>
-        <w:spacing w:after="120"/>
-      </w:pPr>
-      <w:r>
-        <w:rPr>
-          <w:rFonts w:ascii="Calibri" w:hAnsi="Calibri" w:eastAsia="Calibri"/>
-          <w:b w:val="0"/>
-          <w:sz w:val="22"/>
-        </w:rPr>
-        <w:t>On-screen pages:</w:t>
+        <w:t>Connection states</w:t>
       </w:r>
     </w:p>
     <w:tbl>
@@ -1297,7 +1162,7 @@
                 <w:color w:val="FFFFFF"/>
                 <w:sz w:val="18"/>
               </w:rPr>
-              <w:t>Page</w:t>
+              <w:t>State</w:t>
             </w:r>
           </w:p>
         </w:tc>
@@ -1318,7 +1183,496 @@
                 <w:color w:val="FFFFFF"/>
                 <w:sz w:val="18"/>
               </w:rPr>
-              <w:t>What you see</w:t>
+              <w:t>Meaning</w:t>
+            </w:r>
+          </w:p>
+        </w:tc>
+      </w:tr>
+      <w:tr>
+        <w:tc>
+          <w:tcPr>
+            <w:tcW w:type="dxa" w:w="4986"/>
+          </w:tcPr>
+          <w:p>
+            <w:pPr>
+              <w:spacing w:before="40" w:after="40"/>
+            </w:pPr>
+            <w:r/>
+            <w:r>
+              <w:rPr>
+                <w:rFonts w:ascii="Calibri" w:hAnsi="Calibri" w:eastAsia="Calibri"/>
+                <w:b w:val="0"/>
+                <w:sz w:val="18"/>
+              </w:rPr>
+              <w:t>connecting</w:t>
+            </w:r>
+          </w:p>
+        </w:tc>
+        <w:tc>
+          <w:tcPr>
+            <w:tcW w:type="dxa" w:w="4986"/>
+          </w:tcPr>
+          <w:p>
+            <w:pPr>
+              <w:spacing w:before="40" w:after="40"/>
+            </w:pPr>
+            <w:r/>
+            <w:r>
+              <w:rPr>
+                <w:rFonts w:ascii="Calibri" w:hAnsi="Calibri" w:eastAsia="Calibri"/>
+                <w:b w:val="0"/>
+                <w:sz w:val="18"/>
+              </w:rPr>
+              <w:t>Opening WebSocket / sending BootNotification</w:t>
+            </w:r>
+          </w:p>
+        </w:tc>
+      </w:tr>
+      <w:tr>
+        <w:tc>
+          <w:tcPr>
+            <w:tcW w:type="dxa" w:w="4986"/>
+            <w:shd w:val="clear" w:color="auto" w:fill="FBEAEA"/>
+          </w:tcPr>
+          <w:p>
+            <w:pPr>
+              <w:spacing w:before="40" w:after="40"/>
+            </w:pPr>
+            <w:r/>
+            <w:r>
+              <w:rPr>
+                <w:rFonts w:ascii="Calibri" w:hAnsi="Calibri" w:eastAsia="Calibri"/>
+                <w:b w:val="0"/>
+                <w:sz w:val="18"/>
+              </w:rPr>
+              <w:t>online</w:t>
+            </w:r>
+          </w:p>
+        </w:tc>
+        <w:tc>
+          <w:tcPr>
+            <w:tcW w:type="dxa" w:w="4986"/>
+            <w:shd w:val="clear" w:color="auto" w:fill="FBEAEA"/>
+          </w:tcPr>
+          <w:p>
+            <w:pPr>
+              <w:spacing w:before="40" w:after="40"/>
+            </w:pPr>
+            <w:r/>
+            <w:r>
+              <w:rPr>
+                <w:rFonts w:ascii="Calibri" w:hAnsi="Calibri" w:eastAsia="Calibri"/>
+                <w:b w:val="0"/>
+                <w:sz w:val="18"/>
+              </w:rPr>
+              <w:t>Connected; Heartbeats should be running</w:t>
+            </w:r>
+          </w:p>
+        </w:tc>
+      </w:tr>
+      <w:tr>
+        <w:tc>
+          <w:tcPr>
+            <w:tcW w:type="dxa" w:w="4986"/>
+          </w:tcPr>
+          <w:p>
+            <w:pPr>
+              <w:spacing w:before="40" w:after="40"/>
+            </w:pPr>
+            <w:r/>
+            <w:r>
+              <w:rPr>
+                <w:rFonts w:ascii="Calibri" w:hAnsi="Calibri" w:eastAsia="Calibri"/>
+                <w:b w:val="0"/>
+                <w:sz w:val="18"/>
+              </w:rPr>
+              <w:t>reconnecting</w:t>
+            </w:r>
+          </w:p>
+        </w:tc>
+        <w:tc>
+          <w:tcPr>
+            <w:tcW w:type="dxa" w:w="4986"/>
+          </w:tcPr>
+          <w:p>
+            <w:pPr>
+              <w:spacing w:before="40" w:after="40"/>
+            </w:pPr>
+            <w:r/>
+            <w:r>
+              <w:rPr>
+                <w:rFonts w:ascii="Calibri" w:hAnsi="Calibri" w:eastAsia="Calibri"/>
+                <w:b w:val="0"/>
+                <w:sz w:val="18"/>
+              </w:rPr>
+              <w:t>Link lost; automatic retry</w:t>
+            </w:r>
+          </w:p>
+        </w:tc>
+      </w:tr>
+      <w:tr>
+        <w:tc>
+          <w:tcPr>
+            <w:tcW w:type="dxa" w:w="4986"/>
+            <w:shd w:val="clear" w:color="auto" w:fill="FBEAEA"/>
+          </w:tcPr>
+          <w:p>
+            <w:pPr>
+              <w:spacing w:before="40" w:after="40"/>
+            </w:pPr>
+            <w:r/>
+            <w:r>
+              <w:rPr>
+                <w:rFonts w:ascii="Calibri" w:hAnsi="Calibri" w:eastAsia="Calibri"/>
+                <w:b w:val="0"/>
+                <w:sz w:val="18"/>
+              </w:rPr>
+              <w:t>offline</w:t>
+            </w:r>
+          </w:p>
+        </w:tc>
+        <w:tc>
+          <w:tcPr>
+            <w:tcW w:type="dxa" w:w="4986"/>
+            <w:shd w:val="clear" w:color="auto" w:fill="FBEAEA"/>
+          </w:tcPr>
+          <w:p>
+            <w:pPr>
+              <w:spacing w:before="40" w:after="40"/>
+            </w:pPr>
+            <w:r/>
+            <w:r>
+              <w:rPr>
+                <w:rFonts w:ascii="Calibri" w:hAnsi="Calibri" w:eastAsia="Calibri"/>
+                <w:b w:val="0"/>
+                <w:sz w:val="18"/>
+              </w:rPr>
+              <w:t>Not connected</w:t>
+            </w:r>
+          </w:p>
+        </w:tc>
+      </w:tr>
+    </w:tbl>
+    <w:p>
+      <w:pPr>
+        <w:spacing w:after="120"/>
+      </w:pPr>
+    </w:p>
+    <w:p>
+      <w:pPr>
+        <w:pStyle w:val="Heading1"/>
+      </w:pPr>
+      <w:r>
+        <w:rPr>
+          <w:rFonts w:ascii="Calibri" w:hAnsi="Calibri" w:eastAsia="Calibri"/>
+          <w:b/>
+          <w:color w:val="111827"/>
+          <w:sz w:val="28"/>
+        </w:rPr>
+        <w:t>5. Center stage — 3D charger</w:t>
+      </w:r>
+    </w:p>
+    <w:p>
+      <w:pPr>
+        <w:spacing w:after="120"/>
+      </w:pPr>
+      <w:r>
+        <w:rPr>
+          <w:rFonts w:ascii="Calibri" w:hAnsi="Calibri" w:eastAsia="Calibri"/>
+          <w:b w:val="0"/>
+          <w:sz w:val="22"/>
+        </w:rPr>
+        <w:t>The large middle area shows the Massive cabinet.</w:t>
+      </w:r>
+    </w:p>
+    <w:p>
+      <w:pPr>
+        <w:pStyle w:val="Heading2"/>
+      </w:pPr>
+      <w:r>
+        <w:rPr>
+          <w:rFonts w:ascii="Calibri" w:hAnsi="Calibri" w:eastAsia="Calibri"/>
+          <w:b/>
+          <w:color w:val="374151"/>
+          <w:sz w:val="24"/>
+        </w:rPr>
+        <w:t>View controls</w:t>
+      </w:r>
+    </w:p>
+    <w:tbl>
+      <w:tblPr>
+        <w:tblStyle w:val="TableGrid"/>
+        <w:tblW w:type="auto" w:w="0"/>
+        <w:tblLayout w:type="autofit"/>
+        <w:tblLook w:firstColumn="1" w:firstRow="1" w:lastColumn="0" w:lastRow="0" w:noHBand="0" w:noVBand="1" w:val="04A0"/>
+      </w:tblPr>
+      <w:tblGrid>
+        <w:gridCol w:w="4986"/>
+        <w:gridCol w:w="4986"/>
+      </w:tblGrid>
+      <w:tr>
+        <w:tc>
+          <w:tcPr>
+            <w:tcW w:type="dxa" w:w="4986"/>
+            <w:shd w:val="clear" w:color="auto" w:fill="C02434"/>
+          </w:tcPr>
+          <w:p>
+            <w:pPr>
+              <w:spacing w:before="40" w:after="40"/>
+            </w:pPr>
+            <w:r/>
+            <w:r>
+              <w:rPr>
+                <w:rFonts w:ascii="Calibri" w:hAnsi="Calibri" w:eastAsia="Calibri"/>
+                <w:b/>
+                <w:color w:val="FFFFFF"/>
+                <w:sz w:val="18"/>
+              </w:rPr>
+              <w:t>Action</w:t>
+            </w:r>
+          </w:p>
+        </w:tc>
+        <w:tc>
+          <w:tcPr>
+            <w:tcW w:type="dxa" w:w="4986"/>
+            <w:shd w:val="clear" w:color="auto" w:fill="C02434"/>
+          </w:tcPr>
+          <w:p>
+            <w:pPr>
+              <w:spacing w:before="40" w:after="40"/>
+            </w:pPr>
+            <w:r/>
+            <w:r>
+              <w:rPr>
+                <w:rFonts w:ascii="Calibri" w:hAnsi="Calibri" w:eastAsia="Calibri"/>
+                <w:b/>
+                <w:color w:val="FFFFFF"/>
+                <w:sz w:val="18"/>
+              </w:rPr>
+              <w:t>Result</w:t>
+            </w:r>
+          </w:p>
+        </w:tc>
+      </w:tr>
+      <w:tr>
+        <w:tc>
+          <w:tcPr>
+            <w:tcW w:type="dxa" w:w="4986"/>
+          </w:tcPr>
+          <w:p>
+            <w:pPr>
+              <w:spacing w:before="40" w:after="40"/>
+            </w:pPr>
+            <w:r/>
+            <w:r>
+              <w:rPr>
+                <w:rFonts w:ascii="Calibri" w:hAnsi="Calibri" w:eastAsia="Calibri"/>
+                <w:b w:val="0"/>
+                <w:sz w:val="18"/>
+              </w:rPr>
+              <w:t>Drag on the yard</w:t>
+            </w:r>
+          </w:p>
+        </w:tc>
+        <w:tc>
+          <w:tcPr>
+            <w:tcW w:type="dxa" w:w="4986"/>
+          </w:tcPr>
+          <w:p>
+            <w:pPr>
+              <w:spacing w:before="40" w:after="40"/>
+            </w:pPr>
+            <w:r/>
+            <w:r>
+              <w:rPr>
+                <w:rFonts w:ascii="Calibri" w:hAnsi="Calibri" w:eastAsia="Calibri"/>
+                <w:b w:val="0"/>
+                <w:sz w:val="18"/>
+              </w:rPr>
+              <w:t>Orbit around the charger</w:t>
+            </w:r>
+          </w:p>
+        </w:tc>
+      </w:tr>
+      <w:tr>
+        <w:tc>
+          <w:tcPr>
+            <w:tcW w:type="dxa" w:w="4986"/>
+            <w:shd w:val="clear" w:color="auto" w:fill="FBEAEA"/>
+          </w:tcPr>
+          <w:p>
+            <w:pPr>
+              <w:spacing w:before="40" w:after="40"/>
+            </w:pPr>
+            <w:r/>
+            <w:r>
+              <w:rPr>
+                <w:rFonts w:ascii="Calibri" w:hAnsi="Calibri" w:eastAsia="Calibri"/>
+                <w:b w:val="0"/>
+                <w:sz w:val="18"/>
+              </w:rPr>
+              <w:t>Scroll</w:t>
+            </w:r>
+          </w:p>
+        </w:tc>
+        <w:tc>
+          <w:tcPr>
+            <w:tcW w:type="dxa" w:w="4986"/>
+            <w:shd w:val="clear" w:color="auto" w:fill="FBEAEA"/>
+          </w:tcPr>
+          <w:p>
+            <w:pPr>
+              <w:spacing w:before="40" w:after="40"/>
+            </w:pPr>
+            <w:r/>
+            <w:r>
+              <w:rPr>
+                <w:rFonts w:ascii="Calibri" w:hAnsi="Calibri" w:eastAsia="Calibri"/>
+                <w:b w:val="0"/>
+                <w:sz w:val="18"/>
+              </w:rPr>
+              <w:t>Zoom in / out</w:t>
+            </w:r>
+          </w:p>
+        </w:tc>
+      </w:tr>
+      <w:tr>
+        <w:tc>
+          <w:tcPr>
+            <w:tcW w:type="dxa" w:w="4986"/>
+          </w:tcPr>
+          <w:p>
+            <w:pPr>
+              <w:spacing w:before="40" w:after="40"/>
+            </w:pPr>
+            <w:r/>
+            <w:r>
+              <w:rPr>
+                <w:rFonts w:ascii="Calibri" w:hAnsi="Calibri" w:eastAsia="Calibri"/>
+                <w:b w:val="0"/>
+                <w:sz w:val="18"/>
+              </w:rPr>
+              <w:t>Goal</w:t>
+            </w:r>
+          </w:p>
+        </w:tc>
+        <w:tc>
+          <w:tcPr>
+            <w:tcW w:type="dxa" w:w="4986"/>
+          </w:tcPr>
+          <w:p>
+            <w:pPr>
+              <w:spacing w:before="40" w:after="40"/>
+            </w:pPr>
+            <w:r/>
+            <w:r>
+              <w:rPr>
+                <w:rFonts w:ascii="Calibri" w:hAnsi="Calibri" w:eastAsia="Calibri"/>
+                <w:b w:val="0"/>
+                <w:sz w:val="18"/>
+              </w:rPr>
+              <w:t>Keep the full pedestal, screen, and side guns visible</w:t>
+            </w:r>
+          </w:p>
+        </w:tc>
+      </w:tr>
+    </w:tbl>
+    <w:p>
+      <w:pPr>
+        <w:spacing w:after="120"/>
+      </w:pPr>
+    </w:p>
+    <w:p>
+      <w:pPr>
+        <w:pStyle w:val="Heading2"/>
+      </w:pPr>
+      <w:r>
+        <w:rPr>
+          <w:rFonts w:ascii="Calibri" w:hAnsi="Calibri" w:eastAsia="Calibri"/>
+          <w:b/>
+          <w:color w:val="374151"/>
+          <w:sz w:val="24"/>
+        </w:rPr>
+        <w:t>Touch screen (HMI)</w:t>
+      </w:r>
+    </w:p>
+    <w:p>
+      <w:pPr>
+        <w:spacing w:after="120"/>
+      </w:pPr>
+      <w:r>
+        <w:rPr>
+          <w:rFonts w:ascii="Calibri" w:hAnsi="Calibri" w:eastAsia="Calibri"/>
+          <w:b w:val="0"/>
+          <w:sz w:val="22"/>
+        </w:rPr>
+        <w:t>Tap the on-charger display.</w:t>
+      </w:r>
+    </w:p>
+    <w:p>
+      <w:pPr>
+        <w:spacing w:after="120"/>
+      </w:pPr>
+      <w:r>
+        <w:rPr>
+          <w:rFonts w:ascii="Calibri" w:hAnsi="Calibri" w:eastAsia="Calibri"/>
+          <w:b w:val="0"/>
+          <w:sz w:val="22"/>
+        </w:rPr>
+        <w:t>#### Pages</w:t>
+      </w:r>
+    </w:p>
+    <w:tbl>
+      <w:tblPr>
+        <w:tblStyle w:val="TableGrid"/>
+        <w:tblW w:type="auto" w:w="0"/>
+        <w:tblLayout w:type="autofit"/>
+        <w:tblLook w:firstColumn="1" w:firstRow="1" w:lastColumn="0" w:lastRow="0" w:noHBand="0" w:noVBand="1" w:val="04A0"/>
+      </w:tblPr>
+      <w:tblGrid>
+        <w:gridCol w:w="4986"/>
+        <w:gridCol w:w="4986"/>
+      </w:tblGrid>
+      <w:tr>
+        <w:tc>
+          <w:tcPr>
+            <w:tcW w:type="dxa" w:w="4986"/>
+            <w:shd w:val="clear" w:color="auto" w:fill="C02434"/>
+          </w:tcPr>
+          <w:p>
+            <w:pPr>
+              <w:spacing w:before="40" w:after="40"/>
+            </w:pPr>
+            <w:r/>
+            <w:r>
+              <w:rPr>
+                <w:rFonts w:ascii="Calibri" w:hAnsi="Calibri" w:eastAsia="Calibri"/>
+                <w:b/>
+                <w:color w:val="FFFFFF"/>
+                <w:sz w:val="18"/>
+              </w:rPr>
+              <w:t>Soft key</w:t>
+            </w:r>
+          </w:p>
+        </w:tc>
+        <w:tc>
+          <w:tcPr>
+            <w:tcW w:type="dxa" w:w="4986"/>
+            <w:shd w:val="clear" w:color="auto" w:fill="C02434"/>
+          </w:tcPr>
+          <w:p>
+            <w:pPr>
+              <w:spacing w:before="40" w:after="40"/>
+            </w:pPr>
+            <w:r/>
+            <w:r>
+              <w:rPr>
+                <w:rFonts w:ascii="Calibri" w:hAnsi="Calibri" w:eastAsia="Calibri"/>
+                <w:b/>
+                <w:color w:val="FFFFFF"/>
+                <w:sz w:val="18"/>
+              </w:rPr>
+              <w:t>What you see / do</w:t>
             </w:r>
           </w:p>
         </w:tc>
@@ -1358,7 +1712,7 @@
                 <w:b w:val="0"/>
                 <w:sz w:val="18"/>
               </w:rPr>
-              <w:t>Ready status, energy / power / cost tiles</w:t>
+              <w:t>Ready status, live energy / power / cost tiles</w:t>
             </w:r>
           </w:p>
         </w:tc>
@@ -1400,7 +1754,7 @@
                 <w:b w:val="0"/>
                 <w:sz w:val="18"/>
               </w:rPr>
-              <w:t>Active or last transaction, idTag, SoC</w:t>
+              <w:t>Current or last transaction, idTag, SoC, rate</w:t>
             </w:r>
           </w:p>
         </w:tc>
@@ -1440,7 +1794,7 @@
                 <w:b w:val="0"/>
                 <w:sz w:val="18"/>
               </w:rPr>
-              <w:t>All connectors — tap a row to focus that outlet</w:t>
+              <w:t>List of connectors. Tap a row to focus that outlet (C1, C2, …)</w:t>
             </w:r>
           </w:p>
         </w:tc>
@@ -1482,7 +1836,7 @@
                 <w:b w:val="0"/>
                 <w:sz w:val="18"/>
               </w:rPr>
-              <w:t>Vendor, model, serial, firmware, AC/DC type, live CPU / RAM / ROM / temp</w:t>
+              <w:t>System identity + live hardware: vendor, model, serial, firmware, AC/DC type, CPU, RAM, ROM, temperatures, uptime</w:t>
             </w:r>
           </w:p>
         </w:tc>
@@ -1503,156 +1857,7 @@
           <w:b w:val="0"/>
           <w:sz w:val="22"/>
         </w:rPr>
-        <w:t>Soft keys at the bottom:</w:t>
-      </w:r>
-    </w:p>
-    <w:p>
-      <w:pPr>
-        <w:pStyle w:val="ListBullet"/>
-      </w:pPr>
-      <w:r>
-        <w:rPr>
-          <w:rFonts w:ascii="Calibri" w:hAnsi="Calibri" w:eastAsia="Calibri"/>
-          <w:b w:val="0"/>
-          <w:sz w:val="22"/>
-        </w:rPr>
-        <w:t>PLUG / UNPLUG</w:t>
-      </w:r>
-    </w:p>
-    <w:p>
-      <w:pPr>
-        <w:pStyle w:val="ListBullet"/>
-      </w:pPr>
-      <w:r>
-        <w:rPr>
-          <w:rFonts w:ascii="Calibri" w:hAnsi="Calibri" w:eastAsia="Calibri"/>
-          <w:b w:val="0"/>
-          <w:sz w:val="22"/>
-        </w:rPr>
-        <w:t>START</w:t>
-      </w:r>
-    </w:p>
-    <w:p>
-      <w:pPr>
-        <w:pStyle w:val="ListBullet"/>
-      </w:pPr>
-      <w:r>
-        <w:rPr>
-          <w:rFonts w:ascii="Calibri" w:hAnsi="Calibri" w:eastAsia="Calibri"/>
-          <w:b w:val="0"/>
-          <w:sz w:val="22"/>
-        </w:rPr>
-        <w:t>STOP</w:t>
-      </w:r>
-    </w:p>
-    <w:p>
-      <w:pPr>
-        <w:pStyle w:val="ListBullet"/>
-      </w:pPr>
-      <w:r>
-        <w:rPr>
-          <w:rFonts w:ascii="Calibri" w:hAnsi="Calibri" w:eastAsia="Calibri"/>
-          <w:b w:val="0"/>
-          <w:sz w:val="22"/>
-        </w:rPr>
-        <w:t>CLEAR (when faulted)</w:t>
-      </w:r>
-    </w:p>
-    <w:p>
-      <w:pPr>
-        <w:pStyle w:val="Heading2"/>
-      </w:pPr>
-      <w:r>
-        <w:rPr>
-          <w:rFonts w:ascii="Calibri" w:hAnsi="Calibri" w:eastAsia="Calibri"/>
-          <w:b/>
-          <w:color w:val="374151"/>
-          <w:sz w:val="24"/>
-        </w:rPr>
-        <w:t>RFID pad</w:t>
-      </w:r>
-    </w:p>
-    <w:p>
-      <w:pPr>
-        <w:spacing w:after="120"/>
-      </w:pPr>
-      <w:r>
-        <w:rPr>
-          <w:rFonts w:ascii="Calibri" w:hAnsi="Calibri" w:eastAsia="Calibri"/>
-          <w:b w:val="0"/>
-          <w:sz w:val="22"/>
-        </w:rPr>
-        <w:t>The physical pad on the cabinet face starts a charge with the current idTag (same as card tap).</w:t>
-      </w:r>
-    </w:p>
-    <w:p>
-      <w:pPr>
-        <w:pStyle w:val="Heading2"/>
-      </w:pPr>
-      <w:r>
-        <w:rPr>
-          <w:rFonts w:ascii="Calibri" w:hAnsi="Calibri" w:eastAsia="Calibri"/>
-          <w:b/>
-          <w:color w:val="374151"/>
-          <w:sz w:val="24"/>
-        </w:rPr>
-        <w:t>Guns / cables</w:t>
-      </w:r>
-    </w:p>
-    <w:p>
-      <w:pPr>
-        <w:spacing w:after="120"/>
-      </w:pPr>
-      <w:r>
-        <w:rPr>
-          <w:rFonts w:ascii="Calibri" w:hAnsi="Calibri" w:eastAsia="Calibri"/>
-          <w:b w:val="0"/>
-          <w:sz w:val="22"/>
-        </w:rPr>
-        <w:t xml:space="preserve">Side connectors represent outlets </w:t>
-      </w:r>
-      <w:r>
-        <w:rPr>
-          <w:rFonts w:ascii="Calibri" w:hAnsi="Calibri" w:eastAsia="Calibri"/>
-          <w:b/>
-          <w:sz w:val="22"/>
-        </w:rPr>
-        <w:t>C1…C4</w:t>
-      </w:r>
-      <w:r>
-        <w:rPr>
-          <w:rFonts w:ascii="Calibri" w:hAnsi="Calibri" w:eastAsia="Calibri"/>
-          <w:b w:val="0"/>
-          <w:sz w:val="22"/>
-        </w:rPr>
-        <w:t>. Double-click / use plug controls to plug or unplug the focused outlet.</w:t>
-      </w:r>
-    </w:p>
-    <w:p>
-      <w:pPr>
-        <w:pStyle w:val="Heading1"/>
-      </w:pPr>
-      <w:r>
-        <w:rPr>
-          <w:rFonts w:ascii="Calibri" w:hAnsi="Calibri" w:eastAsia="Calibri"/>
-          <w:b/>
-          <w:color w:val="111827"/>
-          <w:sz w:val="28"/>
-        </w:rPr>
-        <w:t>5. Operator panel (under the yard)</w:t>
-      </w:r>
-    </w:p>
-    <w:p>
-      <w:pPr>
-        <w:spacing w:after="120"/>
-      </w:pPr>
-      <w:r>
-        <w:rPr>
-          <w:rFonts w:ascii="Calibri" w:hAnsi="Calibri" w:eastAsia="Calibri"/>
-          <w:b w:val="0"/>
-          <w:sz w:val="22"/>
-        </w:rPr>
-        <w:t>Always-visible 2D controls for the focused outlet(s):</w:t>
+        <w:t>#### Action keys (bottom of the screen)</w:t>
       </w:r>
     </w:p>
     <w:tbl>
@@ -1684,7 +1889,7 @@
                 <w:color w:val="FFFFFF"/>
                 <w:sz w:val="18"/>
               </w:rPr>
-              <w:t>Button</w:t>
+              <w:t>Key</w:t>
             </w:r>
           </w:p>
         </w:tc>
@@ -1705,7 +1910,509 @@
                 <w:color w:val="FFFFFF"/>
                 <w:sz w:val="18"/>
               </w:rPr>
-              <w:t>Action</w:t>
+              <w:t>What it does</w:t>
+            </w:r>
+          </w:p>
+        </w:tc>
+      </w:tr>
+      <w:tr>
+        <w:tc>
+          <w:tcPr>
+            <w:tcW w:type="dxa" w:w="4986"/>
+          </w:tcPr>
+          <w:p>
+            <w:pPr>
+              <w:spacing w:before="40" w:after="40"/>
+            </w:pPr>
+            <w:r/>
+            <w:r>
+              <w:rPr>
+                <w:rFonts w:ascii="Calibri" w:hAnsi="Calibri" w:eastAsia="Calibri"/>
+                <w:b w:val="0"/>
+                <w:sz w:val="18"/>
+              </w:rPr>
+              <w:t>PLUG / UNPLUG</w:t>
+            </w:r>
+          </w:p>
+        </w:tc>
+        <w:tc>
+          <w:tcPr>
+            <w:tcW w:type="dxa" w:w="4986"/>
+          </w:tcPr>
+          <w:p>
+            <w:pPr>
+              <w:spacing w:before="40" w:after="40"/>
+            </w:pPr>
+            <w:r/>
+            <w:r>
+              <w:rPr>
+                <w:rFonts w:ascii="Calibri" w:hAnsi="Calibri" w:eastAsia="Calibri"/>
+                <w:b w:val="0"/>
+                <w:sz w:val="18"/>
+              </w:rPr>
+              <w:t>Plug or remove the cable on the focused outlet</w:t>
+            </w:r>
+          </w:p>
+        </w:tc>
+      </w:tr>
+      <w:tr>
+        <w:tc>
+          <w:tcPr>
+            <w:tcW w:type="dxa" w:w="4986"/>
+            <w:shd w:val="clear" w:color="auto" w:fill="FBEAEA"/>
+          </w:tcPr>
+          <w:p>
+            <w:pPr>
+              <w:spacing w:before="40" w:after="40"/>
+            </w:pPr>
+            <w:r/>
+            <w:r>
+              <w:rPr>
+                <w:rFonts w:ascii="Calibri" w:hAnsi="Calibri" w:eastAsia="Calibri"/>
+                <w:b w:val="0"/>
+                <w:sz w:val="18"/>
+              </w:rPr>
+              <w:t>START</w:t>
+            </w:r>
+          </w:p>
+        </w:tc>
+        <w:tc>
+          <w:tcPr>
+            <w:tcW w:type="dxa" w:w="4986"/>
+            <w:shd w:val="clear" w:color="auto" w:fill="FBEAEA"/>
+          </w:tcPr>
+          <w:p>
+            <w:pPr>
+              <w:spacing w:before="40" w:after="40"/>
+            </w:pPr>
+            <w:r/>
+            <w:r>
+              <w:rPr>
+                <w:rFonts w:ascii="Calibri" w:hAnsi="Calibri" w:eastAsia="Calibri"/>
+                <w:b w:val="0"/>
+                <w:sz w:val="18"/>
+              </w:rPr>
+              <w:t>Start charging with the current idTag</w:t>
+            </w:r>
+          </w:p>
+        </w:tc>
+      </w:tr>
+      <w:tr>
+        <w:tc>
+          <w:tcPr>
+            <w:tcW w:type="dxa" w:w="4986"/>
+          </w:tcPr>
+          <w:p>
+            <w:pPr>
+              <w:spacing w:before="40" w:after="40"/>
+            </w:pPr>
+            <w:r/>
+            <w:r>
+              <w:rPr>
+                <w:rFonts w:ascii="Calibri" w:hAnsi="Calibri" w:eastAsia="Calibri"/>
+                <w:b w:val="0"/>
+                <w:sz w:val="18"/>
+              </w:rPr>
+              <w:t>STOP</w:t>
+            </w:r>
+          </w:p>
+        </w:tc>
+        <w:tc>
+          <w:tcPr>
+            <w:tcW w:type="dxa" w:w="4986"/>
+          </w:tcPr>
+          <w:p>
+            <w:pPr>
+              <w:spacing w:before="40" w:after="40"/>
+            </w:pPr>
+            <w:r/>
+            <w:r>
+              <w:rPr>
+                <w:rFonts w:ascii="Calibri" w:hAnsi="Calibri" w:eastAsia="Calibri"/>
+                <w:b w:val="0"/>
+                <w:sz w:val="18"/>
+              </w:rPr>
+              <w:t>Stop the active transaction</w:t>
+            </w:r>
+          </w:p>
+        </w:tc>
+      </w:tr>
+      <w:tr>
+        <w:tc>
+          <w:tcPr>
+            <w:tcW w:type="dxa" w:w="4986"/>
+            <w:shd w:val="clear" w:color="auto" w:fill="FBEAEA"/>
+          </w:tcPr>
+          <w:p>
+            <w:pPr>
+              <w:spacing w:before="40" w:after="40"/>
+            </w:pPr>
+            <w:r/>
+            <w:r>
+              <w:rPr>
+                <w:rFonts w:ascii="Calibri" w:hAnsi="Calibri" w:eastAsia="Calibri"/>
+                <w:b w:val="0"/>
+                <w:sz w:val="18"/>
+              </w:rPr>
+              <w:t>CLEAR</w:t>
+            </w:r>
+          </w:p>
+        </w:tc>
+        <w:tc>
+          <w:tcPr>
+            <w:tcW w:type="dxa" w:w="4986"/>
+            <w:shd w:val="clear" w:color="auto" w:fill="FBEAEA"/>
+          </w:tcPr>
+          <w:p>
+            <w:pPr>
+              <w:spacing w:before="40" w:after="40"/>
+            </w:pPr>
+            <w:r/>
+            <w:r>
+              <w:rPr>
+                <w:rFonts w:ascii="Calibri" w:hAnsi="Calibri" w:eastAsia="Calibri"/>
+                <w:b w:val="0"/>
+                <w:sz w:val="18"/>
+              </w:rPr>
+              <w:t>Clear a fault when the outlet is Faulted</w:t>
+            </w:r>
+          </w:p>
+        </w:tc>
+      </w:tr>
+    </w:tbl>
+    <w:p>
+      <w:pPr>
+        <w:spacing w:after="120"/>
+      </w:pPr>
+    </w:p>
+    <w:p>
+      <w:pPr>
+        <w:pStyle w:val="Heading2"/>
+      </w:pPr>
+      <w:r>
+        <w:rPr>
+          <w:rFonts w:ascii="Calibri" w:hAnsi="Calibri" w:eastAsia="Calibri"/>
+          <w:b/>
+          <w:color w:val="374151"/>
+          <w:sz w:val="24"/>
+        </w:rPr>
+        <w:t>RFID pad</w:t>
+      </w:r>
+    </w:p>
+    <w:p>
+      <w:pPr>
+        <w:spacing w:after="120"/>
+      </w:pPr>
+      <w:r>
+        <w:rPr>
+          <w:rFonts w:ascii="Calibri" w:hAnsi="Calibri" w:eastAsia="Calibri"/>
+          <w:b w:val="0"/>
+          <w:sz w:val="22"/>
+        </w:rPr>
+        <w:t>The pad on the cabinet face starts a charge using the current idTag (same idea as tapping a card).</w:t>
+      </w:r>
+    </w:p>
+    <w:p>
+      <w:pPr>
+        <w:pStyle w:val="Heading2"/>
+      </w:pPr>
+      <w:r>
+        <w:rPr>
+          <w:rFonts w:ascii="Calibri" w:hAnsi="Calibri" w:eastAsia="Calibri"/>
+          <w:b/>
+          <w:color w:val="374151"/>
+          <w:sz w:val="24"/>
+        </w:rPr>
+        <w:t>Guns / cables</w:t>
+      </w:r>
+    </w:p>
+    <w:p>
+      <w:pPr>
+        <w:spacing w:after="120"/>
+      </w:pPr>
+      <w:r>
+        <w:rPr>
+          <w:rFonts w:ascii="Calibri" w:hAnsi="Calibri" w:eastAsia="Calibri"/>
+          <w:b w:val="0"/>
+          <w:sz w:val="22"/>
+        </w:rPr>
+        <w:t xml:space="preserve">Side guns are the connectors. Plug / unplug via the HMI, Operator panel, or Bench </w:t>
+      </w:r>
+      <w:r>
+        <w:rPr>
+          <w:rFonts w:ascii="Calibri" w:hAnsi="Calibri" w:eastAsia="Calibri"/>
+          <w:b/>
+          <w:sz w:val="22"/>
+        </w:rPr>
+        <w:t>Cable</w:t>
+      </w:r>
+      <w:r>
+        <w:rPr>
+          <w:rFonts w:ascii="Calibri" w:hAnsi="Calibri" w:eastAsia="Calibri"/>
+          <w:b w:val="0"/>
+          <w:sz w:val="22"/>
+        </w:rPr>
+        <w:t xml:space="preserve"> section. Focus the correct outlet first (OUTLETS page or by selecting it in controls).</w:t>
+      </w:r>
+    </w:p>
+    <w:p>
+      <w:pPr>
+        <w:pStyle w:val="Heading1"/>
+      </w:pPr>
+      <w:r>
+        <w:rPr>
+          <w:rFonts w:ascii="Calibri" w:hAnsi="Calibri" w:eastAsia="Calibri"/>
+          <w:b/>
+          <w:color w:val="111827"/>
+          <w:sz w:val="28"/>
+        </w:rPr>
+        <w:t>6. Center stage — Operator panel</w:t>
+      </w:r>
+    </w:p>
+    <w:p>
+      <w:pPr>
+        <w:spacing w:after="120"/>
+      </w:pPr>
+      <w:r>
+        <w:rPr>
+          <w:rFonts w:ascii="Calibri" w:hAnsi="Calibri" w:eastAsia="Calibri"/>
+          <w:b w:val="0"/>
+          <w:sz w:val="22"/>
+        </w:rPr>
+        <w:t xml:space="preserve">Below the 3D yard is the </w:t>
+      </w:r>
+      <w:r>
+        <w:rPr>
+          <w:rFonts w:ascii="Calibri" w:hAnsi="Calibri" w:eastAsia="Calibri"/>
+          <w:b/>
+          <w:sz w:val="22"/>
+        </w:rPr>
+        <w:t>Operator panel</w:t>
+      </w:r>
+      <w:r>
+        <w:rPr>
+          <w:rFonts w:ascii="Calibri" w:hAnsi="Calibri" w:eastAsia="Calibri"/>
+          <w:b w:val="0"/>
+          <w:sz w:val="22"/>
+        </w:rPr>
+        <w:t xml:space="preserve"> (always visible; scroll the center stage if needed).</w:t>
+      </w:r>
+    </w:p>
+    <w:tbl>
+      <w:tblPr>
+        <w:tblStyle w:val="TableGrid"/>
+        <w:tblW w:type="auto" w:w="0"/>
+        <w:tblLayout w:type="autofit"/>
+        <w:tblLook w:firstColumn="1" w:firstRow="1" w:lastColumn="0" w:lastRow="0" w:noHBand="0" w:noVBand="1" w:val="04A0"/>
+      </w:tblPr>
+      <w:tblGrid>
+        <w:gridCol w:w="4986"/>
+        <w:gridCol w:w="4986"/>
+      </w:tblGrid>
+      <w:tr>
+        <w:tc>
+          <w:tcPr>
+            <w:tcW w:type="dxa" w:w="4986"/>
+            <w:shd w:val="clear" w:color="auto" w:fill="C02434"/>
+          </w:tcPr>
+          <w:p>
+            <w:pPr>
+              <w:spacing w:before="40" w:after="40"/>
+            </w:pPr>
+            <w:r/>
+            <w:r>
+              <w:rPr>
+                <w:rFonts w:ascii="Calibri" w:hAnsi="Calibri" w:eastAsia="Calibri"/>
+                <w:b/>
+                <w:color w:val="FFFFFF"/>
+                <w:sz w:val="18"/>
+              </w:rPr>
+              <w:t>Control</w:t>
+            </w:r>
+          </w:p>
+        </w:tc>
+        <w:tc>
+          <w:tcPr>
+            <w:tcW w:type="dxa" w:w="4986"/>
+            <w:shd w:val="clear" w:color="auto" w:fill="C02434"/>
+          </w:tcPr>
+          <w:p>
+            <w:pPr>
+              <w:spacing w:before="40" w:after="40"/>
+            </w:pPr>
+            <w:r/>
+            <w:r>
+              <w:rPr>
+                <w:rFonts w:ascii="Calibri" w:hAnsi="Calibri" w:eastAsia="Calibri"/>
+                <w:b/>
+                <w:color w:val="FFFFFF"/>
+                <w:sz w:val="18"/>
+              </w:rPr>
+              <w:t>What it does</w:t>
+            </w:r>
+          </w:p>
+        </w:tc>
+      </w:tr>
+      <w:tr>
+        <w:tc>
+          <w:tcPr>
+            <w:tcW w:type="dxa" w:w="4986"/>
+          </w:tcPr>
+          <w:p>
+            <w:pPr>
+              <w:spacing w:before="40" w:after="40"/>
+            </w:pPr>
+            <w:r/>
+            <w:r>
+              <w:rPr>
+                <w:rFonts w:ascii="Calibri" w:hAnsi="Calibri" w:eastAsia="Calibri"/>
+                <w:b w:val="0"/>
+                <w:sz w:val="18"/>
+              </w:rPr>
+              <w:t>Title line</w:t>
+            </w:r>
+          </w:p>
+        </w:tc>
+        <w:tc>
+          <w:tcPr>
+            <w:tcW w:type="dxa" w:w="4986"/>
+          </w:tcPr>
+          <w:p>
+            <w:pPr>
+              <w:spacing w:before="40" w:after="40"/>
+            </w:pPr>
+            <w:r/>
+            <w:r>
+              <w:rPr>
+                <w:rFonts w:ascii="Calibri" w:hAnsi="Calibri" w:eastAsia="Calibri"/>
+                <w:b w:val="0"/>
+                <w:sz w:val="18"/>
+              </w:rPr>
+              <w:t>Shows focused outlet (e.g. C1), status, energy, cost</w:t>
+            </w:r>
+          </w:p>
+        </w:tc>
+      </w:tr>
+      <w:tr>
+        <w:tc>
+          <w:tcPr>
+            <w:tcW w:type="dxa" w:w="4986"/>
+            <w:shd w:val="clear" w:color="auto" w:fill="FBEAEA"/>
+          </w:tcPr>
+          <w:p>
+            <w:pPr>
+              <w:spacing w:before="40" w:after="40"/>
+            </w:pPr>
+            <w:r/>
+            <w:r>
+              <w:rPr>
+                <w:rFonts w:ascii="Calibri" w:hAnsi="Calibri" w:eastAsia="Calibri"/>
+                <w:b w:val="0"/>
+                <w:sz w:val="18"/>
+              </w:rPr>
+              <w:t>Auth</w:t>
+            </w:r>
+          </w:p>
+        </w:tc>
+        <w:tc>
+          <w:tcPr>
+            <w:tcW w:type="dxa" w:w="4986"/>
+            <w:shd w:val="clear" w:color="auto" w:fill="FBEAEA"/>
+          </w:tcPr>
+          <w:p>
+            <w:pPr>
+              <w:spacing w:before="40" w:after="40"/>
+            </w:pPr>
+            <w:r/>
+            <w:r>
+              <w:rPr>
+                <w:rFonts w:ascii="Calibri" w:hAnsi="Calibri" w:eastAsia="Calibri"/>
+                <w:b w:val="0"/>
+                <w:sz w:val="18"/>
+              </w:rPr>
+              <w:t>Same auth modes as the right bench (see below)</w:t>
+            </w:r>
+          </w:p>
+        </w:tc>
+      </w:tr>
+      <w:tr>
+        <w:tc>
+          <w:tcPr>
+            <w:tcW w:type="dxa" w:w="4986"/>
+          </w:tcPr>
+          <w:p>
+            <w:pPr>
+              <w:spacing w:before="40" w:after="40"/>
+            </w:pPr>
+            <w:r/>
+            <w:r>
+              <w:rPr>
+                <w:rFonts w:ascii="Calibri" w:hAnsi="Calibri" w:eastAsia="Calibri"/>
+                <w:b w:val="0"/>
+                <w:sz w:val="18"/>
+              </w:rPr>
+              <w:t>idTag</w:t>
+            </w:r>
+          </w:p>
+        </w:tc>
+        <w:tc>
+          <w:tcPr>
+            <w:tcW w:type="dxa" w:w="4986"/>
+          </w:tcPr>
+          <w:p>
+            <w:pPr>
+              <w:spacing w:before="40" w:after="40"/>
+            </w:pPr>
+            <w:r/>
+            <w:r>
+              <w:rPr>
+                <w:rFonts w:ascii="Calibri" w:hAnsi="Calibri" w:eastAsia="Calibri"/>
+                <w:b w:val="0"/>
+                <w:sz w:val="18"/>
+              </w:rPr>
+              <w:t>RFID / token used for Start / card tap</w:t>
+            </w:r>
+          </w:p>
+        </w:tc>
+      </w:tr>
+      <w:tr>
+        <w:tc>
+          <w:tcPr>
+            <w:tcW w:type="dxa" w:w="4986"/>
+            <w:shd w:val="clear" w:color="auto" w:fill="FBEAEA"/>
+          </w:tcPr>
+          <w:p>
+            <w:pPr>
+              <w:spacing w:before="40" w:after="40"/>
+            </w:pPr>
+            <w:r/>
+            <w:r>
+              <w:rPr>
+                <w:rFonts w:ascii="Calibri" w:hAnsi="Calibri" w:eastAsia="Calibri"/>
+                <w:b w:val="0"/>
+                <w:sz w:val="18"/>
+              </w:rPr>
+              <w:t>Add to local list</w:t>
+            </w:r>
+          </w:p>
+        </w:tc>
+        <w:tc>
+          <w:tcPr>
+            <w:tcW w:type="dxa" w:w="4986"/>
+            <w:shd w:val="clear" w:color="auto" w:fill="FBEAEA"/>
+          </w:tcPr>
+          <w:p>
+            <w:pPr>
+              <w:spacing w:before="40" w:after="40"/>
+            </w:pPr>
+            <w:r/>
+            <w:r>
+              <w:rPr>
+                <w:rFonts w:ascii="Calibri" w:hAnsi="Calibri" w:eastAsia="Calibri"/>
+                <w:b w:val="0"/>
+                <w:sz w:val="18"/>
+              </w:rPr>
+              <w:t>Saves the typed idTag into the simulator’s local allow-list</w:t>
             </w:r>
           </w:p>
         </w:tc>
@@ -1745,7 +2452,7 @@
                 <w:b w:val="0"/>
                 <w:sz w:val="18"/>
               </w:rPr>
-              <w:t>Cable plugged state</w:t>
+              <w:t>Cable state for the focused outlet(s)</w:t>
             </w:r>
           </w:p>
         </w:tc>
@@ -1787,7 +2494,7 @@
                 <w:b w:val="0"/>
                 <w:sz w:val="18"/>
               </w:rPr>
-              <w:t>StartTransaction with current idTag</w:t>
+              <w:t>Starts a session</w:t>
             </w:r>
           </w:p>
         </w:tc>
@@ -1827,7 +2534,7 @@
                 <w:b w:val="0"/>
                 <w:sz w:val="18"/>
               </w:rPr>
-              <w:t>StopTransaction</w:t>
+              <w:t>Stops the session</w:t>
             </w:r>
           </w:p>
         </w:tc>
@@ -1869,7 +2576,7 @@
                 <w:b w:val="0"/>
                 <w:sz w:val="18"/>
               </w:rPr>
-              <w:t>Same as RFID pad</w:t>
+              <w:t>Authorizes and starts like a card tap</w:t>
             </w:r>
           </w:p>
         </w:tc>
@@ -1909,7 +2616,7 @@
                 <w:b w:val="0"/>
                 <w:sz w:val="18"/>
               </w:rPr>
-              <w:t>Immediate stop with emergency reason</w:t>
+              <w:t>Immediate emergency stop</w:t>
             </w:r>
           </w:p>
         </w:tc>
@@ -1951,7 +2658,7 @@
                 <w:b w:val="0"/>
                 <w:sz w:val="18"/>
               </w:rPr>
-              <w:t>Clear a faulted connector</w:t>
+              <w:t>Clears fault on the focused outlet</w:t>
             </w:r>
           </w:p>
         </w:tc>
@@ -1972,7 +2679,7 @@
                 <w:b w:val="0"/>
                 <w:sz w:val="18"/>
               </w:rPr>
-              <w:t>C*n* kW</w:t>
+              <w:t>Cn kW</w:t>
             </w:r>
           </w:p>
         </w:tc>
@@ -1991,7 +2698,7 @@
                 <w:b w:val="0"/>
                 <w:sz w:val="18"/>
               </w:rPr>
-              <w:t>Change rated power for that outlet</w:t>
+              <w:t>Change rated kW for that outlet</w:t>
             </w:r>
           </w:p>
         </w:tc>
@@ -2012,39 +2719,7 @@
           <w:b w:val="0"/>
           <w:sz w:val="22"/>
         </w:rPr>
-        <w:t xml:space="preserve">Also set </w:t>
-      </w:r>
-      <w:r>
-        <w:rPr>
-          <w:rFonts w:ascii="Calibri" w:hAnsi="Calibri" w:eastAsia="Calibri"/>
-          <w:b/>
-          <w:sz w:val="22"/>
-        </w:rPr>
-        <w:t>Auth</w:t>
-      </w:r>
-      <w:r>
-        <w:rPr>
-          <w:rFonts w:ascii="Calibri" w:hAnsi="Calibri" w:eastAsia="Calibri"/>
-          <w:b w:val="0"/>
-          <w:sz w:val="22"/>
-        </w:rPr>
-        <w:t xml:space="preserve"> mode and </w:t>
-      </w:r>
-      <w:r>
-        <w:rPr>
-          <w:rFonts w:ascii="Calibri" w:hAnsi="Calibri" w:eastAsia="Calibri"/>
-          <w:b/>
-          <w:sz w:val="22"/>
-        </w:rPr>
-        <w:t>idTag</w:t>
-      </w:r>
-      <w:r>
-        <w:rPr>
-          <w:rFonts w:ascii="Calibri" w:hAnsi="Calibri" w:eastAsia="Calibri"/>
-          <w:b w:val="0"/>
-          <w:sz w:val="22"/>
-        </w:rPr>
-        <w:t xml:space="preserve"> here.</w:t>
+        <w:t>Use this panel when you want quick 2D buttons without touching the 3D HMI.</w:t>
       </w:r>
     </w:p>
     <w:p>
@@ -2058,7 +2733,7 @@
           <w:color w:val="111827"/>
           <w:sz w:val="28"/>
         </w:rPr>
-        <w:t>6. Bench controls (right rail)</w:t>
+        <w:t>7. Right panel — Bench controls</w:t>
       </w:r>
     </w:p>
     <w:p>
@@ -2071,7 +2746,485 @@
           <w:b w:val="0"/>
           <w:sz w:val="22"/>
         </w:rPr>
-        <w:t>Scroll this panel for advanced lab controls.</w:t>
+        <w:t xml:space="preserve">Detailed lab controls for the </w:t>
+      </w:r>
+      <w:r>
+        <w:rPr>
+          <w:rFonts w:ascii="Calibri" w:hAnsi="Calibri" w:eastAsia="Calibri"/>
+          <w:b/>
+          <w:sz w:val="22"/>
+        </w:rPr>
+        <w:t>selected</w:t>
+      </w:r>
+      <w:r>
+        <w:rPr>
+          <w:rFonts w:ascii="Calibri" w:hAnsi="Calibri" w:eastAsia="Calibri"/>
+          <w:b w:val="0"/>
+          <w:sz w:val="22"/>
+        </w:rPr>
+        <w:t xml:space="preserve"> charger and </w:t>
+      </w:r>
+      <w:r>
+        <w:rPr>
+          <w:rFonts w:ascii="Calibri" w:hAnsi="Calibri" w:eastAsia="Calibri"/>
+          <w:b/>
+          <w:sz w:val="22"/>
+        </w:rPr>
+        <w:t>focused</w:t>
+      </w:r>
+      <w:r>
+        <w:rPr>
+          <w:rFonts w:ascii="Calibri" w:hAnsi="Calibri" w:eastAsia="Calibri"/>
+          <w:b w:val="0"/>
+          <w:sz w:val="22"/>
+        </w:rPr>
+        <w:t xml:space="preserve"> outlet. Scroll inside the panel.</w:t>
+      </w:r>
+    </w:p>
+    <w:p>
+      <w:pPr>
+        <w:pStyle w:val="Heading2"/>
+      </w:pPr>
+      <w:r>
+        <w:rPr>
+          <w:rFonts w:ascii="Calibri" w:hAnsi="Calibri" w:eastAsia="Calibri"/>
+          <w:b/>
+          <w:color w:val="374151"/>
+          <w:sz w:val="24"/>
+        </w:rPr>
+        <w:t>Status summary (top)</w:t>
+      </w:r>
+    </w:p>
+    <w:p>
+      <w:pPr>
+        <w:spacing w:after="120"/>
+      </w:pPr>
+      <w:r>
+        <w:rPr>
+          <w:rFonts w:ascii="Calibri" w:hAnsi="Calibri" w:eastAsia="Calibri"/>
+          <w:b w:val="0"/>
+          <w:sz w:val="22"/>
+        </w:rPr>
+        <w:t>Shows outlet number, name, status, kW, session kWh, cost, and optional smart limit / diagnostics state.</w:t>
+      </w:r>
+    </w:p>
+    <w:p>
+      <w:pPr>
+        <w:pStyle w:val="Heading2"/>
+      </w:pPr>
+      <w:r>
+        <w:rPr>
+          <w:rFonts w:ascii="Calibri" w:hAnsi="Calibri" w:eastAsia="Calibri"/>
+          <w:b/>
+          <w:color w:val="374151"/>
+          <w:sz w:val="24"/>
+        </w:rPr>
+        <w:t>Charger hardware</w:t>
+      </w:r>
+    </w:p>
+    <w:p>
+      <w:pPr>
+        <w:spacing w:after="120"/>
+      </w:pPr>
+      <w:r>
+        <w:rPr>
+          <w:rFonts w:ascii="Calibri" w:hAnsi="Calibri" w:eastAsia="Calibri"/>
+          <w:b w:val="0"/>
+          <w:sz w:val="22"/>
+        </w:rPr>
+        <w:t xml:space="preserve">Live </w:t>
+      </w:r>
+      <w:r>
+        <w:rPr>
+          <w:rFonts w:ascii="Calibri" w:hAnsi="Calibri" w:eastAsia="Calibri"/>
+          <w:b/>
+          <w:sz w:val="22"/>
+        </w:rPr>
+        <w:t>simulated</w:t>
+      </w:r>
+      <w:r>
+        <w:rPr>
+          <w:rFonts w:ascii="Calibri" w:hAnsi="Calibri" w:eastAsia="Calibri"/>
+          <w:b w:val="0"/>
+          <w:sz w:val="22"/>
+        </w:rPr>
+        <w:t xml:space="preserve"> telemetry (for display / lab feel):</w:t>
+      </w:r>
+    </w:p>
+    <w:tbl>
+      <w:tblPr>
+        <w:tblStyle w:val="TableGrid"/>
+        <w:tblW w:type="auto" w:w="0"/>
+        <w:tblLayout w:type="autofit"/>
+        <w:tblLook w:firstColumn="1" w:firstRow="1" w:lastColumn="0" w:lastRow="0" w:noHBand="0" w:noVBand="1" w:val="04A0"/>
+      </w:tblPr>
+      <w:tblGrid>
+        <w:gridCol w:w="4986"/>
+        <w:gridCol w:w="4986"/>
+      </w:tblGrid>
+      <w:tr>
+        <w:tc>
+          <w:tcPr>
+            <w:tcW w:type="dxa" w:w="4986"/>
+            <w:shd w:val="clear" w:color="auto" w:fill="C02434"/>
+          </w:tcPr>
+          <w:p>
+            <w:pPr>
+              <w:spacing w:before="40" w:after="40"/>
+            </w:pPr>
+            <w:r/>
+            <w:r>
+              <w:rPr>
+                <w:rFonts w:ascii="Calibri" w:hAnsi="Calibri" w:eastAsia="Calibri"/>
+                <w:b/>
+                <w:color w:val="FFFFFF"/>
+                <w:sz w:val="18"/>
+              </w:rPr>
+              <w:t>Tile</w:t>
+            </w:r>
+          </w:p>
+        </w:tc>
+        <w:tc>
+          <w:tcPr>
+            <w:tcW w:type="dxa" w:w="4986"/>
+            <w:shd w:val="clear" w:color="auto" w:fill="C02434"/>
+          </w:tcPr>
+          <w:p>
+            <w:pPr>
+              <w:spacing w:before="40" w:after="40"/>
+            </w:pPr>
+            <w:r/>
+            <w:r>
+              <w:rPr>
+                <w:rFonts w:ascii="Calibri" w:hAnsi="Calibri" w:eastAsia="Calibri"/>
+                <w:b/>
+                <w:color w:val="FFFFFF"/>
+                <w:sz w:val="18"/>
+              </w:rPr>
+              <w:t>Meaning</w:t>
+            </w:r>
+          </w:p>
+        </w:tc>
+      </w:tr>
+      <w:tr>
+        <w:tc>
+          <w:tcPr>
+            <w:tcW w:type="dxa" w:w="4986"/>
+          </w:tcPr>
+          <w:p>
+            <w:pPr>
+              <w:spacing w:before="40" w:after="40"/>
+            </w:pPr>
+            <w:r/>
+            <w:r>
+              <w:rPr>
+                <w:rFonts w:ascii="Calibri" w:hAnsi="Calibri" w:eastAsia="Calibri"/>
+                <w:b w:val="0"/>
+                <w:sz w:val="18"/>
+              </w:rPr>
+              <w:t>CPU</w:t>
+            </w:r>
+          </w:p>
+        </w:tc>
+        <w:tc>
+          <w:tcPr>
+            <w:tcW w:type="dxa" w:w="4986"/>
+          </w:tcPr>
+          <w:p>
+            <w:pPr>
+              <w:spacing w:before="40" w:after="40"/>
+            </w:pPr>
+            <w:r/>
+            <w:r>
+              <w:rPr>
+                <w:rFonts w:ascii="Calibri" w:hAnsi="Calibri" w:eastAsia="Calibri"/>
+                <w:b w:val="0"/>
+                <w:sz w:val="18"/>
+              </w:rPr>
+              <w:t>Processor load % + CPU model</w:t>
+            </w:r>
+          </w:p>
+        </w:tc>
+      </w:tr>
+      <w:tr>
+        <w:tc>
+          <w:tcPr>
+            <w:tcW w:type="dxa" w:w="4986"/>
+            <w:shd w:val="clear" w:color="auto" w:fill="FBEAEA"/>
+          </w:tcPr>
+          <w:p>
+            <w:pPr>
+              <w:spacing w:before="40" w:after="40"/>
+            </w:pPr>
+            <w:r/>
+            <w:r>
+              <w:rPr>
+                <w:rFonts w:ascii="Calibri" w:hAnsi="Calibri" w:eastAsia="Calibri"/>
+                <w:b w:val="0"/>
+                <w:sz w:val="18"/>
+              </w:rPr>
+              <w:t>RAM</w:t>
+            </w:r>
+          </w:p>
+        </w:tc>
+        <w:tc>
+          <w:tcPr>
+            <w:tcW w:type="dxa" w:w="4986"/>
+            <w:shd w:val="clear" w:color="auto" w:fill="FBEAEA"/>
+          </w:tcPr>
+          <w:p>
+            <w:pPr>
+              <w:spacing w:before="40" w:after="40"/>
+            </w:pPr>
+            <w:r/>
+            <w:r>
+              <w:rPr>
+                <w:rFonts w:ascii="Calibri" w:hAnsi="Calibri" w:eastAsia="Calibri"/>
+                <w:b w:val="0"/>
+                <w:sz w:val="18"/>
+              </w:rPr>
+              <w:t>Used / total memory</w:t>
+            </w:r>
+          </w:p>
+        </w:tc>
+      </w:tr>
+      <w:tr>
+        <w:tc>
+          <w:tcPr>
+            <w:tcW w:type="dxa" w:w="4986"/>
+          </w:tcPr>
+          <w:p>
+            <w:pPr>
+              <w:spacing w:before="40" w:after="40"/>
+            </w:pPr>
+            <w:r/>
+            <w:r>
+              <w:rPr>
+                <w:rFonts w:ascii="Calibri" w:hAnsi="Calibri" w:eastAsia="Calibri"/>
+                <w:b w:val="0"/>
+                <w:sz w:val="18"/>
+              </w:rPr>
+              <w:t>ROM</w:t>
+            </w:r>
+          </w:p>
+        </w:tc>
+        <w:tc>
+          <w:tcPr>
+            <w:tcW w:type="dxa" w:w="4986"/>
+          </w:tcPr>
+          <w:p>
+            <w:pPr>
+              <w:spacing w:before="40" w:after="40"/>
+            </w:pPr>
+            <w:r/>
+            <w:r>
+              <w:rPr>
+                <w:rFonts w:ascii="Calibri" w:hAnsi="Calibri" w:eastAsia="Calibri"/>
+                <w:b w:val="0"/>
+                <w:sz w:val="18"/>
+              </w:rPr>
+              <w:t>Used / total flash storage</w:t>
+            </w:r>
+          </w:p>
+        </w:tc>
+      </w:tr>
+      <w:tr>
+        <w:tc>
+          <w:tcPr>
+            <w:tcW w:type="dxa" w:w="4986"/>
+            <w:shd w:val="clear" w:color="auto" w:fill="FBEAEA"/>
+          </w:tcPr>
+          <w:p>
+            <w:pPr>
+              <w:spacing w:before="40" w:after="40"/>
+            </w:pPr>
+            <w:r/>
+            <w:r>
+              <w:rPr>
+                <w:rFonts w:ascii="Calibri" w:hAnsi="Calibri" w:eastAsia="Calibri"/>
+                <w:b w:val="0"/>
+                <w:sz w:val="18"/>
+              </w:rPr>
+              <w:t>Temp</w:t>
+            </w:r>
+          </w:p>
+        </w:tc>
+        <w:tc>
+          <w:tcPr>
+            <w:tcW w:type="dxa" w:w="4986"/>
+            <w:shd w:val="clear" w:color="auto" w:fill="FBEAEA"/>
+          </w:tcPr>
+          <w:p>
+            <w:pPr>
+              <w:spacing w:before="40" w:after="40"/>
+            </w:pPr>
+            <w:r/>
+            <w:r>
+              <w:rPr>
+                <w:rFonts w:ascii="Calibri" w:hAnsi="Calibri" w:eastAsia="Calibri"/>
+                <w:b w:val="0"/>
+                <w:sz w:val="18"/>
+              </w:rPr>
+              <w:t>Cabinet temperature + power-module temperature</w:t>
+            </w:r>
+          </w:p>
+        </w:tc>
+      </w:tr>
+      <w:tr>
+        <w:tc>
+          <w:tcPr>
+            <w:tcW w:type="dxa" w:w="4986"/>
+          </w:tcPr>
+          <w:p>
+            <w:pPr>
+              <w:spacing w:before="40" w:after="40"/>
+            </w:pPr>
+            <w:r/>
+            <w:r>
+              <w:rPr>
+                <w:rFonts w:ascii="Calibri" w:hAnsi="Calibri" w:eastAsia="Calibri"/>
+                <w:b w:val="0"/>
+                <w:sz w:val="18"/>
+              </w:rPr>
+              <w:t>Type line</w:t>
+            </w:r>
+          </w:p>
+        </w:tc>
+        <w:tc>
+          <w:tcPr>
+            <w:tcW w:type="dxa" w:w="4986"/>
+          </w:tcPr>
+          <w:p>
+            <w:pPr>
+              <w:spacing w:before="40" w:after="40"/>
+            </w:pPr>
+            <w:r/>
+            <w:r>
+              <w:rPr>
+                <w:rFonts w:ascii="Calibri" w:hAnsi="Calibri" w:eastAsia="Calibri"/>
+                <w:b w:val="0"/>
+                <w:sz w:val="18"/>
+              </w:rPr>
+              <w:t>AC, DC, or AC/DC based on connector types</w:t>
+            </w:r>
+          </w:p>
+        </w:tc>
+      </w:tr>
+    </w:tbl>
+    <w:p>
+      <w:pPr>
+        <w:spacing w:after="120"/>
+      </w:pPr>
+    </w:p>
+    <w:p>
+      <w:pPr>
+        <w:pStyle w:val="Heading2"/>
+      </w:pPr>
+      <w:r>
+        <w:rPr>
+          <w:rFonts w:ascii="Calibri" w:hAnsi="Calibri" w:eastAsia="Calibri"/>
+          <w:b/>
+          <w:color w:val="374151"/>
+          <w:sz w:val="24"/>
+        </w:rPr>
+        <w:t>RFID pad (bench)</w:t>
+      </w:r>
+    </w:p>
+    <w:p>
+      <w:pPr>
+        <w:spacing w:after="120"/>
+      </w:pPr>
+      <w:r>
+        <w:rPr>
+          <w:rFonts w:ascii="Calibri" w:hAnsi="Calibri" w:eastAsia="Calibri"/>
+          <w:b w:val="0"/>
+          <w:sz w:val="22"/>
+        </w:rPr>
+        <w:t>Same card flow as the physical pad: pick/type an idTag, tap to start.</w:t>
+      </w:r>
+    </w:p>
+    <w:p>
+      <w:pPr>
+        <w:spacing w:after="120"/>
+      </w:pPr>
+      <w:r>
+        <w:rPr>
+          <w:rFonts w:ascii="Calibri" w:hAnsi="Calibri" w:eastAsia="Calibri"/>
+          <w:b w:val="0"/>
+          <w:sz w:val="22"/>
+        </w:rPr>
+        <w:t xml:space="preserve">Demo tags (work when Auth is </w:t>
+      </w:r>
+      <w:r>
+        <w:rPr>
+          <w:rFonts w:ascii="Calibri" w:hAnsi="Calibri" w:eastAsia="Calibri"/>
+          <w:b/>
+          <w:sz w:val="22"/>
+        </w:rPr>
+        <w:t>Local or CMS</w:t>
+      </w:r>
+      <w:r>
+        <w:rPr>
+          <w:rFonts w:ascii="Calibri" w:hAnsi="Calibri" w:eastAsia="Calibri"/>
+          <w:b w:val="0"/>
+          <w:sz w:val="22"/>
+        </w:rPr>
+        <w:t xml:space="preserve"> or </w:t>
+      </w:r>
+      <w:r>
+        <w:rPr>
+          <w:rFonts w:ascii="Calibri" w:hAnsi="Calibri" w:eastAsia="Calibri"/>
+          <w:b/>
+          <w:sz w:val="22"/>
+        </w:rPr>
+        <w:t>Local only</w:t>
+      </w:r>
+      <w:r>
+        <w:rPr>
+          <w:rFonts w:ascii="Calibri" w:hAnsi="Calibri" w:eastAsia="Calibri"/>
+          <w:b w:val="0"/>
+          <w:sz w:val="22"/>
+        </w:rPr>
+        <w:t>):</w:t>
+      </w:r>
+    </w:p>
+    <w:p>
+      <w:pPr>
+        <w:pStyle w:val="ListBullet"/>
+      </w:pPr>
+      <w:r>
+        <w:rPr>
+          <w:rFonts w:ascii="Calibri" w:hAnsi="Calibri" w:eastAsia="Calibri"/>
+          <w:b w:val="0"/>
+          <w:sz w:val="22"/>
+        </w:rPr>
+        <w:t>CARD-7F2A91</w:t>
+      </w:r>
+    </w:p>
+    <w:p>
+      <w:pPr>
+        <w:pStyle w:val="ListBullet"/>
+      </w:pPr>
+      <w:r>
+        <w:rPr>
+          <w:rFonts w:ascii="Calibri" w:hAnsi="Calibri" w:eastAsia="Calibri"/>
+          <w:b w:val="0"/>
+          <w:sz w:val="22"/>
+        </w:rPr>
+        <w:t>FOB-ORBIT-44</w:t>
+      </w:r>
+    </w:p>
+    <w:p>
+      <w:pPr>
+        <w:pStyle w:val="ListBullet"/>
+      </w:pPr>
+      <w:r>
+        <w:rPr>
+          <w:rFonts w:ascii="Calibri" w:hAnsi="Calibri" w:eastAsia="Calibri"/>
+          <w:b w:val="0"/>
+          <w:sz w:val="22"/>
+        </w:rPr>
+        <w:t>TOKEN-MASSIVE-09</w:t>
       </w:r>
     </w:p>
     <w:p>
@@ -2138,7 +3291,7 @@
                 <w:color w:val="FFFFFF"/>
                 <w:sz w:val="18"/>
               </w:rPr>
-              <w:t>Behavior</w:t>
+              <w:t>When to use it</w:t>
             </w:r>
           </w:p>
         </w:tc>
@@ -2159,7 +3312,7 @@
                 <w:b w:val="0"/>
                 <w:sz w:val="18"/>
               </w:rPr>
-              <w:t>Local or CMS (default)</w:t>
+              <w:t>Local or CMS</w:t>
             </w:r>
           </w:p>
         </w:tc>
@@ -2178,7 +3331,7 @@
                 <w:b w:val="0"/>
                 <w:sz w:val="18"/>
               </w:rPr>
-              <w:t>Demo tags work locally; real CMS tags also work</w:t>
+              <w:t>Default. Demo tags work; real CMS tags also work</w:t>
             </w:r>
           </w:p>
         </w:tc>
@@ -2220,7 +3373,7 @@
                 <w:b w:val="0"/>
                 <w:sz w:val="18"/>
               </w:rPr>
-              <w:t>Only tags in the local list</w:t>
+              <w:t>Only tags stored in the local list</w:t>
             </w:r>
           </w:p>
         </w:tc>
@@ -2260,7 +3413,7 @@
                 <w:b w:val="0"/>
                 <w:sz w:val="18"/>
               </w:rPr>
-              <w:t>CMS Authorize must Accept (use real Massive RFIDs)</w:t>
+              <w:t>CMS must Accept the idTag (use a real Massive RFID / registered token)</w:t>
             </w:r>
           </w:p>
         </w:tc>
@@ -2273,6 +3426,20 @@
     </w:p>
     <w:p>
       <w:pPr>
+        <w:pStyle w:val="Heading2"/>
+      </w:pPr>
+      <w:r>
+        <w:rPr>
+          <w:rFonts w:ascii="Calibri" w:hAnsi="Calibri" w:eastAsia="Calibri"/>
+          <w:b/>
+          <w:color w:val="374151"/>
+          <w:sz w:val="24"/>
+        </w:rPr>
+        <w:t>Cable</w:t>
+      </w:r>
+    </w:p>
+    <w:p>
+      <w:pPr>
         <w:spacing w:after="120"/>
       </w:pPr>
       <w:r>
@@ -2281,23 +3448,7 @@
           <w:b w:val="0"/>
           <w:sz w:val="22"/>
         </w:rPr>
-        <w:t xml:space="preserve">Add custom tags with </w:t>
-      </w:r>
-      <w:r>
-        <w:rPr>
-          <w:rFonts w:ascii="Calibri" w:hAnsi="Calibri" w:eastAsia="Calibri"/>
-          <w:b/>
-          <w:sz w:val="22"/>
-        </w:rPr>
-        <w:t>Add to local list</w:t>
-      </w:r>
-      <w:r>
-        <w:rPr>
-          <w:rFonts w:ascii="Calibri" w:hAnsi="Calibri" w:eastAsia="Calibri"/>
-          <w:b w:val="0"/>
-          <w:sz w:val="22"/>
-        </w:rPr>
-        <w:t xml:space="preserve"> or the RFID pad presets.</w:t>
+        <w:t>Plug or unplug the focused connector.</w:t>
       </w:r>
     </w:p>
     <w:p>
@@ -2311,47 +3462,233 @@
           <w:color w:val="374151"/>
           <w:sz w:val="24"/>
         </w:rPr>
-        <w:t>Cable / Session</w:t>
+        <w:t>Session</w:t>
       </w:r>
     </w:p>
+    <w:tbl>
+      <w:tblPr>
+        <w:tblStyle w:val="TableGrid"/>
+        <w:tblW w:type="auto" w:w="0"/>
+        <w:tblLayout w:type="autofit"/>
+        <w:tblLook w:firstColumn="1" w:firstRow="1" w:lastColumn="0" w:lastRow="0" w:noHBand="0" w:noVBand="1" w:val="04A0"/>
+      </w:tblPr>
+      <w:tblGrid>
+        <w:gridCol w:w="4986"/>
+        <w:gridCol w:w="4986"/>
+      </w:tblGrid>
+      <w:tr>
+        <w:tc>
+          <w:tcPr>
+            <w:tcW w:type="dxa" w:w="4986"/>
+            <w:shd w:val="clear" w:color="auto" w:fill="C02434"/>
+          </w:tcPr>
+          <w:p>
+            <w:pPr>
+              <w:spacing w:before="40" w:after="40"/>
+            </w:pPr>
+            <w:r/>
+            <w:r>
+              <w:rPr>
+                <w:rFonts w:ascii="Calibri" w:hAnsi="Calibri" w:eastAsia="Calibri"/>
+                <w:b/>
+                <w:color w:val="FFFFFF"/>
+                <w:sz w:val="18"/>
+              </w:rPr>
+              <w:t>Control</w:t>
+            </w:r>
+          </w:p>
+        </w:tc>
+        <w:tc>
+          <w:tcPr>
+            <w:tcW w:type="dxa" w:w="4986"/>
+            <w:shd w:val="clear" w:color="auto" w:fill="C02434"/>
+          </w:tcPr>
+          <w:p>
+            <w:pPr>
+              <w:spacing w:before="40" w:after="40"/>
+            </w:pPr>
+            <w:r/>
+            <w:r>
+              <w:rPr>
+                <w:rFonts w:ascii="Calibri" w:hAnsi="Calibri" w:eastAsia="Calibri"/>
+                <w:b/>
+                <w:color w:val="FFFFFF"/>
+                <w:sz w:val="18"/>
+              </w:rPr>
+              <w:t>What it does</w:t>
+            </w:r>
+          </w:p>
+        </w:tc>
+      </w:tr>
+      <w:tr>
+        <w:tc>
+          <w:tcPr>
+            <w:tcW w:type="dxa" w:w="4986"/>
+          </w:tcPr>
+          <w:p>
+            <w:pPr>
+              <w:spacing w:before="40" w:after="40"/>
+            </w:pPr>
+            <w:r/>
+            <w:r>
+              <w:rPr>
+                <w:rFonts w:ascii="Calibri" w:hAnsi="Calibri" w:eastAsia="Calibri"/>
+                <w:b w:val="0"/>
+                <w:sz w:val="18"/>
+              </w:rPr>
+              <w:t>Start</w:t>
+            </w:r>
+          </w:p>
+        </w:tc>
+        <w:tc>
+          <w:tcPr>
+            <w:tcW w:type="dxa" w:w="4986"/>
+          </w:tcPr>
+          <w:p>
+            <w:pPr>
+              <w:spacing w:before="40" w:after="40"/>
+            </w:pPr>
+            <w:r/>
+            <w:r>
+              <w:rPr>
+                <w:rFonts w:ascii="Calibri" w:hAnsi="Calibri" w:eastAsia="Calibri"/>
+                <w:b w:val="0"/>
+                <w:sz w:val="18"/>
+              </w:rPr>
+              <w:t>StartTransaction with current idTag</w:t>
+            </w:r>
+          </w:p>
+        </w:tc>
+      </w:tr>
+      <w:tr>
+        <w:tc>
+          <w:tcPr>
+            <w:tcW w:type="dxa" w:w="4986"/>
+            <w:shd w:val="clear" w:color="auto" w:fill="FBEAEA"/>
+          </w:tcPr>
+          <w:p>
+            <w:pPr>
+              <w:spacing w:before="40" w:after="40"/>
+            </w:pPr>
+            <w:r/>
+            <w:r>
+              <w:rPr>
+                <w:rFonts w:ascii="Calibri" w:hAnsi="Calibri" w:eastAsia="Calibri"/>
+                <w:b w:val="0"/>
+                <w:sz w:val="18"/>
+              </w:rPr>
+              <w:t>Stop reason</w:t>
+            </w:r>
+          </w:p>
+        </w:tc>
+        <w:tc>
+          <w:tcPr>
+            <w:tcW w:type="dxa" w:w="4986"/>
+            <w:shd w:val="clear" w:color="auto" w:fill="FBEAEA"/>
+          </w:tcPr>
+          <w:p>
+            <w:pPr>
+              <w:spacing w:before="40" w:after="40"/>
+            </w:pPr>
+            <w:r/>
+            <w:r>
+              <w:rPr>
+                <w:rFonts w:ascii="Calibri" w:hAnsi="Calibri" w:eastAsia="Calibri"/>
+                <w:b w:val="0"/>
+                <w:sz w:val="18"/>
+              </w:rPr>
+              <w:t>Reason sent with StopTransaction (Local, EVDisconnected, …)</w:t>
+            </w:r>
+          </w:p>
+        </w:tc>
+      </w:tr>
+      <w:tr>
+        <w:tc>
+          <w:tcPr>
+            <w:tcW w:type="dxa" w:w="4986"/>
+          </w:tcPr>
+          <w:p>
+            <w:pPr>
+              <w:spacing w:before="40" w:after="40"/>
+            </w:pPr>
+            <w:r/>
+            <w:r>
+              <w:rPr>
+                <w:rFonts w:ascii="Calibri" w:hAnsi="Calibri" w:eastAsia="Calibri"/>
+                <w:b w:val="0"/>
+                <w:sz w:val="18"/>
+              </w:rPr>
+              <w:t>Stop</w:t>
+            </w:r>
+          </w:p>
+        </w:tc>
+        <w:tc>
+          <w:tcPr>
+            <w:tcW w:type="dxa" w:w="4986"/>
+          </w:tcPr>
+          <w:p>
+            <w:pPr>
+              <w:spacing w:before="40" w:after="40"/>
+            </w:pPr>
+            <w:r/>
+            <w:r>
+              <w:rPr>
+                <w:rFonts w:ascii="Calibri" w:hAnsi="Calibri" w:eastAsia="Calibri"/>
+                <w:b w:val="0"/>
+                <w:sz w:val="18"/>
+              </w:rPr>
+              <w:t>End the session with the selected reason</w:t>
+            </w:r>
+          </w:p>
+        </w:tc>
+      </w:tr>
+      <w:tr>
+        <w:tc>
+          <w:tcPr>
+            <w:tcW w:type="dxa" w:w="4986"/>
+            <w:shd w:val="clear" w:color="auto" w:fill="FBEAEA"/>
+          </w:tcPr>
+          <w:p>
+            <w:pPr>
+              <w:spacing w:before="40" w:after="40"/>
+            </w:pPr>
+            <w:r/>
+            <w:r>
+              <w:rPr>
+                <w:rFonts w:ascii="Calibri" w:hAnsi="Calibri" w:eastAsia="Calibri"/>
+                <w:b w:val="0"/>
+                <w:sz w:val="18"/>
+              </w:rPr>
+              <w:t>Emergency</w:t>
+            </w:r>
+          </w:p>
+        </w:tc>
+        <w:tc>
+          <w:tcPr>
+            <w:tcW w:type="dxa" w:w="4986"/>
+            <w:shd w:val="clear" w:color="auto" w:fill="FBEAEA"/>
+          </w:tcPr>
+          <w:p>
+            <w:pPr>
+              <w:spacing w:before="40" w:after="40"/>
+            </w:pPr>
+            <w:r/>
+            <w:r>
+              <w:rPr>
+                <w:rFonts w:ascii="Calibri" w:hAnsi="Calibri" w:eastAsia="Calibri"/>
+                <w:b w:val="0"/>
+                <w:sz w:val="18"/>
+              </w:rPr>
+              <w:t>Emergency stop</w:t>
+            </w:r>
+          </w:p>
+        </w:tc>
+      </w:tr>
+    </w:tbl>
     <w:p>
       <w:pPr>
-        <w:pStyle w:val="ListBullet"/>
+        <w:spacing w:after="120"/>
       </w:pPr>
-      <w:r>
-        <w:rPr>
-          <w:rFonts w:ascii="Calibri" w:hAnsi="Calibri" w:eastAsia="Calibri"/>
-          <w:b w:val="0"/>
-          <w:sz w:val="22"/>
-        </w:rPr>
-        <w:t>Plug / unplug</w:t>
-      </w:r>
-    </w:p>
-    <w:p>
-      <w:pPr>
-        <w:pStyle w:val="ListBullet"/>
-      </w:pPr>
-      <w:r>
-        <w:rPr>
-          <w:rFonts w:ascii="Calibri" w:hAnsi="Calibri" w:eastAsia="Calibri"/>
-          <w:b w:val="0"/>
-          <w:sz w:val="22"/>
-        </w:rPr>
-        <w:t>Start / stop with selectable stop reason</w:t>
-      </w:r>
-    </w:p>
-    <w:p>
-      <w:pPr>
-        <w:pStyle w:val="ListBullet"/>
-      </w:pPr>
-      <w:r>
-        <w:rPr>
-          <w:rFonts w:ascii="Calibri" w:hAnsi="Calibri" w:eastAsia="Calibri"/>
-          <w:b w:val="0"/>
-          <w:sz w:val="22"/>
-        </w:rPr>
-        <w:t>Emergency stop</w:t>
-      </w:r>
     </w:p>
     <w:p>
       <w:pPr>
@@ -2377,7 +3714,23 @@
           <w:b w:val="0"/>
           <w:sz w:val="22"/>
         </w:rPr>
-        <w:t>Simulates the EV battery before you start:</w:t>
+        <w:t xml:space="preserve">Set the simulated EV battery </w:t>
+      </w:r>
+      <w:r>
+        <w:rPr>
+          <w:rFonts w:ascii="Calibri" w:hAnsi="Calibri" w:eastAsia="Calibri"/>
+          <w:b/>
+          <w:sz w:val="22"/>
+        </w:rPr>
+        <w:t>before</w:t>
+      </w:r>
+      <w:r>
+        <w:rPr>
+          <w:rFonts w:ascii="Calibri" w:hAnsi="Calibri" w:eastAsia="Calibri"/>
+          <w:b w:val="0"/>
+          <w:sz w:val="22"/>
+        </w:rPr>
+        <w:t xml:space="preserve"> you start charging:</w:t>
       </w:r>
     </w:p>
     <w:tbl>
@@ -2470,7 +3823,7 @@
                 <w:b w:val="0"/>
                 <w:sz w:val="18"/>
               </w:rPr>
-              <w:t>How full the pack is now</w:t>
+              <w:t>Energy already in the pack</w:t>
             </w:r>
           </w:p>
         </w:tc>
@@ -2533,7 +3886,7 @@
                 <w:b w:val="0"/>
                 <w:sz w:val="18"/>
               </w:rPr>
-              <w:t>Fill mode</w:t>
+              <w:t>Fill mode — Full</w:t>
             </w:r>
           </w:p>
         </w:tc>
@@ -2552,7 +3905,131 @@
                 <w:b w:val="0"/>
                 <w:sz w:val="18"/>
               </w:rPr>
-              <w:t>Full / by energy / by money / by time</w:t>
+              <w:t>Charge until pack is full</w:t>
+            </w:r>
+          </w:p>
+        </w:tc>
+      </w:tr>
+      <w:tr>
+        <w:tc>
+          <w:tcPr>
+            <w:tcW w:type="dxa" w:w="4986"/>
+            <w:shd w:val="clear" w:color="auto" w:fill="FBEAEA"/>
+          </w:tcPr>
+          <w:p>
+            <w:pPr>
+              <w:spacing w:before="40" w:after="40"/>
+            </w:pPr>
+            <w:r/>
+            <w:r>
+              <w:rPr>
+                <w:rFonts w:ascii="Calibri" w:hAnsi="Calibri" w:eastAsia="Calibri"/>
+                <w:b w:val="0"/>
+                <w:sz w:val="18"/>
+              </w:rPr>
+              <w:t>Fill mode — Energy</w:t>
+            </w:r>
+          </w:p>
+        </w:tc>
+        <w:tc>
+          <w:tcPr>
+            <w:tcW w:type="dxa" w:w="4986"/>
+            <w:shd w:val="clear" w:color="auto" w:fill="FBEAEA"/>
+          </w:tcPr>
+          <w:p>
+            <w:pPr>
+              <w:spacing w:before="40" w:after="40"/>
+            </w:pPr>
+            <w:r/>
+            <w:r>
+              <w:rPr>
+                <w:rFonts w:ascii="Calibri" w:hAnsi="Calibri" w:eastAsia="Calibri"/>
+                <w:b w:val="0"/>
+                <w:sz w:val="18"/>
+              </w:rPr>
+              <w:t>Deliver a set kWh</w:t>
+            </w:r>
+          </w:p>
+        </w:tc>
+      </w:tr>
+      <w:tr>
+        <w:tc>
+          <w:tcPr>
+            <w:tcW w:type="dxa" w:w="4986"/>
+          </w:tcPr>
+          <w:p>
+            <w:pPr>
+              <w:spacing w:before="40" w:after="40"/>
+            </w:pPr>
+            <w:r/>
+            <w:r>
+              <w:rPr>
+                <w:rFonts w:ascii="Calibri" w:hAnsi="Calibri" w:eastAsia="Calibri"/>
+                <w:b w:val="0"/>
+                <w:sz w:val="18"/>
+              </w:rPr>
+              <w:t>Fill mode — Money</w:t>
+            </w:r>
+          </w:p>
+        </w:tc>
+        <w:tc>
+          <w:tcPr>
+            <w:tcW w:type="dxa" w:w="4986"/>
+          </w:tcPr>
+          <w:p>
+            <w:pPr>
+              <w:spacing w:before="40" w:after="40"/>
+            </w:pPr>
+            <w:r/>
+            <w:r>
+              <w:rPr>
+                <w:rFonts w:ascii="Calibri" w:hAnsi="Calibri" w:eastAsia="Calibri"/>
+                <w:b w:val="0"/>
+                <w:sz w:val="18"/>
+              </w:rPr>
+              <w:t>Deliver energy worth a set amount (uses tariff)</w:t>
+            </w:r>
+          </w:p>
+        </w:tc>
+      </w:tr>
+      <w:tr>
+        <w:tc>
+          <w:tcPr>
+            <w:tcW w:type="dxa" w:w="4986"/>
+            <w:shd w:val="clear" w:color="auto" w:fill="FBEAEA"/>
+          </w:tcPr>
+          <w:p>
+            <w:pPr>
+              <w:spacing w:before="40" w:after="40"/>
+            </w:pPr>
+            <w:r/>
+            <w:r>
+              <w:rPr>
+                <w:rFonts w:ascii="Calibri" w:hAnsi="Calibri" w:eastAsia="Calibri"/>
+                <w:b w:val="0"/>
+                <w:sz w:val="18"/>
+              </w:rPr>
+              <w:t>Fill mode — Time</w:t>
+            </w:r>
+          </w:p>
+        </w:tc>
+        <w:tc>
+          <w:tcPr>
+            <w:tcW w:type="dxa" w:w="4986"/>
+            <w:shd w:val="clear" w:color="auto" w:fill="FBEAEA"/>
+          </w:tcPr>
+          <w:p>
+            <w:pPr>
+              <w:spacing w:before="40" w:after="40"/>
+            </w:pPr>
+            <w:r/>
+            <w:r>
+              <w:rPr>
+                <w:rFonts w:ascii="Calibri" w:hAnsi="Calibri" w:eastAsia="Calibri"/>
+                <w:b w:val="0"/>
+                <w:sz w:val="18"/>
+              </w:rPr>
+              <w:t>Charge for a set number of minutes</w:t>
             </w:r>
           </w:p>
         </w:tc>
@@ -2589,7 +4066,7 @@
           <w:b w:val="0"/>
           <w:sz w:val="22"/>
         </w:rPr>
-        <w:t xml:space="preserve"> before starting. Charging stops when the fill target or full pack is reached.</w:t>
+        <w:t>, then start. Charging auto-stops when the target or full pack is reached.</w:t>
       </w:r>
     </w:p>
     <w:p>
@@ -2616,39 +4093,33 @@
           <w:b w:val="0"/>
           <w:sz w:val="22"/>
         </w:rPr>
-        <w:t>Simulate EV or EVSE pause (</w:t>
+        <w:t>Simulate pause states:</w:t>
       </w:r>
-      <w:r>
-        <w:rPr>
-          <w:rFonts w:ascii="Consolas" w:hAnsi="Consolas" w:eastAsia="Consolas"/>
-          <w:b w:val="0"/>
-          <w:sz w:val="22"/>
-        </w:rPr>
-        <w:t>SuspendedEV</w:t>
-      </w:r>
+    </w:p>
+    <w:p>
+      <w:pPr>
+        <w:pStyle w:val="ListBullet"/>
+      </w:pPr>
       <w:r>
         <w:rPr>
           <w:rFonts w:ascii="Calibri" w:hAnsi="Calibri" w:eastAsia="Calibri"/>
           <w:b w:val="0"/>
           <w:sz w:val="22"/>
         </w:rPr>
-        <w:t xml:space="preserve"> / </w:t>
+        <w:t>Suspended by EV</w:t>
       </w:r>
-      <w:r>
-        <w:rPr>
-          <w:rFonts w:ascii="Consolas" w:hAnsi="Consolas" w:eastAsia="Consolas"/>
-          <w:b w:val="0"/>
-          <w:sz w:val="22"/>
-        </w:rPr>
-        <w:t>SuspendedEVSE</w:t>
-      </w:r>
+    </w:p>
+    <w:p>
+      <w:pPr>
+        <w:pStyle w:val="ListBullet"/>
+      </w:pPr>
       <w:r>
         <w:rPr>
           <w:rFonts w:ascii="Calibri" w:hAnsi="Calibri" w:eastAsia="Calibri"/>
           <w:b w:val="0"/>
           <w:sz w:val="22"/>
         </w:rPr>
-        <w:t>).</w:t>
+        <w:t>Suspended by EVSE</w:t>
       </w:r>
     </w:p>
     <w:p>
@@ -2663,263 +4134,6 @@
           <w:sz w:val="24"/>
         </w:rPr>
         <w:t>Faults</w:t>
-      </w:r>
-    </w:p>
-    <w:p>
-      <w:pPr>
-        <w:spacing w:after="120"/>
-      </w:pPr>
-      <w:r>
-        <w:rPr>
-          <w:rFonts w:ascii="Calibri" w:hAnsi="Calibri" w:eastAsia="Calibri"/>
-          <w:b w:val="0"/>
-          <w:sz w:val="22"/>
-        </w:rPr>
-        <w:t xml:space="preserve">Inject OCPP error codes (e.g. </w:t>
-      </w:r>
-      <w:r>
-        <w:rPr>
-          <w:rFonts w:ascii="Consolas" w:hAnsi="Consolas" w:eastAsia="Consolas"/>
-          <w:b w:val="0"/>
-          <w:sz w:val="22"/>
-        </w:rPr>
-        <w:t>OverCurrentFailure</w:t>
-      </w:r>
-      <w:r>
-        <w:rPr>
-          <w:rFonts w:ascii="Calibri" w:hAnsi="Calibri" w:eastAsia="Calibri"/>
-          <w:b w:val="0"/>
-          <w:sz w:val="22"/>
-        </w:rPr>
-        <w:t xml:space="preserve">, </w:t>
-      </w:r>
-      <w:r>
-        <w:rPr>
-          <w:rFonts w:ascii="Consolas" w:hAnsi="Consolas" w:eastAsia="Consolas"/>
-          <w:b w:val="0"/>
-          <w:sz w:val="22"/>
-        </w:rPr>
-        <w:t>HighTemperature</w:t>
-      </w:r>
-      <w:r>
-        <w:rPr>
-          <w:rFonts w:ascii="Calibri" w:hAnsi="Calibri" w:eastAsia="Calibri"/>
-          <w:b w:val="0"/>
-          <w:sz w:val="22"/>
-        </w:rPr>
-        <w:t>) and clear them.</w:t>
-      </w:r>
-    </w:p>
-    <w:p>
-      <w:pPr>
-        <w:pStyle w:val="Heading2"/>
-      </w:pPr>
-      <w:r>
-        <w:rPr>
-          <w:rFonts w:ascii="Calibri" w:hAnsi="Calibri" w:eastAsia="Calibri"/>
-          <w:b/>
-          <w:color w:val="374151"/>
-          <w:sz w:val="24"/>
-        </w:rPr>
-        <w:t>Hardware (connector)</w:t>
-      </w:r>
-    </w:p>
-    <w:p>
-      <w:pPr>
-        <w:pStyle w:val="ListBullet"/>
-      </w:pPr>
-      <w:r>
-        <w:rPr>
-          <w:rFonts w:ascii="Calibri" w:hAnsi="Calibri" w:eastAsia="Calibri"/>
-          <w:b w:val="0"/>
-          <w:sz w:val="22"/>
-        </w:rPr>
-        <w:t>Connector type (Mennekes T2, CCS Combo 2, …) — drives AC vs DC label</w:t>
-      </w:r>
-    </w:p>
-    <w:p>
-      <w:pPr>
-        <w:pStyle w:val="ListBullet"/>
-      </w:pPr>
-      <w:r>
-        <w:rPr>
-          <w:rFonts w:ascii="Calibri" w:hAnsi="Calibri" w:eastAsia="Calibri"/>
-          <w:b w:val="0"/>
-          <w:sz w:val="22"/>
-        </w:rPr>
-        <w:t>Connector name</w:t>
-      </w:r>
-    </w:p>
-    <w:p>
-      <w:pPr>
-        <w:pStyle w:val="ListBullet"/>
-      </w:pPr>
-      <w:r>
-        <w:rPr>
-          <w:rFonts w:ascii="Calibri" w:hAnsi="Calibri" w:eastAsia="Calibri"/>
-          <w:b w:val="0"/>
-          <w:sz w:val="22"/>
-        </w:rPr>
-        <w:t>Power (kW)</w:t>
-      </w:r>
-    </w:p>
-    <w:p>
-      <w:pPr>
-        <w:pStyle w:val="ListBullet"/>
-      </w:pPr>
-      <w:r>
-        <w:rPr>
-          <w:rFonts w:ascii="Calibri" w:hAnsi="Calibri" w:eastAsia="Calibri"/>
-          <w:b w:val="0"/>
-          <w:sz w:val="22"/>
-        </w:rPr>
-        <w:t>Display tariff (₹/kWh)</w:t>
-      </w:r>
-    </w:p>
-    <w:p>
-      <w:pPr>
-        <w:pStyle w:val="Heading2"/>
-      </w:pPr>
-      <w:r>
-        <w:rPr>
-          <w:rFonts w:ascii="Calibri" w:hAnsi="Calibri" w:eastAsia="Calibri"/>
-          <w:b/>
-          <w:color w:val="374151"/>
-          <w:sz w:val="24"/>
-        </w:rPr>
-        <w:t>Charger hardware (live)</w:t>
-      </w:r>
-    </w:p>
-    <w:p>
-      <w:pPr>
-        <w:spacing w:after="120"/>
-      </w:pPr>
-      <w:r>
-        <w:rPr>
-          <w:rFonts w:ascii="Calibri" w:hAnsi="Calibri" w:eastAsia="Calibri"/>
-          <w:b w:val="0"/>
-          <w:sz w:val="22"/>
-        </w:rPr>
-        <w:t>Simulated telemetry (not real silicon):</w:t>
-      </w:r>
-    </w:p>
-    <w:p>
-      <w:pPr>
-        <w:pStyle w:val="ListBullet"/>
-      </w:pPr>
-      <w:r>
-        <w:rPr>
-          <w:rFonts w:ascii="Calibri" w:hAnsi="Calibri" w:eastAsia="Calibri"/>
-          <w:b w:val="0"/>
-          <w:sz w:val="22"/>
-        </w:rPr>
-        <w:t>AC / DC / AC-DC mode</w:t>
-      </w:r>
-    </w:p>
-    <w:p>
-      <w:pPr>
-        <w:pStyle w:val="ListBullet"/>
-      </w:pPr>
-      <w:r>
-        <w:rPr>
-          <w:rFonts w:ascii="Calibri" w:hAnsi="Calibri" w:eastAsia="Calibri"/>
-          <w:b w:val="0"/>
-          <w:sz w:val="22"/>
-        </w:rPr>
-        <w:t>CPU %, RAM, ROM</w:t>
-      </w:r>
-    </w:p>
-    <w:p>
-      <w:pPr>
-        <w:pStyle w:val="ListBullet"/>
-      </w:pPr>
-      <w:r>
-        <w:rPr>
-          <w:rFonts w:ascii="Calibri" w:hAnsi="Calibri" w:eastAsia="Calibri"/>
-          <w:b w:val="0"/>
-          <w:sz w:val="22"/>
-        </w:rPr>
-        <w:t>Cabinet + module temperature</w:t>
-      </w:r>
-    </w:p>
-    <w:p>
-      <w:pPr>
-        <w:pStyle w:val="Heading2"/>
-      </w:pPr>
-      <w:r>
-        <w:rPr>
-          <w:rFonts w:ascii="Calibri" w:hAnsi="Calibri" w:eastAsia="Calibri"/>
-          <w:b/>
-          <w:color w:val="374151"/>
-          <w:sz w:val="24"/>
-        </w:rPr>
-        <w:t>Link</w:t>
-      </w:r>
-    </w:p>
-    <w:p>
-      <w:pPr>
-        <w:pStyle w:val="ListBullet"/>
-      </w:pPr>
-      <w:r>
-        <w:rPr>
-          <w:rFonts w:ascii="Calibri" w:hAnsi="Calibri" w:eastAsia="Calibri"/>
-          <w:b w:val="0"/>
-          <w:sz w:val="22"/>
-        </w:rPr>
-        <w:t>Reconnect — drop and reopen the OCPP WebSocket</w:t>
-      </w:r>
-    </w:p>
-    <w:p>
-      <w:pPr>
-        <w:pStyle w:val="ListBullet"/>
-      </w:pPr>
-      <w:r>
-        <w:rPr>
-          <w:rFonts w:ascii="Calibri" w:hAnsi="Calibri" w:eastAsia="Calibri"/>
-          <w:b w:val="0"/>
-          <w:sz w:val="22"/>
-        </w:rPr>
-        <w:t>Toggle subprotocol and reconnect</w:t>
-      </w:r>
-    </w:p>
-    <w:p>
-      <w:pPr>
-        <w:pStyle w:val="ListBullet"/>
-      </w:pPr>
-      <w:r>
-        <w:rPr>
-          <w:rFonts w:ascii="Calibri" w:hAnsi="Calibri" w:eastAsia="Calibri"/>
-          <w:b w:val="0"/>
-          <w:sz w:val="22"/>
-        </w:rPr>
-        <w:t>Soft / hard Reset (OCPP Reset)</w:t>
-      </w:r>
-    </w:p>
-    <w:p>
-      <w:pPr>
-        <w:pStyle w:val="Heading1"/>
-      </w:pPr>
-      <w:r>
-        <w:rPr>
-          <w:rFonts w:ascii="Calibri" w:hAnsi="Calibri" w:eastAsia="Calibri"/>
-          <w:b/>
-          <w:color w:val="111827"/>
-          <w:sz w:val="28"/>
-        </w:rPr>
-        <w:t>7. Message Trace</w:t>
-      </w:r>
-    </w:p>
-    <w:p>
-      <w:pPr>
-        <w:spacing w:after="120"/>
-      </w:pPr>
-      <w:r>
-        <w:rPr>
-          <w:rFonts w:ascii="Calibri" w:hAnsi="Calibri" w:eastAsia="Calibri"/>
-          <w:b w:val="0"/>
-          <w:sz w:val="22"/>
-        </w:rPr>
-        <w:t>Bottom drawer:</w:t>
       </w:r>
     </w:p>
     <w:tbl>
@@ -2951,7 +4165,946 @@
                 <w:color w:val="FFFFFF"/>
                 <w:sz w:val="18"/>
               </w:rPr>
-              <w:t>Tab</w:t>
+              <w:t>Control</w:t>
+            </w:r>
+          </w:p>
+        </w:tc>
+        <w:tc>
+          <w:tcPr>
+            <w:tcW w:type="dxa" w:w="4986"/>
+            <w:shd w:val="clear" w:color="auto" w:fill="C02434"/>
+          </w:tcPr>
+          <w:p>
+            <w:pPr>
+              <w:spacing w:before="40" w:after="40"/>
+            </w:pPr>
+            <w:r/>
+            <w:r>
+              <w:rPr>
+                <w:rFonts w:ascii="Calibri" w:hAnsi="Calibri" w:eastAsia="Calibri"/>
+                <w:b/>
+                <w:color w:val="FFFFFF"/>
+                <w:sz w:val="18"/>
+              </w:rPr>
+              <w:t>What it does</w:t>
+            </w:r>
+          </w:p>
+        </w:tc>
+      </w:tr>
+      <w:tr>
+        <w:tc>
+          <w:tcPr>
+            <w:tcW w:type="dxa" w:w="4986"/>
+          </w:tcPr>
+          <w:p>
+            <w:pPr>
+              <w:spacing w:before="40" w:after="40"/>
+            </w:pPr>
+            <w:r/>
+            <w:r>
+              <w:rPr>
+                <w:rFonts w:ascii="Calibri" w:hAnsi="Calibri" w:eastAsia="Calibri"/>
+                <w:b w:val="0"/>
+                <w:sz w:val="18"/>
+              </w:rPr>
+              <w:t>Error code list</w:t>
+            </w:r>
+          </w:p>
+        </w:tc>
+        <w:tc>
+          <w:tcPr>
+            <w:tcW w:type="dxa" w:w="4986"/>
+          </w:tcPr>
+          <w:p>
+            <w:pPr>
+              <w:spacing w:before="40" w:after="40"/>
+            </w:pPr>
+            <w:r/>
+            <w:r>
+              <w:rPr>
+                <w:rFonts w:ascii="Calibri" w:hAnsi="Calibri" w:eastAsia="Calibri"/>
+                <w:b w:val="0"/>
+                <w:sz w:val="18"/>
+              </w:rPr>
+              <w:t>Choose an OCPP fault (OverCurrent, HighTemperature, …)</w:t>
+            </w:r>
+          </w:p>
+        </w:tc>
+      </w:tr>
+      <w:tr>
+        <w:tc>
+          <w:tcPr>
+            <w:tcW w:type="dxa" w:w="4986"/>
+            <w:shd w:val="clear" w:color="auto" w:fill="FBEAEA"/>
+          </w:tcPr>
+          <w:p>
+            <w:pPr>
+              <w:spacing w:before="40" w:after="40"/>
+            </w:pPr>
+            <w:r/>
+            <w:r>
+              <w:rPr>
+                <w:rFonts w:ascii="Calibri" w:hAnsi="Calibri" w:eastAsia="Calibri"/>
+                <w:b w:val="0"/>
+                <w:sz w:val="18"/>
+              </w:rPr>
+              <w:t>Inject fault</w:t>
+            </w:r>
+          </w:p>
+        </w:tc>
+        <w:tc>
+          <w:tcPr>
+            <w:tcW w:type="dxa" w:w="4986"/>
+            <w:shd w:val="clear" w:color="auto" w:fill="FBEAEA"/>
+          </w:tcPr>
+          <w:p>
+            <w:pPr>
+              <w:spacing w:before="40" w:after="40"/>
+            </w:pPr>
+            <w:r/>
+            <w:r>
+              <w:rPr>
+                <w:rFonts w:ascii="Calibri" w:hAnsi="Calibri" w:eastAsia="Calibri"/>
+                <w:b w:val="0"/>
+                <w:sz w:val="18"/>
+              </w:rPr>
+              <w:t>Marks the connector Faulted and notifies the CMS</w:t>
+            </w:r>
+          </w:p>
+        </w:tc>
+      </w:tr>
+      <w:tr>
+        <w:tc>
+          <w:tcPr>
+            <w:tcW w:type="dxa" w:w="4986"/>
+          </w:tcPr>
+          <w:p>
+            <w:pPr>
+              <w:spacing w:before="40" w:after="40"/>
+            </w:pPr>
+            <w:r/>
+            <w:r>
+              <w:rPr>
+                <w:rFonts w:ascii="Calibri" w:hAnsi="Calibri" w:eastAsia="Calibri"/>
+                <w:b w:val="0"/>
+                <w:sz w:val="18"/>
+              </w:rPr>
+              <w:t>Clear fault</w:t>
+            </w:r>
+          </w:p>
+        </w:tc>
+        <w:tc>
+          <w:tcPr>
+            <w:tcW w:type="dxa" w:w="4986"/>
+          </w:tcPr>
+          <w:p>
+            <w:pPr>
+              <w:spacing w:before="40" w:after="40"/>
+            </w:pPr>
+            <w:r/>
+            <w:r>
+              <w:rPr>
+                <w:rFonts w:ascii="Calibri" w:hAnsi="Calibri" w:eastAsia="Calibri"/>
+                <w:b w:val="0"/>
+                <w:sz w:val="18"/>
+              </w:rPr>
+              <w:t>Returns the connector to a healthy path</w:t>
+            </w:r>
+          </w:p>
+        </w:tc>
+      </w:tr>
+    </w:tbl>
+    <w:p>
+      <w:pPr>
+        <w:spacing w:after="120"/>
+      </w:pPr>
+    </w:p>
+    <w:p>
+      <w:pPr>
+        <w:pStyle w:val="Heading2"/>
+      </w:pPr>
+      <w:r>
+        <w:rPr>
+          <w:rFonts w:ascii="Calibri" w:hAnsi="Calibri" w:eastAsia="Calibri"/>
+          <w:b/>
+          <w:color w:val="374151"/>
+          <w:sz w:val="24"/>
+        </w:rPr>
+        <w:t>Hardware (connector settings)</w:t>
+      </w:r>
+    </w:p>
+    <w:tbl>
+      <w:tblPr>
+        <w:tblStyle w:val="TableGrid"/>
+        <w:tblW w:type="auto" w:w="0"/>
+        <w:tblLayout w:type="autofit"/>
+        <w:tblLook w:firstColumn="1" w:firstRow="1" w:lastColumn="0" w:lastRow="0" w:noHBand="0" w:noVBand="1" w:val="04A0"/>
+      </w:tblPr>
+      <w:tblGrid>
+        <w:gridCol w:w="4986"/>
+        <w:gridCol w:w="4986"/>
+      </w:tblGrid>
+      <w:tr>
+        <w:tc>
+          <w:tcPr>
+            <w:tcW w:type="dxa" w:w="4986"/>
+            <w:shd w:val="clear" w:color="auto" w:fill="C02434"/>
+          </w:tcPr>
+          <w:p>
+            <w:pPr>
+              <w:spacing w:before="40" w:after="40"/>
+            </w:pPr>
+            <w:r/>
+            <w:r>
+              <w:rPr>
+                <w:rFonts w:ascii="Calibri" w:hAnsi="Calibri" w:eastAsia="Calibri"/>
+                <w:b/>
+                <w:color w:val="FFFFFF"/>
+                <w:sz w:val="18"/>
+              </w:rPr>
+              <w:t>Control</w:t>
+            </w:r>
+          </w:p>
+        </w:tc>
+        <w:tc>
+          <w:tcPr>
+            <w:tcW w:type="dxa" w:w="4986"/>
+            <w:shd w:val="clear" w:color="auto" w:fill="C02434"/>
+          </w:tcPr>
+          <w:p>
+            <w:pPr>
+              <w:spacing w:before="40" w:after="40"/>
+            </w:pPr>
+            <w:r/>
+            <w:r>
+              <w:rPr>
+                <w:rFonts w:ascii="Calibri" w:hAnsi="Calibri" w:eastAsia="Calibri"/>
+                <w:b/>
+                <w:color w:val="FFFFFF"/>
+                <w:sz w:val="18"/>
+              </w:rPr>
+              <w:t>What it does</w:t>
+            </w:r>
+          </w:p>
+        </w:tc>
+      </w:tr>
+      <w:tr>
+        <w:tc>
+          <w:tcPr>
+            <w:tcW w:type="dxa" w:w="4986"/>
+          </w:tcPr>
+          <w:p>
+            <w:pPr>
+              <w:spacing w:before="40" w:after="40"/>
+            </w:pPr>
+            <w:r/>
+            <w:r>
+              <w:rPr>
+                <w:rFonts w:ascii="Calibri" w:hAnsi="Calibri" w:eastAsia="Calibri"/>
+                <w:b w:val="0"/>
+                <w:sz w:val="18"/>
+              </w:rPr>
+              <w:t>Type</w:t>
+            </w:r>
+          </w:p>
+        </w:tc>
+        <w:tc>
+          <w:tcPr>
+            <w:tcW w:type="dxa" w:w="4986"/>
+          </w:tcPr>
+          <w:p>
+            <w:pPr>
+              <w:spacing w:before="40" w:after="40"/>
+            </w:pPr>
+            <w:r/>
+            <w:r>
+              <w:rPr>
+                <w:rFonts w:ascii="Calibri" w:hAnsi="Calibri" w:eastAsia="Calibri"/>
+                <w:b w:val="0"/>
+                <w:sz w:val="18"/>
+              </w:rPr>
+              <w:t>Connector standard (Mennekes T2, CCS Combo 2, CHAdeMO, …). DC-style types mark the station as DC (or AC/DC if mixed)</w:t>
+            </w:r>
+          </w:p>
+        </w:tc>
+      </w:tr>
+      <w:tr>
+        <w:tc>
+          <w:tcPr>
+            <w:tcW w:type="dxa" w:w="4986"/>
+            <w:shd w:val="clear" w:color="auto" w:fill="FBEAEA"/>
+          </w:tcPr>
+          <w:p>
+            <w:pPr>
+              <w:spacing w:before="40" w:after="40"/>
+            </w:pPr>
+            <w:r/>
+            <w:r>
+              <w:rPr>
+                <w:rFonts w:ascii="Calibri" w:hAnsi="Calibri" w:eastAsia="Calibri"/>
+                <w:b w:val="0"/>
+                <w:sz w:val="18"/>
+              </w:rPr>
+              <w:t>Name</w:t>
+            </w:r>
+          </w:p>
+        </w:tc>
+        <w:tc>
+          <w:tcPr>
+            <w:tcW w:type="dxa" w:w="4986"/>
+            <w:shd w:val="clear" w:color="auto" w:fill="FBEAEA"/>
+          </w:tcPr>
+          <w:p>
+            <w:pPr>
+              <w:spacing w:before="40" w:after="40"/>
+            </w:pPr>
+            <w:r/>
+            <w:r>
+              <w:rPr>
+                <w:rFonts w:ascii="Calibri" w:hAnsi="Calibri" w:eastAsia="Calibri"/>
+                <w:b w:val="0"/>
+                <w:sz w:val="18"/>
+              </w:rPr>
+              <w:t>Friendly outlet name</w:t>
+            </w:r>
+          </w:p>
+        </w:tc>
+      </w:tr>
+      <w:tr>
+        <w:tc>
+          <w:tcPr>
+            <w:tcW w:type="dxa" w:w="4986"/>
+          </w:tcPr>
+          <w:p>
+            <w:pPr>
+              <w:spacing w:before="40" w:after="40"/>
+            </w:pPr>
+            <w:r/>
+            <w:r>
+              <w:rPr>
+                <w:rFonts w:ascii="Calibri" w:hAnsi="Calibri" w:eastAsia="Calibri"/>
+                <w:b w:val="0"/>
+                <w:sz w:val="18"/>
+              </w:rPr>
+              <w:t>Power (kW)</w:t>
+            </w:r>
+          </w:p>
+        </w:tc>
+        <w:tc>
+          <w:tcPr>
+            <w:tcW w:type="dxa" w:w="4986"/>
+          </w:tcPr>
+          <w:p>
+            <w:pPr>
+              <w:spacing w:before="40" w:after="40"/>
+            </w:pPr>
+            <w:r/>
+            <w:r>
+              <w:rPr>
+                <w:rFonts w:ascii="Calibri" w:hAnsi="Calibri" w:eastAsia="Calibri"/>
+                <w:b w:val="0"/>
+                <w:sz w:val="18"/>
+              </w:rPr>
+              <w:t>Rated / max power for that outlet</w:t>
+            </w:r>
+          </w:p>
+        </w:tc>
+      </w:tr>
+      <w:tr>
+        <w:tc>
+          <w:tcPr>
+            <w:tcW w:type="dxa" w:w="4986"/>
+            <w:shd w:val="clear" w:color="auto" w:fill="FBEAEA"/>
+          </w:tcPr>
+          <w:p>
+            <w:pPr>
+              <w:spacing w:before="40" w:after="40"/>
+            </w:pPr>
+            <w:r/>
+            <w:r>
+              <w:rPr>
+                <w:rFonts w:ascii="Calibri" w:hAnsi="Calibri" w:eastAsia="Calibri"/>
+                <w:b w:val="0"/>
+                <w:sz w:val="18"/>
+              </w:rPr>
+              <w:t>Tariff</w:t>
+            </w:r>
+          </w:p>
+        </w:tc>
+        <w:tc>
+          <w:tcPr>
+            <w:tcW w:type="dxa" w:w="4986"/>
+            <w:shd w:val="clear" w:color="auto" w:fill="FBEAEA"/>
+          </w:tcPr>
+          <w:p>
+            <w:pPr>
+              <w:spacing w:before="40" w:after="40"/>
+            </w:pPr>
+            <w:r/>
+            <w:r>
+              <w:rPr>
+                <w:rFonts w:ascii="Calibri" w:hAnsi="Calibri" w:eastAsia="Calibri"/>
+                <w:b w:val="0"/>
+                <w:sz w:val="18"/>
+              </w:rPr>
+              <w:t>Display rate (₹/kWh) used for cost on screen and money-based fill</w:t>
+            </w:r>
+          </w:p>
+        </w:tc>
+      </w:tr>
+    </w:tbl>
+    <w:p>
+      <w:pPr>
+        <w:spacing w:after="120"/>
+      </w:pPr>
+    </w:p>
+    <w:p>
+      <w:pPr>
+        <w:pStyle w:val="Heading2"/>
+      </w:pPr>
+      <w:r>
+        <w:rPr>
+          <w:rFonts w:ascii="Calibri" w:hAnsi="Calibri" w:eastAsia="Calibri"/>
+          <w:b/>
+          <w:color w:val="374151"/>
+          <w:sz w:val="24"/>
+        </w:rPr>
+        <w:t>Link</w:t>
+      </w:r>
+    </w:p>
+    <w:tbl>
+      <w:tblPr>
+        <w:tblStyle w:val="TableGrid"/>
+        <w:tblW w:type="auto" w:w="0"/>
+        <w:tblLayout w:type="autofit"/>
+        <w:tblLook w:firstColumn="1" w:firstRow="1" w:lastColumn="0" w:lastRow="0" w:noHBand="0" w:noVBand="1" w:val="04A0"/>
+      </w:tblPr>
+      <w:tblGrid>
+        <w:gridCol w:w="4986"/>
+        <w:gridCol w:w="4986"/>
+      </w:tblGrid>
+      <w:tr>
+        <w:tc>
+          <w:tcPr>
+            <w:tcW w:type="dxa" w:w="4986"/>
+            <w:shd w:val="clear" w:color="auto" w:fill="C02434"/>
+          </w:tcPr>
+          <w:p>
+            <w:pPr>
+              <w:spacing w:before="40" w:after="40"/>
+            </w:pPr>
+            <w:r/>
+            <w:r>
+              <w:rPr>
+                <w:rFonts w:ascii="Calibri" w:hAnsi="Calibri" w:eastAsia="Calibri"/>
+                <w:b/>
+                <w:color w:val="FFFFFF"/>
+                <w:sz w:val="18"/>
+              </w:rPr>
+              <w:t>Control</w:t>
+            </w:r>
+          </w:p>
+        </w:tc>
+        <w:tc>
+          <w:tcPr>
+            <w:tcW w:type="dxa" w:w="4986"/>
+            <w:shd w:val="clear" w:color="auto" w:fill="C02434"/>
+          </w:tcPr>
+          <w:p>
+            <w:pPr>
+              <w:spacing w:before="40" w:after="40"/>
+            </w:pPr>
+            <w:r/>
+            <w:r>
+              <w:rPr>
+                <w:rFonts w:ascii="Calibri" w:hAnsi="Calibri" w:eastAsia="Calibri"/>
+                <w:b/>
+                <w:color w:val="FFFFFF"/>
+                <w:sz w:val="18"/>
+              </w:rPr>
+              <w:t>What it does</w:t>
+            </w:r>
+          </w:p>
+        </w:tc>
+      </w:tr>
+      <w:tr>
+        <w:tc>
+          <w:tcPr>
+            <w:tcW w:type="dxa" w:w="4986"/>
+          </w:tcPr>
+          <w:p>
+            <w:pPr>
+              <w:spacing w:before="40" w:after="40"/>
+            </w:pPr>
+            <w:r/>
+            <w:r>
+              <w:rPr>
+                <w:rFonts w:ascii="Calibri" w:hAnsi="Calibri" w:eastAsia="Calibri"/>
+                <w:b w:val="0"/>
+                <w:sz w:val="18"/>
+              </w:rPr>
+              <w:t>Reconnect</w:t>
+            </w:r>
+          </w:p>
+        </w:tc>
+        <w:tc>
+          <w:tcPr>
+            <w:tcW w:type="dxa" w:w="4986"/>
+          </w:tcPr>
+          <w:p>
+            <w:pPr>
+              <w:spacing w:before="40" w:after="40"/>
+            </w:pPr>
+            <w:r/>
+            <w:r>
+              <w:rPr>
+                <w:rFonts w:ascii="Calibri" w:hAnsi="Calibri" w:eastAsia="Calibri"/>
+                <w:b w:val="0"/>
+                <w:sz w:val="18"/>
+              </w:rPr>
+              <w:t>Drop and reopen the OCPP WebSocket</w:t>
+            </w:r>
+          </w:p>
+        </w:tc>
+      </w:tr>
+      <w:tr>
+        <w:tc>
+          <w:tcPr>
+            <w:tcW w:type="dxa" w:w="4986"/>
+            <w:shd w:val="clear" w:color="auto" w:fill="FBEAEA"/>
+          </w:tcPr>
+          <w:p>
+            <w:pPr>
+              <w:spacing w:before="40" w:after="40"/>
+            </w:pPr>
+            <w:r/>
+            <w:r>
+              <w:rPr>
+                <w:rFonts w:ascii="Calibri" w:hAnsi="Calibri" w:eastAsia="Calibri"/>
+                <w:b w:val="0"/>
+                <w:sz w:val="18"/>
+              </w:rPr>
+              <w:t>Reconnect with/without subprotocol</w:t>
+            </w:r>
+          </w:p>
+        </w:tc>
+        <w:tc>
+          <w:tcPr>
+            <w:tcW w:type="dxa" w:w="4986"/>
+            <w:shd w:val="clear" w:color="auto" w:fill="FBEAEA"/>
+          </w:tcPr>
+          <w:p>
+            <w:pPr>
+              <w:spacing w:before="40" w:after="40"/>
+            </w:pPr>
+            <w:r/>
+            <w:r>
+              <w:rPr>
+                <w:rFonts w:ascii="Calibri" w:hAnsi="Calibri" w:eastAsia="Calibri"/>
+                <w:b w:val="0"/>
+                <w:sz w:val="18"/>
+              </w:rPr>
+              <w:t>Retry with the opposite subprotocol setting (useful if CMS rejects ocpp1.6)</w:t>
+            </w:r>
+          </w:p>
+        </w:tc>
+      </w:tr>
+      <w:tr>
+        <w:tc>
+          <w:tcPr>
+            <w:tcW w:type="dxa" w:w="4986"/>
+          </w:tcPr>
+          <w:p>
+            <w:pPr>
+              <w:spacing w:before="40" w:after="40"/>
+            </w:pPr>
+            <w:r/>
+            <w:r>
+              <w:rPr>
+                <w:rFonts w:ascii="Calibri" w:hAnsi="Calibri" w:eastAsia="Calibri"/>
+                <w:b w:val="0"/>
+                <w:sz w:val="18"/>
+              </w:rPr>
+              <w:t>Soft / Hard Reset</w:t>
+            </w:r>
+          </w:p>
+        </w:tc>
+        <w:tc>
+          <w:tcPr>
+            <w:tcW w:type="dxa" w:w="4986"/>
+          </w:tcPr>
+          <w:p>
+            <w:pPr>
+              <w:spacing w:before="40" w:after="40"/>
+            </w:pPr>
+            <w:r/>
+            <w:r>
+              <w:rPr>
+                <w:rFonts w:ascii="Calibri" w:hAnsi="Calibri" w:eastAsia="Calibri"/>
+                <w:b w:val="0"/>
+                <w:sz w:val="18"/>
+              </w:rPr>
+              <w:t>Sends OCPP Reset to the simulated charge point</w:t>
+            </w:r>
+          </w:p>
+        </w:tc>
+      </w:tr>
+    </w:tbl>
+    <w:p>
+      <w:pPr>
+        <w:spacing w:after="120"/>
+      </w:pPr>
+    </w:p>
+    <w:p>
+      <w:pPr>
+        <w:pStyle w:val="Heading1"/>
+      </w:pPr>
+      <w:r>
+        <w:rPr>
+          <w:rFonts w:ascii="Calibri" w:hAnsi="Calibri" w:eastAsia="Calibri"/>
+          <w:b/>
+          <w:color w:val="111827"/>
+          <w:sz w:val="28"/>
+        </w:rPr>
+        <w:t>8. Bottom panel — Message Trace</w:t>
+      </w:r>
+    </w:p>
+    <w:p>
+      <w:pPr>
+        <w:spacing w:after="120"/>
+      </w:pPr>
+      <w:r>
+        <w:rPr>
+          <w:rFonts w:ascii="Calibri" w:hAnsi="Calibri" w:eastAsia="Calibri"/>
+          <w:b w:val="0"/>
+          <w:sz w:val="22"/>
+        </w:rPr>
+        <w:t>Live traffic between the simulator and the CMS.</w:t>
+      </w:r>
+    </w:p>
+    <w:p>
+      <w:pPr>
+        <w:pStyle w:val="Heading2"/>
+      </w:pPr>
+      <w:r>
+        <w:rPr>
+          <w:rFonts w:ascii="Calibri" w:hAnsi="Calibri" w:eastAsia="Calibri"/>
+          <w:b/>
+          <w:color w:val="374151"/>
+          <w:sz w:val="24"/>
+        </w:rPr>
+        <w:t>Header controls</w:t>
+      </w:r>
+    </w:p>
+    <w:tbl>
+      <w:tblPr>
+        <w:tblStyle w:val="TableGrid"/>
+        <w:tblW w:type="auto" w:w="0"/>
+        <w:tblLayout w:type="autofit"/>
+        <w:tblLook w:firstColumn="1" w:firstRow="1" w:lastColumn="0" w:lastRow="0" w:noHBand="0" w:noVBand="1" w:val="04A0"/>
+      </w:tblPr>
+      <w:tblGrid>
+        <w:gridCol w:w="4986"/>
+        <w:gridCol w:w="4986"/>
+      </w:tblGrid>
+      <w:tr>
+        <w:tc>
+          <w:tcPr>
+            <w:tcW w:type="dxa" w:w="4986"/>
+            <w:shd w:val="clear" w:color="auto" w:fill="C02434"/>
+          </w:tcPr>
+          <w:p>
+            <w:pPr>
+              <w:spacing w:before="40" w:after="40"/>
+            </w:pPr>
+            <w:r/>
+            <w:r>
+              <w:rPr>
+                <w:rFonts w:ascii="Calibri" w:hAnsi="Calibri" w:eastAsia="Calibri"/>
+                <w:b/>
+                <w:color w:val="FFFFFF"/>
+                <w:sz w:val="18"/>
+              </w:rPr>
+              <w:t>Control</w:t>
+            </w:r>
+          </w:p>
+        </w:tc>
+        <w:tc>
+          <w:tcPr>
+            <w:tcW w:type="dxa" w:w="4986"/>
+            <w:shd w:val="clear" w:color="auto" w:fill="C02434"/>
+          </w:tcPr>
+          <w:p>
+            <w:pPr>
+              <w:spacing w:before="40" w:after="40"/>
+            </w:pPr>
+            <w:r/>
+            <w:r>
+              <w:rPr>
+                <w:rFonts w:ascii="Calibri" w:hAnsi="Calibri" w:eastAsia="Calibri"/>
+                <w:b/>
+                <w:color w:val="FFFFFF"/>
+                <w:sz w:val="18"/>
+              </w:rPr>
+              <w:t>What it does</w:t>
+            </w:r>
+          </w:p>
+        </w:tc>
+      </w:tr>
+      <w:tr>
+        <w:tc>
+          <w:tcPr>
+            <w:tcW w:type="dxa" w:w="4986"/>
+          </w:tcPr>
+          <w:p>
+            <w:pPr>
+              <w:spacing w:before="40" w:after="40"/>
+            </w:pPr>
+            <w:r/>
+            <w:r>
+              <w:rPr>
+                <w:rFonts w:ascii="Calibri" w:hAnsi="Calibri" w:eastAsia="Calibri"/>
+                <w:b w:val="0"/>
+                <w:sz w:val="18"/>
+              </w:rPr>
+              <w:t>▾ / ▴ Message Trace</w:t>
+            </w:r>
+          </w:p>
+        </w:tc>
+        <w:tc>
+          <w:tcPr>
+            <w:tcW w:type="dxa" w:w="4986"/>
+          </w:tcPr>
+          <w:p>
+            <w:pPr>
+              <w:spacing w:before="40" w:after="40"/>
+            </w:pPr>
+            <w:r/>
+            <w:r>
+              <w:rPr>
+                <w:rFonts w:ascii="Calibri" w:hAnsi="Calibri" w:eastAsia="Calibri"/>
+                <w:b w:val="0"/>
+                <w:sz w:val="18"/>
+              </w:rPr>
+              <w:t>Collapse or expand the message body</w:t>
+            </w:r>
+          </w:p>
+        </w:tc>
+      </w:tr>
+      <w:tr>
+        <w:tc>
+          <w:tcPr>
+            <w:tcW w:type="dxa" w:w="4986"/>
+            <w:shd w:val="clear" w:color="auto" w:fill="FBEAEA"/>
+          </w:tcPr>
+          <w:p>
+            <w:pPr>
+              <w:spacing w:before="40" w:after="40"/>
+            </w:pPr>
+            <w:r/>
+            <w:r>
+              <w:rPr>
+                <w:rFonts w:ascii="Calibri" w:hAnsi="Calibri" w:eastAsia="Calibri"/>
+                <w:b w:val="0"/>
+                <w:sz w:val="18"/>
+              </w:rPr>
+              <w:t>OCPP (N)</w:t>
+            </w:r>
+          </w:p>
+        </w:tc>
+        <w:tc>
+          <w:tcPr>
+            <w:tcW w:type="dxa" w:w="4986"/>
+            <w:shd w:val="clear" w:color="auto" w:fill="FBEAEA"/>
+          </w:tcPr>
+          <w:p>
+            <w:pPr>
+              <w:spacing w:before="40" w:after="40"/>
+            </w:pPr>
+            <w:r/>
+            <w:r>
+              <w:rPr>
+                <w:rFonts w:ascii="Calibri" w:hAnsi="Calibri" w:eastAsia="Calibri"/>
+                <w:b w:val="0"/>
+                <w:sz w:val="18"/>
+              </w:rPr>
+              <w:t>Protocol frames to and from the CMS</w:t>
+            </w:r>
+          </w:p>
+        </w:tc>
+      </w:tr>
+      <w:tr>
+        <w:tc>
+          <w:tcPr>
+            <w:tcW w:type="dxa" w:w="4986"/>
+          </w:tcPr>
+          <w:p>
+            <w:pPr>
+              <w:spacing w:before="40" w:after="40"/>
+            </w:pPr>
+            <w:r/>
+            <w:r>
+              <w:rPr>
+                <w:rFonts w:ascii="Calibri" w:hAnsi="Calibri" w:eastAsia="Calibri"/>
+                <w:b w:val="0"/>
+                <w:sz w:val="18"/>
+              </w:rPr>
+              <w:t>System (N)</w:t>
+            </w:r>
+          </w:p>
+        </w:tc>
+        <w:tc>
+          <w:tcPr>
+            <w:tcW w:type="dxa" w:w="4986"/>
+          </w:tcPr>
+          <w:p>
+            <w:pPr>
+              <w:spacing w:before="40" w:after="40"/>
+            </w:pPr>
+            <w:r/>
+            <w:r>
+              <w:rPr>
+                <w:rFonts w:ascii="Calibri" w:hAnsi="Calibri" w:eastAsia="Calibri"/>
+                <w:b w:val="0"/>
+                <w:sz w:val="18"/>
+              </w:rPr>
+              <w:t>Simulator logs (connect, errors, status text)</w:t>
+            </w:r>
+          </w:p>
+        </w:tc>
+      </w:tr>
+      <w:tr>
+        <w:tc>
+          <w:tcPr>
+            <w:tcW w:type="dxa" w:w="4986"/>
+            <w:shd w:val="clear" w:color="auto" w:fill="FBEAEA"/>
+          </w:tcPr>
+          <w:p>
+            <w:pPr>
+              <w:spacing w:before="40" w:after="40"/>
+            </w:pPr>
+            <w:r/>
+            <w:r>
+              <w:rPr>
+                <w:rFonts w:ascii="Calibri" w:hAnsi="Calibri" w:eastAsia="Calibri"/>
+                <w:b w:val="0"/>
+                <w:sz w:val="18"/>
+              </w:rPr>
+              <w:t>Clear</w:t>
+            </w:r>
+          </w:p>
+        </w:tc>
+        <w:tc>
+          <w:tcPr>
+            <w:tcW w:type="dxa" w:w="4986"/>
+            <w:shd w:val="clear" w:color="auto" w:fill="FBEAEA"/>
+          </w:tcPr>
+          <w:p>
+            <w:pPr>
+              <w:spacing w:before="40" w:after="40"/>
+            </w:pPr>
+            <w:r/>
+            <w:r>
+              <w:rPr>
+                <w:rFonts w:ascii="Calibri" w:hAnsi="Calibri" w:eastAsia="Calibri"/>
+                <w:b w:val="0"/>
+                <w:sz w:val="18"/>
+              </w:rPr>
+              <w:t>Empty both lists</w:t>
+            </w:r>
+          </w:p>
+        </w:tc>
+      </w:tr>
+      <w:tr>
+        <w:tc>
+          <w:tcPr>
+            <w:tcW w:type="dxa" w:w="4986"/>
+          </w:tcPr>
+          <w:p>
+            <w:pPr>
+              <w:spacing w:before="40" w:after="40"/>
+            </w:pPr>
+            <w:r/>
+            <w:r>
+              <w:rPr>
+                <w:rFonts w:ascii="Calibri" w:hAnsi="Calibri" w:eastAsia="Calibri"/>
+                <w:b w:val="0"/>
+                <w:sz w:val="18"/>
+              </w:rPr>
+              <w:t>⋮⋮ Drag / resize</w:t>
+            </w:r>
+          </w:p>
+        </w:tc>
+        <w:tc>
+          <w:tcPr>
+            <w:tcW w:type="dxa" w:w="4986"/>
+          </w:tcPr>
+          <w:p>
+            <w:pPr>
+              <w:spacing w:before="40" w:after="40"/>
+            </w:pPr>
+            <w:r/>
+            <w:r>
+              <w:rPr>
+                <w:rFonts w:ascii="Calibri" w:hAnsi="Calibri" w:eastAsia="Calibri"/>
+                <w:b w:val="0"/>
+                <w:sz w:val="18"/>
+              </w:rPr>
+              <w:t>Move or change height of this panel</w:t>
+            </w:r>
+          </w:p>
+        </w:tc>
+      </w:tr>
+    </w:tbl>
+    <w:p>
+      <w:pPr>
+        <w:spacing w:after="120"/>
+      </w:pPr>
+    </w:p>
+    <w:p>
+      <w:pPr>
+        <w:pStyle w:val="Heading2"/>
+      </w:pPr>
+      <w:r>
+        <w:rPr>
+          <w:rFonts w:ascii="Calibri" w:hAnsi="Calibri" w:eastAsia="Calibri"/>
+          <w:b/>
+          <w:color w:val="374151"/>
+          <w:sz w:val="24"/>
+        </w:rPr>
+        <w:t>Filters</w:t>
+      </w:r>
+    </w:p>
+    <w:tbl>
+      <w:tblPr>
+        <w:tblStyle w:val="TableGrid"/>
+        <w:tblW w:type="auto" w:w="0"/>
+        <w:tblLayout w:type="autofit"/>
+        <w:tblLook w:firstColumn="1" w:firstRow="1" w:lastColumn="0" w:lastRow="0" w:noHBand="0" w:noVBand="1" w:val="04A0"/>
+      </w:tblPr>
+      <w:tblGrid>
+        <w:gridCol w:w="4986"/>
+        <w:gridCol w:w="4986"/>
+      </w:tblGrid>
+      <w:tr>
+        <w:tc>
+          <w:tcPr>
+            <w:tcW w:type="dxa" w:w="4986"/>
+            <w:shd w:val="clear" w:color="auto" w:fill="C02434"/>
+          </w:tcPr>
+          <w:p>
+            <w:pPr>
+              <w:spacing w:before="40" w:after="40"/>
+            </w:pPr>
+            <w:r/>
+            <w:r>
+              <w:rPr>
+                <w:rFonts w:ascii="Calibri" w:hAnsi="Calibri" w:eastAsia="Calibri"/>
+                <w:b/>
+                <w:color w:val="FFFFFF"/>
+                <w:sz w:val="18"/>
+              </w:rPr>
+              <w:t>Filter</w:t>
             </w:r>
           </w:p>
         </w:tc>
@@ -2993,7 +5146,7 @@
                 <w:b w:val="0"/>
                 <w:sz w:val="18"/>
               </w:rPr>
-              <w:t>OCPP</w:t>
+              <w:t>All</w:t>
             </w:r>
           </w:p>
         </w:tc>
@@ -3012,7 +5165,7 @@
                 <w:b w:val="0"/>
                 <w:sz w:val="18"/>
               </w:rPr>
-              <w:t>Frames to/from CMS (→ CMS / ← CMS)</w:t>
+              <w:t>Everything, grouped by station / connector when useful</w:t>
             </w:r>
           </w:p>
         </w:tc>
@@ -3034,7 +5187,7 @@
                 <w:b w:val="0"/>
                 <w:sz w:val="18"/>
               </w:rPr>
-              <w:t>System</w:t>
+              <w:t>Station / CP</w:t>
             </w:r>
           </w:p>
         </w:tc>
@@ -3054,7 +5207,286 @@
                 <w:b w:val="0"/>
                 <w:sz w:val="18"/>
               </w:rPr>
-              <w:t>Simulator logs (connect, boot, errors)</w:t>
+              <w:t>Charge-point level messages (Boot, Heartbeat, …)</w:t>
+            </w:r>
+          </w:p>
+        </w:tc>
+      </w:tr>
+      <w:tr>
+        <w:tc>
+          <w:tcPr>
+            <w:tcW w:type="dxa" w:w="4986"/>
+          </w:tcPr>
+          <w:p>
+            <w:pPr>
+              <w:spacing w:before="40" w:after="40"/>
+            </w:pPr>
+            <w:r/>
+            <w:r>
+              <w:rPr>
+                <w:rFonts w:ascii="Calibri" w:hAnsi="Calibri" w:eastAsia="Calibri"/>
+                <w:b w:val="0"/>
+                <w:sz w:val="18"/>
+              </w:rPr>
+              <w:t>C1, C2, …</w:t>
+            </w:r>
+          </w:p>
+        </w:tc>
+        <w:tc>
+          <w:tcPr>
+            <w:tcW w:type="dxa" w:w="4986"/>
+          </w:tcPr>
+          <w:p>
+            <w:pPr>
+              <w:spacing w:before="40" w:after="40"/>
+            </w:pPr>
+            <w:r/>
+            <w:r>
+              <w:rPr>
+                <w:rFonts w:ascii="Calibri" w:hAnsi="Calibri" w:eastAsia="Calibri"/>
+                <w:b w:val="0"/>
+                <w:sz w:val="18"/>
+              </w:rPr>
+              <w:t>Messages for that outlet only</w:t>
+            </w:r>
+          </w:p>
+        </w:tc>
+      </w:tr>
+    </w:tbl>
+    <w:p>
+      <w:pPr>
+        <w:spacing w:after="120"/>
+      </w:pPr>
+    </w:p>
+    <w:p>
+      <w:pPr>
+        <w:pStyle w:val="Heading2"/>
+      </w:pPr>
+      <w:r>
+        <w:rPr>
+          <w:rFonts w:ascii="Calibri" w:hAnsi="Calibri" w:eastAsia="Calibri"/>
+          <w:b/>
+          <w:color w:val="374151"/>
+          <w:sz w:val="24"/>
+        </w:rPr>
+        <w:t>How to read OCPP rows</w:t>
+      </w:r>
+    </w:p>
+    <w:tbl>
+      <w:tblPr>
+        <w:tblStyle w:val="TableGrid"/>
+        <w:tblW w:type="auto" w:w="0"/>
+        <w:tblLayout w:type="autofit"/>
+        <w:tblLook w:firstColumn="1" w:firstRow="1" w:lastColumn="0" w:lastRow="0" w:noHBand="0" w:noVBand="1" w:val="04A0"/>
+      </w:tblPr>
+      <w:tblGrid>
+        <w:gridCol w:w="4986"/>
+        <w:gridCol w:w="4986"/>
+      </w:tblGrid>
+      <w:tr>
+        <w:tc>
+          <w:tcPr>
+            <w:tcW w:type="dxa" w:w="4986"/>
+            <w:shd w:val="clear" w:color="auto" w:fill="C02434"/>
+          </w:tcPr>
+          <w:p>
+            <w:pPr>
+              <w:spacing w:before="40" w:after="40"/>
+            </w:pPr>
+            <w:r/>
+            <w:r>
+              <w:rPr>
+                <w:rFonts w:ascii="Calibri" w:hAnsi="Calibri" w:eastAsia="Calibri"/>
+                <w:b/>
+                <w:color w:val="FFFFFF"/>
+                <w:sz w:val="18"/>
+              </w:rPr>
+              <w:t>Marker</w:t>
+            </w:r>
+          </w:p>
+        </w:tc>
+        <w:tc>
+          <w:tcPr>
+            <w:tcW w:type="dxa" w:w="4986"/>
+            <w:shd w:val="clear" w:color="auto" w:fill="C02434"/>
+          </w:tcPr>
+          <w:p>
+            <w:pPr>
+              <w:spacing w:before="40" w:after="40"/>
+            </w:pPr>
+            <w:r/>
+            <w:r>
+              <w:rPr>
+                <w:rFonts w:ascii="Calibri" w:hAnsi="Calibri" w:eastAsia="Calibri"/>
+                <w:b/>
+                <w:color w:val="FFFFFF"/>
+                <w:sz w:val="18"/>
+              </w:rPr>
+              <w:t>Meaning</w:t>
+            </w:r>
+          </w:p>
+        </w:tc>
+      </w:tr>
+      <w:tr>
+        <w:tc>
+          <w:tcPr>
+            <w:tcW w:type="dxa" w:w="4986"/>
+          </w:tcPr>
+          <w:p>
+            <w:pPr>
+              <w:spacing w:before="40" w:after="40"/>
+            </w:pPr>
+            <w:r/>
+            <w:r>
+              <w:rPr>
+                <w:rFonts w:ascii="Calibri" w:hAnsi="Calibri" w:eastAsia="Calibri"/>
+                <w:b w:val="0"/>
+                <w:sz w:val="18"/>
+              </w:rPr>
+              <w:t>→ CMS</w:t>
+            </w:r>
+          </w:p>
+        </w:tc>
+        <w:tc>
+          <w:tcPr>
+            <w:tcW w:type="dxa" w:w="4986"/>
+          </w:tcPr>
+          <w:p>
+            <w:pPr>
+              <w:spacing w:before="40" w:after="40"/>
+            </w:pPr>
+            <w:r/>
+            <w:r>
+              <w:rPr>
+                <w:rFonts w:ascii="Calibri" w:hAnsi="Calibri" w:eastAsia="Calibri"/>
+                <w:b w:val="0"/>
+                <w:sz w:val="18"/>
+              </w:rPr>
+              <w:t>Simulator sent this to the CMS</w:t>
+            </w:r>
+          </w:p>
+        </w:tc>
+      </w:tr>
+      <w:tr>
+        <w:tc>
+          <w:tcPr>
+            <w:tcW w:type="dxa" w:w="4986"/>
+            <w:shd w:val="clear" w:color="auto" w:fill="FBEAEA"/>
+          </w:tcPr>
+          <w:p>
+            <w:pPr>
+              <w:spacing w:before="40" w:after="40"/>
+            </w:pPr>
+            <w:r/>
+            <w:r>
+              <w:rPr>
+                <w:rFonts w:ascii="Calibri" w:hAnsi="Calibri" w:eastAsia="Calibri"/>
+                <w:b w:val="0"/>
+                <w:sz w:val="18"/>
+              </w:rPr>
+              <w:t>← CMS</w:t>
+            </w:r>
+          </w:p>
+        </w:tc>
+        <w:tc>
+          <w:tcPr>
+            <w:tcW w:type="dxa" w:w="4986"/>
+            <w:shd w:val="clear" w:color="auto" w:fill="FBEAEA"/>
+          </w:tcPr>
+          <w:p>
+            <w:pPr>
+              <w:spacing w:before="40" w:after="40"/>
+            </w:pPr>
+            <w:r/>
+            <w:r>
+              <w:rPr>
+                <w:rFonts w:ascii="Calibri" w:hAnsi="Calibri" w:eastAsia="Calibri"/>
+                <w:b w:val="0"/>
+                <w:sz w:val="18"/>
+              </w:rPr>
+              <w:t>CMS sent this to the simulator</w:t>
+            </w:r>
+          </w:p>
+        </w:tc>
+      </w:tr>
+      <w:tr>
+        <w:tc>
+          <w:tcPr>
+            <w:tcW w:type="dxa" w:w="4986"/>
+          </w:tcPr>
+          <w:p>
+            <w:pPr>
+              <w:spacing w:before="40" w:after="40"/>
+            </w:pPr>
+            <w:r/>
+            <w:r>
+              <w:rPr>
+                <w:rFonts w:ascii="Calibri" w:hAnsi="Calibri" w:eastAsia="Calibri"/>
+                <w:b w:val="0"/>
+                <w:sz w:val="18"/>
+              </w:rPr>
+              <w:t>Action name</w:t>
+            </w:r>
+          </w:p>
+        </w:tc>
+        <w:tc>
+          <w:tcPr>
+            <w:tcW w:type="dxa" w:w="4986"/>
+          </w:tcPr>
+          <w:p>
+            <w:pPr>
+              <w:spacing w:before="40" w:after="40"/>
+            </w:pPr>
+            <w:r/>
+            <w:r>
+              <w:rPr>
+                <w:rFonts w:ascii="Calibri" w:hAnsi="Calibri" w:eastAsia="Calibri"/>
+                <w:b w:val="0"/>
+                <w:sz w:val="18"/>
+              </w:rPr>
+              <w:t>e.g. BootNotification, Authorize, StartTransaction, MeterValues</w:t>
+            </w:r>
+          </w:p>
+        </w:tc>
+      </w:tr>
+      <w:tr>
+        <w:tc>
+          <w:tcPr>
+            <w:tcW w:type="dxa" w:w="4986"/>
+            <w:shd w:val="clear" w:color="auto" w:fill="FBEAEA"/>
+          </w:tcPr>
+          <w:p>
+            <w:pPr>
+              <w:spacing w:before="40" w:after="40"/>
+            </w:pPr>
+            <w:r/>
+            <w:r>
+              <w:rPr>
+                <w:rFonts w:ascii="Calibri" w:hAnsi="Calibri" w:eastAsia="Calibri"/>
+                <w:b w:val="0"/>
+                <w:sz w:val="18"/>
+              </w:rPr>
+              <w:t>JSON payload</w:t>
+            </w:r>
+          </w:p>
+        </w:tc>
+        <w:tc>
+          <w:tcPr>
+            <w:tcW w:type="dxa" w:w="4986"/>
+            <w:shd w:val="clear" w:color="auto" w:fill="FBEAEA"/>
+          </w:tcPr>
+          <w:p>
+            <w:pPr>
+              <w:spacing w:before="40" w:after="40"/>
+            </w:pPr>
+            <w:r/>
+            <w:r>
+              <w:rPr>
+                <w:rFonts w:ascii="Calibri" w:hAnsi="Calibri" w:eastAsia="Calibri"/>
+                <w:b w:val="0"/>
+                <w:sz w:val="18"/>
+              </w:rPr>
+              <w:t>Details of that message</w:t>
             </w:r>
           </w:p>
         </w:tc>
@@ -3075,99 +5507,7 @@
           <w:b w:val="0"/>
           <w:sz w:val="22"/>
         </w:rPr>
-        <w:t xml:space="preserve">Filters: </w:t>
-      </w:r>
-      <w:r>
-        <w:rPr>
-          <w:rFonts w:ascii="Calibri" w:hAnsi="Calibri" w:eastAsia="Calibri"/>
-          <w:b/>
-          <w:sz w:val="22"/>
-        </w:rPr>
-        <w:t>All</w:t>
-      </w:r>
-      <w:r>
-        <w:rPr>
-          <w:rFonts w:ascii="Calibri" w:hAnsi="Calibri" w:eastAsia="Calibri"/>
-          <w:b w:val="0"/>
-          <w:sz w:val="22"/>
-        </w:rPr>
-        <w:t xml:space="preserve">, </w:t>
-      </w:r>
-      <w:r>
-        <w:rPr>
-          <w:rFonts w:ascii="Calibri" w:hAnsi="Calibri" w:eastAsia="Calibri"/>
-          <w:b/>
-          <w:sz w:val="22"/>
-        </w:rPr>
-        <w:t>Station / CP</w:t>
-      </w:r>
-      <w:r>
-        <w:rPr>
-          <w:rFonts w:ascii="Calibri" w:hAnsi="Calibri" w:eastAsia="Calibri"/>
-          <w:b w:val="0"/>
-          <w:sz w:val="22"/>
-        </w:rPr>
-        <w:t xml:space="preserve">, or a specific connector </w:t>
-      </w:r>
-      <w:r>
-        <w:rPr>
-          <w:rFonts w:ascii="Calibri" w:hAnsi="Calibri" w:eastAsia="Calibri"/>
-          <w:b/>
-          <w:sz w:val="22"/>
-        </w:rPr>
-        <w:t>C1…</w:t>
-      </w:r>
-    </w:p>
-    <w:p>
-      <w:pPr>
-        <w:pStyle w:val="ListBullet"/>
-      </w:pPr>
-      <w:r>
-        <w:rPr>
-          <w:rFonts w:ascii="Calibri" w:hAnsi="Calibri" w:eastAsia="Calibri"/>
-          <w:b w:val="0"/>
-          <w:sz w:val="22"/>
-        </w:rPr>
-        <w:t>Drag the top edge to resize height</w:t>
-      </w:r>
-    </w:p>
-    <w:p>
-      <w:pPr>
-        <w:pStyle w:val="ListBullet"/>
-      </w:pPr>
-      <w:r>
-        <w:rPr>
-          <w:rFonts w:ascii="Calibri" w:hAnsi="Calibri" w:eastAsia="Calibri"/>
-          <w:b w:val="0"/>
-          <w:sz w:val="22"/>
-        </w:rPr>
-        <w:t>Collapse with the Message Trace button</w:t>
-      </w:r>
-    </w:p>
-    <w:p>
-      <w:pPr>
-        <w:pStyle w:val="ListBullet"/>
-      </w:pPr>
-      <w:r>
-        <w:rPr>
-          <w:rFonts w:ascii="Calibri" w:hAnsi="Calibri" w:eastAsia="Calibri"/>
-          <w:b w:val="0"/>
-          <w:sz w:val="22"/>
-        </w:rPr>
-        <w:t>Clear empties both lists</w:t>
-      </w:r>
-    </w:p>
-    <w:p>
-      <w:pPr>
-        <w:spacing w:after="120"/>
-      </w:pPr>
-      <w:r>
-        <w:rPr>
-          <w:rFonts w:ascii="Calibri" w:hAnsi="Calibri" w:eastAsia="Calibri"/>
-          <w:b w:val="0"/>
-          <w:sz w:val="22"/>
-        </w:rPr>
-        <w:t>Use this to debug BootNotification, Authorize, StartTransaction, MeterValues, etc.</w:t>
+        <w:t>Use this panel to confirm Boot Accepted, Authorize status, meter samples, and stop reasons.</w:t>
       </w:r>
     </w:p>
     <w:p>
@@ -3181,7 +5521,7 @@
           <w:color w:val="111827"/>
           <w:sz w:val="28"/>
         </w:rPr>
-        <w:t>8. Common workflows</w:t>
+        <w:t>9. Typical website workflows</w:t>
       </w:r>
     </w:p>
     <w:p>
@@ -3195,7 +5535,7 @@
           <w:color w:val="374151"/>
           <w:sz w:val="24"/>
         </w:rPr>
-        <w:t>A. Local demo (no real RFID)</w:t>
+        <w:t>A. Quick local demo</w:t>
       </w:r>
     </w:p>
     <w:p>
@@ -3208,7 +5548,33 @@
           <w:b w:val="0"/>
           <w:sz w:val="22"/>
         </w:rPr>
-        <w:t>Auth = Local or CMS</w:t>
+        <w:t>Commission with your CMS base URL + a unique Charge Point ID</w:t>
+      </w:r>
+    </w:p>
+    <w:p>
+      <w:pPr>
+        <w:pStyle w:val="ListNumber"/>
+      </w:pPr>
+      <w:r>
+        <w:rPr>
+          <w:rFonts w:ascii="Calibri" w:hAnsi="Calibri" w:eastAsia="Calibri"/>
+          <w:b w:val="0"/>
+          <w:sz w:val="22"/>
+        </w:rPr>
+        <w:t>Wait until status is online</w:t>
+      </w:r>
+    </w:p>
+    <w:p>
+      <w:pPr>
+        <w:pStyle w:val="ListNumber"/>
+      </w:pPr>
+      <w:r>
+        <w:rPr>
+          <w:rFonts w:ascii="Calibri" w:hAnsi="Calibri" w:eastAsia="Calibri"/>
+          <w:b w:val="0"/>
+          <w:sz w:val="22"/>
+        </w:rPr>
+        <w:t>Keep Auth = Local or CMS</w:t>
       </w:r>
     </w:p>
     <w:p>
@@ -3234,7 +5600,20 @@
           <w:b w:val="0"/>
           <w:sz w:val="22"/>
         </w:rPr>
-        <w:t>Plug → Start → Stop → Unplug</w:t>
+        <w:t>Plug → Start or tap RFID → watch charging → Stop → Unplug</w:t>
+      </w:r>
+    </w:p>
+    <w:p>
+      <w:pPr>
+        <w:pStyle w:val="ListNumber"/>
+      </w:pPr>
+      <w:r>
+        <w:rPr>
+          <w:rFonts w:ascii="Calibri" w:hAnsi="Calibri" w:eastAsia="Calibri"/>
+          <w:b w:val="0"/>
+          <w:sz w:val="22"/>
+        </w:rPr>
+        <w:t>Confirm frames in Message Trace → OCPP</w:t>
       </w:r>
     </w:p>
     <w:p>
@@ -3248,7 +5627,7 @@
           <w:color w:val="374151"/>
           <w:sz w:val="24"/>
         </w:rPr>
-        <w:t>B. Test a real Massive RFID</w:t>
+        <w:t>B. Real CMS RFID</w:t>
       </w:r>
     </w:p>
     <w:p>
@@ -3287,7 +5666,7 @@
           <w:b w:val="0"/>
           <w:sz w:val="22"/>
         </w:rPr>
-        <w:t>Plug → Tap RFID / Start</w:t>
+        <w:t>Plug → Start / RFID tap</w:t>
       </w:r>
     </w:p>
     <w:p>
@@ -3300,7 +5679,7 @@
           <w:b w:val="0"/>
           <w:sz w:val="22"/>
         </w:rPr>
-        <w:t>Confirm Authorize Accepted in Message Trace</w:t>
+        <w:t>In Message Trace, confirm Authorize Accepted</w:t>
       </w:r>
     </w:p>
     <w:p>
@@ -3314,7 +5693,7 @@
           <w:color w:val="374151"/>
           <w:sz w:val="24"/>
         </w:rPr>
-        <w:t>C. Multi-outlet parallel charge</w:t>
+        <w:t>C. Multi-outlet</w:t>
       </w:r>
     </w:p>
     <w:p>
@@ -3340,7 +5719,7 @@
           <w:b w:val="0"/>
           <w:sz w:val="22"/>
         </w:rPr>
-        <w:t>Focus each outlet from OUTLETS on the HMI</w:t>
+        <w:t>On the HMI open OUTLETS and select the gun you want</w:t>
       </w:r>
     </w:p>
     <w:p>
@@ -3353,7 +5732,7 @@
           <w:b w:val="0"/>
           <w:sz w:val="22"/>
         </w:rPr>
-        <w:t>Each active session needs its own accepted idTag</w:t>
+        <w:t>Each parallel session needs its own accepted idTag</w:t>
       </w:r>
     </w:p>
     <w:p>
@@ -3367,73 +5746,7 @@
           <w:color w:val="374151"/>
           <w:sz w:val="24"/>
         </w:rPr>
-        <w:t>D. DC vs AC</w:t>
-      </w:r>
-    </w:p>
-    <w:p>
-      <w:pPr>
-        <w:pStyle w:val="ListBullet"/>
-      </w:pPr>
-      <w:r>
-        <w:rPr>
-          <w:rFonts w:ascii="Calibri" w:hAnsi="Calibri" w:eastAsia="Calibri"/>
-          <w:b w:val="0"/>
-          <w:sz w:val="22"/>
-        </w:rPr>
-        <w:t>Connector types like CCS Combo 2 / CHAdeMO → treated as DC</w:t>
-      </w:r>
-    </w:p>
-    <w:p>
-      <w:pPr>
-        <w:pStyle w:val="ListBullet"/>
-      </w:pPr>
-      <w:r>
-        <w:rPr>
-          <w:rFonts w:ascii="Calibri" w:hAnsi="Calibri" w:eastAsia="Calibri"/>
-          <w:b w:val="0"/>
-          <w:sz w:val="22"/>
-        </w:rPr>
-        <w:t>Mennekes T2 / Schuko / J1772 → AC</w:t>
-      </w:r>
-    </w:p>
-    <w:p>
-      <w:pPr>
-        <w:pStyle w:val="ListBullet"/>
-      </w:pPr>
-      <w:r>
-        <w:rPr>
-          <w:rFonts w:ascii="Calibri" w:hAnsi="Calibri" w:eastAsia="Calibri"/>
-          <w:b w:val="0"/>
-          <w:sz w:val="22"/>
-        </w:rPr>
-        <w:t>Mixed outlets → AC/DC</w:t>
-      </w:r>
-    </w:p>
-    <w:p>
-      <w:pPr>
-        <w:pStyle w:val="ListBullet"/>
-      </w:pPr>
-      <w:r>
-        <w:rPr>
-          <w:rFonts w:ascii="Calibri" w:hAnsi="Calibri" w:eastAsia="Calibri"/>
-          <w:b w:val="0"/>
-          <w:sz w:val="22"/>
-        </w:rPr>
-        <w:t>INFO page and Bench Charger hardware show the mode</w:t>
-      </w:r>
-    </w:p>
-    <w:p>
-      <w:pPr>
-        <w:pStyle w:val="Heading2"/>
-      </w:pPr>
-      <w:r>
-        <w:rPr>
-          <w:rFonts w:ascii="Calibri" w:hAnsi="Calibri" w:eastAsia="Calibri"/>
-          <w:b/>
-          <w:color w:val="374151"/>
-          <w:sz w:val="24"/>
-        </w:rPr>
-        <w:t>E. Fill by money / time</w:t>
+        <w:t>D. Charge by money or time</w:t>
       </w:r>
     </w:p>
     <w:p>
@@ -3446,7 +5759,7 @@
           <w:b w:val="0"/>
           <w:sz w:val="22"/>
         </w:rPr>
-        <w:t>Set tariff under Hardware</w:t>
+        <w:t>Set tariff under Bench Hardware</w:t>
       </w:r>
     </w:p>
     <w:p>
@@ -3459,7 +5772,7 @@
           <w:b w:val="0"/>
           <w:sz w:val="22"/>
         </w:rPr>
-        <w:t>Car configuration → fill mode Money or Time</w:t>
+        <w:t>Fill Car configuration (money or time mode)</w:t>
       </w:r>
     </w:p>
     <w:p>
@@ -3485,7 +5798,7 @@
           <w:b w:val="0"/>
           <w:sz w:val="22"/>
         </w:rPr>
-        <w:t>Session auto-stops at the planned energy / time / full pack</w:t>
+        <w:t>Session stops when the planned energy/time (or full pack) is reached</w:t>
       </w:r>
     </w:p>
     <w:p>
@@ -3499,7 +5812,7 @@
           <w:color w:val="111827"/>
           <w:sz w:val="28"/>
         </w:rPr>
-        <w:t>9. Troubleshooting</w:t>
+        <w:t>10. Troubleshooting (website only)</w:t>
       </w:r>
     </w:p>
     <w:tbl>
@@ -3531,7 +5844,7 @@
                 <w:color w:val="FFFFFF"/>
                 <w:sz w:val="18"/>
               </w:rPr>
-              <w:t>Symptom</w:t>
+              <w:t>What you see</w:t>
             </w:r>
           </w:p>
         </w:tc>
@@ -3552,7 +5865,7 @@
                 <w:color w:val="FFFFFF"/>
                 <w:sz w:val="18"/>
               </w:rPr>
-              <w:t>What to try</w:t>
+              <w:t>What to do</w:t>
             </w:r>
           </w:p>
         </w:tc>
@@ -3573,7 +5886,7 @@
                 <w:b w:val="0"/>
                 <w:sz w:val="18"/>
               </w:rPr>
-              <w:t>Stays connecting / reconnecting</w:t>
+              <w:t>Site blank / very slow first load</w:t>
             </w:r>
           </w:p>
         </w:tc>
@@ -3592,7 +5905,7 @@
                 <w:b w:val="0"/>
                 <w:sz w:val="18"/>
               </w:rPr>
-              <w:t>Check base URL + cpId; try with/without subprotocol; check Basic Auth if CMS requires it</w:t>
+              <w:t>Wait ~1 minute (cold start), then refresh</w:t>
             </w:r>
           </w:p>
         </w:tc>
@@ -3614,7 +5927,7 @@
                 <w:b w:val="0"/>
                 <w:sz w:val="18"/>
               </w:rPr>
-              <w:t>Boot never Accepted</w:t>
+              <w:t>Stays connecting / reconnecting</w:t>
             </w:r>
           </w:p>
         </w:tc>
@@ -3634,7 +5947,7 @@
                 <w:b w:val="0"/>
                 <w:sz w:val="18"/>
               </w:rPr>
-              <w:t>CMS rejected identity / URL path; read System + OCPP tabs</w:t>
+              <w:t>Check base URL and Charge Point ID; try Basic Auth if required; try Reconnect with/without subprotocol</w:t>
             </w:r>
           </w:p>
         </w:tc>
@@ -3655,7 +5968,7 @@
                 <w:b w:val="0"/>
                 <w:sz w:val="18"/>
               </w:rPr>
-              <w:t>Authorize Invalid</w:t>
+              <w:t>online but no Boot Accepted</w:t>
             </w:r>
           </w:p>
         </w:tc>
@@ -3674,7 +5987,7 @@
                 <w:b w:val="0"/>
                 <w:sz w:val="18"/>
               </w:rPr>
-              <w:t>Wrong idTag, or Auth = CMS only without a registered card</w:t>
+              <w:t>Open Message Trace → OCPP/System and read the reject reason</w:t>
             </w:r>
           </w:p>
         </w:tc>
@@ -3696,7 +6009,7 @@
                 <w:b w:val="0"/>
                 <w:sz w:val="18"/>
               </w:rPr>
-              <w:t>UI looks old</w:t>
+              <w:t>Authorize Invalid</w:t>
             </w:r>
           </w:p>
         </w:tc>
@@ -3716,7 +6029,7 @@
                 <w:b w:val="0"/>
                 <w:sz w:val="18"/>
               </w:rPr>
-              <w:t>Hard refresh (Ctrl+Shift+R) or private window (cached JS)</w:t>
+              <w:t>Wrong idTag, or Auth is CMS only without a registered card</w:t>
             </w:r>
           </w:p>
         </w:tc>
@@ -3737,7 +6050,7 @@
                 <w:b w:val="0"/>
                 <w:sz w:val="18"/>
               </w:rPr>
-              <w:t>Charger clipped in 3D</w:t>
+              <w:t>UI looks outdated</w:t>
             </w:r>
           </w:p>
         </w:tc>
@@ -3756,7 +6069,7 @@
                 <w:b w:val="0"/>
                 <w:sz w:val="18"/>
               </w:rPr>
-              <w:t>Scroll zoom out / orbit; default camera shows full pedestal</w:t>
+              <w:t>Hard refresh (Ctrl+Shift+R) or open a private/incognito window</w:t>
             </w:r>
           </w:p>
         </w:tc>
@@ -3778,7 +6091,7 @@
                 <w:b w:val="0"/>
                 <w:sz w:val="18"/>
               </w:rPr>
-              <w:t>Same cpId on laptop + Render</w:t>
+              <w:t>Same Charge Point ID open in two browsers/tabs</w:t>
             </w:r>
           </w:p>
         </w:tc>
@@ -3798,7 +6111,7 @@
                 <w:b w:val="0"/>
                 <w:sz w:val="18"/>
               </w:rPr>
-              <w:t>Both fight the CMS — use only one at a time</w:t>
+              <w:t>Use one only — duplicate IDs fight the CMS</w:t>
             </w:r>
           </w:p>
         </w:tc>
@@ -3819,7 +6132,7 @@
                 <w:b w:val="0"/>
                 <w:sz w:val="18"/>
               </w:rPr>
-              <w:t>Free Render sleeps</w:t>
+              <w:t>Charger looks cut off</w:t>
             </w:r>
           </w:p>
         </w:tc>
@@ -3838,7 +6151,7 @@
                 <w:b w:val="0"/>
                 <w:sz w:val="18"/>
               </w:rPr>
-              <w:t>Wait ~1 min on first open after idle</w:t>
+              <w:t>Zoom out (scroll) or orbit until the full unit is in view</w:t>
             </w:r>
           </w:p>
         </w:tc>
@@ -3860,7 +6173,7 @@
           <w:color w:val="111827"/>
           <w:sz w:val="28"/>
         </w:rPr>
-        <w:t>10. Quick glossary</w:t>
+        <w:t>11. Glossary</w:t>
       </w:r>
     </w:p>
     <w:tbl>
@@ -3913,7 +6226,7 @@
                 <w:color w:val="FFFFFF"/>
                 <w:sz w:val="18"/>
               </w:rPr>
-              <w:t>Meaning</w:t>
+              <w:t>Simple meaning</w:t>
             </w:r>
           </w:p>
         </w:tc>
@@ -3953,7 +6266,7 @@
                 <w:b w:val="0"/>
                 <w:sz w:val="18"/>
               </w:rPr>
-              <w:t>Central System that manages charge points</w:t>
+              <w:t>The backend system that manages chargers</w:t>
             </w:r>
           </w:p>
         </w:tc>
@@ -3975,7 +6288,7 @@
                 <w:b w:val="0"/>
                 <w:sz w:val="18"/>
               </w:rPr>
-              <w:t>cpId</w:t>
+              <w:t>Charge Point ID</w:t>
             </w:r>
           </w:p>
         </w:tc>
@@ -3995,7 +6308,7 @@
                 <w:b w:val="0"/>
                 <w:sz w:val="18"/>
               </w:rPr>
-              <w:t>Charge Point ID in the WebSocket path</w:t>
+              <w:t>ID of this virtual charger in the WebSocket path</w:t>
             </w:r>
           </w:p>
         </w:tc>
@@ -4035,7 +6348,7 @@
                 <w:b w:val="0"/>
                 <w:sz w:val="18"/>
               </w:rPr>
-              <w:t>RFID / token used to authorize a session</w:t>
+              <w:t>Card / token used to start a session</w:t>
             </w:r>
           </w:p>
         </w:tc>
@@ -4057,7 +6370,7 @@
                 <w:b w:val="0"/>
                 <w:sz w:val="18"/>
               </w:rPr>
-              <w:t>Connector Cn</w:t>
+              <w:t>Connector / Cn</w:t>
             </w:r>
           </w:p>
         </w:tc>
@@ -4077,89 +6390,7 @@
                 <w:b w:val="0"/>
                 <w:sz w:val="18"/>
               </w:rPr>
-              <w:t>Outlet number (C1, C2, …); C0 = station</w:t>
-            </w:r>
-          </w:p>
-        </w:tc>
-      </w:tr>
-      <w:tr>
-        <w:tc>
-          <w:tcPr>
-            <w:tcW w:type="dxa" w:w="4986"/>
-          </w:tcPr>
-          <w:p>
-            <w:pPr>
-              <w:spacing w:before="40" w:after="40"/>
-            </w:pPr>
-            <w:r/>
-            <w:r>
-              <w:rPr>
-                <w:rFonts w:ascii="Calibri" w:hAnsi="Calibri" w:eastAsia="Calibri"/>
-                <w:b w:val="0"/>
-                <w:sz w:val="18"/>
-              </w:rPr>
-              <w:t>BootNotification</w:t>
-            </w:r>
-          </w:p>
-        </w:tc>
-        <w:tc>
-          <w:tcPr>
-            <w:tcW w:type="dxa" w:w="4986"/>
-          </w:tcPr>
-          <w:p>
-            <w:pPr>
-              <w:spacing w:before="40" w:after="40"/>
-            </w:pPr>
-            <w:r/>
-            <w:r>
-              <w:rPr>
-                <w:rFonts w:ascii="Calibri" w:hAnsi="Calibri" w:eastAsia="Calibri"/>
-                <w:b w:val="0"/>
-                <w:sz w:val="18"/>
-              </w:rPr>
-              <w:t>First OCPP hello after connect</w:t>
-            </w:r>
-          </w:p>
-        </w:tc>
-      </w:tr>
-      <w:tr>
-        <w:tc>
-          <w:tcPr>
-            <w:tcW w:type="dxa" w:w="4986"/>
-            <w:shd w:val="clear" w:color="auto" w:fill="FBEAEA"/>
-          </w:tcPr>
-          <w:p>
-            <w:pPr>
-              <w:spacing w:before="40" w:after="40"/>
-            </w:pPr>
-            <w:r/>
-            <w:r>
-              <w:rPr>
-                <w:rFonts w:ascii="Calibri" w:hAnsi="Calibri" w:eastAsia="Calibri"/>
-                <w:b w:val="0"/>
-                <w:sz w:val="18"/>
-              </w:rPr>
-              <w:t>MeterValues</w:t>
-            </w:r>
-          </w:p>
-        </w:tc>
-        <w:tc>
-          <w:tcPr>
-            <w:tcW w:type="dxa" w:w="4986"/>
-            <w:shd w:val="clear" w:color="auto" w:fill="FBEAEA"/>
-          </w:tcPr>
-          <w:p>
-            <w:pPr>
-              <w:spacing w:before="40" w:after="40"/>
-            </w:pPr>
-            <w:r/>
-            <w:r>
-              <w:rPr>
-                <w:rFonts w:ascii="Calibri" w:hAnsi="Calibri" w:eastAsia="Calibri"/>
-                <w:b w:val="0"/>
-                <w:sz w:val="18"/>
-              </w:rPr>
-              <w:t>Live power / energy samples while charging</w:t>
+              <w:t>Outlet number (C1, C2, …)</w:t>
             </w:r>
           </w:p>
         </w:tc>
@@ -4199,7 +6430,7 @@
                 <w:b w:val="0"/>
                 <w:sz w:val="18"/>
               </w:rPr>
-              <w:t>Optional WebSocket username/password (not RFID)</w:t>
+              <w:t>Optional WebSocket username/password (not the RFID)</w:t>
             </w:r>
           </w:p>
         </w:tc>
@@ -4221,7 +6452,7 @@
                 <w:b w:val="0"/>
                 <w:sz w:val="18"/>
               </w:rPr>
-              <w:t>Firmware string</w:t>
+              <w:t>BootNotification</w:t>
             </w:r>
           </w:p>
         </w:tc>
@@ -4241,82 +6472,7 @@
                 <w:b w:val="0"/>
                 <w:sz w:val="18"/>
               </w:rPr>
-              <w:t>Simulated version in BootNotification (lab identity)</w:t>
-            </w:r>
-          </w:p>
-        </w:tc>
-      </w:tr>
-    </w:tbl>
-    <w:p>
-      <w:pPr>
-        <w:spacing w:after="120"/>
-      </w:pPr>
-    </w:p>
-    <w:p>
-      <w:pPr>
-        <w:pStyle w:val="Heading1"/>
-      </w:pPr>
-      <w:r>
-        <w:rPr>
-          <w:rFonts w:ascii="Calibri" w:hAnsi="Calibri" w:eastAsia="Calibri"/>
-          <w:b/>
-          <w:color w:val="111827"/>
-          <w:sz w:val="28"/>
-        </w:rPr>
-        <w:t>11. More docs</w:t>
-      </w:r>
-    </w:p>
-    <w:tbl>
-      <w:tblPr>
-        <w:tblStyle w:val="TableGrid"/>
-        <w:tblW w:type="auto" w:w="0"/>
-        <w:tblLayout w:type="autofit"/>
-        <w:tblLook w:firstColumn="1" w:firstRow="1" w:lastColumn="0" w:lastRow="0" w:noHBand="0" w:noVBand="1" w:val="04A0"/>
-      </w:tblPr>
-      <w:tblGrid>
-        <w:gridCol w:w="4986"/>
-        <w:gridCol w:w="4986"/>
-      </w:tblGrid>
-      <w:tr>
-        <w:tc>
-          <w:tcPr>
-            <w:tcW w:type="dxa" w:w="4986"/>
-            <w:shd w:val="clear" w:color="auto" w:fill="C02434"/>
-          </w:tcPr>
-          <w:p>
-            <w:pPr>
-              <w:spacing w:before="40" w:after="40"/>
-            </w:pPr>
-            <w:r/>
-            <w:r>
-              <w:rPr>
-                <w:rFonts w:ascii="Calibri" w:hAnsi="Calibri" w:eastAsia="Calibri"/>
-                <w:b/>
-                <w:color w:val="FFFFFF"/>
-                <w:sz w:val="18"/>
-              </w:rPr>
-              <w:t>Doc</w:t>
-            </w:r>
-          </w:p>
-        </w:tc>
-        <w:tc>
-          <w:tcPr>
-            <w:tcW w:type="dxa" w:w="4986"/>
-            <w:shd w:val="clear" w:color="auto" w:fill="C02434"/>
-          </w:tcPr>
-          <w:p>
-            <w:pPr>
-              <w:spacing w:before="40" w:after="40"/>
-            </w:pPr>
-            <w:r/>
-            <w:r>
-              <w:rPr>
-                <w:rFonts w:ascii="Calibri" w:hAnsi="Calibri" w:eastAsia="Calibri"/>
-                <w:b/>
-                <w:color w:val="FFFFFF"/>
-                <w:sz w:val="18"/>
-              </w:rPr>
-              <w:t>Audience</w:t>
+              <w:t>First hello the charger sends after connect</w:t>
             </w:r>
           </w:p>
         </w:tc>
@@ -4337,7 +6493,7 @@
                 <w:b w:val="0"/>
                 <w:sz w:val="18"/>
               </w:rPr>
-              <w:t>docs/User-Guide.md (this file)</w:t>
+              <w:t>MeterValues</w:t>
             </w:r>
           </w:p>
         </w:tc>
@@ -4356,171 +6512,7 @@
                 <w:b w:val="0"/>
                 <w:sz w:val="18"/>
               </w:rPr>
-              <w:t>New operators</w:t>
-            </w:r>
-          </w:p>
-        </w:tc>
-      </w:tr>
-      <w:tr>
-        <w:tc>
-          <w:tcPr>
-            <w:tcW w:type="dxa" w:w="4986"/>
-            <w:shd w:val="clear" w:color="auto" w:fill="FBEAEA"/>
-          </w:tcPr>
-          <w:p>
-            <w:pPr>
-              <w:spacing w:before="40" w:after="40"/>
-            </w:pPr>
-            <w:r/>
-            <w:r>
-              <w:rPr>
-                <w:rFonts w:ascii="Calibri" w:hAnsi="Calibri" w:eastAsia="Calibri"/>
-                <w:b w:val="0"/>
-                <w:sz w:val="18"/>
-              </w:rPr>
-              <w:t>docs/Massive-Mobility-Simulator-Guide.md</w:t>
-            </w:r>
-          </w:p>
-        </w:tc>
-        <w:tc>
-          <w:tcPr>
-            <w:tcW w:type="dxa" w:w="4986"/>
-            <w:shd w:val="clear" w:color="auto" w:fill="FBEAEA"/>
-          </w:tcPr>
-          <w:p>
-            <w:pPr>
-              <w:spacing w:before="40" w:after="40"/>
-            </w:pPr>
-            <w:r/>
-            <w:r>
-              <w:rPr>
-                <w:rFonts w:ascii="Calibri" w:hAnsi="Calibri" w:eastAsia="Calibri"/>
-                <w:b w:val="0"/>
-                <w:sz w:val="18"/>
-              </w:rPr>
-              <w:t>How pieces connect</w:t>
-            </w:r>
-          </w:p>
-        </w:tc>
-      </w:tr>
-      <w:tr>
-        <w:tc>
-          <w:tcPr>
-            <w:tcW w:type="dxa" w:w="4986"/>
-          </w:tcPr>
-          <w:p>
-            <w:pPr>
-              <w:spacing w:before="40" w:after="40"/>
-            </w:pPr>
-            <w:r/>
-            <w:r>
-              <w:rPr>
-                <w:rFonts w:ascii="Calibri" w:hAnsi="Calibri" w:eastAsia="Calibri"/>
-                <w:b w:val="0"/>
-                <w:sz w:val="18"/>
-              </w:rPr>
-              <w:t>docs/OCPP-1.6-Guide.md</w:t>
-            </w:r>
-          </w:p>
-        </w:tc>
-        <w:tc>
-          <w:tcPr>
-            <w:tcW w:type="dxa" w:w="4986"/>
-          </w:tcPr>
-          <w:p>
-            <w:pPr>
-              <w:spacing w:before="40" w:after="40"/>
-            </w:pPr>
-            <w:r/>
-            <w:r>
-              <w:rPr>
-                <w:rFonts w:ascii="Calibri" w:hAnsi="Calibri" w:eastAsia="Calibri"/>
-                <w:b w:val="0"/>
-                <w:sz w:val="18"/>
-              </w:rPr>
-              <w:t>OCPP 1.6 overview</w:t>
-            </w:r>
-          </w:p>
-        </w:tc>
-      </w:tr>
-      <w:tr>
-        <w:tc>
-          <w:tcPr>
-            <w:tcW w:type="dxa" w:w="4986"/>
-            <w:shd w:val="clear" w:color="auto" w:fill="FBEAEA"/>
-          </w:tcPr>
-          <w:p>
-            <w:pPr>
-              <w:spacing w:before="40" w:after="40"/>
-            </w:pPr>
-            <w:r/>
-            <w:r>
-              <w:rPr>
-                <w:rFonts w:ascii="Calibri" w:hAnsi="Calibri" w:eastAsia="Calibri"/>
-                <w:b w:val="0"/>
-                <w:sz w:val="18"/>
-              </w:rPr>
-              <w:t>docs/Tech-Stack-Flow-Guide.md</w:t>
-            </w:r>
-          </w:p>
-        </w:tc>
-        <w:tc>
-          <w:tcPr>
-            <w:tcW w:type="dxa" w:w="4986"/>
-            <w:shd w:val="clear" w:color="auto" w:fill="FBEAEA"/>
-          </w:tcPr>
-          <w:p>
-            <w:pPr>
-              <w:spacing w:before="40" w:after="40"/>
-            </w:pPr>
-            <w:r/>
-            <w:r>
-              <w:rPr>
-                <w:rFonts w:ascii="Calibri" w:hAnsi="Calibri" w:eastAsia="Calibri"/>
-                <w:b w:val="0"/>
-                <w:sz w:val="18"/>
-              </w:rPr>
-              <w:t>Tech stack deep dive</w:t>
-            </w:r>
-          </w:p>
-        </w:tc>
-      </w:tr>
-      <w:tr>
-        <w:tc>
-          <w:tcPr>
-            <w:tcW w:type="dxa" w:w="4986"/>
-          </w:tcPr>
-          <w:p>
-            <w:pPr>
-              <w:spacing w:before="40" w:after="40"/>
-            </w:pPr>
-            <w:r/>
-            <w:r>
-              <w:rPr>
-                <w:rFonts w:ascii="Calibri" w:hAnsi="Calibri" w:eastAsia="Calibri"/>
-                <w:b w:val="0"/>
-                <w:sz w:val="18"/>
-              </w:rPr>
-              <w:t>README.md</w:t>
-            </w:r>
-          </w:p>
-        </w:tc>
-        <w:tc>
-          <w:tcPr>
-            <w:tcW w:type="dxa" w:w="4986"/>
-          </w:tcPr>
-          <w:p>
-            <w:pPr>
-              <w:spacing w:before="40" w:after="40"/>
-            </w:pPr>
-            <w:r/>
-            <w:r>
-              <w:rPr>
-                <w:rFonts w:ascii="Calibri" w:hAnsi="Calibri" w:eastAsia="Calibri"/>
-                <w:b w:val="0"/>
-                <w:sz w:val="18"/>
-              </w:rPr>
-              <w:t>Install, deploy, feature list</w:t>
+              <w:t>Live power and energy samples while charging</w:t>
             </w:r>
           </w:p>
         </w:tc>

--- a/docs/User-Guide.docx
+++ b/docs/User-Guide.docx
@@ -13,36 +13,7 @@
           <w:color w:val="C02434"/>
           <w:sz w:val="44"/>
         </w:rPr>
-        <w:t>Massive Mobility Charging Simulator — Website User Guide</w:t>
-      </w:r>
-    </w:p>
-    <w:p>
-      <w:pPr>
-        <w:spacing w:after="120"/>
-      </w:pPr>
-      <w:r>
-        <w:rPr>
-          <w:rFonts w:ascii="Calibri" w:hAnsi="Calibri" w:eastAsia="Calibri"/>
-          <w:b w:val="0"/>
-          <w:sz w:val="22"/>
-        </w:rPr>
-        <w:t xml:space="preserve">How to use the </w:t>
-      </w:r>
-      <w:r>
-        <w:rPr>
-          <w:rFonts w:ascii="Calibri" w:hAnsi="Calibri" w:eastAsia="Calibri"/>
-          <w:b/>
-          <w:sz w:val="22"/>
-        </w:rPr>
-        <w:t>live simulator website</w:t>
-      </w:r>
-      <w:r>
-        <w:rPr>
-          <w:rFonts w:ascii="Calibri" w:hAnsi="Calibri" w:eastAsia="Calibri"/>
-          <w:b w:val="0"/>
-          <w:sz w:val="22"/>
-        </w:rPr>
-        <w:t xml:space="preserve"> to commission a charger, run sessions, and work every panel.</w:t>
+        <w:t>Massive Mobility Simulator — Quick Manual</w:t>
       </w:r>
     </w:p>
     <w:p>
@@ -55,7 +26,7 @@
           <w:b/>
           <w:sz w:val="22"/>
         </w:rPr>
-        <w:t>Website:</w:t>
+        <w:t>Site:</w:t>
       </w:r>
       <w:r>
         <w:rPr>
@@ -76,7 +47,7 @@
           <w:b w:val="0"/>
           <w:sz w:val="22"/>
         </w:rPr>
-        <w:t>&gt; Free hosting may sleep when idle. If the first open is slow, wait about one minute and refresh.</w:t>
+        <w:t>*(First load after idle can take ~1 minute.)*</w:t>
       </w:r>
     </w:p>
     <w:p>
@@ -90,312 +61,7 @@
           <w:color w:val="111827"/>
           <w:sz w:val="28"/>
         </w:rPr>
-        <w:t>1. What you are using</w:t>
-      </w:r>
-    </w:p>
-    <w:p>
-      <w:pPr>
-        <w:spacing w:after="120"/>
-      </w:pPr>
-      <w:r>
-        <w:rPr>
-          <w:rFonts w:ascii="Calibri" w:hAnsi="Calibri" w:eastAsia="Calibri"/>
-          <w:b w:val="0"/>
-          <w:sz w:val="22"/>
-        </w:rPr>
-        <w:t xml:space="preserve">This website simulates an </w:t>
-      </w:r>
-      <w:r>
-        <w:rPr>
-          <w:rFonts w:ascii="Calibri" w:hAnsi="Calibri" w:eastAsia="Calibri"/>
-          <w:b/>
-          <w:sz w:val="22"/>
-        </w:rPr>
-        <w:t>EV charge point</w:t>
-      </w:r>
-      <w:r>
-        <w:rPr>
-          <w:rFonts w:ascii="Calibri" w:hAnsi="Calibri" w:eastAsia="Calibri"/>
-          <w:b w:val="0"/>
-          <w:sz w:val="22"/>
-        </w:rPr>
-        <w:t xml:space="preserve"> that talks to your real CMS (for example Massive Charging) over </w:t>
-      </w:r>
-      <w:r>
-        <w:rPr>
-          <w:rFonts w:ascii="Calibri" w:hAnsi="Calibri" w:eastAsia="Calibri"/>
-          <w:b/>
-          <w:sz w:val="22"/>
-        </w:rPr>
-        <w:t>OCPP 1.6</w:t>
-      </w:r>
-      <w:r>
-        <w:rPr>
-          <w:rFonts w:ascii="Calibri" w:hAnsi="Calibri" w:eastAsia="Calibri"/>
-          <w:b w:val="0"/>
-          <w:sz w:val="22"/>
-        </w:rPr>
-        <w:t>.</w:t>
-      </w:r>
-    </w:p>
-    <w:p>
-      <w:pPr>
-        <w:spacing w:after="120"/>
-      </w:pPr>
-      <w:r>
-        <w:rPr>
-          <w:rFonts w:ascii="Calibri" w:hAnsi="Calibri" w:eastAsia="Calibri"/>
-          <w:b w:val="0"/>
-          <w:sz w:val="22"/>
-        </w:rPr>
-        <w:t>You use it to:</w:t>
-      </w:r>
-    </w:p>
-    <w:p>
-      <w:pPr>
-        <w:pStyle w:val="ListBullet"/>
-      </w:pPr>
-      <w:r>
-        <w:rPr>
-          <w:rFonts w:ascii="Calibri" w:hAnsi="Calibri" w:eastAsia="Calibri"/>
-          <w:b w:val="0"/>
-          <w:sz w:val="22"/>
-        </w:rPr>
-        <w:t>Connect a virtual charger to the CMS</w:t>
-      </w:r>
-    </w:p>
-    <w:p>
-      <w:pPr>
-        <w:pStyle w:val="ListBullet"/>
-      </w:pPr>
-      <w:r>
-        <w:rPr>
-          <w:rFonts w:ascii="Calibri" w:hAnsi="Calibri" w:eastAsia="Calibri"/>
-          <w:b w:val="0"/>
-          <w:sz w:val="22"/>
-        </w:rPr>
-        <w:t>Plug / unplug cables</w:t>
-      </w:r>
-    </w:p>
-    <w:p>
-      <w:pPr>
-        <w:pStyle w:val="ListBullet"/>
-      </w:pPr>
-      <w:r>
-        <w:rPr>
-          <w:rFonts w:ascii="Calibri" w:hAnsi="Calibri" w:eastAsia="Calibri"/>
-          <w:b w:val="0"/>
-          <w:sz w:val="22"/>
-        </w:rPr>
-        <w:t>Authorize with RFID / idTag</w:t>
-      </w:r>
-    </w:p>
-    <w:p>
-      <w:pPr>
-        <w:pStyle w:val="ListBullet"/>
-      </w:pPr>
-      <w:r>
-        <w:rPr>
-          <w:rFonts w:ascii="Calibri" w:hAnsi="Calibri" w:eastAsia="Calibri"/>
-          <w:b w:val="0"/>
-          <w:sz w:val="22"/>
-        </w:rPr>
-        <w:t>Start and stop charging</w:t>
-      </w:r>
-    </w:p>
-    <w:p>
-      <w:pPr>
-        <w:pStyle w:val="ListBullet"/>
-      </w:pPr>
-      <w:r>
-        <w:rPr>
-          <w:rFonts w:ascii="Calibri" w:hAnsi="Calibri" w:eastAsia="Calibri"/>
-          <w:b w:val="0"/>
-          <w:sz w:val="22"/>
-        </w:rPr>
-        <w:t>Watch live OCPP messages</w:t>
-      </w:r>
-    </w:p>
-    <w:p>
-      <w:pPr>
-        <w:pStyle w:val="ListBullet"/>
-      </w:pPr>
-      <w:r>
-        <w:rPr>
-          <w:rFonts w:ascii="Calibri" w:hAnsi="Calibri" w:eastAsia="Calibri"/>
-          <w:b w:val="0"/>
-          <w:sz w:val="22"/>
-        </w:rPr>
-        <w:t>Inject faults and change outlet settings for lab tests</w:t>
-      </w:r>
-    </w:p>
-    <w:p>
-      <w:pPr>
-        <w:spacing w:after="120"/>
-      </w:pPr>
-      <w:r>
-        <w:rPr>
-          <w:rFonts w:ascii="Calibri" w:hAnsi="Calibri" w:eastAsia="Calibri"/>
-          <w:b w:val="0"/>
-          <w:sz w:val="22"/>
-        </w:rPr>
-        <w:t xml:space="preserve">You do </w:t>
-      </w:r>
-      <w:r>
-        <w:rPr>
-          <w:rFonts w:ascii="Calibri" w:hAnsi="Calibri" w:eastAsia="Calibri"/>
-          <w:b/>
-          <w:sz w:val="22"/>
-        </w:rPr>
-        <w:t>not</w:t>
-      </w:r>
-      <w:r>
-        <w:rPr>
-          <w:rFonts w:ascii="Calibri" w:hAnsi="Calibri" w:eastAsia="Calibri"/>
-          <w:b w:val="0"/>
-          <w:sz w:val="22"/>
-        </w:rPr>
-        <w:t xml:space="preserve"> need to install anything. Open the website and work in the browser.</w:t>
-      </w:r>
-    </w:p>
-    <w:p>
-      <w:pPr>
-        <w:pStyle w:val="Heading1"/>
-      </w:pPr>
-      <w:r>
-        <w:rPr>
-          <w:rFonts w:ascii="Calibri" w:hAnsi="Calibri" w:eastAsia="Calibri"/>
-          <w:b/>
-          <w:color w:val="111827"/>
-          <w:sz w:val="28"/>
-        </w:rPr>
-        <w:t>2. Overview of the screen</w:t>
-      </w:r>
-    </w:p>
-    <w:p>
-      <w:pPr>
-        <w:spacing w:before="80" w:after="160"/>
-        <w:ind w:left="170"/>
-      </w:pPr>
-      <w:r>
-        <w:rPr>
-          <w:rFonts w:ascii="Consolas" w:hAnsi="Consolas" w:eastAsia="Consolas"/>
-          <w:b w:val="0"/>
-          <w:color w:val="333333"/>
-          <w:sz w:val="18"/>
-        </w:rPr>
-        <w:t>┌──────────────────────────────────────────────────────────────┐</w:t>
-        <w:br/>
-        <w:t>│  TOP BAR — brand, status pills, Hide bench                   │</w:t>
-        <w:br/>
-        <w:t>├────────────┬─────────────────────────────┬───────────────────┤</w:t>
-        <w:br/>
-        <w:t>│ LEFT PANEL │     CENTER STAGE            │ RIGHT PANEL       │</w:t>
-        <w:br/>
-        <w:t>│ Chargers   │     3D charger +            │ Bench controls    │</w:t>
-        <w:br/>
-        <w:t>│            │     Operator panel          │                   │</w:t>
-        <w:br/>
-        <w:t>├────────────┴─────────────────────────────┴───────────────────┤</w:t>
-        <w:br/>
-        <w:t>│ BOTTOM — Message Trace                                       │</w:t>
-        <w:br/>
-        <w:t>└──────────────────────────────────────────────────────────────┘</w:t>
-      </w:r>
-    </w:p>
-    <w:p>
-      <w:pPr>
-        <w:spacing w:after="120"/>
-      </w:pPr>
-      <w:r>
-        <w:rPr>
-          <w:rFonts w:ascii="Calibri" w:hAnsi="Calibri" w:eastAsia="Calibri"/>
-          <w:b w:val="0"/>
-          <w:sz w:val="22"/>
-        </w:rPr>
-        <w:t>Every side panel has:</w:t>
-      </w:r>
-    </w:p>
-    <w:p>
-      <w:pPr>
-        <w:pStyle w:val="ListBullet"/>
-      </w:pPr>
-      <w:r>
-        <w:rPr>
-          <w:rFonts w:ascii="Calibri" w:hAnsi="Calibri" w:eastAsia="Calibri"/>
-          <w:b w:val="0"/>
-          <w:sz w:val="22"/>
-        </w:rPr>
-        <w:t>⋮⋮ Drag — move the panel (undocks it as a floating window)</w:t>
-      </w:r>
-    </w:p>
-    <w:p>
-      <w:pPr>
-        <w:pStyle w:val="ListBullet"/>
-      </w:pPr>
-      <w:r>
-        <w:rPr>
-          <w:rFonts w:ascii="Calibri" w:hAnsi="Calibri" w:eastAsia="Calibri"/>
-          <w:b w:val="0"/>
-          <w:sz w:val="22"/>
-        </w:rPr>
-        <w:t>Edge drag — resize</w:t>
-      </w:r>
-    </w:p>
-    <w:p>
-      <w:pPr>
-        <w:pStyle w:val="ListBullet"/>
-      </w:pPr>
-      <w:r>
-        <w:rPr>
-          <w:rFonts w:ascii="Calibri" w:hAnsi="Calibri" w:eastAsia="Calibri"/>
-          <w:b w:val="0"/>
-          <w:sz w:val="22"/>
-        </w:rPr>
-        <w:t>Dock — snap it back to its normal place</w:t>
-      </w:r>
-    </w:p>
-    <w:p>
-      <w:pPr>
-        <w:spacing w:after="120"/>
-      </w:pPr>
-      <w:r>
-        <w:rPr>
-          <w:rFonts w:ascii="Calibri" w:hAnsi="Calibri" w:eastAsia="Calibri"/>
-          <w:b w:val="0"/>
-          <w:sz w:val="22"/>
-        </w:rPr>
-        <w:t xml:space="preserve">Use </w:t>
-      </w:r>
-      <w:r>
-        <w:rPr>
-          <w:rFonts w:ascii="Calibri" w:hAnsi="Calibri" w:eastAsia="Calibri"/>
-          <w:b/>
-          <w:sz w:val="22"/>
-        </w:rPr>
-        <w:t>Hide bench</w:t>
-      </w:r>
-      <w:r>
-        <w:rPr>
-          <w:rFonts w:ascii="Calibri" w:hAnsi="Calibri" w:eastAsia="Calibri"/>
-          <w:b w:val="0"/>
-          <w:sz w:val="22"/>
-        </w:rPr>
-        <w:t xml:space="preserve"> in the top bar to hide or show the right panel and give the charger more width.</w:t>
-      </w:r>
-    </w:p>
-    <w:p>
-      <w:pPr>
-        <w:pStyle w:val="Heading1"/>
-      </w:pPr>
-      <w:r>
-        <w:rPr>
-          <w:rFonts w:ascii="Calibri" w:hAnsi="Calibri" w:eastAsia="Calibri"/>
-          <w:b/>
-          <w:color w:val="111827"/>
-          <w:sz w:val="28"/>
-        </w:rPr>
-        <w:t>3. Top bar</w:t>
+        <w:t>Screen map</w:t>
       </w:r>
     </w:p>
     <w:tbl>
@@ -427,7 +93,7 @@
                 <w:color w:val="FFFFFF"/>
                 <w:sz w:val="18"/>
               </w:rPr>
-              <w:t>Control</w:t>
+              <w:t>Area</w:t>
             </w:r>
           </w:p>
         </w:tc>
@@ -448,7 +114,7 @@
                 <w:color w:val="FFFFFF"/>
                 <w:sz w:val="18"/>
               </w:rPr>
-              <w:t>What it does</w:t>
+              <w:t>Use it for</w:t>
             </w:r>
           </w:p>
         </w:tc>
@@ -469,7 +135,7 @@
                 <w:b w:val="0"/>
                 <w:sz w:val="18"/>
               </w:rPr>
-              <w:t>Massive Mobility</w:t>
+              <w:t>Left — Chargers</w:t>
             </w:r>
           </w:p>
         </w:tc>
@@ -488,7 +154,7 @@
                 <w:b w:val="0"/>
                 <w:sz w:val="18"/>
               </w:rPr>
-              <w:t>Product header</w:t>
+              <w:t>Create / select a charge point</w:t>
             </w:r>
           </w:p>
         </w:tc>
@@ -510,7 +176,7 @@
                 <w:b w:val="0"/>
                 <w:sz w:val="18"/>
               </w:rPr>
-              <w:t>N chargers</w:t>
+              <w:t>Center — 3D charger</w:t>
             </w:r>
           </w:p>
         </w:tc>
@@ -530,7 +196,7 @@
                 <w:b w:val="0"/>
                 <w:sz w:val="18"/>
               </w:rPr>
-              <w:t>How many charge points you have commissioned</w:t>
+              <w:t>Touch screen, RFID pad, guns</w:t>
             </w:r>
           </w:p>
         </w:tc>
@@ -551,7 +217,7 @@
                 <w:b w:val="0"/>
                 <w:sz w:val="18"/>
               </w:rPr>
-              <w:t>online / connecting / offline / reconnecting</w:t>
+              <w:t>Center — Operator panel</w:t>
             </w:r>
           </w:p>
         </w:tc>
@@ -570,7 +236,7 @@
                 <w:b w:val="0"/>
                 <w:sz w:val="18"/>
               </w:rPr>
-              <w:t>Link state of the selected charger</w:t>
+              <w:t>Quick plug / start / stop buttons</w:t>
             </w:r>
           </w:p>
         </w:tc>
@@ -592,7 +258,7 @@
                 <w:b w:val="0"/>
                 <w:sz w:val="18"/>
               </w:rPr>
-              <w:t>Hide bench / Bench controls</w:t>
+              <w:t>Right — Bench</w:t>
             </w:r>
           </w:p>
         </w:tc>
@@ -612,109 +278,7 @@
                 <w:b w:val="0"/>
                 <w:sz w:val="18"/>
               </w:rPr>
-              <w:t>Show or hide the right Bench controls panel</w:t>
-            </w:r>
-          </w:p>
-        </w:tc>
-      </w:tr>
-    </w:tbl>
-    <w:p>
-      <w:pPr>
-        <w:spacing w:after="120"/>
-      </w:pPr>
-    </w:p>
-    <w:p>
-      <w:pPr>
-        <w:pStyle w:val="Heading1"/>
-      </w:pPr>
-      <w:r>
-        <w:rPr>
-          <w:rFonts w:ascii="Calibri" w:hAnsi="Calibri" w:eastAsia="Calibri"/>
-          <w:b/>
-          <w:color w:val="111827"/>
-          <w:sz w:val="28"/>
-        </w:rPr>
-        <w:t>4. Left panel — Chargers</w:t>
-      </w:r>
-    </w:p>
-    <w:p>
-      <w:pPr>
-        <w:spacing w:after="120"/>
-      </w:pPr>
-      <w:r>
-        <w:rPr>
-          <w:rFonts w:ascii="Calibri" w:hAnsi="Calibri" w:eastAsia="Calibri"/>
-          <w:b w:val="0"/>
-          <w:sz w:val="22"/>
-        </w:rPr>
-        <w:t>This is where you create and pick charge points.</w:t>
-      </w:r>
-    </w:p>
-    <w:p>
-      <w:pPr>
-        <w:pStyle w:val="Heading2"/>
-      </w:pPr>
-      <w:r>
-        <w:rPr>
-          <w:rFonts w:ascii="Calibri" w:hAnsi="Calibri" w:eastAsia="Calibri"/>
-          <w:b/>
-          <w:color w:val="374151"/>
-          <w:sz w:val="24"/>
-        </w:rPr>
-        <w:t>Commission form</w:t>
-      </w:r>
-    </w:p>
-    <w:tbl>
-      <w:tblPr>
-        <w:tblStyle w:val="TableGrid"/>
-        <w:tblW w:type="auto" w:w="0"/>
-        <w:tblLayout w:type="autofit"/>
-        <w:tblLook w:firstColumn="1" w:firstRow="1" w:lastColumn="0" w:lastRow="0" w:noHBand="0" w:noVBand="1" w:val="04A0"/>
-      </w:tblPr>
-      <w:tblGrid>
-        <w:gridCol w:w="4986"/>
-        <w:gridCol w:w="4986"/>
-      </w:tblGrid>
-      <w:tr>
-        <w:tc>
-          <w:tcPr>
-            <w:tcW w:type="dxa" w:w="4986"/>
-            <w:shd w:val="clear" w:color="auto" w:fill="C02434"/>
-          </w:tcPr>
-          <w:p>
-            <w:pPr>
-              <w:spacing w:before="40" w:after="40"/>
-            </w:pPr>
-            <w:r/>
-            <w:r>
-              <w:rPr>
-                <w:rFonts w:ascii="Calibri" w:hAnsi="Calibri" w:eastAsia="Calibri"/>
-                <w:b/>
-                <w:color w:val="FFFFFF"/>
-                <w:sz w:val="18"/>
-              </w:rPr>
-              <w:t>Field</w:t>
-            </w:r>
-          </w:p>
-        </w:tc>
-        <w:tc>
-          <w:tcPr>
-            <w:tcW w:type="dxa" w:w="4986"/>
-            <w:shd w:val="clear" w:color="auto" w:fill="C02434"/>
-          </w:tcPr>
-          <w:p>
-            <w:pPr>
-              <w:spacing w:before="40" w:after="40"/>
-            </w:pPr>
-            <w:r/>
-            <w:r>
-              <w:rPr>
-                <w:rFonts w:ascii="Calibri" w:hAnsi="Calibri" w:eastAsia="Calibri"/>
-                <w:b/>
-                <w:color w:val="FFFFFF"/>
-                <w:sz w:val="18"/>
-              </w:rPr>
-              <w:t>How to use it</w:t>
+              <w:t>Auth, car battery, faults, power, reconnect</w:t>
             </w:r>
           </w:p>
         </w:tc>
@@ -735,7 +299,7 @@
                 <w:b w:val="0"/>
                 <w:sz w:val="18"/>
               </w:rPr>
-              <w:t>Charge Point ID</w:t>
+              <w:t>Bottom — Message Trace</w:t>
             </w:r>
           </w:p>
         </w:tc>
@@ -754,1089 +318,7 @@
                 <w:b w:val="0"/>
                 <w:sz w:val="18"/>
               </w:rPr>
-              <w:t>Unique ID for this virtual charger (must match what the CMS expects). Example: MASSIVE-CP-001</w:t>
-            </w:r>
-          </w:p>
-        </w:tc>
-      </w:tr>
-      <w:tr>
-        <w:tc>
-          <w:tcPr>
-            <w:tcW w:type="dxa" w:w="4986"/>
-            <w:shd w:val="clear" w:color="auto" w:fill="FBEAEA"/>
-          </w:tcPr>
-          <w:p>
-            <w:pPr>
-              <w:spacing w:before="40" w:after="40"/>
-            </w:pPr>
-            <w:r/>
-            <w:r>
-              <w:rPr>
-                <w:rFonts w:ascii="Calibri" w:hAnsi="Calibri" w:eastAsia="Calibri"/>
-                <w:b w:val="0"/>
-                <w:sz w:val="18"/>
-              </w:rPr>
-              <w:t>CSMS WebSocket base</w:t>
-            </w:r>
-          </w:p>
-        </w:tc>
-        <w:tc>
-          <w:tcPr>
-            <w:tcW w:type="dxa" w:w="4986"/>
-            <w:shd w:val="clear" w:color="auto" w:fill="FBEAEA"/>
-          </w:tcPr>
-          <w:p>
-            <w:pPr>
-              <w:spacing w:before="40" w:after="40"/>
-            </w:pPr>
-            <w:r/>
-            <w:r>
-              <w:rPr>
-                <w:rFonts w:ascii="Calibri" w:hAnsi="Calibri" w:eastAsia="Calibri"/>
-                <w:b w:val="0"/>
-                <w:sz w:val="18"/>
-              </w:rPr>
-              <w:t>CMS OCPP base URL without the charge-point ID. Example: wss://your-cms.example.com/ocpp/1.6. The site connects to {base}/{Charge Point ID}</w:t>
-            </w:r>
-          </w:p>
-        </w:tc>
-      </w:tr>
-      <w:tr>
-        <w:tc>
-          <w:tcPr>
-            <w:tcW w:type="dxa" w:w="4986"/>
-          </w:tcPr>
-          <w:p>
-            <w:pPr>
-              <w:spacing w:before="40" w:after="40"/>
-            </w:pPr>
-            <w:r/>
-            <w:r>
-              <w:rPr>
-                <w:rFonts w:ascii="Calibri" w:hAnsi="Calibri" w:eastAsia="Calibri"/>
-                <w:b w:val="0"/>
-                <w:sz w:val="18"/>
-              </w:rPr>
-              <w:t>Default kW</w:t>
-            </w:r>
-          </w:p>
-        </w:tc>
-        <w:tc>
-          <w:tcPr>
-            <w:tcW w:type="dxa" w:w="4986"/>
-          </w:tcPr>
-          <w:p>
-            <w:pPr>
-              <w:spacing w:before="40" w:after="40"/>
-            </w:pPr>
-            <w:r/>
-            <w:r>
-              <w:rPr>
-                <w:rFonts w:ascii="Calibri" w:hAnsi="Calibri" w:eastAsia="Calibri"/>
-                <w:b w:val="0"/>
-                <w:sz w:val="18"/>
-              </w:rPr>
-              <w:t>Rated power used for outlets (example: 22)</w:t>
-            </w:r>
-          </w:p>
-        </w:tc>
-      </w:tr>
-      <w:tr>
-        <w:tc>
-          <w:tcPr>
-            <w:tcW w:type="dxa" w:w="4986"/>
-            <w:shd w:val="clear" w:color="auto" w:fill="FBEAEA"/>
-          </w:tcPr>
-          <w:p>
-            <w:pPr>
-              <w:spacing w:before="40" w:after="40"/>
-            </w:pPr>
-            <w:r/>
-            <w:r>
-              <w:rPr>
-                <w:rFonts w:ascii="Calibri" w:hAnsi="Calibri" w:eastAsia="Calibri"/>
-                <w:b w:val="0"/>
-                <w:sz w:val="18"/>
-              </w:rPr>
-              <w:t>Connectors</w:t>
-            </w:r>
-          </w:p>
-        </w:tc>
-        <w:tc>
-          <w:tcPr>
-            <w:tcW w:type="dxa" w:w="4986"/>
-            <w:shd w:val="clear" w:color="auto" w:fill="FBEAEA"/>
-          </w:tcPr>
-          <w:p>
-            <w:pPr>
-              <w:spacing w:before="40" w:after="40"/>
-            </w:pPr>
-            <w:r/>
-            <w:r>
-              <w:rPr>
-                <w:rFonts w:ascii="Calibri" w:hAnsi="Calibri" w:eastAsia="Calibri"/>
-                <w:b w:val="0"/>
-                <w:sz w:val="18"/>
-              </w:rPr>
-              <w:t>Number of guns / outlets (1–4)</w:t>
-            </w:r>
-          </w:p>
-        </w:tc>
-      </w:tr>
-      <w:tr>
-        <w:tc>
-          <w:tcPr>
-            <w:tcW w:type="dxa" w:w="4986"/>
-          </w:tcPr>
-          <w:p>
-            <w:pPr>
-              <w:spacing w:before="40" w:after="40"/>
-            </w:pPr>
-            <w:r/>
-            <w:r>
-              <w:rPr>
-                <w:rFonts w:ascii="Calibri" w:hAnsi="Calibri" w:eastAsia="Calibri"/>
-                <w:b w:val="0"/>
-                <w:sz w:val="18"/>
-              </w:rPr>
-              <w:t>C1…Cn kW / name</w:t>
-            </w:r>
-          </w:p>
-        </w:tc>
-        <w:tc>
-          <w:tcPr>
-            <w:tcW w:type="dxa" w:w="4986"/>
-          </w:tcPr>
-          <w:p>
-            <w:pPr>
-              <w:spacing w:before="40" w:after="40"/>
-            </w:pPr>
-            <w:r/>
-            <w:r>
-              <w:rPr>
-                <w:rFonts w:ascii="Calibri" w:hAnsi="Calibri" w:eastAsia="Calibri"/>
-                <w:b w:val="0"/>
-                <w:sz w:val="18"/>
-              </w:rPr>
-              <w:t>Optional per-outlet power and label</w:t>
-            </w:r>
-          </w:p>
-        </w:tc>
-      </w:tr>
-      <w:tr>
-        <w:tc>
-          <w:tcPr>
-            <w:tcW w:type="dxa" w:w="4986"/>
-            <w:shd w:val="clear" w:color="auto" w:fill="FBEAEA"/>
-          </w:tcPr>
-          <w:p>
-            <w:pPr>
-              <w:spacing w:before="40" w:after="40"/>
-            </w:pPr>
-            <w:r/>
-            <w:r>
-              <w:rPr>
-                <w:rFonts w:ascii="Calibri" w:hAnsi="Calibri" w:eastAsia="Calibri"/>
-                <w:b w:val="0"/>
-                <w:sz w:val="18"/>
-              </w:rPr>
-              <w:t>Require ocpp1.6 subprotocol</w:t>
-            </w:r>
-          </w:p>
-        </w:tc>
-        <w:tc>
-          <w:tcPr>
-            <w:tcW w:type="dxa" w:w="4986"/>
-            <w:shd w:val="clear" w:color="auto" w:fill="FBEAEA"/>
-          </w:tcPr>
-          <w:p>
-            <w:pPr>
-              <w:spacing w:before="40" w:after="40"/>
-            </w:pPr>
-            <w:r/>
-            <w:r>
-              <w:rPr>
-                <w:rFonts w:ascii="Calibri" w:hAnsi="Calibri" w:eastAsia="Calibri"/>
-                <w:b w:val="0"/>
-                <w:sz w:val="18"/>
-              </w:rPr>
-              <w:t>Keep ON unless your CMS rejects the ocpp1.6 WebSocket subprotocol</w:t>
-            </w:r>
-          </w:p>
-        </w:tc>
-      </w:tr>
-      <w:tr>
-        <w:tc>
-          <w:tcPr>
-            <w:tcW w:type="dxa" w:w="4986"/>
-          </w:tcPr>
-          <w:p>
-            <w:pPr>
-              <w:spacing w:before="40" w:after="40"/>
-            </w:pPr>
-            <w:r/>
-            <w:r>
-              <w:rPr>
-                <w:rFonts w:ascii="Calibri" w:hAnsi="Calibri" w:eastAsia="Calibri"/>
-                <w:b w:val="0"/>
-                <w:sz w:val="18"/>
-              </w:rPr>
-              <w:t>Basic Auth (optional)</w:t>
-            </w:r>
-          </w:p>
-        </w:tc>
-        <w:tc>
-          <w:tcPr>
-            <w:tcW w:type="dxa" w:w="4986"/>
-          </w:tcPr>
-          <w:p>
-            <w:pPr>
-              <w:spacing w:before="40" w:after="40"/>
-            </w:pPr>
-            <w:r/>
-            <w:r>
-              <w:rPr>
-                <w:rFonts w:ascii="Calibri" w:hAnsi="Calibri" w:eastAsia="Calibri"/>
-                <w:b w:val="0"/>
-                <w:sz w:val="18"/>
-              </w:rPr>
-              <w:t>Username / password only if the CMS requires HTTP Basic Auth on the WebSocket. This is not an RFID card</w:t>
-            </w:r>
-          </w:p>
-        </w:tc>
-      </w:tr>
-      <w:tr>
-        <w:tc>
-          <w:tcPr>
-            <w:tcW w:type="dxa" w:w="4986"/>
-            <w:shd w:val="clear" w:color="auto" w:fill="FBEAEA"/>
-          </w:tcPr>
-          <w:p>
-            <w:pPr>
-              <w:spacing w:before="40" w:after="40"/>
-            </w:pPr>
-            <w:r/>
-            <w:r>
-              <w:rPr>
-                <w:rFonts w:ascii="Calibri" w:hAnsi="Calibri" w:eastAsia="Calibri"/>
-                <w:b w:val="0"/>
-                <w:sz w:val="18"/>
-              </w:rPr>
-              <w:t>Connect EVSE</w:t>
-            </w:r>
-          </w:p>
-        </w:tc>
-        <w:tc>
-          <w:tcPr>
-            <w:tcW w:type="dxa" w:w="4986"/>
-            <w:shd w:val="clear" w:color="auto" w:fill="FBEAEA"/>
-          </w:tcPr>
-          <w:p>
-            <w:pPr>
-              <w:spacing w:before="40" w:after="40"/>
-            </w:pPr>
-            <w:r/>
-            <w:r>
-              <w:rPr>
-                <w:rFonts w:ascii="Calibri" w:hAnsi="Calibri" w:eastAsia="Calibri"/>
-                <w:b w:val="0"/>
-                <w:sz w:val="18"/>
-              </w:rPr>
-              <w:t>Creates the charger and starts connecting to the CMS</w:t>
-            </w:r>
-          </w:p>
-        </w:tc>
-      </w:tr>
-    </w:tbl>
-    <w:p>
-      <w:pPr>
-        <w:spacing w:after="120"/>
-      </w:pPr>
-    </w:p>
-    <w:p>
-      <w:pPr>
-        <w:pStyle w:val="Heading2"/>
-      </w:pPr>
-      <w:r>
-        <w:rPr>
-          <w:rFonts w:ascii="Calibri" w:hAnsi="Calibri" w:eastAsia="Calibri"/>
-          <w:b/>
-          <w:color w:val="374151"/>
-          <w:sz w:val="24"/>
-        </w:rPr>
-        <w:t>After you connect</w:t>
-      </w:r>
-    </w:p>
-    <w:p>
-      <w:pPr>
-        <w:pStyle w:val="ListBullet"/>
-      </w:pPr>
-      <w:r>
-        <w:rPr>
-          <w:rFonts w:ascii="Calibri" w:hAnsi="Calibri" w:eastAsia="Calibri"/>
-          <w:b w:val="0"/>
-          <w:sz w:val="22"/>
-        </w:rPr>
-        <w:t>The new charger appears in the list under the form</w:t>
-      </w:r>
-    </w:p>
-    <w:p>
-      <w:pPr>
-        <w:pStyle w:val="ListBullet"/>
-      </w:pPr>
-      <w:r>
-        <w:rPr>
-          <w:rFonts w:ascii="Calibri" w:hAnsi="Calibri" w:eastAsia="Calibri"/>
-          <w:b w:val="0"/>
-          <w:sz w:val="22"/>
-        </w:rPr>
-        <w:t>Click a charger row to select it (center + right panels follow that charger)</w:t>
-      </w:r>
-    </w:p>
-    <w:p>
-      <w:pPr>
-        <w:pStyle w:val="ListBullet"/>
-      </w:pPr>
-      <w:r>
-        <w:rPr>
-          <w:rFonts w:ascii="Calibri" w:hAnsi="Calibri" w:eastAsia="Calibri"/>
-          <w:b w:val="0"/>
-          <w:sz w:val="22"/>
-        </w:rPr>
-        <w:t>Use remove / disconnect controls on the row if you need to delete it</w:t>
-      </w:r>
-    </w:p>
-    <w:p>
-      <w:pPr>
-        <w:pStyle w:val="ListBullet"/>
-      </w:pPr>
-      <w:r>
-        <w:rPr>
-          <w:rFonts w:ascii="Calibri" w:hAnsi="Calibri" w:eastAsia="Calibri"/>
-          <w:b w:val="0"/>
-          <w:sz w:val="22"/>
-        </w:rPr>
-        <w:t>Hide form / Commission toggles the commission form to free space</w:t>
-      </w:r>
-    </w:p>
-    <w:p>
-      <w:pPr>
-        <w:pStyle w:val="Heading2"/>
-      </w:pPr>
-      <w:r>
-        <w:rPr>
-          <w:rFonts w:ascii="Calibri" w:hAnsi="Calibri" w:eastAsia="Calibri"/>
-          <w:b/>
-          <w:color w:val="374151"/>
-          <w:sz w:val="24"/>
-        </w:rPr>
-        <w:t>Connection states</w:t>
-      </w:r>
-    </w:p>
-    <w:tbl>
-      <w:tblPr>
-        <w:tblStyle w:val="TableGrid"/>
-        <w:tblW w:type="auto" w:w="0"/>
-        <w:tblLayout w:type="autofit"/>
-        <w:tblLook w:firstColumn="1" w:firstRow="1" w:lastColumn="0" w:lastRow="0" w:noHBand="0" w:noVBand="1" w:val="04A0"/>
-      </w:tblPr>
-      <w:tblGrid>
-        <w:gridCol w:w="4986"/>
-        <w:gridCol w:w="4986"/>
-      </w:tblGrid>
-      <w:tr>
-        <w:tc>
-          <w:tcPr>
-            <w:tcW w:type="dxa" w:w="4986"/>
-            <w:shd w:val="clear" w:color="auto" w:fill="C02434"/>
-          </w:tcPr>
-          <w:p>
-            <w:pPr>
-              <w:spacing w:before="40" w:after="40"/>
-            </w:pPr>
-            <w:r/>
-            <w:r>
-              <w:rPr>
-                <w:rFonts w:ascii="Calibri" w:hAnsi="Calibri" w:eastAsia="Calibri"/>
-                <w:b/>
-                <w:color w:val="FFFFFF"/>
-                <w:sz w:val="18"/>
-              </w:rPr>
-              <w:t>State</w:t>
-            </w:r>
-          </w:p>
-        </w:tc>
-        <w:tc>
-          <w:tcPr>
-            <w:tcW w:type="dxa" w:w="4986"/>
-            <w:shd w:val="clear" w:color="auto" w:fill="C02434"/>
-          </w:tcPr>
-          <w:p>
-            <w:pPr>
-              <w:spacing w:before="40" w:after="40"/>
-            </w:pPr>
-            <w:r/>
-            <w:r>
-              <w:rPr>
-                <w:rFonts w:ascii="Calibri" w:hAnsi="Calibri" w:eastAsia="Calibri"/>
-                <w:b/>
-                <w:color w:val="FFFFFF"/>
-                <w:sz w:val="18"/>
-              </w:rPr>
-              <w:t>Meaning</w:t>
-            </w:r>
-          </w:p>
-        </w:tc>
-      </w:tr>
-      <w:tr>
-        <w:tc>
-          <w:tcPr>
-            <w:tcW w:type="dxa" w:w="4986"/>
-          </w:tcPr>
-          <w:p>
-            <w:pPr>
-              <w:spacing w:before="40" w:after="40"/>
-            </w:pPr>
-            <w:r/>
-            <w:r>
-              <w:rPr>
-                <w:rFonts w:ascii="Calibri" w:hAnsi="Calibri" w:eastAsia="Calibri"/>
-                <w:b w:val="0"/>
-                <w:sz w:val="18"/>
-              </w:rPr>
-              <w:t>connecting</w:t>
-            </w:r>
-          </w:p>
-        </w:tc>
-        <w:tc>
-          <w:tcPr>
-            <w:tcW w:type="dxa" w:w="4986"/>
-          </w:tcPr>
-          <w:p>
-            <w:pPr>
-              <w:spacing w:before="40" w:after="40"/>
-            </w:pPr>
-            <w:r/>
-            <w:r>
-              <w:rPr>
-                <w:rFonts w:ascii="Calibri" w:hAnsi="Calibri" w:eastAsia="Calibri"/>
-                <w:b w:val="0"/>
-                <w:sz w:val="18"/>
-              </w:rPr>
-              <w:t>Opening WebSocket / sending BootNotification</w:t>
-            </w:r>
-          </w:p>
-        </w:tc>
-      </w:tr>
-      <w:tr>
-        <w:tc>
-          <w:tcPr>
-            <w:tcW w:type="dxa" w:w="4986"/>
-            <w:shd w:val="clear" w:color="auto" w:fill="FBEAEA"/>
-          </w:tcPr>
-          <w:p>
-            <w:pPr>
-              <w:spacing w:before="40" w:after="40"/>
-            </w:pPr>
-            <w:r/>
-            <w:r>
-              <w:rPr>
-                <w:rFonts w:ascii="Calibri" w:hAnsi="Calibri" w:eastAsia="Calibri"/>
-                <w:b w:val="0"/>
-                <w:sz w:val="18"/>
-              </w:rPr>
-              <w:t>online</w:t>
-            </w:r>
-          </w:p>
-        </w:tc>
-        <w:tc>
-          <w:tcPr>
-            <w:tcW w:type="dxa" w:w="4986"/>
-            <w:shd w:val="clear" w:color="auto" w:fill="FBEAEA"/>
-          </w:tcPr>
-          <w:p>
-            <w:pPr>
-              <w:spacing w:before="40" w:after="40"/>
-            </w:pPr>
-            <w:r/>
-            <w:r>
-              <w:rPr>
-                <w:rFonts w:ascii="Calibri" w:hAnsi="Calibri" w:eastAsia="Calibri"/>
-                <w:b w:val="0"/>
-                <w:sz w:val="18"/>
-              </w:rPr>
-              <w:t>Connected; Heartbeats should be running</w:t>
-            </w:r>
-          </w:p>
-        </w:tc>
-      </w:tr>
-      <w:tr>
-        <w:tc>
-          <w:tcPr>
-            <w:tcW w:type="dxa" w:w="4986"/>
-          </w:tcPr>
-          <w:p>
-            <w:pPr>
-              <w:spacing w:before="40" w:after="40"/>
-            </w:pPr>
-            <w:r/>
-            <w:r>
-              <w:rPr>
-                <w:rFonts w:ascii="Calibri" w:hAnsi="Calibri" w:eastAsia="Calibri"/>
-                <w:b w:val="0"/>
-                <w:sz w:val="18"/>
-              </w:rPr>
-              <w:t>reconnecting</w:t>
-            </w:r>
-          </w:p>
-        </w:tc>
-        <w:tc>
-          <w:tcPr>
-            <w:tcW w:type="dxa" w:w="4986"/>
-          </w:tcPr>
-          <w:p>
-            <w:pPr>
-              <w:spacing w:before="40" w:after="40"/>
-            </w:pPr>
-            <w:r/>
-            <w:r>
-              <w:rPr>
-                <w:rFonts w:ascii="Calibri" w:hAnsi="Calibri" w:eastAsia="Calibri"/>
-                <w:b w:val="0"/>
-                <w:sz w:val="18"/>
-              </w:rPr>
-              <w:t>Link lost; automatic retry</w:t>
-            </w:r>
-          </w:p>
-        </w:tc>
-      </w:tr>
-      <w:tr>
-        <w:tc>
-          <w:tcPr>
-            <w:tcW w:type="dxa" w:w="4986"/>
-            <w:shd w:val="clear" w:color="auto" w:fill="FBEAEA"/>
-          </w:tcPr>
-          <w:p>
-            <w:pPr>
-              <w:spacing w:before="40" w:after="40"/>
-            </w:pPr>
-            <w:r/>
-            <w:r>
-              <w:rPr>
-                <w:rFonts w:ascii="Calibri" w:hAnsi="Calibri" w:eastAsia="Calibri"/>
-                <w:b w:val="0"/>
-                <w:sz w:val="18"/>
-              </w:rPr>
-              <w:t>offline</w:t>
-            </w:r>
-          </w:p>
-        </w:tc>
-        <w:tc>
-          <w:tcPr>
-            <w:tcW w:type="dxa" w:w="4986"/>
-            <w:shd w:val="clear" w:color="auto" w:fill="FBEAEA"/>
-          </w:tcPr>
-          <w:p>
-            <w:pPr>
-              <w:spacing w:before="40" w:after="40"/>
-            </w:pPr>
-            <w:r/>
-            <w:r>
-              <w:rPr>
-                <w:rFonts w:ascii="Calibri" w:hAnsi="Calibri" w:eastAsia="Calibri"/>
-                <w:b w:val="0"/>
-                <w:sz w:val="18"/>
-              </w:rPr>
-              <w:t>Not connected</w:t>
-            </w:r>
-          </w:p>
-        </w:tc>
-      </w:tr>
-    </w:tbl>
-    <w:p>
-      <w:pPr>
-        <w:spacing w:after="120"/>
-      </w:pPr>
-    </w:p>
-    <w:p>
-      <w:pPr>
-        <w:pStyle w:val="Heading1"/>
-      </w:pPr>
-      <w:r>
-        <w:rPr>
-          <w:rFonts w:ascii="Calibri" w:hAnsi="Calibri" w:eastAsia="Calibri"/>
-          <w:b/>
-          <w:color w:val="111827"/>
-          <w:sz w:val="28"/>
-        </w:rPr>
-        <w:t>5. Center stage — 3D charger</w:t>
-      </w:r>
-    </w:p>
-    <w:p>
-      <w:pPr>
-        <w:spacing w:after="120"/>
-      </w:pPr>
-      <w:r>
-        <w:rPr>
-          <w:rFonts w:ascii="Calibri" w:hAnsi="Calibri" w:eastAsia="Calibri"/>
-          <w:b w:val="0"/>
-          <w:sz w:val="22"/>
-        </w:rPr>
-        <w:t>The large middle area shows the Massive cabinet.</w:t>
-      </w:r>
-    </w:p>
-    <w:p>
-      <w:pPr>
-        <w:pStyle w:val="Heading2"/>
-      </w:pPr>
-      <w:r>
-        <w:rPr>
-          <w:rFonts w:ascii="Calibri" w:hAnsi="Calibri" w:eastAsia="Calibri"/>
-          <w:b/>
-          <w:color w:val="374151"/>
-          <w:sz w:val="24"/>
-        </w:rPr>
-        <w:t>View controls</w:t>
-      </w:r>
-    </w:p>
-    <w:tbl>
-      <w:tblPr>
-        <w:tblStyle w:val="TableGrid"/>
-        <w:tblW w:type="auto" w:w="0"/>
-        <w:tblLayout w:type="autofit"/>
-        <w:tblLook w:firstColumn="1" w:firstRow="1" w:lastColumn="0" w:lastRow="0" w:noHBand="0" w:noVBand="1" w:val="04A0"/>
-      </w:tblPr>
-      <w:tblGrid>
-        <w:gridCol w:w="4986"/>
-        <w:gridCol w:w="4986"/>
-      </w:tblGrid>
-      <w:tr>
-        <w:tc>
-          <w:tcPr>
-            <w:tcW w:type="dxa" w:w="4986"/>
-            <w:shd w:val="clear" w:color="auto" w:fill="C02434"/>
-          </w:tcPr>
-          <w:p>
-            <w:pPr>
-              <w:spacing w:before="40" w:after="40"/>
-            </w:pPr>
-            <w:r/>
-            <w:r>
-              <w:rPr>
-                <w:rFonts w:ascii="Calibri" w:hAnsi="Calibri" w:eastAsia="Calibri"/>
-                <w:b/>
-                <w:color w:val="FFFFFF"/>
-                <w:sz w:val="18"/>
-              </w:rPr>
-              <w:t>Action</w:t>
-            </w:r>
-          </w:p>
-        </w:tc>
-        <w:tc>
-          <w:tcPr>
-            <w:tcW w:type="dxa" w:w="4986"/>
-            <w:shd w:val="clear" w:color="auto" w:fill="C02434"/>
-          </w:tcPr>
-          <w:p>
-            <w:pPr>
-              <w:spacing w:before="40" w:after="40"/>
-            </w:pPr>
-            <w:r/>
-            <w:r>
-              <w:rPr>
-                <w:rFonts w:ascii="Calibri" w:hAnsi="Calibri" w:eastAsia="Calibri"/>
-                <w:b/>
-                <w:color w:val="FFFFFF"/>
-                <w:sz w:val="18"/>
-              </w:rPr>
-              <w:t>Result</w:t>
-            </w:r>
-          </w:p>
-        </w:tc>
-      </w:tr>
-      <w:tr>
-        <w:tc>
-          <w:tcPr>
-            <w:tcW w:type="dxa" w:w="4986"/>
-          </w:tcPr>
-          <w:p>
-            <w:pPr>
-              <w:spacing w:before="40" w:after="40"/>
-            </w:pPr>
-            <w:r/>
-            <w:r>
-              <w:rPr>
-                <w:rFonts w:ascii="Calibri" w:hAnsi="Calibri" w:eastAsia="Calibri"/>
-                <w:b w:val="0"/>
-                <w:sz w:val="18"/>
-              </w:rPr>
-              <w:t>Drag on the yard</w:t>
-            </w:r>
-          </w:p>
-        </w:tc>
-        <w:tc>
-          <w:tcPr>
-            <w:tcW w:type="dxa" w:w="4986"/>
-          </w:tcPr>
-          <w:p>
-            <w:pPr>
-              <w:spacing w:before="40" w:after="40"/>
-            </w:pPr>
-            <w:r/>
-            <w:r>
-              <w:rPr>
-                <w:rFonts w:ascii="Calibri" w:hAnsi="Calibri" w:eastAsia="Calibri"/>
-                <w:b w:val="0"/>
-                <w:sz w:val="18"/>
-              </w:rPr>
-              <w:t>Orbit around the charger</w:t>
-            </w:r>
-          </w:p>
-        </w:tc>
-      </w:tr>
-      <w:tr>
-        <w:tc>
-          <w:tcPr>
-            <w:tcW w:type="dxa" w:w="4986"/>
-            <w:shd w:val="clear" w:color="auto" w:fill="FBEAEA"/>
-          </w:tcPr>
-          <w:p>
-            <w:pPr>
-              <w:spacing w:before="40" w:after="40"/>
-            </w:pPr>
-            <w:r/>
-            <w:r>
-              <w:rPr>
-                <w:rFonts w:ascii="Calibri" w:hAnsi="Calibri" w:eastAsia="Calibri"/>
-                <w:b w:val="0"/>
-                <w:sz w:val="18"/>
-              </w:rPr>
-              <w:t>Scroll</w:t>
-            </w:r>
-          </w:p>
-        </w:tc>
-        <w:tc>
-          <w:tcPr>
-            <w:tcW w:type="dxa" w:w="4986"/>
-            <w:shd w:val="clear" w:color="auto" w:fill="FBEAEA"/>
-          </w:tcPr>
-          <w:p>
-            <w:pPr>
-              <w:spacing w:before="40" w:after="40"/>
-            </w:pPr>
-            <w:r/>
-            <w:r>
-              <w:rPr>
-                <w:rFonts w:ascii="Calibri" w:hAnsi="Calibri" w:eastAsia="Calibri"/>
-                <w:b w:val="0"/>
-                <w:sz w:val="18"/>
-              </w:rPr>
-              <w:t>Zoom in / out</w:t>
-            </w:r>
-          </w:p>
-        </w:tc>
-      </w:tr>
-      <w:tr>
-        <w:tc>
-          <w:tcPr>
-            <w:tcW w:type="dxa" w:w="4986"/>
-          </w:tcPr>
-          <w:p>
-            <w:pPr>
-              <w:spacing w:before="40" w:after="40"/>
-            </w:pPr>
-            <w:r/>
-            <w:r>
-              <w:rPr>
-                <w:rFonts w:ascii="Calibri" w:hAnsi="Calibri" w:eastAsia="Calibri"/>
-                <w:b w:val="0"/>
-                <w:sz w:val="18"/>
-              </w:rPr>
-              <w:t>Goal</w:t>
-            </w:r>
-          </w:p>
-        </w:tc>
-        <w:tc>
-          <w:tcPr>
-            <w:tcW w:type="dxa" w:w="4986"/>
-          </w:tcPr>
-          <w:p>
-            <w:pPr>
-              <w:spacing w:before="40" w:after="40"/>
-            </w:pPr>
-            <w:r/>
-            <w:r>
-              <w:rPr>
-                <w:rFonts w:ascii="Calibri" w:hAnsi="Calibri" w:eastAsia="Calibri"/>
-                <w:b w:val="0"/>
-                <w:sz w:val="18"/>
-              </w:rPr>
-              <w:t>Keep the full pedestal, screen, and side guns visible</w:t>
-            </w:r>
-          </w:p>
-        </w:tc>
-      </w:tr>
-    </w:tbl>
-    <w:p>
-      <w:pPr>
-        <w:spacing w:after="120"/>
-      </w:pPr>
-    </w:p>
-    <w:p>
-      <w:pPr>
-        <w:pStyle w:val="Heading2"/>
-      </w:pPr>
-      <w:r>
-        <w:rPr>
-          <w:rFonts w:ascii="Calibri" w:hAnsi="Calibri" w:eastAsia="Calibri"/>
-          <w:b/>
-          <w:color w:val="374151"/>
-          <w:sz w:val="24"/>
-        </w:rPr>
-        <w:t>Touch screen (HMI)</w:t>
-      </w:r>
-    </w:p>
-    <w:p>
-      <w:pPr>
-        <w:spacing w:after="120"/>
-      </w:pPr>
-      <w:r>
-        <w:rPr>
-          <w:rFonts w:ascii="Calibri" w:hAnsi="Calibri" w:eastAsia="Calibri"/>
-          <w:b w:val="0"/>
-          <w:sz w:val="22"/>
-        </w:rPr>
-        <w:t>Tap the on-charger display.</w:t>
-      </w:r>
-    </w:p>
-    <w:p>
-      <w:pPr>
-        <w:spacing w:after="120"/>
-      </w:pPr>
-      <w:r>
-        <w:rPr>
-          <w:rFonts w:ascii="Calibri" w:hAnsi="Calibri" w:eastAsia="Calibri"/>
-          <w:b w:val="0"/>
-          <w:sz w:val="22"/>
-        </w:rPr>
-        <w:t>#### Pages</w:t>
-      </w:r>
-    </w:p>
-    <w:tbl>
-      <w:tblPr>
-        <w:tblStyle w:val="TableGrid"/>
-        <w:tblW w:type="auto" w:w="0"/>
-        <w:tblLayout w:type="autofit"/>
-        <w:tblLook w:firstColumn="1" w:firstRow="1" w:lastColumn="0" w:lastRow="0" w:noHBand="0" w:noVBand="1" w:val="04A0"/>
-      </w:tblPr>
-      <w:tblGrid>
-        <w:gridCol w:w="4986"/>
-        <w:gridCol w:w="4986"/>
-      </w:tblGrid>
-      <w:tr>
-        <w:tc>
-          <w:tcPr>
-            <w:tcW w:type="dxa" w:w="4986"/>
-            <w:shd w:val="clear" w:color="auto" w:fill="C02434"/>
-          </w:tcPr>
-          <w:p>
-            <w:pPr>
-              <w:spacing w:before="40" w:after="40"/>
-            </w:pPr>
-            <w:r/>
-            <w:r>
-              <w:rPr>
-                <w:rFonts w:ascii="Calibri" w:hAnsi="Calibri" w:eastAsia="Calibri"/>
-                <w:b/>
-                <w:color w:val="FFFFFF"/>
-                <w:sz w:val="18"/>
-              </w:rPr>
-              <w:t>Soft key</w:t>
-            </w:r>
-          </w:p>
-        </w:tc>
-        <w:tc>
-          <w:tcPr>
-            <w:tcW w:type="dxa" w:w="4986"/>
-            <w:shd w:val="clear" w:color="auto" w:fill="C02434"/>
-          </w:tcPr>
-          <w:p>
-            <w:pPr>
-              <w:spacing w:before="40" w:after="40"/>
-            </w:pPr>
-            <w:r/>
-            <w:r>
-              <w:rPr>
-                <w:rFonts w:ascii="Calibri" w:hAnsi="Calibri" w:eastAsia="Calibri"/>
-                <w:b/>
-                <w:color w:val="FFFFFF"/>
-                <w:sz w:val="18"/>
-              </w:rPr>
-              <w:t>What you see / do</w:t>
-            </w:r>
-          </w:p>
-        </w:tc>
-      </w:tr>
-      <w:tr>
-        <w:tc>
-          <w:tcPr>
-            <w:tcW w:type="dxa" w:w="4986"/>
-          </w:tcPr>
-          <w:p>
-            <w:pPr>
-              <w:spacing w:before="40" w:after="40"/>
-            </w:pPr>
-            <w:r/>
-            <w:r>
-              <w:rPr>
-                <w:rFonts w:ascii="Calibri" w:hAnsi="Calibri" w:eastAsia="Calibri"/>
-                <w:b w:val="0"/>
-                <w:sz w:val="18"/>
-              </w:rPr>
-              <w:t>HOME</w:t>
-            </w:r>
-          </w:p>
-        </w:tc>
-        <w:tc>
-          <w:tcPr>
-            <w:tcW w:type="dxa" w:w="4986"/>
-          </w:tcPr>
-          <w:p>
-            <w:pPr>
-              <w:spacing w:before="40" w:after="40"/>
-            </w:pPr>
-            <w:r/>
-            <w:r>
-              <w:rPr>
-                <w:rFonts w:ascii="Calibri" w:hAnsi="Calibri" w:eastAsia="Calibri"/>
-                <w:b w:val="0"/>
-                <w:sz w:val="18"/>
-              </w:rPr>
-              <w:t>Ready status, live energy / power / cost tiles</w:t>
-            </w:r>
-          </w:p>
-        </w:tc>
-      </w:tr>
-      <w:tr>
-        <w:tc>
-          <w:tcPr>
-            <w:tcW w:type="dxa" w:w="4986"/>
-            <w:shd w:val="clear" w:color="auto" w:fill="FBEAEA"/>
-          </w:tcPr>
-          <w:p>
-            <w:pPr>
-              <w:spacing w:before="40" w:after="40"/>
-            </w:pPr>
-            <w:r/>
-            <w:r>
-              <w:rPr>
-                <w:rFonts w:ascii="Calibri" w:hAnsi="Calibri" w:eastAsia="Calibri"/>
-                <w:b w:val="0"/>
-                <w:sz w:val="18"/>
-              </w:rPr>
-              <w:t>SESSION</w:t>
-            </w:r>
-          </w:p>
-        </w:tc>
-        <w:tc>
-          <w:tcPr>
-            <w:tcW w:type="dxa" w:w="4986"/>
-            <w:shd w:val="clear" w:color="auto" w:fill="FBEAEA"/>
-          </w:tcPr>
-          <w:p>
-            <w:pPr>
-              <w:spacing w:before="40" w:after="40"/>
-            </w:pPr>
-            <w:r/>
-            <w:r>
-              <w:rPr>
-                <w:rFonts w:ascii="Calibri" w:hAnsi="Calibri" w:eastAsia="Calibri"/>
-                <w:b w:val="0"/>
-                <w:sz w:val="18"/>
-              </w:rPr>
-              <w:t>Current or last transaction, idTag, SoC, rate</w:t>
-            </w:r>
-          </w:p>
-        </w:tc>
-      </w:tr>
-      <w:tr>
-        <w:tc>
-          <w:tcPr>
-            <w:tcW w:type="dxa" w:w="4986"/>
-          </w:tcPr>
-          <w:p>
-            <w:pPr>
-              <w:spacing w:before="40" w:after="40"/>
-            </w:pPr>
-            <w:r/>
-            <w:r>
-              <w:rPr>
-                <w:rFonts w:ascii="Calibri" w:hAnsi="Calibri" w:eastAsia="Calibri"/>
-                <w:b w:val="0"/>
-                <w:sz w:val="18"/>
-              </w:rPr>
-              <w:t>OUTLETS</w:t>
-            </w:r>
-          </w:p>
-        </w:tc>
-        <w:tc>
-          <w:tcPr>
-            <w:tcW w:type="dxa" w:w="4986"/>
-          </w:tcPr>
-          <w:p>
-            <w:pPr>
-              <w:spacing w:before="40" w:after="40"/>
-            </w:pPr>
-            <w:r/>
-            <w:r>
-              <w:rPr>
-                <w:rFonts w:ascii="Calibri" w:hAnsi="Calibri" w:eastAsia="Calibri"/>
-                <w:b w:val="0"/>
-                <w:sz w:val="18"/>
-              </w:rPr>
-              <w:t>List of connectors. Tap a row to focus that outlet (C1, C2, …)</w:t>
-            </w:r>
-          </w:p>
-        </w:tc>
-      </w:tr>
-      <w:tr>
-        <w:tc>
-          <w:tcPr>
-            <w:tcW w:type="dxa" w:w="4986"/>
-            <w:shd w:val="clear" w:color="auto" w:fill="FBEAEA"/>
-          </w:tcPr>
-          <w:p>
-            <w:pPr>
-              <w:spacing w:before="40" w:after="40"/>
-            </w:pPr>
-            <w:r/>
-            <w:r>
-              <w:rPr>
-                <w:rFonts w:ascii="Calibri" w:hAnsi="Calibri" w:eastAsia="Calibri"/>
-                <w:b w:val="0"/>
-                <w:sz w:val="18"/>
-              </w:rPr>
-              <w:t>INFO</w:t>
-            </w:r>
-          </w:p>
-        </w:tc>
-        <w:tc>
-          <w:tcPr>
-            <w:tcW w:type="dxa" w:w="4986"/>
-            <w:shd w:val="clear" w:color="auto" w:fill="FBEAEA"/>
-          </w:tcPr>
-          <w:p>
-            <w:pPr>
-              <w:spacing w:before="40" w:after="40"/>
-            </w:pPr>
-            <w:r/>
-            <w:r>
-              <w:rPr>
-                <w:rFonts w:ascii="Calibri" w:hAnsi="Calibri" w:eastAsia="Calibri"/>
-                <w:b w:val="0"/>
-                <w:sz w:val="18"/>
-              </w:rPr>
-              <w:t>System identity + live hardware: vendor, model, serial, firmware, AC/DC type, CPU, RAM, ROM, temperatures, uptime</w:t>
+              <w:t>Live OCPP + system logs</w:t>
             </w:r>
           </w:p>
         </w:tc>
@@ -1857,7 +339,325 @@
           <w:b w:val="0"/>
           <w:sz w:val="22"/>
         </w:rPr>
-        <w:t>#### Action keys (bottom of the screen)</w:t>
+        <w:t xml:space="preserve">Drag </w:t>
+      </w:r>
+      <w:r>
+        <w:rPr>
+          <w:rFonts w:ascii="Calibri" w:hAnsi="Calibri" w:eastAsia="Calibri"/>
+          <w:b/>
+          <w:sz w:val="22"/>
+        </w:rPr>
+        <w:t>⋮⋮</w:t>
+      </w:r>
+      <w:r>
+        <w:rPr>
+          <w:rFonts w:ascii="Calibri" w:hAnsi="Calibri" w:eastAsia="Calibri"/>
+          <w:b w:val="0"/>
+          <w:sz w:val="22"/>
+        </w:rPr>
+        <w:t xml:space="preserve">, resize edges, or </w:t>
+      </w:r>
+      <w:r>
+        <w:rPr>
+          <w:rFonts w:ascii="Calibri" w:hAnsi="Calibri" w:eastAsia="Calibri"/>
+          <w:b/>
+          <w:sz w:val="22"/>
+        </w:rPr>
+        <w:t>Dock</w:t>
+      </w:r>
+      <w:r>
+        <w:rPr>
+          <w:rFonts w:ascii="Calibri" w:hAnsi="Calibri" w:eastAsia="Calibri"/>
+          <w:b w:val="0"/>
+          <w:sz w:val="22"/>
+        </w:rPr>
+        <w:t xml:space="preserve"> panels. </w:t>
+      </w:r>
+      <w:r>
+        <w:rPr>
+          <w:rFonts w:ascii="Calibri" w:hAnsi="Calibri" w:eastAsia="Calibri"/>
+          <w:b/>
+          <w:sz w:val="22"/>
+        </w:rPr>
+        <w:t>Hide bench</w:t>
+      </w:r>
+      <w:r>
+        <w:rPr>
+          <w:rFonts w:ascii="Calibri" w:hAnsi="Calibri" w:eastAsia="Calibri"/>
+          <w:b w:val="0"/>
+          <w:sz w:val="22"/>
+        </w:rPr>
+        <w:t xml:space="preserve"> frees width for the charger.</w:t>
+      </w:r>
+    </w:p>
+    <w:p>
+      <w:pPr>
+        <w:pStyle w:val="Heading1"/>
+      </w:pPr>
+      <w:r>
+        <w:rPr>
+          <w:rFonts w:ascii="Calibri" w:hAnsi="Calibri" w:eastAsia="Calibri"/>
+          <w:b/>
+          <w:color w:val="111827"/>
+          <w:sz w:val="28"/>
+        </w:rPr>
+        <w:t>Connect a charger (left panel)</w:t>
+      </w:r>
+    </w:p>
+    <w:p>
+      <w:pPr>
+        <w:pStyle w:val="ListNumber"/>
+      </w:pPr>
+      <w:r>
+        <w:rPr>
+          <w:rFonts w:ascii="Calibri" w:hAnsi="Calibri" w:eastAsia="Calibri"/>
+          <w:b w:val="0"/>
+          <w:sz w:val="22"/>
+        </w:rPr>
+        <w:t>Enter Charge Point ID (CMS ID).</w:t>
+      </w:r>
+    </w:p>
+    <w:p>
+      <w:pPr>
+        <w:pStyle w:val="ListNumber"/>
+      </w:pPr>
+      <w:r>
+        <w:rPr>
+          <w:rFonts w:ascii="Calibri" w:hAnsi="Calibri" w:eastAsia="Calibri"/>
+          <w:b w:val="0"/>
+          <w:sz w:val="22"/>
+        </w:rPr>
+        <w:t>Paste CSMS WebSocket base (no ID on the end) — site connects to {base}/{ID}.</w:t>
+      </w:r>
+    </w:p>
+    <w:p>
+      <w:pPr>
+        <w:pStyle w:val="ListNumber"/>
+      </w:pPr>
+      <w:r>
+        <w:rPr>
+          <w:rFonts w:ascii="Calibri" w:hAnsi="Calibri" w:eastAsia="Calibri"/>
+          <w:b w:val="0"/>
+          <w:sz w:val="22"/>
+        </w:rPr>
+        <w:t>Set kW and Connectors (1–4).</w:t>
+      </w:r>
+    </w:p>
+    <w:p>
+      <w:pPr>
+        <w:pStyle w:val="ListNumber"/>
+      </w:pPr>
+      <w:r>
+        <w:rPr>
+          <w:rFonts w:ascii="Calibri" w:hAnsi="Calibri" w:eastAsia="Calibri"/>
+          <w:b w:val="0"/>
+          <w:sz w:val="22"/>
+        </w:rPr>
+        <w:t>Leave ocpp1.6 subprotocol ON unless CMS rejects it.</w:t>
+      </w:r>
+    </w:p>
+    <w:p>
+      <w:pPr>
+        <w:pStyle w:val="ListNumber"/>
+      </w:pPr>
+      <w:r>
+        <w:rPr>
+          <w:rFonts w:ascii="Calibri" w:hAnsi="Calibri" w:eastAsia="Calibri"/>
+          <w:b w:val="0"/>
+          <w:sz w:val="22"/>
+        </w:rPr>
+        <w:t>Fill Basic Auth only if CMS needs WebSocket username/password (not RFID).</w:t>
+      </w:r>
+    </w:p>
+    <w:p>
+      <w:pPr>
+        <w:pStyle w:val="ListNumber"/>
+      </w:pPr>
+      <w:r>
+        <w:rPr>
+          <w:rFonts w:ascii="Calibri" w:hAnsi="Calibri" w:eastAsia="Calibri"/>
+          <w:b w:val="0"/>
+          <w:sz w:val="22"/>
+        </w:rPr>
+        <w:t>Click Connect EVSE → wait for online.</w:t>
+      </w:r>
+    </w:p>
+    <w:p>
+      <w:pPr>
+        <w:pStyle w:val="Heading1"/>
+      </w:pPr>
+      <w:r>
+        <w:rPr>
+          <w:rFonts w:ascii="Calibri" w:hAnsi="Calibri" w:eastAsia="Calibri"/>
+          <w:b/>
+          <w:color w:val="111827"/>
+          <w:sz w:val="28"/>
+        </w:rPr>
+        <w:t>Run a charge</w:t>
+      </w:r>
+    </w:p>
+    <w:p>
+      <w:pPr>
+        <w:spacing w:after="120"/>
+      </w:pPr>
+      <w:r>
+        <w:rPr>
+          <w:rFonts w:ascii="Calibri" w:hAnsi="Calibri" w:eastAsia="Calibri"/>
+          <w:b w:val="0"/>
+          <w:sz w:val="22"/>
+        </w:rPr>
+        <w:t xml:space="preserve">Demo tags (Auth = </w:t>
+      </w:r>
+      <w:r>
+        <w:rPr>
+          <w:rFonts w:ascii="Calibri" w:hAnsi="Calibri" w:eastAsia="Calibri"/>
+          <w:b/>
+          <w:sz w:val="22"/>
+        </w:rPr>
+        <w:t>Local or CMS</w:t>
+      </w:r>
+      <w:r>
+        <w:rPr>
+          <w:rFonts w:ascii="Calibri" w:hAnsi="Calibri" w:eastAsia="Calibri"/>
+          <w:b w:val="0"/>
+          <w:sz w:val="22"/>
+        </w:rPr>
+        <w:t xml:space="preserve">): </w:t>
+      </w:r>
+      <w:r>
+        <w:rPr>
+          <w:rFonts w:ascii="Consolas" w:hAnsi="Consolas" w:eastAsia="Consolas"/>
+          <w:b w:val="0"/>
+          <w:sz w:val="22"/>
+        </w:rPr>
+        <w:t>CARD-7F2A91</w:t>
+      </w:r>
+      <w:r>
+        <w:rPr>
+          <w:rFonts w:ascii="Calibri" w:hAnsi="Calibri" w:eastAsia="Calibri"/>
+          <w:b w:val="0"/>
+          <w:sz w:val="22"/>
+        </w:rPr>
+        <w:t xml:space="preserve">, </w:t>
+      </w:r>
+      <w:r>
+        <w:rPr>
+          <w:rFonts w:ascii="Consolas" w:hAnsi="Consolas" w:eastAsia="Consolas"/>
+          <w:b w:val="0"/>
+          <w:sz w:val="22"/>
+        </w:rPr>
+        <w:t>FOB-ORBIT-44</w:t>
+      </w:r>
+      <w:r>
+        <w:rPr>
+          <w:rFonts w:ascii="Calibri" w:hAnsi="Calibri" w:eastAsia="Calibri"/>
+          <w:b w:val="0"/>
+          <w:sz w:val="22"/>
+        </w:rPr>
+        <w:t xml:space="preserve">, </w:t>
+      </w:r>
+      <w:r>
+        <w:rPr>
+          <w:rFonts w:ascii="Consolas" w:hAnsi="Consolas" w:eastAsia="Consolas"/>
+          <w:b w:val="0"/>
+          <w:sz w:val="22"/>
+        </w:rPr>
+        <w:t>TOKEN-MASSIVE-09</w:t>
+      </w:r>
+    </w:p>
+    <w:p>
+      <w:pPr>
+        <w:pStyle w:val="ListNumber"/>
+      </w:pPr>
+      <w:r>
+        <w:rPr>
+          <w:rFonts w:ascii="Calibri" w:hAnsi="Calibri" w:eastAsia="Calibri"/>
+          <w:b w:val="0"/>
+          <w:sz w:val="22"/>
+        </w:rPr>
+        <w:t>Plug cable (HMI PLUG, Operator panel, or Bench).</w:t>
+      </w:r>
+    </w:p>
+    <w:p>
+      <w:pPr>
+        <w:pStyle w:val="ListNumber"/>
+      </w:pPr>
+      <w:r>
+        <w:rPr>
+          <w:rFonts w:ascii="Calibri" w:hAnsi="Calibri" w:eastAsia="Calibri"/>
+          <w:b w:val="0"/>
+          <w:sz w:val="22"/>
+        </w:rPr>
+        <w:t>Set idTag → START or tap the RFID pad.</w:t>
+      </w:r>
+    </w:p>
+    <w:p>
+      <w:pPr>
+        <w:pStyle w:val="ListNumber"/>
+      </w:pPr>
+      <w:r>
+        <w:rPr>
+          <w:rFonts w:ascii="Calibri" w:hAnsi="Calibri" w:eastAsia="Calibri"/>
+          <w:b w:val="0"/>
+          <w:sz w:val="22"/>
+        </w:rPr>
+        <w:t>Watch energy / cost on the screen.</w:t>
+      </w:r>
+    </w:p>
+    <w:p>
+      <w:pPr>
+        <w:pStyle w:val="ListNumber"/>
+      </w:pPr>
+      <w:r>
+        <w:rPr>
+          <w:rFonts w:ascii="Calibri" w:hAnsi="Calibri" w:eastAsia="Calibri"/>
+          <w:b w:val="0"/>
+          <w:sz w:val="22"/>
+        </w:rPr>
+        <w:t>STOP → UNPLUG.</w:t>
+      </w:r>
+    </w:p>
+    <w:p>
+      <w:pPr>
+        <w:spacing w:after="120"/>
+      </w:pPr>
+      <w:r>
+        <w:rPr>
+          <w:rFonts w:ascii="Calibri" w:hAnsi="Calibri" w:eastAsia="Calibri"/>
+          <w:b w:val="0"/>
+          <w:sz w:val="22"/>
+        </w:rPr>
+        <w:t xml:space="preserve">For a real Massive RFID: Auth = </w:t>
+      </w:r>
+      <w:r>
+        <w:rPr>
+          <w:rFonts w:ascii="Calibri" w:hAnsi="Calibri" w:eastAsia="Calibri"/>
+          <w:b/>
+          <w:sz w:val="22"/>
+        </w:rPr>
+        <w:t>CMS only</w:t>
+      </w:r>
+      <w:r>
+        <w:rPr>
+          <w:rFonts w:ascii="Calibri" w:hAnsi="Calibri" w:eastAsia="Calibri"/>
+          <w:b w:val="0"/>
+          <w:sz w:val="22"/>
+        </w:rPr>
+        <w:t>, paste the registered tag, then start.</w:t>
+      </w:r>
+    </w:p>
+    <w:p>
+      <w:pPr>
+        <w:pStyle w:val="Heading1"/>
+      </w:pPr>
+      <w:r>
+        <w:rPr>
+          <w:rFonts w:ascii="Calibri" w:hAnsi="Calibri" w:eastAsia="Calibri"/>
+          <w:b/>
+          <w:color w:val="111827"/>
+          <w:sz w:val="28"/>
+        </w:rPr>
+        <w:t>3D charger screen</w:t>
       </w:r>
     </w:p>
     <w:tbl>
@@ -1910,7 +710,7 @@
                 <w:color w:val="FFFFFF"/>
                 <w:sz w:val="18"/>
               </w:rPr>
-              <w:t>What it does</w:t>
+              <w:t>Action</w:t>
             </w:r>
           </w:p>
         </w:tc>
@@ -1931,7 +731,7 @@
                 <w:b w:val="0"/>
                 <w:sz w:val="18"/>
               </w:rPr>
-              <w:t>PLUG / UNPLUG</w:t>
+              <w:t>HOME</w:t>
             </w:r>
           </w:p>
         </w:tc>
@@ -1950,7 +750,7 @@
                 <w:b w:val="0"/>
                 <w:sz w:val="18"/>
               </w:rPr>
-              <w:t>Plug or remove the cable on the focused outlet</w:t>
+              <w:t>Status + energy / power / cost</w:t>
             </w:r>
           </w:p>
         </w:tc>
@@ -1972,7 +772,7 @@
                 <w:b w:val="0"/>
                 <w:sz w:val="18"/>
               </w:rPr>
-              <w:t>START</w:t>
+              <w:t>SESSION</w:t>
             </w:r>
           </w:p>
         </w:tc>
@@ -1992,7 +792,7 @@
                 <w:b w:val="0"/>
                 <w:sz w:val="18"/>
               </w:rPr>
-              <w:t>Start charging with the current idTag</w:t>
+              <w:t>Transaction, idTag, SoC</w:t>
             </w:r>
           </w:p>
         </w:tc>
@@ -2013,7 +813,7 @@
                 <w:b w:val="0"/>
                 <w:sz w:val="18"/>
               </w:rPr>
-              <w:t>STOP</w:t>
+              <w:t>OUTLETS</w:t>
             </w:r>
           </w:p>
         </w:tc>
@@ -2032,7 +832,7 @@
                 <w:b w:val="0"/>
                 <w:sz w:val="18"/>
               </w:rPr>
-              <w:t>Stop the active transaction</w:t>
+              <w:t>Pick connector C1…C4</w:t>
             </w:r>
           </w:p>
         </w:tc>
@@ -2054,7 +854,7 @@
                 <w:b w:val="0"/>
                 <w:sz w:val="18"/>
               </w:rPr>
-              <w:t>CLEAR</w:t>
+              <w:t>INFO</w:t>
             </w:r>
           </w:p>
         </w:tc>
@@ -2074,7 +874,47 @@
                 <w:b w:val="0"/>
                 <w:sz w:val="18"/>
               </w:rPr>
-              <w:t>Clear a fault when the outlet is Faulted</w:t>
+              <w:t>Model, AC/DC, CPU / RAM / temp</w:t>
+            </w:r>
+          </w:p>
+        </w:tc>
+      </w:tr>
+      <w:tr>
+        <w:tc>
+          <w:tcPr>
+            <w:tcW w:type="dxa" w:w="4986"/>
+          </w:tcPr>
+          <w:p>
+            <w:pPr>
+              <w:spacing w:before="40" w:after="40"/>
+            </w:pPr>
+            <w:r/>
+            <w:r>
+              <w:rPr>
+                <w:rFonts w:ascii="Calibri" w:hAnsi="Calibri" w:eastAsia="Calibri"/>
+                <w:b w:val="0"/>
+                <w:sz w:val="18"/>
+              </w:rPr>
+              <w:t>PLUG / START / STOP / CLEAR</w:t>
+            </w:r>
+          </w:p>
+        </w:tc>
+        <w:tc>
+          <w:tcPr>
+            <w:tcW w:type="dxa" w:w="4986"/>
+          </w:tcPr>
+          <w:p>
+            <w:pPr>
+              <w:spacing w:before="40" w:after="40"/>
+            </w:pPr>
+            <w:r/>
+            <w:r>
+              <w:rPr>
+                <w:rFonts w:ascii="Calibri" w:hAnsi="Calibri" w:eastAsia="Calibri"/>
+                <w:b w:val="0"/>
+                <w:sz w:val="18"/>
+              </w:rPr>
+              <w:t>Cable, session, clear fault</w:t>
             </w:r>
           </w:p>
         </w:tc>
@@ -2087,20 +927,6 @@
     </w:p>
     <w:p>
       <w:pPr>
-        <w:pStyle w:val="Heading2"/>
-      </w:pPr>
-      <w:r>
-        <w:rPr>
-          <w:rFonts w:ascii="Calibri" w:hAnsi="Calibri" w:eastAsia="Calibri"/>
-          <w:b/>
-          <w:color w:val="374151"/>
-          <w:sz w:val="24"/>
-        </w:rPr>
-        <w:t>RFID pad</w:t>
-      </w:r>
-    </w:p>
-    <w:p>
-      <w:pPr>
         <w:spacing w:after="120"/>
       </w:pPr>
       <w:r>
@@ -2109,50 +935,7 @@
           <w:b w:val="0"/>
           <w:sz w:val="22"/>
         </w:rPr>
-        <w:t>The pad on the cabinet face starts a charge using the current idTag (same idea as tapping a card).</w:t>
-      </w:r>
-    </w:p>
-    <w:p>
-      <w:pPr>
-        <w:pStyle w:val="Heading2"/>
-      </w:pPr>
-      <w:r>
-        <w:rPr>
-          <w:rFonts w:ascii="Calibri" w:hAnsi="Calibri" w:eastAsia="Calibri"/>
-          <w:b/>
-          <w:color w:val="374151"/>
-          <w:sz w:val="24"/>
-        </w:rPr>
-        <w:t>Guns / cables</w:t>
-      </w:r>
-    </w:p>
-    <w:p>
-      <w:pPr>
-        <w:spacing w:after="120"/>
-      </w:pPr>
-      <w:r>
-        <w:rPr>
-          <w:rFonts w:ascii="Calibri" w:hAnsi="Calibri" w:eastAsia="Calibri"/>
-          <w:b w:val="0"/>
-          <w:sz w:val="22"/>
-        </w:rPr>
-        <w:t xml:space="preserve">Side guns are the connectors. Plug / unplug via the HMI, Operator panel, or Bench </w:t>
-      </w:r>
-      <w:r>
-        <w:rPr>
-          <w:rFonts w:ascii="Calibri" w:hAnsi="Calibri" w:eastAsia="Calibri"/>
-          <w:b/>
-          <w:sz w:val="22"/>
-        </w:rPr>
-        <w:t>Cable</w:t>
-      </w:r>
-      <w:r>
-        <w:rPr>
-          <w:rFonts w:ascii="Calibri" w:hAnsi="Calibri" w:eastAsia="Calibri"/>
-          <w:b w:val="0"/>
-          <w:sz w:val="22"/>
-        </w:rPr>
-        <w:t xml:space="preserve"> section. Focus the correct outlet first (OUTLETS page or by selecting it in controls).</w:t>
+        <w:t>Drag to orbit, scroll to zoom.</w:t>
       </w:r>
     </w:p>
     <w:p>
@@ -2166,7 +949,7 @@
           <w:color w:val="111827"/>
           <w:sz w:val="28"/>
         </w:rPr>
-        <w:t>6. Center stage — Operator panel</w:t>
+        <w:t>Operator panel (under charger)</w:t>
       </w:r>
     </w:p>
     <w:p>
@@ -2179,23 +962,21 @@
           <w:b w:val="0"/>
           <w:sz w:val="22"/>
         </w:rPr>
-        <w:t xml:space="preserve">Below the 3D yard is the </w:t>
+        <w:t>Plug / Start / Stop / RFID / Emergency / Clear fault · set Auth + idTag · change outlet kW.</w:t>
       </w:r>
+    </w:p>
+    <w:p>
+      <w:pPr>
+        <w:pStyle w:val="Heading1"/>
+      </w:pPr>
       <w:r>
         <w:rPr>
           <w:rFonts w:ascii="Calibri" w:hAnsi="Calibri" w:eastAsia="Calibri"/>
           <w:b/>
-          <w:sz w:val="22"/>
+          <w:color w:val="111827"/>
+          <w:sz w:val="28"/>
         </w:rPr>
-        <w:t>Operator panel</w:t>
-      </w:r>
-      <w:r>
-        <w:rPr>
-          <w:rFonts w:ascii="Calibri" w:hAnsi="Calibri" w:eastAsia="Calibri"/>
-          <w:b w:val="0"/>
-          <w:sz w:val="22"/>
-        </w:rPr>
-        <w:t xml:space="preserve"> (always visible; scroll the center stage if needed).</w:t>
+        <w:t>Bench controls (right)</w:t>
       </w:r>
     </w:p>
     <w:tbl>
@@ -2227,7 +1008,7 @@
                 <w:color w:val="FFFFFF"/>
                 <w:sz w:val="18"/>
               </w:rPr>
-              <w:t>Control</w:t>
+              <w:t>Section</w:t>
             </w:r>
           </w:p>
         </w:tc>
@@ -2248,7 +1029,7 @@
                 <w:color w:val="FFFFFF"/>
                 <w:sz w:val="18"/>
               </w:rPr>
-              <w:t>What it does</w:t>
+              <w:t>Use</w:t>
             </w:r>
           </w:p>
         </w:tc>
@@ -2269,7 +1050,7 @@
                 <w:b w:val="0"/>
                 <w:sz w:val="18"/>
               </w:rPr>
-              <w:t>Title line</w:t>
+              <w:t>Charger hardware</w:t>
             </w:r>
           </w:p>
         </w:tc>
@@ -2288,7 +1069,7 @@
                 <w:b w:val="0"/>
                 <w:sz w:val="18"/>
               </w:rPr>
-              <w:t>Shows focused outlet (e.g. C1), status, energy, cost</w:t>
+              <w:t>Live AC/DC, CPU, RAM, ROM, temp (simulated)</w:t>
             </w:r>
           </w:p>
         </w:tc>
@@ -2310,7 +1091,7 @@
                 <w:b w:val="0"/>
                 <w:sz w:val="18"/>
               </w:rPr>
-              <w:t>Auth</w:t>
+              <w:t>Auth mode</w:t>
             </w:r>
           </w:p>
         </w:tc>
@@ -2330,7 +1111,7 @@
                 <w:b w:val="0"/>
                 <w:sz w:val="18"/>
               </w:rPr>
-              <w:t>Same auth modes as the right bench (see below)</w:t>
+              <w:t>Local or CMS · Local only · CMS only</w:t>
             </w:r>
           </w:p>
         </w:tc>
@@ -2351,7 +1132,7 @@
                 <w:b w:val="0"/>
                 <w:sz w:val="18"/>
               </w:rPr>
-              <w:t>idTag</w:t>
+              <w:t>Cable / Session</w:t>
             </w:r>
           </w:p>
         </w:tc>
@@ -2370,7 +1151,7 @@
                 <w:b w:val="0"/>
                 <w:sz w:val="18"/>
               </w:rPr>
-              <w:t>RFID / token used for Start / card tap</w:t>
+              <w:t>Plug, start, stop reason, emergency</w:t>
             </w:r>
           </w:p>
         </w:tc>
@@ -2392,7 +1173,7 @@
                 <w:b w:val="0"/>
                 <w:sz w:val="18"/>
               </w:rPr>
-              <w:t>Add to local list</w:t>
+              <w:t>Car configuration</w:t>
             </w:r>
           </w:p>
         </w:tc>
@@ -2412,7 +1193,7 @@
                 <w:b w:val="0"/>
                 <w:sz w:val="18"/>
               </w:rPr>
-              <w:t>Saves the typed idTag into the simulator’s local allow-list</w:t>
+              <w:t>Pack energy + capacity; fill by full / kWh / money / time → Set car config before start</w:t>
             </w:r>
           </w:p>
         </w:tc>
@@ -2433,7 +1214,7 @@
                 <w:b w:val="0"/>
                 <w:sz w:val="18"/>
               </w:rPr>
-              <w:t>Plug / Unplug cable</w:t>
+              <w:t>Suspend / Faults</w:t>
             </w:r>
           </w:p>
         </w:tc>
@@ -2452,7 +1233,7 @@
                 <w:b w:val="0"/>
                 <w:sz w:val="18"/>
               </w:rPr>
-              <w:t>Cable state for the focused outlet(s)</w:t>
+              <w:t>Pause states; inject or clear OCPP faults</w:t>
             </w:r>
           </w:p>
         </w:tc>
@@ -2474,7 +1255,7 @@
                 <w:b w:val="0"/>
                 <w:sz w:val="18"/>
               </w:rPr>
-              <w:t>Start charge</w:t>
+              <w:t>Hardware</w:t>
             </w:r>
           </w:p>
         </w:tc>
@@ -2494,7 +1275,7 @@
                 <w:b w:val="0"/>
                 <w:sz w:val="18"/>
               </w:rPr>
-              <w:t>Starts a session</w:t>
+              <w:t>Connector type, name, kW, ₹/kWh tariff</w:t>
             </w:r>
           </w:p>
         </w:tc>
@@ -2515,7 +1296,7 @@
                 <w:b w:val="0"/>
                 <w:sz w:val="18"/>
               </w:rPr>
-              <w:t>Stop charge</w:t>
+              <w:t>Link</w:t>
             </w:r>
           </w:p>
         </w:tc>
@@ -2534,171 +1315,7 @@
                 <w:b w:val="0"/>
                 <w:sz w:val="18"/>
               </w:rPr>
-              <w:t>Stops the session</w:t>
-            </w:r>
-          </w:p>
-        </w:tc>
-      </w:tr>
-      <w:tr>
-        <w:tc>
-          <w:tcPr>
-            <w:tcW w:type="dxa" w:w="4986"/>
-            <w:shd w:val="clear" w:color="auto" w:fill="FBEAEA"/>
-          </w:tcPr>
-          <w:p>
-            <w:pPr>
-              <w:spacing w:before="40" w:after="40"/>
-            </w:pPr>
-            <w:r/>
-            <w:r>
-              <w:rPr>
-                <w:rFonts w:ascii="Calibri" w:hAnsi="Calibri" w:eastAsia="Calibri"/>
-                <w:b w:val="0"/>
-                <w:sz w:val="18"/>
-              </w:rPr>
-              <w:t>Tap RFID / Card</w:t>
-            </w:r>
-          </w:p>
-        </w:tc>
-        <w:tc>
-          <w:tcPr>
-            <w:tcW w:type="dxa" w:w="4986"/>
-            <w:shd w:val="clear" w:color="auto" w:fill="FBEAEA"/>
-          </w:tcPr>
-          <w:p>
-            <w:pPr>
-              <w:spacing w:before="40" w:after="40"/>
-            </w:pPr>
-            <w:r/>
-            <w:r>
-              <w:rPr>
-                <w:rFonts w:ascii="Calibri" w:hAnsi="Calibri" w:eastAsia="Calibri"/>
-                <w:b w:val="0"/>
-                <w:sz w:val="18"/>
-              </w:rPr>
-              <w:t>Authorizes and starts like a card tap</w:t>
-            </w:r>
-          </w:p>
-        </w:tc>
-      </w:tr>
-      <w:tr>
-        <w:tc>
-          <w:tcPr>
-            <w:tcW w:type="dxa" w:w="4986"/>
-          </w:tcPr>
-          <w:p>
-            <w:pPr>
-              <w:spacing w:before="40" w:after="40"/>
-            </w:pPr>
-            <w:r/>
-            <w:r>
-              <w:rPr>
-                <w:rFonts w:ascii="Calibri" w:hAnsi="Calibri" w:eastAsia="Calibri"/>
-                <w:b w:val="0"/>
-                <w:sz w:val="18"/>
-              </w:rPr>
-              <w:t>Emergency stop</w:t>
-            </w:r>
-          </w:p>
-        </w:tc>
-        <w:tc>
-          <w:tcPr>
-            <w:tcW w:type="dxa" w:w="4986"/>
-          </w:tcPr>
-          <w:p>
-            <w:pPr>
-              <w:spacing w:before="40" w:after="40"/>
-            </w:pPr>
-            <w:r/>
-            <w:r>
-              <w:rPr>
-                <w:rFonts w:ascii="Calibri" w:hAnsi="Calibri" w:eastAsia="Calibri"/>
-                <w:b w:val="0"/>
-                <w:sz w:val="18"/>
-              </w:rPr>
-              <w:t>Immediate emergency stop</w:t>
-            </w:r>
-          </w:p>
-        </w:tc>
-      </w:tr>
-      <w:tr>
-        <w:tc>
-          <w:tcPr>
-            <w:tcW w:type="dxa" w:w="4986"/>
-            <w:shd w:val="clear" w:color="auto" w:fill="FBEAEA"/>
-          </w:tcPr>
-          <w:p>
-            <w:pPr>
-              <w:spacing w:before="40" w:after="40"/>
-            </w:pPr>
-            <w:r/>
-            <w:r>
-              <w:rPr>
-                <w:rFonts w:ascii="Calibri" w:hAnsi="Calibri" w:eastAsia="Calibri"/>
-                <w:b w:val="0"/>
-                <w:sz w:val="18"/>
-              </w:rPr>
-              <w:t>Clear fault</w:t>
-            </w:r>
-          </w:p>
-        </w:tc>
-        <w:tc>
-          <w:tcPr>
-            <w:tcW w:type="dxa" w:w="4986"/>
-            <w:shd w:val="clear" w:color="auto" w:fill="FBEAEA"/>
-          </w:tcPr>
-          <w:p>
-            <w:pPr>
-              <w:spacing w:before="40" w:after="40"/>
-            </w:pPr>
-            <w:r/>
-            <w:r>
-              <w:rPr>
-                <w:rFonts w:ascii="Calibri" w:hAnsi="Calibri" w:eastAsia="Calibri"/>
-                <w:b w:val="0"/>
-                <w:sz w:val="18"/>
-              </w:rPr>
-              <w:t>Clears fault on the focused outlet</w:t>
-            </w:r>
-          </w:p>
-        </w:tc>
-      </w:tr>
-      <w:tr>
-        <w:tc>
-          <w:tcPr>
-            <w:tcW w:type="dxa" w:w="4986"/>
-          </w:tcPr>
-          <w:p>
-            <w:pPr>
-              <w:spacing w:before="40" w:after="40"/>
-            </w:pPr>
-            <w:r/>
-            <w:r>
-              <w:rPr>
-                <w:rFonts w:ascii="Calibri" w:hAnsi="Calibri" w:eastAsia="Calibri"/>
-                <w:b w:val="0"/>
-                <w:sz w:val="18"/>
-              </w:rPr>
-              <w:t>Cn kW</w:t>
-            </w:r>
-          </w:p>
-        </w:tc>
-        <w:tc>
-          <w:tcPr>
-            <w:tcW w:type="dxa" w:w="4986"/>
-          </w:tcPr>
-          <w:p>
-            <w:pPr>
-              <w:spacing w:before="40" w:after="40"/>
-            </w:pPr>
-            <w:r/>
-            <w:r>
-              <w:rPr>
-                <w:rFonts w:ascii="Calibri" w:hAnsi="Calibri" w:eastAsia="Calibri"/>
-                <w:b w:val="0"/>
-                <w:sz w:val="18"/>
-              </w:rPr>
-              <w:t>Change rated kW for that outlet</w:t>
+              <w:t>Reconnect (± subprotocol), soft/hard reset</w:t>
             </w:r>
           </w:p>
         </w:tc>
@@ -2711,19 +1328,6 @@
     </w:p>
     <w:p>
       <w:pPr>
-        <w:spacing w:after="120"/>
-      </w:pPr>
-      <w:r>
-        <w:rPr>
-          <w:rFonts w:ascii="Calibri" w:hAnsi="Calibri" w:eastAsia="Calibri"/>
-          <w:b w:val="0"/>
-          <w:sz w:val="22"/>
-        </w:rPr>
-        <w:t>Use this panel when you want quick 2D buttons without touching the 3D HMI.</w:t>
-      </w:r>
-    </w:p>
-    <w:p>
-      <w:pPr>
         <w:pStyle w:val="Heading1"/>
       </w:pPr>
       <w:r>
@@ -2733,122 +1337,7 @@
           <w:color w:val="111827"/>
           <w:sz w:val="28"/>
         </w:rPr>
-        <w:t>7. Right panel — Bench controls</w:t>
-      </w:r>
-    </w:p>
-    <w:p>
-      <w:pPr>
-        <w:spacing w:after="120"/>
-      </w:pPr>
-      <w:r>
-        <w:rPr>
-          <w:rFonts w:ascii="Calibri" w:hAnsi="Calibri" w:eastAsia="Calibri"/>
-          <w:b w:val="0"/>
-          <w:sz w:val="22"/>
-        </w:rPr>
-        <w:t xml:space="preserve">Detailed lab controls for the </w:t>
-      </w:r>
-      <w:r>
-        <w:rPr>
-          <w:rFonts w:ascii="Calibri" w:hAnsi="Calibri" w:eastAsia="Calibri"/>
-          <w:b/>
-          <w:sz w:val="22"/>
-        </w:rPr>
-        <w:t>selected</w:t>
-      </w:r>
-      <w:r>
-        <w:rPr>
-          <w:rFonts w:ascii="Calibri" w:hAnsi="Calibri" w:eastAsia="Calibri"/>
-          <w:b w:val="0"/>
-          <w:sz w:val="22"/>
-        </w:rPr>
-        <w:t xml:space="preserve"> charger and </w:t>
-      </w:r>
-      <w:r>
-        <w:rPr>
-          <w:rFonts w:ascii="Calibri" w:hAnsi="Calibri" w:eastAsia="Calibri"/>
-          <w:b/>
-          <w:sz w:val="22"/>
-        </w:rPr>
-        <w:t>focused</w:t>
-      </w:r>
-      <w:r>
-        <w:rPr>
-          <w:rFonts w:ascii="Calibri" w:hAnsi="Calibri" w:eastAsia="Calibri"/>
-          <w:b w:val="0"/>
-          <w:sz w:val="22"/>
-        </w:rPr>
-        <w:t xml:space="preserve"> outlet. Scroll inside the panel.</w:t>
-      </w:r>
-    </w:p>
-    <w:p>
-      <w:pPr>
-        <w:pStyle w:val="Heading2"/>
-      </w:pPr>
-      <w:r>
-        <w:rPr>
-          <w:rFonts w:ascii="Calibri" w:hAnsi="Calibri" w:eastAsia="Calibri"/>
-          <w:b/>
-          <w:color w:val="374151"/>
-          <w:sz w:val="24"/>
-        </w:rPr>
-        <w:t>Status summary (top)</w:t>
-      </w:r>
-    </w:p>
-    <w:p>
-      <w:pPr>
-        <w:spacing w:after="120"/>
-      </w:pPr>
-      <w:r>
-        <w:rPr>
-          <w:rFonts w:ascii="Calibri" w:hAnsi="Calibri" w:eastAsia="Calibri"/>
-          <w:b w:val="0"/>
-          <w:sz w:val="22"/>
-        </w:rPr>
-        <w:t>Shows outlet number, name, status, kW, session kWh, cost, and optional smart limit / diagnostics state.</w:t>
-      </w:r>
-    </w:p>
-    <w:p>
-      <w:pPr>
-        <w:pStyle w:val="Heading2"/>
-      </w:pPr>
-      <w:r>
-        <w:rPr>
-          <w:rFonts w:ascii="Calibri" w:hAnsi="Calibri" w:eastAsia="Calibri"/>
-          <w:b/>
-          <w:color w:val="374151"/>
-          <w:sz w:val="24"/>
-        </w:rPr>
-        <w:t>Charger hardware</w:t>
-      </w:r>
-    </w:p>
-    <w:p>
-      <w:pPr>
-        <w:spacing w:after="120"/>
-      </w:pPr>
-      <w:r>
-        <w:rPr>
-          <w:rFonts w:ascii="Calibri" w:hAnsi="Calibri" w:eastAsia="Calibri"/>
-          <w:b w:val="0"/>
-          <w:sz w:val="22"/>
-        </w:rPr>
-        <w:t xml:space="preserve">Live </w:t>
-      </w:r>
-      <w:r>
-        <w:rPr>
-          <w:rFonts w:ascii="Calibri" w:hAnsi="Calibri" w:eastAsia="Calibri"/>
-          <w:b/>
-          <w:sz w:val="22"/>
-        </w:rPr>
-        <w:t>simulated</w:t>
-      </w:r>
-      <w:r>
-        <w:rPr>
-          <w:rFonts w:ascii="Calibri" w:hAnsi="Calibri" w:eastAsia="Calibri"/>
-          <w:b w:val="0"/>
-          <w:sz w:val="22"/>
-        </w:rPr>
-        <w:t xml:space="preserve"> telemetry (for display / lab feel):</w:t>
+        <w:t>Message Trace (bottom)</w:t>
       </w:r>
     </w:p>
     <w:tbl>
@@ -2880,2231 +1369,7 @@
                 <w:color w:val="FFFFFF"/>
                 <w:sz w:val="18"/>
               </w:rPr>
-              <w:t>Tile</w:t>
-            </w:r>
-          </w:p>
-        </w:tc>
-        <w:tc>
-          <w:tcPr>
-            <w:tcW w:type="dxa" w:w="4986"/>
-            <w:shd w:val="clear" w:color="auto" w:fill="C02434"/>
-          </w:tcPr>
-          <w:p>
-            <w:pPr>
-              <w:spacing w:before="40" w:after="40"/>
-            </w:pPr>
-            <w:r/>
-            <w:r>
-              <w:rPr>
-                <w:rFonts w:ascii="Calibri" w:hAnsi="Calibri" w:eastAsia="Calibri"/>
-                <w:b/>
-                <w:color w:val="FFFFFF"/>
-                <w:sz w:val="18"/>
-              </w:rPr>
-              <w:t>Meaning</w:t>
-            </w:r>
-          </w:p>
-        </w:tc>
-      </w:tr>
-      <w:tr>
-        <w:tc>
-          <w:tcPr>
-            <w:tcW w:type="dxa" w:w="4986"/>
-          </w:tcPr>
-          <w:p>
-            <w:pPr>
-              <w:spacing w:before="40" w:after="40"/>
-            </w:pPr>
-            <w:r/>
-            <w:r>
-              <w:rPr>
-                <w:rFonts w:ascii="Calibri" w:hAnsi="Calibri" w:eastAsia="Calibri"/>
-                <w:b w:val="0"/>
-                <w:sz w:val="18"/>
-              </w:rPr>
-              <w:t>CPU</w:t>
-            </w:r>
-          </w:p>
-        </w:tc>
-        <w:tc>
-          <w:tcPr>
-            <w:tcW w:type="dxa" w:w="4986"/>
-          </w:tcPr>
-          <w:p>
-            <w:pPr>
-              <w:spacing w:before="40" w:after="40"/>
-            </w:pPr>
-            <w:r/>
-            <w:r>
-              <w:rPr>
-                <w:rFonts w:ascii="Calibri" w:hAnsi="Calibri" w:eastAsia="Calibri"/>
-                <w:b w:val="0"/>
-                <w:sz w:val="18"/>
-              </w:rPr>
-              <w:t>Processor load % + CPU model</w:t>
-            </w:r>
-          </w:p>
-        </w:tc>
-      </w:tr>
-      <w:tr>
-        <w:tc>
-          <w:tcPr>
-            <w:tcW w:type="dxa" w:w="4986"/>
-            <w:shd w:val="clear" w:color="auto" w:fill="FBEAEA"/>
-          </w:tcPr>
-          <w:p>
-            <w:pPr>
-              <w:spacing w:before="40" w:after="40"/>
-            </w:pPr>
-            <w:r/>
-            <w:r>
-              <w:rPr>
-                <w:rFonts w:ascii="Calibri" w:hAnsi="Calibri" w:eastAsia="Calibri"/>
-                <w:b w:val="0"/>
-                <w:sz w:val="18"/>
-              </w:rPr>
-              <w:t>RAM</w:t>
-            </w:r>
-          </w:p>
-        </w:tc>
-        <w:tc>
-          <w:tcPr>
-            <w:tcW w:type="dxa" w:w="4986"/>
-            <w:shd w:val="clear" w:color="auto" w:fill="FBEAEA"/>
-          </w:tcPr>
-          <w:p>
-            <w:pPr>
-              <w:spacing w:before="40" w:after="40"/>
-            </w:pPr>
-            <w:r/>
-            <w:r>
-              <w:rPr>
-                <w:rFonts w:ascii="Calibri" w:hAnsi="Calibri" w:eastAsia="Calibri"/>
-                <w:b w:val="0"/>
-                <w:sz w:val="18"/>
-              </w:rPr>
-              <w:t>Used / total memory</w:t>
-            </w:r>
-          </w:p>
-        </w:tc>
-      </w:tr>
-      <w:tr>
-        <w:tc>
-          <w:tcPr>
-            <w:tcW w:type="dxa" w:w="4986"/>
-          </w:tcPr>
-          <w:p>
-            <w:pPr>
-              <w:spacing w:before="40" w:after="40"/>
-            </w:pPr>
-            <w:r/>
-            <w:r>
-              <w:rPr>
-                <w:rFonts w:ascii="Calibri" w:hAnsi="Calibri" w:eastAsia="Calibri"/>
-                <w:b w:val="0"/>
-                <w:sz w:val="18"/>
-              </w:rPr>
-              <w:t>ROM</w:t>
-            </w:r>
-          </w:p>
-        </w:tc>
-        <w:tc>
-          <w:tcPr>
-            <w:tcW w:type="dxa" w:w="4986"/>
-          </w:tcPr>
-          <w:p>
-            <w:pPr>
-              <w:spacing w:before="40" w:after="40"/>
-            </w:pPr>
-            <w:r/>
-            <w:r>
-              <w:rPr>
-                <w:rFonts w:ascii="Calibri" w:hAnsi="Calibri" w:eastAsia="Calibri"/>
-                <w:b w:val="0"/>
-                <w:sz w:val="18"/>
-              </w:rPr>
-              <w:t>Used / total flash storage</w:t>
-            </w:r>
-          </w:p>
-        </w:tc>
-      </w:tr>
-      <w:tr>
-        <w:tc>
-          <w:tcPr>
-            <w:tcW w:type="dxa" w:w="4986"/>
-            <w:shd w:val="clear" w:color="auto" w:fill="FBEAEA"/>
-          </w:tcPr>
-          <w:p>
-            <w:pPr>
-              <w:spacing w:before="40" w:after="40"/>
-            </w:pPr>
-            <w:r/>
-            <w:r>
-              <w:rPr>
-                <w:rFonts w:ascii="Calibri" w:hAnsi="Calibri" w:eastAsia="Calibri"/>
-                <w:b w:val="0"/>
-                <w:sz w:val="18"/>
-              </w:rPr>
-              <w:t>Temp</w:t>
-            </w:r>
-          </w:p>
-        </w:tc>
-        <w:tc>
-          <w:tcPr>
-            <w:tcW w:type="dxa" w:w="4986"/>
-            <w:shd w:val="clear" w:color="auto" w:fill="FBEAEA"/>
-          </w:tcPr>
-          <w:p>
-            <w:pPr>
-              <w:spacing w:before="40" w:after="40"/>
-            </w:pPr>
-            <w:r/>
-            <w:r>
-              <w:rPr>
-                <w:rFonts w:ascii="Calibri" w:hAnsi="Calibri" w:eastAsia="Calibri"/>
-                <w:b w:val="0"/>
-                <w:sz w:val="18"/>
-              </w:rPr>
-              <w:t>Cabinet temperature + power-module temperature</w:t>
-            </w:r>
-          </w:p>
-        </w:tc>
-      </w:tr>
-      <w:tr>
-        <w:tc>
-          <w:tcPr>
-            <w:tcW w:type="dxa" w:w="4986"/>
-          </w:tcPr>
-          <w:p>
-            <w:pPr>
-              <w:spacing w:before="40" w:after="40"/>
-            </w:pPr>
-            <w:r/>
-            <w:r>
-              <w:rPr>
-                <w:rFonts w:ascii="Calibri" w:hAnsi="Calibri" w:eastAsia="Calibri"/>
-                <w:b w:val="0"/>
-                <w:sz w:val="18"/>
-              </w:rPr>
-              <w:t>Type line</w:t>
-            </w:r>
-          </w:p>
-        </w:tc>
-        <w:tc>
-          <w:tcPr>
-            <w:tcW w:type="dxa" w:w="4986"/>
-          </w:tcPr>
-          <w:p>
-            <w:pPr>
-              <w:spacing w:before="40" w:after="40"/>
-            </w:pPr>
-            <w:r/>
-            <w:r>
-              <w:rPr>
-                <w:rFonts w:ascii="Calibri" w:hAnsi="Calibri" w:eastAsia="Calibri"/>
-                <w:b w:val="0"/>
-                <w:sz w:val="18"/>
-              </w:rPr>
-              <w:t>AC, DC, or AC/DC based on connector types</w:t>
-            </w:r>
-          </w:p>
-        </w:tc>
-      </w:tr>
-    </w:tbl>
-    <w:p>
-      <w:pPr>
-        <w:spacing w:after="120"/>
-      </w:pPr>
-    </w:p>
-    <w:p>
-      <w:pPr>
-        <w:pStyle w:val="Heading2"/>
-      </w:pPr>
-      <w:r>
-        <w:rPr>
-          <w:rFonts w:ascii="Calibri" w:hAnsi="Calibri" w:eastAsia="Calibri"/>
-          <w:b/>
-          <w:color w:val="374151"/>
-          <w:sz w:val="24"/>
-        </w:rPr>
-        <w:t>RFID pad (bench)</w:t>
-      </w:r>
-    </w:p>
-    <w:p>
-      <w:pPr>
-        <w:spacing w:after="120"/>
-      </w:pPr>
-      <w:r>
-        <w:rPr>
-          <w:rFonts w:ascii="Calibri" w:hAnsi="Calibri" w:eastAsia="Calibri"/>
-          <w:b w:val="0"/>
-          <w:sz w:val="22"/>
-        </w:rPr>
-        <w:t>Same card flow as the physical pad: pick/type an idTag, tap to start.</w:t>
-      </w:r>
-    </w:p>
-    <w:p>
-      <w:pPr>
-        <w:spacing w:after="120"/>
-      </w:pPr>
-      <w:r>
-        <w:rPr>
-          <w:rFonts w:ascii="Calibri" w:hAnsi="Calibri" w:eastAsia="Calibri"/>
-          <w:b w:val="0"/>
-          <w:sz w:val="22"/>
-        </w:rPr>
-        <w:t xml:space="preserve">Demo tags (work when Auth is </w:t>
-      </w:r>
-      <w:r>
-        <w:rPr>
-          <w:rFonts w:ascii="Calibri" w:hAnsi="Calibri" w:eastAsia="Calibri"/>
-          <w:b/>
-          <w:sz w:val="22"/>
-        </w:rPr>
-        <w:t>Local or CMS</w:t>
-      </w:r>
-      <w:r>
-        <w:rPr>
-          <w:rFonts w:ascii="Calibri" w:hAnsi="Calibri" w:eastAsia="Calibri"/>
-          <w:b w:val="0"/>
-          <w:sz w:val="22"/>
-        </w:rPr>
-        <w:t xml:space="preserve"> or </w:t>
-      </w:r>
-      <w:r>
-        <w:rPr>
-          <w:rFonts w:ascii="Calibri" w:hAnsi="Calibri" w:eastAsia="Calibri"/>
-          <w:b/>
-          <w:sz w:val="22"/>
-        </w:rPr>
-        <w:t>Local only</w:t>
-      </w:r>
-      <w:r>
-        <w:rPr>
-          <w:rFonts w:ascii="Calibri" w:hAnsi="Calibri" w:eastAsia="Calibri"/>
-          <w:b w:val="0"/>
-          <w:sz w:val="22"/>
-        </w:rPr>
-        <w:t>):</w:t>
-      </w:r>
-    </w:p>
-    <w:p>
-      <w:pPr>
-        <w:pStyle w:val="ListBullet"/>
-      </w:pPr>
-      <w:r>
-        <w:rPr>
-          <w:rFonts w:ascii="Calibri" w:hAnsi="Calibri" w:eastAsia="Calibri"/>
-          <w:b w:val="0"/>
-          <w:sz w:val="22"/>
-        </w:rPr>
-        <w:t>CARD-7F2A91</w:t>
-      </w:r>
-    </w:p>
-    <w:p>
-      <w:pPr>
-        <w:pStyle w:val="ListBullet"/>
-      </w:pPr>
-      <w:r>
-        <w:rPr>
-          <w:rFonts w:ascii="Calibri" w:hAnsi="Calibri" w:eastAsia="Calibri"/>
-          <w:b w:val="0"/>
-          <w:sz w:val="22"/>
-        </w:rPr>
-        <w:t>FOB-ORBIT-44</w:t>
-      </w:r>
-    </w:p>
-    <w:p>
-      <w:pPr>
-        <w:pStyle w:val="ListBullet"/>
-      </w:pPr>
-      <w:r>
-        <w:rPr>
-          <w:rFonts w:ascii="Calibri" w:hAnsi="Calibri" w:eastAsia="Calibri"/>
-          <w:b w:val="0"/>
-          <w:sz w:val="22"/>
-        </w:rPr>
-        <w:t>TOKEN-MASSIVE-09</w:t>
-      </w:r>
-    </w:p>
-    <w:p>
-      <w:pPr>
-        <w:pStyle w:val="Heading2"/>
-      </w:pPr>
-      <w:r>
-        <w:rPr>
-          <w:rFonts w:ascii="Calibri" w:hAnsi="Calibri" w:eastAsia="Calibri"/>
-          <w:b/>
-          <w:color w:val="374151"/>
-          <w:sz w:val="24"/>
-        </w:rPr>
-        <w:t>Auth mode</w:t>
-      </w:r>
-    </w:p>
-    <w:tbl>
-      <w:tblPr>
-        <w:tblStyle w:val="TableGrid"/>
-        <w:tblW w:type="auto" w:w="0"/>
-        <w:tblLayout w:type="autofit"/>
-        <w:tblLook w:firstColumn="1" w:firstRow="1" w:lastColumn="0" w:lastRow="0" w:noHBand="0" w:noVBand="1" w:val="04A0"/>
-      </w:tblPr>
-      <w:tblGrid>
-        <w:gridCol w:w="4986"/>
-        <w:gridCol w:w="4986"/>
-      </w:tblGrid>
-      <w:tr>
-        <w:tc>
-          <w:tcPr>
-            <w:tcW w:type="dxa" w:w="4986"/>
-            <w:shd w:val="clear" w:color="auto" w:fill="C02434"/>
-          </w:tcPr>
-          <w:p>
-            <w:pPr>
-              <w:spacing w:before="40" w:after="40"/>
-            </w:pPr>
-            <w:r/>
-            <w:r>
-              <w:rPr>
-                <w:rFonts w:ascii="Calibri" w:hAnsi="Calibri" w:eastAsia="Calibri"/>
-                <w:b/>
-                <w:color w:val="FFFFFF"/>
-                <w:sz w:val="18"/>
-              </w:rPr>
-              <w:t>Mode</w:t>
-            </w:r>
-          </w:p>
-        </w:tc>
-        <w:tc>
-          <w:tcPr>
-            <w:tcW w:type="dxa" w:w="4986"/>
-            <w:shd w:val="clear" w:color="auto" w:fill="C02434"/>
-          </w:tcPr>
-          <w:p>
-            <w:pPr>
-              <w:spacing w:before="40" w:after="40"/>
-            </w:pPr>
-            <w:r/>
-            <w:r>
-              <w:rPr>
-                <w:rFonts w:ascii="Calibri" w:hAnsi="Calibri" w:eastAsia="Calibri"/>
-                <w:b/>
-                <w:color w:val="FFFFFF"/>
-                <w:sz w:val="18"/>
-              </w:rPr>
-              <w:t>When to use it</w:t>
-            </w:r>
-          </w:p>
-        </w:tc>
-      </w:tr>
-      <w:tr>
-        <w:tc>
-          <w:tcPr>
-            <w:tcW w:type="dxa" w:w="4986"/>
-          </w:tcPr>
-          <w:p>
-            <w:pPr>
-              <w:spacing w:before="40" w:after="40"/>
-            </w:pPr>
-            <w:r/>
-            <w:r>
-              <w:rPr>
-                <w:rFonts w:ascii="Calibri" w:hAnsi="Calibri" w:eastAsia="Calibri"/>
-                <w:b w:val="0"/>
-                <w:sz w:val="18"/>
-              </w:rPr>
-              <w:t>Local or CMS</w:t>
-            </w:r>
-          </w:p>
-        </w:tc>
-        <w:tc>
-          <w:tcPr>
-            <w:tcW w:type="dxa" w:w="4986"/>
-          </w:tcPr>
-          <w:p>
-            <w:pPr>
-              <w:spacing w:before="40" w:after="40"/>
-            </w:pPr>
-            <w:r/>
-            <w:r>
-              <w:rPr>
-                <w:rFonts w:ascii="Calibri" w:hAnsi="Calibri" w:eastAsia="Calibri"/>
-                <w:b w:val="0"/>
-                <w:sz w:val="18"/>
-              </w:rPr>
-              <w:t>Default. Demo tags work; real CMS tags also work</w:t>
-            </w:r>
-          </w:p>
-        </w:tc>
-      </w:tr>
-      <w:tr>
-        <w:tc>
-          <w:tcPr>
-            <w:tcW w:type="dxa" w:w="4986"/>
-            <w:shd w:val="clear" w:color="auto" w:fill="FBEAEA"/>
-          </w:tcPr>
-          <w:p>
-            <w:pPr>
-              <w:spacing w:before="40" w:after="40"/>
-            </w:pPr>
-            <w:r/>
-            <w:r>
-              <w:rPr>
-                <w:rFonts w:ascii="Calibri" w:hAnsi="Calibri" w:eastAsia="Calibri"/>
-                <w:b w:val="0"/>
-                <w:sz w:val="18"/>
-              </w:rPr>
-              <w:t>Local only</w:t>
-            </w:r>
-          </w:p>
-        </w:tc>
-        <w:tc>
-          <w:tcPr>
-            <w:tcW w:type="dxa" w:w="4986"/>
-            <w:shd w:val="clear" w:color="auto" w:fill="FBEAEA"/>
-          </w:tcPr>
-          <w:p>
-            <w:pPr>
-              <w:spacing w:before="40" w:after="40"/>
-            </w:pPr>
-            <w:r/>
-            <w:r>
-              <w:rPr>
-                <w:rFonts w:ascii="Calibri" w:hAnsi="Calibri" w:eastAsia="Calibri"/>
-                <w:b w:val="0"/>
-                <w:sz w:val="18"/>
-              </w:rPr>
-              <w:t>Only tags stored in the local list</w:t>
-            </w:r>
-          </w:p>
-        </w:tc>
-      </w:tr>
-      <w:tr>
-        <w:tc>
-          <w:tcPr>
-            <w:tcW w:type="dxa" w:w="4986"/>
-          </w:tcPr>
-          <w:p>
-            <w:pPr>
-              <w:spacing w:before="40" w:after="40"/>
-            </w:pPr>
-            <w:r/>
-            <w:r>
-              <w:rPr>
-                <w:rFonts w:ascii="Calibri" w:hAnsi="Calibri" w:eastAsia="Calibri"/>
-                <w:b w:val="0"/>
-                <w:sz w:val="18"/>
-              </w:rPr>
-              <w:t>CMS only</w:t>
-            </w:r>
-          </w:p>
-        </w:tc>
-        <w:tc>
-          <w:tcPr>
-            <w:tcW w:type="dxa" w:w="4986"/>
-          </w:tcPr>
-          <w:p>
-            <w:pPr>
-              <w:spacing w:before="40" w:after="40"/>
-            </w:pPr>
-            <w:r/>
-            <w:r>
-              <w:rPr>
-                <w:rFonts w:ascii="Calibri" w:hAnsi="Calibri" w:eastAsia="Calibri"/>
-                <w:b w:val="0"/>
-                <w:sz w:val="18"/>
-              </w:rPr>
-              <w:t>CMS must Accept the idTag (use a real Massive RFID / registered token)</w:t>
-            </w:r>
-          </w:p>
-        </w:tc>
-      </w:tr>
-    </w:tbl>
-    <w:p>
-      <w:pPr>
-        <w:spacing w:after="120"/>
-      </w:pPr>
-    </w:p>
-    <w:p>
-      <w:pPr>
-        <w:pStyle w:val="Heading2"/>
-      </w:pPr>
-      <w:r>
-        <w:rPr>
-          <w:rFonts w:ascii="Calibri" w:hAnsi="Calibri" w:eastAsia="Calibri"/>
-          <w:b/>
-          <w:color w:val="374151"/>
-          <w:sz w:val="24"/>
-        </w:rPr>
-        <w:t>Cable</w:t>
-      </w:r>
-    </w:p>
-    <w:p>
-      <w:pPr>
-        <w:spacing w:after="120"/>
-      </w:pPr>
-      <w:r>
-        <w:rPr>
-          <w:rFonts w:ascii="Calibri" w:hAnsi="Calibri" w:eastAsia="Calibri"/>
-          <w:b w:val="0"/>
-          <w:sz w:val="22"/>
-        </w:rPr>
-        <w:t>Plug or unplug the focused connector.</w:t>
-      </w:r>
-    </w:p>
-    <w:p>
-      <w:pPr>
-        <w:pStyle w:val="Heading2"/>
-      </w:pPr>
-      <w:r>
-        <w:rPr>
-          <w:rFonts w:ascii="Calibri" w:hAnsi="Calibri" w:eastAsia="Calibri"/>
-          <w:b/>
-          <w:color w:val="374151"/>
-          <w:sz w:val="24"/>
-        </w:rPr>
-        <w:t>Session</w:t>
-      </w:r>
-    </w:p>
-    <w:tbl>
-      <w:tblPr>
-        <w:tblStyle w:val="TableGrid"/>
-        <w:tblW w:type="auto" w:w="0"/>
-        <w:tblLayout w:type="autofit"/>
-        <w:tblLook w:firstColumn="1" w:firstRow="1" w:lastColumn="0" w:lastRow="0" w:noHBand="0" w:noVBand="1" w:val="04A0"/>
-      </w:tblPr>
-      <w:tblGrid>
-        <w:gridCol w:w="4986"/>
-        <w:gridCol w:w="4986"/>
-      </w:tblGrid>
-      <w:tr>
-        <w:tc>
-          <w:tcPr>
-            <w:tcW w:type="dxa" w:w="4986"/>
-            <w:shd w:val="clear" w:color="auto" w:fill="C02434"/>
-          </w:tcPr>
-          <w:p>
-            <w:pPr>
-              <w:spacing w:before="40" w:after="40"/>
-            </w:pPr>
-            <w:r/>
-            <w:r>
-              <w:rPr>
-                <w:rFonts w:ascii="Calibri" w:hAnsi="Calibri" w:eastAsia="Calibri"/>
-                <w:b/>
-                <w:color w:val="FFFFFF"/>
-                <w:sz w:val="18"/>
-              </w:rPr>
-              <w:t>Control</w:t>
-            </w:r>
-          </w:p>
-        </w:tc>
-        <w:tc>
-          <w:tcPr>
-            <w:tcW w:type="dxa" w:w="4986"/>
-            <w:shd w:val="clear" w:color="auto" w:fill="C02434"/>
-          </w:tcPr>
-          <w:p>
-            <w:pPr>
-              <w:spacing w:before="40" w:after="40"/>
-            </w:pPr>
-            <w:r/>
-            <w:r>
-              <w:rPr>
-                <w:rFonts w:ascii="Calibri" w:hAnsi="Calibri" w:eastAsia="Calibri"/>
-                <w:b/>
-                <w:color w:val="FFFFFF"/>
-                <w:sz w:val="18"/>
-              </w:rPr>
-              <w:t>What it does</w:t>
-            </w:r>
-          </w:p>
-        </w:tc>
-      </w:tr>
-      <w:tr>
-        <w:tc>
-          <w:tcPr>
-            <w:tcW w:type="dxa" w:w="4986"/>
-          </w:tcPr>
-          <w:p>
-            <w:pPr>
-              <w:spacing w:before="40" w:after="40"/>
-            </w:pPr>
-            <w:r/>
-            <w:r>
-              <w:rPr>
-                <w:rFonts w:ascii="Calibri" w:hAnsi="Calibri" w:eastAsia="Calibri"/>
-                <w:b w:val="0"/>
-                <w:sz w:val="18"/>
-              </w:rPr>
-              <w:t>Start</w:t>
-            </w:r>
-          </w:p>
-        </w:tc>
-        <w:tc>
-          <w:tcPr>
-            <w:tcW w:type="dxa" w:w="4986"/>
-          </w:tcPr>
-          <w:p>
-            <w:pPr>
-              <w:spacing w:before="40" w:after="40"/>
-            </w:pPr>
-            <w:r/>
-            <w:r>
-              <w:rPr>
-                <w:rFonts w:ascii="Calibri" w:hAnsi="Calibri" w:eastAsia="Calibri"/>
-                <w:b w:val="0"/>
-                <w:sz w:val="18"/>
-              </w:rPr>
-              <w:t>StartTransaction with current idTag</w:t>
-            </w:r>
-          </w:p>
-        </w:tc>
-      </w:tr>
-      <w:tr>
-        <w:tc>
-          <w:tcPr>
-            <w:tcW w:type="dxa" w:w="4986"/>
-            <w:shd w:val="clear" w:color="auto" w:fill="FBEAEA"/>
-          </w:tcPr>
-          <w:p>
-            <w:pPr>
-              <w:spacing w:before="40" w:after="40"/>
-            </w:pPr>
-            <w:r/>
-            <w:r>
-              <w:rPr>
-                <w:rFonts w:ascii="Calibri" w:hAnsi="Calibri" w:eastAsia="Calibri"/>
-                <w:b w:val="0"/>
-                <w:sz w:val="18"/>
-              </w:rPr>
-              <w:t>Stop reason</w:t>
-            </w:r>
-          </w:p>
-        </w:tc>
-        <w:tc>
-          <w:tcPr>
-            <w:tcW w:type="dxa" w:w="4986"/>
-            <w:shd w:val="clear" w:color="auto" w:fill="FBEAEA"/>
-          </w:tcPr>
-          <w:p>
-            <w:pPr>
-              <w:spacing w:before="40" w:after="40"/>
-            </w:pPr>
-            <w:r/>
-            <w:r>
-              <w:rPr>
-                <w:rFonts w:ascii="Calibri" w:hAnsi="Calibri" w:eastAsia="Calibri"/>
-                <w:b w:val="0"/>
-                <w:sz w:val="18"/>
-              </w:rPr>
-              <w:t>Reason sent with StopTransaction (Local, EVDisconnected, …)</w:t>
-            </w:r>
-          </w:p>
-        </w:tc>
-      </w:tr>
-      <w:tr>
-        <w:tc>
-          <w:tcPr>
-            <w:tcW w:type="dxa" w:w="4986"/>
-          </w:tcPr>
-          <w:p>
-            <w:pPr>
-              <w:spacing w:before="40" w:after="40"/>
-            </w:pPr>
-            <w:r/>
-            <w:r>
-              <w:rPr>
-                <w:rFonts w:ascii="Calibri" w:hAnsi="Calibri" w:eastAsia="Calibri"/>
-                <w:b w:val="0"/>
-                <w:sz w:val="18"/>
-              </w:rPr>
-              <w:t>Stop</w:t>
-            </w:r>
-          </w:p>
-        </w:tc>
-        <w:tc>
-          <w:tcPr>
-            <w:tcW w:type="dxa" w:w="4986"/>
-          </w:tcPr>
-          <w:p>
-            <w:pPr>
-              <w:spacing w:before="40" w:after="40"/>
-            </w:pPr>
-            <w:r/>
-            <w:r>
-              <w:rPr>
-                <w:rFonts w:ascii="Calibri" w:hAnsi="Calibri" w:eastAsia="Calibri"/>
-                <w:b w:val="0"/>
-                <w:sz w:val="18"/>
-              </w:rPr>
-              <w:t>End the session with the selected reason</w:t>
-            </w:r>
-          </w:p>
-        </w:tc>
-      </w:tr>
-      <w:tr>
-        <w:tc>
-          <w:tcPr>
-            <w:tcW w:type="dxa" w:w="4986"/>
-            <w:shd w:val="clear" w:color="auto" w:fill="FBEAEA"/>
-          </w:tcPr>
-          <w:p>
-            <w:pPr>
-              <w:spacing w:before="40" w:after="40"/>
-            </w:pPr>
-            <w:r/>
-            <w:r>
-              <w:rPr>
-                <w:rFonts w:ascii="Calibri" w:hAnsi="Calibri" w:eastAsia="Calibri"/>
-                <w:b w:val="0"/>
-                <w:sz w:val="18"/>
-              </w:rPr>
-              <w:t>Emergency</w:t>
-            </w:r>
-          </w:p>
-        </w:tc>
-        <w:tc>
-          <w:tcPr>
-            <w:tcW w:type="dxa" w:w="4986"/>
-            <w:shd w:val="clear" w:color="auto" w:fill="FBEAEA"/>
-          </w:tcPr>
-          <w:p>
-            <w:pPr>
-              <w:spacing w:before="40" w:after="40"/>
-            </w:pPr>
-            <w:r/>
-            <w:r>
-              <w:rPr>
-                <w:rFonts w:ascii="Calibri" w:hAnsi="Calibri" w:eastAsia="Calibri"/>
-                <w:b w:val="0"/>
-                <w:sz w:val="18"/>
-              </w:rPr>
-              <w:t>Emergency stop</w:t>
-            </w:r>
-          </w:p>
-        </w:tc>
-      </w:tr>
-    </w:tbl>
-    <w:p>
-      <w:pPr>
-        <w:spacing w:after="120"/>
-      </w:pPr>
-    </w:p>
-    <w:p>
-      <w:pPr>
-        <w:pStyle w:val="Heading2"/>
-      </w:pPr>
-      <w:r>
-        <w:rPr>
-          <w:rFonts w:ascii="Calibri" w:hAnsi="Calibri" w:eastAsia="Calibri"/>
-          <w:b/>
-          <w:color w:val="374151"/>
-          <w:sz w:val="24"/>
-        </w:rPr>
-        <w:t>Car configuration</w:t>
-      </w:r>
-    </w:p>
-    <w:p>
-      <w:pPr>
-        <w:spacing w:after="120"/>
-      </w:pPr>
-      <w:r>
-        <w:rPr>
-          <w:rFonts w:ascii="Calibri" w:hAnsi="Calibri" w:eastAsia="Calibri"/>
-          <w:b w:val="0"/>
-          <w:sz w:val="22"/>
-        </w:rPr>
-        <w:t xml:space="preserve">Set the simulated EV battery </w:t>
-      </w:r>
-      <w:r>
-        <w:rPr>
-          <w:rFonts w:ascii="Calibri" w:hAnsi="Calibri" w:eastAsia="Calibri"/>
-          <w:b/>
-          <w:sz w:val="22"/>
-        </w:rPr>
-        <w:t>before</w:t>
-      </w:r>
-      <w:r>
-        <w:rPr>
-          <w:rFonts w:ascii="Calibri" w:hAnsi="Calibri" w:eastAsia="Calibri"/>
-          <w:b w:val="0"/>
-          <w:sz w:val="22"/>
-        </w:rPr>
-        <w:t xml:space="preserve"> you start charging:</w:t>
-      </w:r>
-    </w:p>
-    <w:tbl>
-      <w:tblPr>
-        <w:tblStyle w:val="TableGrid"/>
-        <w:tblW w:type="auto" w:w="0"/>
-        <w:tblLayout w:type="autofit"/>
-        <w:tblLook w:firstColumn="1" w:firstRow="1" w:lastColumn="0" w:lastRow="0" w:noHBand="0" w:noVBand="1" w:val="04A0"/>
-      </w:tblPr>
-      <w:tblGrid>
-        <w:gridCol w:w="4986"/>
-        <w:gridCol w:w="4986"/>
-      </w:tblGrid>
-      <w:tr>
-        <w:tc>
-          <w:tcPr>
-            <w:tcW w:type="dxa" w:w="4986"/>
-            <w:shd w:val="clear" w:color="auto" w:fill="C02434"/>
-          </w:tcPr>
-          <w:p>
-            <w:pPr>
-              <w:spacing w:before="40" w:after="40"/>
-            </w:pPr>
-            <w:r/>
-            <w:r>
-              <w:rPr>
-                <w:rFonts w:ascii="Calibri" w:hAnsi="Calibri" w:eastAsia="Calibri"/>
-                <w:b/>
-                <w:color w:val="FFFFFF"/>
-                <w:sz w:val="18"/>
-              </w:rPr>
-              <w:t>Field</w:t>
-            </w:r>
-          </w:p>
-        </w:tc>
-        <w:tc>
-          <w:tcPr>
-            <w:tcW w:type="dxa" w:w="4986"/>
-            <w:shd w:val="clear" w:color="auto" w:fill="C02434"/>
-          </w:tcPr>
-          <w:p>
-            <w:pPr>
-              <w:spacing w:before="40" w:after="40"/>
-            </w:pPr>
-            <w:r/>
-            <w:r>
-              <w:rPr>
-                <w:rFonts w:ascii="Calibri" w:hAnsi="Calibri" w:eastAsia="Calibri"/>
-                <w:b/>
-                <w:color w:val="FFFFFF"/>
-                <w:sz w:val="18"/>
-              </w:rPr>
-              <w:t>Meaning</w:t>
-            </w:r>
-          </w:p>
-        </w:tc>
-      </w:tr>
-      <w:tr>
-        <w:tc>
-          <w:tcPr>
-            <w:tcW w:type="dxa" w:w="4986"/>
-          </w:tcPr>
-          <w:p>
-            <w:pPr>
-              <w:spacing w:before="40" w:after="40"/>
-            </w:pPr>
-            <w:r/>
-            <w:r>
-              <w:rPr>
-                <w:rFonts w:ascii="Calibri" w:hAnsi="Calibri" w:eastAsia="Calibri"/>
-                <w:b w:val="0"/>
-                <w:sz w:val="18"/>
-              </w:rPr>
-              <w:t>Energy already in car (kWh)</w:t>
-            </w:r>
-          </w:p>
-        </w:tc>
-        <w:tc>
-          <w:tcPr>
-            <w:tcW w:type="dxa" w:w="4986"/>
-          </w:tcPr>
-          <w:p>
-            <w:pPr>
-              <w:spacing w:before="40" w:after="40"/>
-            </w:pPr>
-            <w:r/>
-            <w:r>
-              <w:rPr>
-                <w:rFonts w:ascii="Calibri" w:hAnsi="Calibri" w:eastAsia="Calibri"/>
-                <w:b w:val="0"/>
-                <w:sz w:val="18"/>
-              </w:rPr>
-              <w:t>Energy already in the pack</w:t>
-            </w:r>
-          </w:p>
-        </w:tc>
-      </w:tr>
-      <w:tr>
-        <w:tc>
-          <w:tcPr>
-            <w:tcW w:type="dxa" w:w="4986"/>
-            <w:shd w:val="clear" w:color="auto" w:fill="FBEAEA"/>
-          </w:tcPr>
-          <w:p>
-            <w:pPr>
-              <w:spacing w:before="40" w:after="40"/>
-            </w:pPr>
-            <w:r/>
-            <w:r>
-              <w:rPr>
-                <w:rFonts w:ascii="Calibri" w:hAnsi="Calibri" w:eastAsia="Calibri"/>
-                <w:b w:val="0"/>
-                <w:sz w:val="18"/>
-              </w:rPr>
-              <w:t>Battery capacity (kWh)</w:t>
-            </w:r>
-          </w:p>
-        </w:tc>
-        <w:tc>
-          <w:tcPr>
-            <w:tcW w:type="dxa" w:w="4986"/>
-            <w:shd w:val="clear" w:color="auto" w:fill="FBEAEA"/>
-          </w:tcPr>
-          <w:p>
-            <w:pPr>
-              <w:spacing w:before="40" w:after="40"/>
-            </w:pPr>
-            <w:r/>
-            <w:r>
-              <w:rPr>
-                <w:rFonts w:ascii="Calibri" w:hAnsi="Calibri" w:eastAsia="Calibri"/>
-                <w:b w:val="0"/>
-                <w:sz w:val="18"/>
-              </w:rPr>
-              <w:t>Full pack size</w:t>
-            </w:r>
-          </w:p>
-        </w:tc>
-      </w:tr>
-      <w:tr>
-        <w:tc>
-          <w:tcPr>
-            <w:tcW w:type="dxa" w:w="4986"/>
-          </w:tcPr>
-          <w:p>
-            <w:pPr>
-              <w:spacing w:before="40" w:after="40"/>
-            </w:pPr>
-            <w:r/>
-            <w:r>
-              <w:rPr>
-                <w:rFonts w:ascii="Calibri" w:hAnsi="Calibri" w:eastAsia="Calibri"/>
-                <w:b w:val="0"/>
-                <w:sz w:val="18"/>
-              </w:rPr>
-              <w:t>Fill mode — Full</w:t>
-            </w:r>
-          </w:p>
-        </w:tc>
-        <w:tc>
-          <w:tcPr>
-            <w:tcW w:type="dxa" w:w="4986"/>
-          </w:tcPr>
-          <w:p>
-            <w:pPr>
-              <w:spacing w:before="40" w:after="40"/>
-            </w:pPr>
-            <w:r/>
-            <w:r>
-              <w:rPr>
-                <w:rFonts w:ascii="Calibri" w:hAnsi="Calibri" w:eastAsia="Calibri"/>
-                <w:b w:val="0"/>
-                <w:sz w:val="18"/>
-              </w:rPr>
-              <w:t>Charge until pack is full</w:t>
-            </w:r>
-          </w:p>
-        </w:tc>
-      </w:tr>
-      <w:tr>
-        <w:tc>
-          <w:tcPr>
-            <w:tcW w:type="dxa" w:w="4986"/>
-            <w:shd w:val="clear" w:color="auto" w:fill="FBEAEA"/>
-          </w:tcPr>
-          <w:p>
-            <w:pPr>
-              <w:spacing w:before="40" w:after="40"/>
-            </w:pPr>
-            <w:r/>
-            <w:r>
-              <w:rPr>
-                <w:rFonts w:ascii="Calibri" w:hAnsi="Calibri" w:eastAsia="Calibri"/>
-                <w:b w:val="0"/>
-                <w:sz w:val="18"/>
-              </w:rPr>
-              <w:t>Fill mode — Energy</w:t>
-            </w:r>
-          </w:p>
-        </w:tc>
-        <w:tc>
-          <w:tcPr>
-            <w:tcW w:type="dxa" w:w="4986"/>
-            <w:shd w:val="clear" w:color="auto" w:fill="FBEAEA"/>
-          </w:tcPr>
-          <w:p>
-            <w:pPr>
-              <w:spacing w:before="40" w:after="40"/>
-            </w:pPr>
-            <w:r/>
-            <w:r>
-              <w:rPr>
-                <w:rFonts w:ascii="Calibri" w:hAnsi="Calibri" w:eastAsia="Calibri"/>
-                <w:b w:val="0"/>
-                <w:sz w:val="18"/>
-              </w:rPr>
-              <w:t>Deliver a set kWh</w:t>
-            </w:r>
-          </w:p>
-        </w:tc>
-      </w:tr>
-      <w:tr>
-        <w:tc>
-          <w:tcPr>
-            <w:tcW w:type="dxa" w:w="4986"/>
-          </w:tcPr>
-          <w:p>
-            <w:pPr>
-              <w:spacing w:before="40" w:after="40"/>
-            </w:pPr>
-            <w:r/>
-            <w:r>
-              <w:rPr>
-                <w:rFonts w:ascii="Calibri" w:hAnsi="Calibri" w:eastAsia="Calibri"/>
-                <w:b w:val="0"/>
-                <w:sz w:val="18"/>
-              </w:rPr>
-              <w:t>Fill mode — Money</w:t>
-            </w:r>
-          </w:p>
-        </w:tc>
-        <w:tc>
-          <w:tcPr>
-            <w:tcW w:type="dxa" w:w="4986"/>
-          </w:tcPr>
-          <w:p>
-            <w:pPr>
-              <w:spacing w:before="40" w:after="40"/>
-            </w:pPr>
-            <w:r/>
-            <w:r>
-              <w:rPr>
-                <w:rFonts w:ascii="Calibri" w:hAnsi="Calibri" w:eastAsia="Calibri"/>
-                <w:b w:val="0"/>
-                <w:sz w:val="18"/>
-              </w:rPr>
-              <w:t>Deliver energy worth a set amount (uses tariff)</w:t>
-            </w:r>
-          </w:p>
-        </w:tc>
-      </w:tr>
-      <w:tr>
-        <w:tc>
-          <w:tcPr>
-            <w:tcW w:type="dxa" w:w="4986"/>
-            <w:shd w:val="clear" w:color="auto" w:fill="FBEAEA"/>
-          </w:tcPr>
-          <w:p>
-            <w:pPr>
-              <w:spacing w:before="40" w:after="40"/>
-            </w:pPr>
-            <w:r/>
-            <w:r>
-              <w:rPr>
-                <w:rFonts w:ascii="Calibri" w:hAnsi="Calibri" w:eastAsia="Calibri"/>
-                <w:b w:val="0"/>
-                <w:sz w:val="18"/>
-              </w:rPr>
-              <w:t>Fill mode — Time</w:t>
-            </w:r>
-          </w:p>
-        </w:tc>
-        <w:tc>
-          <w:tcPr>
-            <w:tcW w:type="dxa" w:w="4986"/>
-            <w:shd w:val="clear" w:color="auto" w:fill="FBEAEA"/>
-          </w:tcPr>
-          <w:p>
-            <w:pPr>
-              <w:spacing w:before="40" w:after="40"/>
-            </w:pPr>
-            <w:r/>
-            <w:r>
-              <w:rPr>
-                <w:rFonts w:ascii="Calibri" w:hAnsi="Calibri" w:eastAsia="Calibri"/>
-                <w:b w:val="0"/>
-                <w:sz w:val="18"/>
-              </w:rPr>
-              <w:t>Charge for a set number of minutes</w:t>
-            </w:r>
-          </w:p>
-        </w:tc>
-      </w:tr>
-    </w:tbl>
-    <w:p>
-      <w:pPr>
-        <w:spacing w:after="120"/>
-      </w:pPr>
-    </w:p>
-    <w:p>
-      <w:pPr>
-        <w:spacing w:after="120"/>
-      </w:pPr>
-      <w:r>
-        <w:rPr>
-          <w:rFonts w:ascii="Calibri" w:hAnsi="Calibri" w:eastAsia="Calibri"/>
-          <w:b w:val="0"/>
-          <w:sz w:val="22"/>
-        </w:rPr>
-        <w:t xml:space="preserve">Click </w:t>
-      </w:r>
-      <w:r>
-        <w:rPr>
-          <w:rFonts w:ascii="Calibri" w:hAnsi="Calibri" w:eastAsia="Calibri"/>
-          <w:b/>
-          <w:sz w:val="22"/>
-        </w:rPr>
-        <w:t>Set car config</w:t>
-      </w:r>
-      <w:r>
-        <w:rPr>
-          <w:rFonts w:ascii="Calibri" w:hAnsi="Calibri" w:eastAsia="Calibri"/>
-          <w:b w:val="0"/>
-          <w:sz w:val="22"/>
-        </w:rPr>
-        <w:t>, then start. Charging auto-stops when the target or full pack is reached.</w:t>
-      </w:r>
-    </w:p>
-    <w:p>
-      <w:pPr>
-        <w:pStyle w:val="Heading2"/>
-      </w:pPr>
-      <w:r>
-        <w:rPr>
-          <w:rFonts w:ascii="Calibri" w:hAnsi="Calibri" w:eastAsia="Calibri"/>
-          <w:b/>
-          <w:color w:val="374151"/>
-          <w:sz w:val="24"/>
-        </w:rPr>
-        <w:t>Suspend</w:t>
-      </w:r>
-    </w:p>
-    <w:p>
-      <w:pPr>
-        <w:spacing w:after="120"/>
-      </w:pPr>
-      <w:r>
-        <w:rPr>
-          <w:rFonts w:ascii="Calibri" w:hAnsi="Calibri" w:eastAsia="Calibri"/>
-          <w:b w:val="0"/>
-          <w:sz w:val="22"/>
-        </w:rPr>
-        <w:t>Simulate pause states:</w:t>
-      </w:r>
-    </w:p>
-    <w:p>
-      <w:pPr>
-        <w:pStyle w:val="ListBullet"/>
-      </w:pPr>
-      <w:r>
-        <w:rPr>
-          <w:rFonts w:ascii="Calibri" w:hAnsi="Calibri" w:eastAsia="Calibri"/>
-          <w:b w:val="0"/>
-          <w:sz w:val="22"/>
-        </w:rPr>
-        <w:t>Suspended by EV</w:t>
-      </w:r>
-    </w:p>
-    <w:p>
-      <w:pPr>
-        <w:pStyle w:val="ListBullet"/>
-      </w:pPr>
-      <w:r>
-        <w:rPr>
-          <w:rFonts w:ascii="Calibri" w:hAnsi="Calibri" w:eastAsia="Calibri"/>
-          <w:b w:val="0"/>
-          <w:sz w:val="22"/>
-        </w:rPr>
-        <w:t>Suspended by EVSE</w:t>
-      </w:r>
-    </w:p>
-    <w:p>
-      <w:pPr>
-        <w:pStyle w:val="Heading2"/>
-      </w:pPr>
-      <w:r>
-        <w:rPr>
-          <w:rFonts w:ascii="Calibri" w:hAnsi="Calibri" w:eastAsia="Calibri"/>
-          <w:b/>
-          <w:color w:val="374151"/>
-          <w:sz w:val="24"/>
-        </w:rPr>
-        <w:t>Faults</w:t>
-      </w:r>
-    </w:p>
-    <w:tbl>
-      <w:tblPr>
-        <w:tblStyle w:val="TableGrid"/>
-        <w:tblW w:type="auto" w:w="0"/>
-        <w:tblLayout w:type="autofit"/>
-        <w:tblLook w:firstColumn="1" w:firstRow="1" w:lastColumn="0" w:lastRow="0" w:noHBand="0" w:noVBand="1" w:val="04A0"/>
-      </w:tblPr>
-      <w:tblGrid>
-        <w:gridCol w:w="4986"/>
-        <w:gridCol w:w="4986"/>
-      </w:tblGrid>
-      <w:tr>
-        <w:tc>
-          <w:tcPr>
-            <w:tcW w:type="dxa" w:w="4986"/>
-            <w:shd w:val="clear" w:color="auto" w:fill="C02434"/>
-          </w:tcPr>
-          <w:p>
-            <w:pPr>
-              <w:spacing w:before="40" w:after="40"/>
-            </w:pPr>
-            <w:r/>
-            <w:r>
-              <w:rPr>
-                <w:rFonts w:ascii="Calibri" w:hAnsi="Calibri" w:eastAsia="Calibri"/>
-                <w:b/>
-                <w:color w:val="FFFFFF"/>
-                <w:sz w:val="18"/>
-              </w:rPr>
-              <w:t>Control</w:t>
-            </w:r>
-          </w:p>
-        </w:tc>
-        <w:tc>
-          <w:tcPr>
-            <w:tcW w:type="dxa" w:w="4986"/>
-            <w:shd w:val="clear" w:color="auto" w:fill="C02434"/>
-          </w:tcPr>
-          <w:p>
-            <w:pPr>
-              <w:spacing w:before="40" w:after="40"/>
-            </w:pPr>
-            <w:r/>
-            <w:r>
-              <w:rPr>
-                <w:rFonts w:ascii="Calibri" w:hAnsi="Calibri" w:eastAsia="Calibri"/>
-                <w:b/>
-                <w:color w:val="FFFFFF"/>
-                <w:sz w:val="18"/>
-              </w:rPr>
-              <w:t>What it does</w:t>
-            </w:r>
-          </w:p>
-        </w:tc>
-      </w:tr>
-      <w:tr>
-        <w:tc>
-          <w:tcPr>
-            <w:tcW w:type="dxa" w:w="4986"/>
-          </w:tcPr>
-          <w:p>
-            <w:pPr>
-              <w:spacing w:before="40" w:after="40"/>
-            </w:pPr>
-            <w:r/>
-            <w:r>
-              <w:rPr>
-                <w:rFonts w:ascii="Calibri" w:hAnsi="Calibri" w:eastAsia="Calibri"/>
-                <w:b w:val="0"/>
-                <w:sz w:val="18"/>
-              </w:rPr>
-              <w:t>Error code list</w:t>
-            </w:r>
-          </w:p>
-        </w:tc>
-        <w:tc>
-          <w:tcPr>
-            <w:tcW w:type="dxa" w:w="4986"/>
-          </w:tcPr>
-          <w:p>
-            <w:pPr>
-              <w:spacing w:before="40" w:after="40"/>
-            </w:pPr>
-            <w:r/>
-            <w:r>
-              <w:rPr>
-                <w:rFonts w:ascii="Calibri" w:hAnsi="Calibri" w:eastAsia="Calibri"/>
-                <w:b w:val="0"/>
-                <w:sz w:val="18"/>
-              </w:rPr>
-              <w:t>Choose an OCPP fault (OverCurrent, HighTemperature, …)</w:t>
-            </w:r>
-          </w:p>
-        </w:tc>
-      </w:tr>
-      <w:tr>
-        <w:tc>
-          <w:tcPr>
-            <w:tcW w:type="dxa" w:w="4986"/>
-            <w:shd w:val="clear" w:color="auto" w:fill="FBEAEA"/>
-          </w:tcPr>
-          <w:p>
-            <w:pPr>
-              <w:spacing w:before="40" w:after="40"/>
-            </w:pPr>
-            <w:r/>
-            <w:r>
-              <w:rPr>
-                <w:rFonts w:ascii="Calibri" w:hAnsi="Calibri" w:eastAsia="Calibri"/>
-                <w:b w:val="0"/>
-                <w:sz w:val="18"/>
-              </w:rPr>
-              <w:t>Inject fault</w:t>
-            </w:r>
-          </w:p>
-        </w:tc>
-        <w:tc>
-          <w:tcPr>
-            <w:tcW w:type="dxa" w:w="4986"/>
-            <w:shd w:val="clear" w:color="auto" w:fill="FBEAEA"/>
-          </w:tcPr>
-          <w:p>
-            <w:pPr>
-              <w:spacing w:before="40" w:after="40"/>
-            </w:pPr>
-            <w:r/>
-            <w:r>
-              <w:rPr>
-                <w:rFonts w:ascii="Calibri" w:hAnsi="Calibri" w:eastAsia="Calibri"/>
-                <w:b w:val="0"/>
-                <w:sz w:val="18"/>
-              </w:rPr>
-              <w:t>Marks the connector Faulted and notifies the CMS</w:t>
-            </w:r>
-          </w:p>
-        </w:tc>
-      </w:tr>
-      <w:tr>
-        <w:tc>
-          <w:tcPr>
-            <w:tcW w:type="dxa" w:w="4986"/>
-          </w:tcPr>
-          <w:p>
-            <w:pPr>
-              <w:spacing w:before="40" w:after="40"/>
-            </w:pPr>
-            <w:r/>
-            <w:r>
-              <w:rPr>
-                <w:rFonts w:ascii="Calibri" w:hAnsi="Calibri" w:eastAsia="Calibri"/>
-                <w:b w:val="0"/>
-                <w:sz w:val="18"/>
-              </w:rPr>
-              <w:t>Clear fault</w:t>
-            </w:r>
-          </w:p>
-        </w:tc>
-        <w:tc>
-          <w:tcPr>
-            <w:tcW w:type="dxa" w:w="4986"/>
-          </w:tcPr>
-          <w:p>
-            <w:pPr>
-              <w:spacing w:before="40" w:after="40"/>
-            </w:pPr>
-            <w:r/>
-            <w:r>
-              <w:rPr>
-                <w:rFonts w:ascii="Calibri" w:hAnsi="Calibri" w:eastAsia="Calibri"/>
-                <w:b w:val="0"/>
-                <w:sz w:val="18"/>
-              </w:rPr>
-              <w:t>Returns the connector to a healthy path</w:t>
-            </w:r>
-          </w:p>
-        </w:tc>
-      </w:tr>
-    </w:tbl>
-    <w:p>
-      <w:pPr>
-        <w:spacing w:after="120"/>
-      </w:pPr>
-    </w:p>
-    <w:p>
-      <w:pPr>
-        <w:pStyle w:val="Heading2"/>
-      </w:pPr>
-      <w:r>
-        <w:rPr>
-          <w:rFonts w:ascii="Calibri" w:hAnsi="Calibri" w:eastAsia="Calibri"/>
-          <w:b/>
-          <w:color w:val="374151"/>
-          <w:sz w:val="24"/>
-        </w:rPr>
-        <w:t>Hardware (connector settings)</w:t>
-      </w:r>
-    </w:p>
-    <w:tbl>
-      <w:tblPr>
-        <w:tblStyle w:val="TableGrid"/>
-        <w:tblW w:type="auto" w:w="0"/>
-        <w:tblLayout w:type="autofit"/>
-        <w:tblLook w:firstColumn="1" w:firstRow="1" w:lastColumn="0" w:lastRow="0" w:noHBand="0" w:noVBand="1" w:val="04A0"/>
-      </w:tblPr>
-      <w:tblGrid>
-        <w:gridCol w:w="4986"/>
-        <w:gridCol w:w="4986"/>
-      </w:tblGrid>
-      <w:tr>
-        <w:tc>
-          <w:tcPr>
-            <w:tcW w:type="dxa" w:w="4986"/>
-            <w:shd w:val="clear" w:color="auto" w:fill="C02434"/>
-          </w:tcPr>
-          <w:p>
-            <w:pPr>
-              <w:spacing w:before="40" w:after="40"/>
-            </w:pPr>
-            <w:r/>
-            <w:r>
-              <w:rPr>
-                <w:rFonts w:ascii="Calibri" w:hAnsi="Calibri" w:eastAsia="Calibri"/>
-                <w:b/>
-                <w:color w:val="FFFFFF"/>
-                <w:sz w:val="18"/>
-              </w:rPr>
-              <w:t>Control</w:t>
-            </w:r>
-          </w:p>
-        </w:tc>
-        <w:tc>
-          <w:tcPr>
-            <w:tcW w:type="dxa" w:w="4986"/>
-            <w:shd w:val="clear" w:color="auto" w:fill="C02434"/>
-          </w:tcPr>
-          <w:p>
-            <w:pPr>
-              <w:spacing w:before="40" w:after="40"/>
-            </w:pPr>
-            <w:r/>
-            <w:r>
-              <w:rPr>
-                <w:rFonts w:ascii="Calibri" w:hAnsi="Calibri" w:eastAsia="Calibri"/>
-                <w:b/>
-                <w:color w:val="FFFFFF"/>
-                <w:sz w:val="18"/>
-              </w:rPr>
-              <w:t>What it does</w:t>
-            </w:r>
-          </w:p>
-        </w:tc>
-      </w:tr>
-      <w:tr>
-        <w:tc>
-          <w:tcPr>
-            <w:tcW w:type="dxa" w:w="4986"/>
-          </w:tcPr>
-          <w:p>
-            <w:pPr>
-              <w:spacing w:before="40" w:after="40"/>
-            </w:pPr>
-            <w:r/>
-            <w:r>
-              <w:rPr>
-                <w:rFonts w:ascii="Calibri" w:hAnsi="Calibri" w:eastAsia="Calibri"/>
-                <w:b w:val="0"/>
-                <w:sz w:val="18"/>
-              </w:rPr>
-              <w:t>Type</w:t>
-            </w:r>
-          </w:p>
-        </w:tc>
-        <w:tc>
-          <w:tcPr>
-            <w:tcW w:type="dxa" w:w="4986"/>
-          </w:tcPr>
-          <w:p>
-            <w:pPr>
-              <w:spacing w:before="40" w:after="40"/>
-            </w:pPr>
-            <w:r/>
-            <w:r>
-              <w:rPr>
-                <w:rFonts w:ascii="Calibri" w:hAnsi="Calibri" w:eastAsia="Calibri"/>
-                <w:b w:val="0"/>
-                <w:sz w:val="18"/>
-              </w:rPr>
-              <w:t>Connector standard (Mennekes T2, CCS Combo 2, CHAdeMO, …). DC-style types mark the station as DC (or AC/DC if mixed)</w:t>
-            </w:r>
-          </w:p>
-        </w:tc>
-      </w:tr>
-      <w:tr>
-        <w:tc>
-          <w:tcPr>
-            <w:tcW w:type="dxa" w:w="4986"/>
-            <w:shd w:val="clear" w:color="auto" w:fill="FBEAEA"/>
-          </w:tcPr>
-          <w:p>
-            <w:pPr>
-              <w:spacing w:before="40" w:after="40"/>
-            </w:pPr>
-            <w:r/>
-            <w:r>
-              <w:rPr>
-                <w:rFonts w:ascii="Calibri" w:hAnsi="Calibri" w:eastAsia="Calibri"/>
-                <w:b w:val="0"/>
-                <w:sz w:val="18"/>
-              </w:rPr>
-              <w:t>Name</w:t>
-            </w:r>
-          </w:p>
-        </w:tc>
-        <w:tc>
-          <w:tcPr>
-            <w:tcW w:type="dxa" w:w="4986"/>
-            <w:shd w:val="clear" w:color="auto" w:fill="FBEAEA"/>
-          </w:tcPr>
-          <w:p>
-            <w:pPr>
-              <w:spacing w:before="40" w:after="40"/>
-            </w:pPr>
-            <w:r/>
-            <w:r>
-              <w:rPr>
-                <w:rFonts w:ascii="Calibri" w:hAnsi="Calibri" w:eastAsia="Calibri"/>
-                <w:b w:val="0"/>
-                <w:sz w:val="18"/>
-              </w:rPr>
-              <w:t>Friendly outlet name</w:t>
-            </w:r>
-          </w:p>
-        </w:tc>
-      </w:tr>
-      <w:tr>
-        <w:tc>
-          <w:tcPr>
-            <w:tcW w:type="dxa" w:w="4986"/>
-          </w:tcPr>
-          <w:p>
-            <w:pPr>
-              <w:spacing w:before="40" w:after="40"/>
-            </w:pPr>
-            <w:r/>
-            <w:r>
-              <w:rPr>
-                <w:rFonts w:ascii="Calibri" w:hAnsi="Calibri" w:eastAsia="Calibri"/>
-                <w:b w:val="0"/>
-                <w:sz w:val="18"/>
-              </w:rPr>
-              <w:t>Power (kW)</w:t>
-            </w:r>
-          </w:p>
-        </w:tc>
-        <w:tc>
-          <w:tcPr>
-            <w:tcW w:type="dxa" w:w="4986"/>
-          </w:tcPr>
-          <w:p>
-            <w:pPr>
-              <w:spacing w:before="40" w:after="40"/>
-            </w:pPr>
-            <w:r/>
-            <w:r>
-              <w:rPr>
-                <w:rFonts w:ascii="Calibri" w:hAnsi="Calibri" w:eastAsia="Calibri"/>
-                <w:b w:val="0"/>
-                <w:sz w:val="18"/>
-              </w:rPr>
-              <w:t>Rated / max power for that outlet</w:t>
-            </w:r>
-          </w:p>
-        </w:tc>
-      </w:tr>
-      <w:tr>
-        <w:tc>
-          <w:tcPr>
-            <w:tcW w:type="dxa" w:w="4986"/>
-            <w:shd w:val="clear" w:color="auto" w:fill="FBEAEA"/>
-          </w:tcPr>
-          <w:p>
-            <w:pPr>
-              <w:spacing w:before="40" w:after="40"/>
-            </w:pPr>
-            <w:r/>
-            <w:r>
-              <w:rPr>
-                <w:rFonts w:ascii="Calibri" w:hAnsi="Calibri" w:eastAsia="Calibri"/>
-                <w:b w:val="0"/>
-                <w:sz w:val="18"/>
-              </w:rPr>
-              <w:t>Tariff</w:t>
-            </w:r>
-          </w:p>
-        </w:tc>
-        <w:tc>
-          <w:tcPr>
-            <w:tcW w:type="dxa" w:w="4986"/>
-            <w:shd w:val="clear" w:color="auto" w:fill="FBEAEA"/>
-          </w:tcPr>
-          <w:p>
-            <w:pPr>
-              <w:spacing w:before="40" w:after="40"/>
-            </w:pPr>
-            <w:r/>
-            <w:r>
-              <w:rPr>
-                <w:rFonts w:ascii="Calibri" w:hAnsi="Calibri" w:eastAsia="Calibri"/>
-                <w:b w:val="0"/>
-                <w:sz w:val="18"/>
-              </w:rPr>
-              <w:t>Display rate (₹/kWh) used for cost on screen and money-based fill</w:t>
-            </w:r>
-          </w:p>
-        </w:tc>
-      </w:tr>
-    </w:tbl>
-    <w:p>
-      <w:pPr>
-        <w:spacing w:after="120"/>
-      </w:pPr>
-    </w:p>
-    <w:p>
-      <w:pPr>
-        <w:pStyle w:val="Heading2"/>
-      </w:pPr>
-      <w:r>
-        <w:rPr>
-          <w:rFonts w:ascii="Calibri" w:hAnsi="Calibri" w:eastAsia="Calibri"/>
-          <w:b/>
-          <w:color w:val="374151"/>
-          <w:sz w:val="24"/>
-        </w:rPr>
-        <w:t>Link</w:t>
-      </w:r>
-    </w:p>
-    <w:tbl>
-      <w:tblPr>
-        <w:tblStyle w:val="TableGrid"/>
-        <w:tblW w:type="auto" w:w="0"/>
-        <w:tblLayout w:type="autofit"/>
-        <w:tblLook w:firstColumn="1" w:firstRow="1" w:lastColumn="0" w:lastRow="0" w:noHBand="0" w:noVBand="1" w:val="04A0"/>
-      </w:tblPr>
-      <w:tblGrid>
-        <w:gridCol w:w="4986"/>
-        <w:gridCol w:w="4986"/>
-      </w:tblGrid>
-      <w:tr>
-        <w:tc>
-          <w:tcPr>
-            <w:tcW w:type="dxa" w:w="4986"/>
-            <w:shd w:val="clear" w:color="auto" w:fill="C02434"/>
-          </w:tcPr>
-          <w:p>
-            <w:pPr>
-              <w:spacing w:before="40" w:after="40"/>
-            </w:pPr>
-            <w:r/>
-            <w:r>
-              <w:rPr>
-                <w:rFonts w:ascii="Calibri" w:hAnsi="Calibri" w:eastAsia="Calibri"/>
-                <w:b/>
-                <w:color w:val="FFFFFF"/>
-                <w:sz w:val="18"/>
-              </w:rPr>
-              <w:t>Control</w:t>
-            </w:r>
-          </w:p>
-        </w:tc>
-        <w:tc>
-          <w:tcPr>
-            <w:tcW w:type="dxa" w:w="4986"/>
-            <w:shd w:val="clear" w:color="auto" w:fill="C02434"/>
-          </w:tcPr>
-          <w:p>
-            <w:pPr>
-              <w:spacing w:before="40" w:after="40"/>
-            </w:pPr>
-            <w:r/>
-            <w:r>
-              <w:rPr>
-                <w:rFonts w:ascii="Calibri" w:hAnsi="Calibri" w:eastAsia="Calibri"/>
-                <w:b/>
-                <w:color w:val="FFFFFF"/>
-                <w:sz w:val="18"/>
-              </w:rPr>
-              <w:t>What it does</w:t>
-            </w:r>
-          </w:p>
-        </w:tc>
-      </w:tr>
-      <w:tr>
-        <w:tc>
-          <w:tcPr>
-            <w:tcW w:type="dxa" w:w="4986"/>
-          </w:tcPr>
-          <w:p>
-            <w:pPr>
-              <w:spacing w:before="40" w:after="40"/>
-            </w:pPr>
-            <w:r/>
-            <w:r>
-              <w:rPr>
-                <w:rFonts w:ascii="Calibri" w:hAnsi="Calibri" w:eastAsia="Calibri"/>
-                <w:b w:val="0"/>
-                <w:sz w:val="18"/>
-              </w:rPr>
-              <w:t>Reconnect</w:t>
-            </w:r>
-          </w:p>
-        </w:tc>
-        <w:tc>
-          <w:tcPr>
-            <w:tcW w:type="dxa" w:w="4986"/>
-          </w:tcPr>
-          <w:p>
-            <w:pPr>
-              <w:spacing w:before="40" w:after="40"/>
-            </w:pPr>
-            <w:r/>
-            <w:r>
-              <w:rPr>
-                <w:rFonts w:ascii="Calibri" w:hAnsi="Calibri" w:eastAsia="Calibri"/>
-                <w:b w:val="0"/>
-                <w:sz w:val="18"/>
-              </w:rPr>
-              <w:t>Drop and reopen the OCPP WebSocket</w:t>
-            </w:r>
-          </w:p>
-        </w:tc>
-      </w:tr>
-      <w:tr>
-        <w:tc>
-          <w:tcPr>
-            <w:tcW w:type="dxa" w:w="4986"/>
-            <w:shd w:val="clear" w:color="auto" w:fill="FBEAEA"/>
-          </w:tcPr>
-          <w:p>
-            <w:pPr>
-              <w:spacing w:before="40" w:after="40"/>
-            </w:pPr>
-            <w:r/>
-            <w:r>
-              <w:rPr>
-                <w:rFonts w:ascii="Calibri" w:hAnsi="Calibri" w:eastAsia="Calibri"/>
-                <w:b w:val="0"/>
-                <w:sz w:val="18"/>
-              </w:rPr>
-              <w:t>Reconnect with/without subprotocol</w:t>
-            </w:r>
-          </w:p>
-        </w:tc>
-        <w:tc>
-          <w:tcPr>
-            <w:tcW w:type="dxa" w:w="4986"/>
-            <w:shd w:val="clear" w:color="auto" w:fill="FBEAEA"/>
-          </w:tcPr>
-          <w:p>
-            <w:pPr>
-              <w:spacing w:before="40" w:after="40"/>
-            </w:pPr>
-            <w:r/>
-            <w:r>
-              <w:rPr>
-                <w:rFonts w:ascii="Calibri" w:hAnsi="Calibri" w:eastAsia="Calibri"/>
-                <w:b w:val="0"/>
-                <w:sz w:val="18"/>
-              </w:rPr>
-              <w:t>Retry with the opposite subprotocol setting (useful if CMS rejects ocpp1.6)</w:t>
-            </w:r>
-          </w:p>
-        </w:tc>
-      </w:tr>
-      <w:tr>
-        <w:tc>
-          <w:tcPr>
-            <w:tcW w:type="dxa" w:w="4986"/>
-          </w:tcPr>
-          <w:p>
-            <w:pPr>
-              <w:spacing w:before="40" w:after="40"/>
-            </w:pPr>
-            <w:r/>
-            <w:r>
-              <w:rPr>
-                <w:rFonts w:ascii="Calibri" w:hAnsi="Calibri" w:eastAsia="Calibri"/>
-                <w:b w:val="0"/>
-                <w:sz w:val="18"/>
-              </w:rPr>
-              <w:t>Soft / Hard Reset</w:t>
-            </w:r>
-          </w:p>
-        </w:tc>
-        <w:tc>
-          <w:tcPr>
-            <w:tcW w:type="dxa" w:w="4986"/>
-          </w:tcPr>
-          <w:p>
-            <w:pPr>
-              <w:spacing w:before="40" w:after="40"/>
-            </w:pPr>
-            <w:r/>
-            <w:r>
-              <w:rPr>
-                <w:rFonts w:ascii="Calibri" w:hAnsi="Calibri" w:eastAsia="Calibri"/>
-                <w:b w:val="0"/>
-                <w:sz w:val="18"/>
-              </w:rPr>
-              <w:t>Sends OCPP Reset to the simulated charge point</w:t>
-            </w:r>
-          </w:p>
-        </w:tc>
-      </w:tr>
-    </w:tbl>
-    <w:p>
-      <w:pPr>
-        <w:spacing w:after="120"/>
-      </w:pPr>
-    </w:p>
-    <w:p>
-      <w:pPr>
-        <w:pStyle w:val="Heading1"/>
-      </w:pPr>
-      <w:r>
-        <w:rPr>
-          <w:rFonts w:ascii="Calibri" w:hAnsi="Calibri" w:eastAsia="Calibri"/>
-          <w:b/>
-          <w:color w:val="111827"/>
-          <w:sz w:val="28"/>
-        </w:rPr>
-        <w:t>8. Bottom panel — Message Trace</w:t>
-      </w:r>
-    </w:p>
-    <w:p>
-      <w:pPr>
-        <w:spacing w:after="120"/>
-      </w:pPr>
-      <w:r>
-        <w:rPr>
-          <w:rFonts w:ascii="Calibri" w:hAnsi="Calibri" w:eastAsia="Calibri"/>
-          <w:b w:val="0"/>
-          <w:sz w:val="22"/>
-        </w:rPr>
-        <w:t>Live traffic between the simulator and the CMS.</w:t>
-      </w:r>
-    </w:p>
-    <w:p>
-      <w:pPr>
-        <w:pStyle w:val="Heading2"/>
-      </w:pPr>
-      <w:r>
-        <w:rPr>
-          <w:rFonts w:ascii="Calibri" w:hAnsi="Calibri" w:eastAsia="Calibri"/>
-          <w:b/>
-          <w:color w:val="374151"/>
-          <w:sz w:val="24"/>
-        </w:rPr>
-        <w:t>Header controls</w:t>
-      </w:r>
-    </w:p>
-    <w:tbl>
-      <w:tblPr>
-        <w:tblStyle w:val="TableGrid"/>
-        <w:tblW w:type="auto" w:w="0"/>
-        <w:tblLayout w:type="autofit"/>
-        <w:tblLook w:firstColumn="1" w:firstRow="1" w:lastColumn="0" w:lastRow="0" w:noHBand="0" w:noVBand="1" w:val="04A0"/>
-      </w:tblPr>
-      <w:tblGrid>
-        <w:gridCol w:w="4986"/>
-        <w:gridCol w:w="4986"/>
-      </w:tblGrid>
-      <w:tr>
-        <w:tc>
-          <w:tcPr>
-            <w:tcW w:type="dxa" w:w="4986"/>
-            <w:shd w:val="clear" w:color="auto" w:fill="C02434"/>
-          </w:tcPr>
-          <w:p>
-            <w:pPr>
-              <w:spacing w:before="40" w:after="40"/>
-            </w:pPr>
-            <w:r/>
-            <w:r>
-              <w:rPr>
-                <w:rFonts w:ascii="Calibri" w:hAnsi="Calibri" w:eastAsia="Calibri"/>
-                <w:b/>
-                <w:color w:val="FFFFFF"/>
-                <w:sz w:val="18"/>
-              </w:rPr>
-              <w:t>Control</w:t>
-            </w:r>
-          </w:p>
-        </w:tc>
-        <w:tc>
-          <w:tcPr>
-            <w:tcW w:type="dxa" w:w="4986"/>
-            <w:shd w:val="clear" w:color="auto" w:fill="C02434"/>
-          </w:tcPr>
-          <w:p>
-            <w:pPr>
-              <w:spacing w:before="40" w:after="40"/>
-            </w:pPr>
-            <w:r/>
-            <w:r>
-              <w:rPr>
-                <w:rFonts w:ascii="Calibri" w:hAnsi="Calibri" w:eastAsia="Calibri"/>
-                <w:b/>
-                <w:color w:val="FFFFFF"/>
-                <w:sz w:val="18"/>
-              </w:rPr>
-              <w:t>What it does</w:t>
-            </w:r>
-          </w:p>
-        </w:tc>
-      </w:tr>
-      <w:tr>
-        <w:tc>
-          <w:tcPr>
-            <w:tcW w:type="dxa" w:w="4986"/>
-          </w:tcPr>
-          <w:p>
-            <w:pPr>
-              <w:spacing w:before="40" w:after="40"/>
-            </w:pPr>
-            <w:r/>
-            <w:r>
-              <w:rPr>
-                <w:rFonts w:ascii="Calibri" w:hAnsi="Calibri" w:eastAsia="Calibri"/>
-                <w:b w:val="0"/>
-                <w:sz w:val="18"/>
-              </w:rPr>
-              <w:t>▾ / ▴ Message Trace</w:t>
-            </w:r>
-          </w:p>
-        </w:tc>
-        <w:tc>
-          <w:tcPr>
-            <w:tcW w:type="dxa" w:w="4986"/>
-          </w:tcPr>
-          <w:p>
-            <w:pPr>
-              <w:spacing w:before="40" w:after="40"/>
-            </w:pPr>
-            <w:r/>
-            <w:r>
-              <w:rPr>
-                <w:rFonts w:ascii="Calibri" w:hAnsi="Calibri" w:eastAsia="Calibri"/>
-                <w:b w:val="0"/>
-                <w:sz w:val="18"/>
-              </w:rPr>
-              <w:t>Collapse or expand the message body</w:t>
-            </w:r>
-          </w:p>
-        </w:tc>
-      </w:tr>
-      <w:tr>
-        <w:tc>
-          <w:tcPr>
-            <w:tcW w:type="dxa" w:w="4986"/>
-            <w:shd w:val="clear" w:color="auto" w:fill="FBEAEA"/>
-          </w:tcPr>
-          <w:p>
-            <w:pPr>
-              <w:spacing w:before="40" w:after="40"/>
-            </w:pPr>
-            <w:r/>
-            <w:r>
-              <w:rPr>
-                <w:rFonts w:ascii="Calibri" w:hAnsi="Calibri" w:eastAsia="Calibri"/>
-                <w:b w:val="0"/>
-                <w:sz w:val="18"/>
-              </w:rPr>
-              <w:t>OCPP (N)</w:t>
-            </w:r>
-          </w:p>
-        </w:tc>
-        <w:tc>
-          <w:tcPr>
-            <w:tcW w:type="dxa" w:w="4986"/>
-            <w:shd w:val="clear" w:color="auto" w:fill="FBEAEA"/>
-          </w:tcPr>
-          <w:p>
-            <w:pPr>
-              <w:spacing w:before="40" w:after="40"/>
-            </w:pPr>
-            <w:r/>
-            <w:r>
-              <w:rPr>
-                <w:rFonts w:ascii="Calibri" w:hAnsi="Calibri" w:eastAsia="Calibri"/>
-                <w:b w:val="0"/>
-                <w:sz w:val="18"/>
-              </w:rPr>
-              <w:t>Protocol frames to and from the CMS</w:t>
-            </w:r>
-          </w:p>
-        </w:tc>
-      </w:tr>
-      <w:tr>
-        <w:tc>
-          <w:tcPr>
-            <w:tcW w:type="dxa" w:w="4986"/>
-          </w:tcPr>
-          <w:p>
-            <w:pPr>
-              <w:spacing w:before="40" w:after="40"/>
-            </w:pPr>
-            <w:r/>
-            <w:r>
-              <w:rPr>
-                <w:rFonts w:ascii="Calibri" w:hAnsi="Calibri" w:eastAsia="Calibri"/>
-                <w:b w:val="0"/>
-                <w:sz w:val="18"/>
-              </w:rPr>
-              <w:t>System (N)</w:t>
-            </w:r>
-          </w:p>
-        </w:tc>
-        <w:tc>
-          <w:tcPr>
-            <w:tcW w:type="dxa" w:w="4986"/>
-          </w:tcPr>
-          <w:p>
-            <w:pPr>
-              <w:spacing w:before="40" w:after="40"/>
-            </w:pPr>
-            <w:r/>
-            <w:r>
-              <w:rPr>
-                <w:rFonts w:ascii="Calibri" w:hAnsi="Calibri" w:eastAsia="Calibri"/>
-                <w:b w:val="0"/>
-                <w:sz w:val="18"/>
-              </w:rPr>
-              <w:t>Simulator logs (connect, errors, status text)</w:t>
-            </w:r>
-          </w:p>
-        </w:tc>
-      </w:tr>
-      <w:tr>
-        <w:tc>
-          <w:tcPr>
-            <w:tcW w:type="dxa" w:w="4986"/>
-            <w:shd w:val="clear" w:color="auto" w:fill="FBEAEA"/>
-          </w:tcPr>
-          <w:p>
-            <w:pPr>
-              <w:spacing w:before="40" w:after="40"/>
-            </w:pPr>
-            <w:r/>
-            <w:r>
-              <w:rPr>
-                <w:rFonts w:ascii="Calibri" w:hAnsi="Calibri" w:eastAsia="Calibri"/>
-                <w:b w:val="0"/>
-                <w:sz w:val="18"/>
-              </w:rPr>
-              <w:t>Clear</w:t>
-            </w:r>
-          </w:p>
-        </w:tc>
-        <w:tc>
-          <w:tcPr>
-            <w:tcW w:type="dxa" w:w="4986"/>
-            <w:shd w:val="clear" w:color="auto" w:fill="FBEAEA"/>
-          </w:tcPr>
-          <w:p>
-            <w:pPr>
-              <w:spacing w:before="40" w:after="40"/>
-            </w:pPr>
-            <w:r/>
-            <w:r>
-              <w:rPr>
-                <w:rFonts w:ascii="Calibri" w:hAnsi="Calibri" w:eastAsia="Calibri"/>
-                <w:b w:val="0"/>
-                <w:sz w:val="18"/>
-              </w:rPr>
-              <w:t>Empty both lists</w:t>
-            </w:r>
-          </w:p>
-        </w:tc>
-      </w:tr>
-      <w:tr>
-        <w:tc>
-          <w:tcPr>
-            <w:tcW w:type="dxa" w:w="4986"/>
-          </w:tcPr>
-          <w:p>
-            <w:pPr>
-              <w:spacing w:before="40" w:after="40"/>
-            </w:pPr>
-            <w:r/>
-            <w:r>
-              <w:rPr>
-                <w:rFonts w:ascii="Calibri" w:hAnsi="Calibri" w:eastAsia="Calibri"/>
-                <w:b w:val="0"/>
-                <w:sz w:val="18"/>
-              </w:rPr>
-              <w:t>⋮⋮ Drag / resize</w:t>
-            </w:r>
-          </w:p>
-        </w:tc>
-        <w:tc>
-          <w:tcPr>
-            <w:tcW w:type="dxa" w:w="4986"/>
-          </w:tcPr>
-          <w:p>
-            <w:pPr>
-              <w:spacing w:before="40" w:after="40"/>
-            </w:pPr>
-            <w:r/>
-            <w:r>
-              <w:rPr>
-                <w:rFonts w:ascii="Calibri" w:hAnsi="Calibri" w:eastAsia="Calibri"/>
-                <w:b w:val="0"/>
-                <w:sz w:val="18"/>
-              </w:rPr>
-              <w:t>Move or change height of this panel</w:t>
-            </w:r>
-          </w:p>
-        </w:tc>
-      </w:tr>
-    </w:tbl>
-    <w:p>
-      <w:pPr>
-        <w:spacing w:after="120"/>
-      </w:pPr>
-    </w:p>
-    <w:p>
-      <w:pPr>
-        <w:pStyle w:val="Heading2"/>
-      </w:pPr>
-      <w:r>
-        <w:rPr>
-          <w:rFonts w:ascii="Calibri" w:hAnsi="Calibri" w:eastAsia="Calibri"/>
-          <w:b/>
-          <w:color w:val="374151"/>
-          <w:sz w:val="24"/>
-        </w:rPr>
-        <w:t>Filters</w:t>
-      </w:r>
-    </w:p>
-    <w:tbl>
-      <w:tblPr>
-        <w:tblStyle w:val="TableGrid"/>
-        <w:tblW w:type="auto" w:w="0"/>
-        <w:tblLayout w:type="autofit"/>
-        <w:tblLook w:firstColumn="1" w:firstRow="1" w:lastColumn="0" w:lastRow="0" w:noHBand="0" w:noVBand="1" w:val="04A0"/>
-      </w:tblPr>
-      <w:tblGrid>
-        <w:gridCol w:w="4986"/>
-        <w:gridCol w:w="4986"/>
-      </w:tblGrid>
-      <w:tr>
-        <w:tc>
-          <w:tcPr>
-            <w:tcW w:type="dxa" w:w="4986"/>
-            <w:shd w:val="clear" w:color="auto" w:fill="C02434"/>
-          </w:tcPr>
-          <w:p>
-            <w:pPr>
-              <w:spacing w:before="40" w:after="40"/>
-            </w:pPr>
-            <w:r/>
-            <w:r>
-              <w:rPr>
-                <w:rFonts w:ascii="Calibri" w:hAnsi="Calibri" w:eastAsia="Calibri"/>
-                <w:b/>
-                <w:color w:val="FFFFFF"/>
-                <w:sz w:val="18"/>
-              </w:rPr>
-              <w:t>Filter</w:t>
+              <w:t>Tab / filter</w:t>
             </w:r>
           </w:p>
         </w:tc>
@@ -5146,7 +1411,7 @@
                 <w:b w:val="0"/>
                 <w:sz w:val="18"/>
               </w:rPr>
-              <w:t>All</w:t>
+              <w:t>OCPP</w:t>
             </w:r>
           </w:p>
         </w:tc>
@@ -5165,7 +1430,7 @@
                 <w:b w:val="0"/>
                 <w:sz w:val="18"/>
               </w:rPr>
-              <w:t>Everything, grouped by station / connector when useful</w:t>
+              <w:t>→ CMS / ← CMS frames</w:t>
             </w:r>
           </w:p>
         </w:tc>
@@ -5187,7 +1452,7 @@
                 <w:b w:val="0"/>
                 <w:sz w:val="18"/>
               </w:rPr>
-              <w:t>Station / CP</w:t>
+              <w:t>System</w:t>
             </w:r>
           </w:p>
         </w:tc>
@@ -5207,7 +1472,7 @@
                 <w:b w:val="0"/>
                 <w:sz w:val="18"/>
               </w:rPr>
-              <w:t>Charge-point level messages (Boot, Heartbeat, …)</w:t>
+              <w:t>Connect / error logs</w:t>
             </w:r>
           </w:p>
         </w:tc>
@@ -5228,7 +1493,7 @@
                 <w:b w:val="0"/>
                 <w:sz w:val="18"/>
               </w:rPr>
-              <w:t>C1, C2, …</w:t>
+              <w:t>All / Station / Cn</w:t>
             </w:r>
           </w:p>
         </w:tc>
@@ -5247,7 +1512,7 @@
                 <w:b w:val="0"/>
                 <w:sz w:val="18"/>
               </w:rPr>
-              <w:t>Messages for that outlet only</w:t>
+              <w:t>Filter by scope</w:t>
             </w:r>
           </w:p>
         </w:tc>
@@ -5260,16 +1525,29 @@
     </w:p>
     <w:p>
       <w:pPr>
-        <w:pStyle w:val="Heading2"/>
+        <w:spacing w:after="120"/>
+      </w:pPr>
+      <w:r>
+        <w:rPr>
+          <w:rFonts w:ascii="Calibri" w:hAnsi="Calibri" w:eastAsia="Calibri"/>
+          <w:b w:val="0"/>
+          <w:sz w:val="22"/>
+        </w:rPr>
+        <w:t>Resize height or collapse. Use this to confirm Boot, Authorize, Start/Stop, MeterValues.</w:t>
+      </w:r>
+    </w:p>
+    <w:p>
+      <w:pPr>
+        <w:pStyle w:val="Heading1"/>
       </w:pPr>
       <w:r>
         <w:rPr>
           <w:rFonts w:ascii="Calibri" w:hAnsi="Calibri" w:eastAsia="Calibri"/>
           <w:b/>
-          <w:color w:val="374151"/>
-          <w:sz w:val="24"/>
+          <w:color w:val="111827"/>
+          <w:sz w:val="28"/>
         </w:rPr>
-        <w:t>How to read OCPP rows</w:t>
+        <w:t>Quick fixes</w:t>
       </w:r>
     </w:p>
     <w:tbl>
@@ -5301,7 +1579,7 @@
                 <w:color w:val="FFFFFF"/>
                 <w:sz w:val="18"/>
               </w:rPr>
-              <w:t>Marker</w:t>
+              <w:t>Problem</w:t>
             </w:r>
           </w:p>
         </w:tc>
@@ -5322,7 +1600,7 @@
                 <w:color w:val="FFFFFF"/>
                 <w:sz w:val="18"/>
               </w:rPr>
-              <w:t>Meaning</w:t>
+              <w:t>Try</w:t>
             </w:r>
           </w:p>
         </w:tc>
@@ -5343,7 +1621,7 @@
                 <w:b w:val="0"/>
                 <w:sz w:val="18"/>
               </w:rPr>
-              <w:t>→ CMS</w:t>
+              <w:t>Not connecting</w:t>
             </w:r>
           </w:p>
         </w:tc>
@@ -5362,632 +1640,7 @@
                 <w:b w:val="0"/>
                 <w:sz w:val="18"/>
               </w:rPr>
-              <w:t>Simulator sent this to the CMS</w:t>
-            </w:r>
-          </w:p>
-        </w:tc>
-      </w:tr>
-      <w:tr>
-        <w:tc>
-          <w:tcPr>
-            <w:tcW w:type="dxa" w:w="4986"/>
-            <w:shd w:val="clear" w:color="auto" w:fill="FBEAEA"/>
-          </w:tcPr>
-          <w:p>
-            <w:pPr>
-              <w:spacing w:before="40" w:after="40"/>
-            </w:pPr>
-            <w:r/>
-            <w:r>
-              <w:rPr>
-                <w:rFonts w:ascii="Calibri" w:hAnsi="Calibri" w:eastAsia="Calibri"/>
-                <w:b w:val="0"/>
-                <w:sz w:val="18"/>
-              </w:rPr>
-              <w:t>← CMS</w:t>
-            </w:r>
-          </w:p>
-        </w:tc>
-        <w:tc>
-          <w:tcPr>
-            <w:tcW w:type="dxa" w:w="4986"/>
-            <w:shd w:val="clear" w:color="auto" w:fill="FBEAEA"/>
-          </w:tcPr>
-          <w:p>
-            <w:pPr>
-              <w:spacing w:before="40" w:after="40"/>
-            </w:pPr>
-            <w:r/>
-            <w:r>
-              <w:rPr>
-                <w:rFonts w:ascii="Calibri" w:hAnsi="Calibri" w:eastAsia="Calibri"/>
-                <w:b w:val="0"/>
-                <w:sz w:val="18"/>
-              </w:rPr>
-              <w:t>CMS sent this to the simulator</w:t>
-            </w:r>
-          </w:p>
-        </w:tc>
-      </w:tr>
-      <w:tr>
-        <w:tc>
-          <w:tcPr>
-            <w:tcW w:type="dxa" w:w="4986"/>
-          </w:tcPr>
-          <w:p>
-            <w:pPr>
-              <w:spacing w:before="40" w:after="40"/>
-            </w:pPr>
-            <w:r/>
-            <w:r>
-              <w:rPr>
-                <w:rFonts w:ascii="Calibri" w:hAnsi="Calibri" w:eastAsia="Calibri"/>
-                <w:b w:val="0"/>
-                <w:sz w:val="18"/>
-              </w:rPr>
-              <w:t>Action name</w:t>
-            </w:r>
-          </w:p>
-        </w:tc>
-        <w:tc>
-          <w:tcPr>
-            <w:tcW w:type="dxa" w:w="4986"/>
-          </w:tcPr>
-          <w:p>
-            <w:pPr>
-              <w:spacing w:before="40" w:after="40"/>
-            </w:pPr>
-            <w:r/>
-            <w:r>
-              <w:rPr>
-                <w:rFonts w:ascii="Calibri" w:hAnsi="Calibri" w:eastAsia="Calibri"/>
-                <w:b w:val="0"/>
-                <w:sz w:val="18"/>
-              </w:rPr>
-              <w:t>e.g. BootNotification, Authorize, StartTransaction, MeterValues</w:t>
-            </w:r>
-          </w:p>
-        </w:tc>
-      </w:tr>
-      <w:tr>
-        <w:tc>
-          <w:tcPr>
-            <w:tcW w:type="dxa" w:w="4986"/>
-            <w:shd w:val="clear" w:color="auto" w:fill="FBEAEA"/>
-          </w:tcPr>
-          <w:p>
-            <w:pPr>
-              <w:spacing w:before="40" w:after="40"/>
-            </w:pPr>
-            <w:r/>
-            <w:r>
-              <w:rPr>
-                <w:rFonts w:ascii="Calibri" w:hAnsi="Calibri" w:eastAsia="Calibri"/>
-                <w:b w:val="0"/>
-                <w:sz w:val="18"/>
-              </w:rPr>
-              <w:t>JSON payload</w:t>
-            </w:r>
-          </w:p>
-        </w:tc>
-        <w:tc>
-          <w:tcPr>
-            <w:tcW w:type="dxa" w:w="4986"/>
-            <w:shd w:val="clear" w:color="auto" w:fill="FBEAEA"/>
-          </w:tcPr>
-          <w:p>
-            <w:pPr>
-              <w:spacing w:before="40" w:after="40"/>
-            </w:pPr>
-            <w:r/>
-            <w:r>
-              <w:rPr>
-                <w:rFonts w:ascii="Calibri" w:hAnsi="Calibri" w:eastAsia="Calibri"/>
-                <w:b w:val="0"/>
-                <w:sz w:val="18"/>
-              </w:rPr>
-              <w:t>Details of that message</w:t>
-            </w:r>
-          </w:p>
-        </w:tc>
-      </w:tr>
-    </w:tbl>
-    <w:p>
-      <w:pPr>
-        <w:spacing w:after="120"/>
-      </w:pPr>
-    </w:p>
-    <w:p>
-      <w:pPr>
-        <w:spacing w:after="120"/>
-      </w:pPr>
-      <w:r>
-        <w:rPr>
-          <w:rFonts w:ascii="Calibri" w:hAnsi="Calibri" w:eastAsia="Calibri"/>
-          <w:b w:val="0"/>
-          <w:sz w:val="22"/>
-        </w:rPr>
-        <w:t>Use this panel to confirm Boot Accepted, Authorize status, meter samples, and stop reasons.</w:t>
-      </w:r>
-    </w:p>
-    <w:p>
-      <w:pPr>
-        <w:pStyle w:val="Heading1"/>
-      </w:pPr>
-      <w:r>
-        <w:rPr>
-          <w:rFonts w:ascii="Calibri" w:hAnsi="Calibri" w:eastAsia="Calibri"/>
-          <w:b/>
-          <w:color w:val="111827"/>
-          <w:sz w:val="28"/>
-        </w:rPr>
-        <w:t>9. Typical website workflows</w:t>
-      </w:r>
-    </w:p>
-    <w:p>
-      <w:pPr>
-        <w:pStyle w:val="Heading2"/>
-      </w:pPr>
-      <w:r>
-        <w:rPr>
-          <w:rFonts w:ascii="Calibri" w:hAnsi="Calibri" w:eastAsia="Calibri"/>
-          <w:b/>
-          <w:color w:val="374151"/>
-          <w:sz w:val="24"/>
-        </w:rPr>
-        <w:t>A. Quick local demo</w:t>
-      </w:r>
-    </w:p>
-    <w:p>
-      <w:pPr>
-        <w:pStyle w:val="ListNumber"/>
-      </w:pPr>
-      <w:r>
-        <w:rPr>
-          <w:rFonts w:ascii="Calibri" w:hAnsi="Calibri" w:eastAsia="Calibri"/>
-          <w:b w:val="0"/>
-          <w:sz w:val="22"/>
-        </w:rPr>
-        <w:t>Commission with your CMS base URL + a unique Charge Point ID</w:t>
-      </w:r>
-    </w:p>
-    <w:p>
-      <w:pPr>
-        <w:pStyle w:val="ListNumber"/>
-      </w:pPr>
-      <w:r>
-        <w:rPr>
-          <w:rFonts w:ascii="Calibri" w:hAnsi="Calibri" w:eastAsia="Calibri"/>
-          <w:b w:val="0"/>
-          <w:sz w:val="22"/>
-        </w:rPr>
-        <w:t>Wait until status is online</w:t>
-      </w:r>
-    </w:p>
-    <w:p>
-      <w:pPr>
-        <w:pStyle w:val="ListNumber"/>
-      </w:pPr>
-      <w:r>
-        <w:rPr>
-          <w:rFonts w:ascii="Calibri" w:hAnsi="Calibri" w:eastAsia="Calibri"/>
-          <w:b w:val="0"/>
-          <w:sz w:val="22"/>
-        </w:rPr>
-        <w:t>Keep Auth = Local or CMS</w:t>
-      </w:r>
-    </w:p>
-    <w:p>
-      <w:pPr>
-        <w:pStyle w:val="ListNumber"/>
-      </w:pPr>
-      <w:r>
-        <w:rPr>
-          <w:rFonts w:ascii="Calibri" w:hAnsi="Calibri" w:eastAsia="Calibri"/>
-          <w:b w:val="0"/>
-          <w:sz w:val="22"/>
-        </w:rPr>
-        <w:t>idTag = CARD-7F2A91</w:t>
-      </w:r>
-    </w:p>
-    <w:p>
-      <w:pPr>
-        <w:pStyle w:val="ListNumber"/>
-      </w:pPr>
-      <w:r>
-        <w:rPr>
-          <w:rFonts w:ascii="Calibri" w:hAnsi="Calibri" w:eastAsia="Calibri"/>
-          <w:b w:val="0"/>
-          <w:sz w:val="22"/>
-        </w:rPr>
-        <w:t>Plug → Start or tap RFID → watch charging → Stop → Unplug</w:t>
-      </w:r>
-    </w:p>
-    <w:p>
-      <w:pPr>
-        <w:pStyle w:val="ListNumber"/>
-      </w:pPr>
-      <w:r>
-        <w:rPr>
-          <w:rFonts w:ascii="Calibri" w:hAnsi="Calibri" w:eastAsia="Calibri"/>
-          <w:b w:val="0"/>
-          <w:sz w:val="22"/>
-        </w:rPr>
-        <w:t>Confirm frames in Message Trace → OCPP</w:t>
-      </w:r>
-    </w:p>
-    <w:p>
-      <w:pPr>
-        <w:pStyle w:val="Heading2"/>
-      </w:pPr>
-      <w:r>
-        <w:rPr>
-          <w:rFonts w:ascii="Calibri" w:hAnsi="Calibri" w:eastAsia="Calibri"/>
-          <w:b/>
-          <w:color w:val="374151"/>
-          <w:sz w:val="24"/>
-        </w:rPr>
-        <w:t>B. Real CMS RFID</w:t>
-      </w:r>
-    </w:p>
-    <w:p>
-      <w:pPr>
-        <w:pStyle w:val="ListNumber"/>
-      </w:pPr>
-      <w:r>
-        <w:rPr>
-          <w:rFonts w:ascii="Calibri" w:hAnsi="Calibri" w:eastAsia="Calibri"/>
-          <w:b w:val="0"/>
-          <w:sz w:val="22"/>
-        </w:rPr>
-        <w:t>Auth = CMS only (or Local or CMS)</w:t>
-      </w:r>
-    </w:p>
-    <w:p>
-      <w:pPr>
-        <w:pStyle w:val="ListNumber"/>
-      </w:pPr>
-      <w:r>
-        <w:rPr>
-          <w:rFonts w:ascii="Calibri" w:hAnsi="Calibri" w:eastAsia="Calibri"/>
-          <w:b w:val="0"/>
-          <w:sz w:val="22"/>
-        </w:rPr>
-        <w:t>Paste the CMS-registered idTag</w:t>
-      </w:r>
-    </w:p>
-    <w:p>
-      <w:pPr>
-        <w:pStyle w:val="ListNumber"/>
-      </w:pPr>
-      <w:r>
-        <w:rPr>
-          <w:rFonts w:ascii="Calibri" w:hAnsi="Calibri" w:eastAsia="Calibri"/>
-          <w:b w:val="0"/>
-          <w:sz w:val="22"/>
-        </w:rPr>
-        <w:t>Plug → Start / RFID tap</w:t>
-      </w:r>
-    </w:p>
-    <w:p>
-      <w:pPr>
-        <w:pStyle w:val="ListNumber"/>
-      </w:pPr>
-      <w:r>
-        <w:rPr>
-          <w:rFonts w:ascii="Calibri" w:hAnsi="Calibri" w:eastAsia="Calibri"/>
-          <w:b w:val="0"/>
-          <w:sz w:val="22"/>
-        </w:rPr>
-        <w:t>In Message Trace, confirm Authorize Accepted</w:t>
-      </w:r>
-    </w:p>
-    <w:p>
-      <w:pPr>
-        <w:pStyle w:val="Heading2"/>
-      </w:pPr>
-      <w:r>
-        <w:rPr>
-          <w:rFonts w:ascii="Calibri" w:hAnsi="Calibri" w:eastAsia="Calibri"/>
-          <w:b/>
-          <w:color w:val="374151"/>
-          <w:sz w:val="24"/>
-        </w:rPr>
-        <w:t>C. Multi-outlet</w:t>
-      </w:r>
-    </w:p>
-    <w:p>
-      <w:pPr>
-        <w:pStyle w:val="ListNumber"/>
-      </w:pPr>
-      <w:r>
-        <w:rPr>
-          <w:rFonts w:ascii="Calibri" w:hAnsi="Calibri" w:eastAsia="Calibri"/>
-          <w:b w:val="0"/>
-          <w:sz w:val="22"/>
-        </w:rPr>
-        <w:t>Commission with 2–4 connectors</w:t>
-      </w:r>
-    </w:p>
-    <w:p>
-      <w:pPr>
-        <w:pStyle w:val="ListNumber"/>
-      </w:pPr>
-      <w:r>
-        <w:rPr>
-          <w:rFonts w:ascii="Calibri" w:hAnsi="Calibri" w:eastAsia="Calibri"/>
-          <w:b w:val="0"/>
-          <w:sz w:val="22"/>
-        </w:rPr>
-        <w:t>On the HMI open OUTLETS and select the gun you want</w:t>
-      </w:r>
-    </w:p>
-    <w:p>
-      <w:pPr>
-        <w:pStyle w:val="ListNumber"/>
-      </w:pPr>
-      <w:r>
-        <w:rPr>
-          <w:rFonts w:ascii="Calibri" w:hAnsi="Calibri" w:eastAsia="Calibri"/>
-          <w:b w:val="0"/>
-          <w:sz w:val="22"/>
-        </w:rPr>
-        <w:t>Each parallel session needs its own accepted idTag</w:t>
-      </w:r>
-    </w:p>
-    <w:p>
-      <w:pPr>
-        <w:pStyle w:val="Heading2"/>
-      </w:pPr>
-      <w:r>
-        <w:rPr>
-          <w:rFonts w:ascii="Calibri" w:hAnsi="Calibri" w:eastAsia="Calibri"/>
-          <w:b/>
-          <w:color w:val="374151"/>
-          <w:sz w:val="24"/>
-        </w:rPr>
-        <w:t>D. Charge by money or time</w:t>
-      </w:r>
-    </w:p>
-    <w:p>
-      <w:pPr>
-        <w:pStyle w:val="ListNumber"/>
-      </w:pPr>
-      <w:r>
-        <w:rPr>
-          <w:rFonts w:ascii="Calibri" w:hAnsi="Calibri" w:eastAsia="Calibri"/>
-          <w:b w:val="0"/>
-          <w:sz w:val="22"/>
-        </w:rPr>
-        <w:t>Set tariff under Bench Hardware</w:t>
-      </w:r>
-    </w:p>
-    <w:p>
-      <w:pPr>
-        <w:pStyle w:val="ListNumber"/>
-      </w:pPr>
-      <w:r>
-        <w:rPr>
-          <w:rFonts w:ascii="Calibri" w:hAnsi="Calibri" w:eastAsia="Calibri"/>
-          <w:b w:val="0"/>
-          <w:sz w:val="22"/>
-        </w:rPr>
-        <w:t>Fill Car configuration (money or time mode)</w:t>
-      </w:r>
-    </w:p>
-    <w:p>
-      <w:pPr>
-        <w:pStyle w:val="ListNumber"/>
-      </w:pPr>
-      <w:r>
-        <w:rPr>
-          <w:rFonts w:ascii="Calibri" w:hAnsi="Calibri" w:eastAsia="Calibri"/>
-          <w:b w:val="0"/>
-          <w:sz w:val="22"/>
-        </w:rPr>
-        <w:t>Set car config → start charging</w:t>
-      </w:r>
-    </w:p>
-    <w:p>
-      <w:pPr>
-        <w:pStyle w:val="ListNumber"/>
-      </w:pPr>
-      <w:r>
-        <w:rPr>
-          <w:rFonts w:ascii="Calibri" w:hAnsi="Calibri" w:eastAsia="Calibri"/>
-          <w:b w:val="0"/>
-          <w:sz w:val="22"/>
-        </w:rPr>
-        <w:t>Session stops when the planned energy/time (or full pack) is reached</w:t>
-      </w:r>
-    </w:p>
-    <w:p>
-      <w:pPr>
-        <w:pStyle w:val="Heading1"/>
-      </w:pPr>
-      <w:r>
-        <w:rPr>
-          <w:rFonts w:ascii="Calibri" w:hAnsi="Calibri" w:eastAsia="Calibri"/>
-          <w:b/>
-          <w:color w:val="111827"/>
-          <w:sz w:val="28"/>
-        </w:rPr>
-        <w:t>10. Troubleshooting (website only)</w:t>
-      </w:r>
-    </w:p>
-    <w:tbl>
-      <w:tblPr>
-        <w:tblStyle w:val="TableGrid"/>
-        <w:tblW w:type="auto" w:w="0"/>
-        <w:tblLayout w:type="autofit"/>
-        <w:tblLook w:firstColumn="1" w:firstRow="1" w:lastColumn="0" w:lastRow="0" w:noHBand="0" w:noVBand="1" w:val="04A0"/>
-      </w:tblPr>
-      <w:tblGrid>
-        <w:gridCol w:w="4986"/>
-        <w:gridCol w:w="4986"/>
-      </w:tblGrid>
-      <w:tr>
-        <w:tc>
-          <w:tcPr>
-            <w:tcW w:type="dxa" w:w="4986"/>
-            <w:shd w:val="clear" w:color="auto" w:fill="C02434"/>
-          </w:tcPr>
-          <w:p>
-            <w:pPr>
-              <w:spacing w:before="40" w:after="40"/>
-            </w:pPr>
-            <w:r/>
-            <w:r>
-              <w:rPr>
-                <w:rFonts w:ascii="Calibri" w:hAnsi="Calibri" w:eastAsia="Calibri"/>
-                <w:b/>
-                <w:color w:val="FFFFFF"/>
-                <w:sz w:val="18"/>
-              </w:rPr>
-              <w:t>What you see</w:t>
-            </w:r>
-          </w:p>
-        </w:tc>
-        <w:tc>
-          <w:tcPr>
-            <w:tcW w:type="dxa" w:w="4986"/>
-            <w:shd w:val="clear" w:color="auto" w:fill="C02434"/>
-          </w:tcPr>
-          <w:p>
-            <w:pPr>
-              <w:spacing w:before="40" w:after="40"/>
-            </w:pPr>
-            <w:r/>
-            <w:r>
-              <w:rPr>
-                <w:rFonts w:ascii="Calibri" w:hAnsi="Calibri" w:eastAsia="Calibri"/>
-                <w:b/>
-                <w:color w:val="FFFFFF"/>
-                <w:sz w:val="18"/>
-              </w:rPr>
-              <w:t>What to do</w:t>
-            </w:r>
-          </w:p>
-        </w:tc>
-      </w:tr>
-      <w:tr>
-        <w:tc>
-          <w:tcPr>
-            <w:tcW w:type="dxa" w:w="4986"/>
-          </w:tcPr>
-          <w:p>
-            <w:pPr>
-              <w:spacing w:before="40" w:after="40"/>
-            </w:pPr>
-            <w:r/>
-            <w:r>
-              <w:rPr>
-                <w:rFonts w:ascii="Calibri" w:hAnsi="Calibri" w:eastAsia="Calibri"/>
-                <w:b w:val="0"/>
-                <w:sz w:val="18"/>
-              </w:rPr>
-              <w:t>Site blank / very slow first load</w:t>
-            </w:r>
-          </w:p>
-        </w:tc>
-        <w:tc>
-          <w:tcPr>
-            <w:tcW w:type="dxa" w:w="4986"/>
-          </w:tcPr>
-          <w:p>
-            <w:pPr>
-              <w:spacing w:before="40" w:after="40"/>
-            </w:pPr>
-            <w:r/>
-            <w:r>
-              <w:rPr>
-                <w:rFonts w:ascii="Calibri" w:hAnsi="Calibri" w:eastAsia="Calibri"/>
-                <w:b w:val="0"/>
-                <w:sz w:val="18"/>
-              </w:rPr>
-              <w:t>Wait ~1 minute (cold start), then refresh</w:t>
-            </w:r>
-          </w:p>
-        </w:tc>
-      </w:tr>
-      <w:tr>
-        <w:tc>
-          <w:tcPr>
-            <w:tcW w:type="dxa" w:w="4986"/>
-            <w:shd w:val="clear" w:color="auto" w:fill="FBEAEA"/>
-          </w:tcPr>
-          <w:p>
-            <w:pPr>
-              <w:spacing w:before="40" w:after="40"/>
-            </w:pPr>
-            <w:r/>
-            <w:r>
-              <w:rPr>
-                <w:rFonts w:ascii="Calibri" w:hAnsi="Calibri" w:eastAsia="Calibri"/>
-                <w:b w:val="0"/>
-                <w:sz w:val="18"/>
-              </w:rPr>
-              <w:t>Stays connecting / reconnecting</w:t>
-            </w:r>
-          </w:p>
-        </w:tc>
-        <w:tc>
-          <w:tcPr>
-            <w:tcW w:type="dxa" w:w="4986"/>
-            <w:shd w:val="clear" w:color="auto" w:fill="FBEAEA"/>
-          </w:tcPr>
-          <w:p>
-            <w:pPr>
-              <w:spacing w:before="40" w:after="40"/>
-            </w:pPr>
-            <w:r/>
-            <w:r>
-              <w:rPr>
-                <w:rFonts w:ascii="Calibri" w:hAnsi="Calibri" w:eastAsia="Calibri"/>
-                <w:b w:val="0"/>
-                <w:sz w:val="18"/>
-              </w:rPr>
-              <w:t>Check base URL and Charge Point ID; try Basic Auth if required; try Reconnect with/without subprotocol</w:t>
-            </w:r>
-          </w:p>
-        </w:tc>
-      </w:tr>
-      <w:tr>
-        <w:tc>
-          <w:tcPr>
-            <w:tcW w:type="dxa" w:w="4986"/>
-          </w:tcPr>
-          <w:p>
-            <w:pPr>
-              <w:spacing w:before="40" w:after="40"/>
-            </w:pPr>
-            <w:r/>
-            <w:r>
-              <w:rPr>
-                <w:rFonts w:ascii="Calibri" w:hAnsi="Calibri" w:eastAsia="Calibri"/>
-                <w:b w:val="0"/>
-                <w:sz w:val="18"/>
-              </w:rPr>
-              <w:t>online but no Boot Accepted</w:t>
-            </w:r>
-          </w:p>
-        </w:tc>
-        <w:tc>
-          <w:tcPr>
-            <w:tcW w:type="dxa" w:w="4986"/>
-          </w:tcPr>
-          <w:p>
-            <w:pPr>
-              <w:spacing w:before="40" w:after="40"/>
-            </w:pPr>
-            <w:r/>
-            <w:r>
-              <w:rPr>
-                <w:rFonts w:ascii="Calibri" w:hAnsi="Calibri" w:eastAsia="Calibri"/>
-                <w:b w:val="0"/>
-                <w:sz w:val="18"/>
-              </w:rPr>
-              <w:t>Open Message Trace → OCPP/System and read the reject reason</w:t>
+              <w:t>Check URL + ID; Basic Auth; Reconnect ± subprotocol</w:t>
             </w:r>
           </w:p>
         </w:tc>
@@ -6029,7 +1682,7 @@
                 <w:b w:val="0"/>
                 <w:sz w:val="18"/>
               </w:rPr>
-              <w:t>Wrong idTag, or Auth is CMS only without a registered card</w:t>
+              <w:t>Wrong tag, or switch Auth mode</w:t>
             </w:r>
           </w:p>
         </w:tc>
@@ -6050,7 +1703,7 @@
                 <w:b w:val="0"/>
                 <w:sz w:val="18"/>
               </w:rPr>
-              <w:t>UI looks outdated</w:t>
+              <w:t>Old UI</w:t>
             </w:r>
           </w:p>
         </w:tc>
@@ -6069,7 +1722,7 @@
                 <w:b w:val="0"/>
                 <w:sz w:val="18"/>
               </w:rPr>
-              <w:t>Hard refresh (Ctrl+Shift+R) or open a private/incognito window</w:t>
+              <w:t>Ctrl+Shift+R or private window</w:t>
             </w:r>
           </w:p>
         </w:tc>
@@ -6091,7 +1744,7 @@
                 <w:b w:val="0"/>
                 <w:sz w:val="18"/>
               </w:rPr>
-              <w:t>Same Charge Point ID open in two browsers/tabs</w:t>
+              <w:t>Same ID in two tabs</w:t>
             </w:r>
           </w:p>
         </w:tc>
@@ -6111,408 +1764,7 @@
                 <w:b w:val="0"/>
                 <w:sz w:val="18"/>
               </w:rPr>
-              <w:t>Use one only — duplicate IDs fight the CMS</w:t>
-            </w:r>
-          </w:p>
-        </w:tc>
-      </w:tr>
-      <w:tr>
-        <w:tc>
-          <w:tcPr>
-            <w:tcW w:type="dxa" w:w="4986"/>
-          </w:tcPr>
-          <w:p>
-            <w:pPr>
-              <w:spacing w:before="40" w:after="40"/>
-            </w:pPr>
-            <w:r/>
-            <w:r>
-              <w:rPr>
-                <w:rFonts w:ascii="Calibri" w:hAnsi="Calibri" w:eastAsia="Calibri"/>
-                <w:b w:val="0"/>
-                <w:sz w:val="18"/>
-              </w:rPr>
-              <w:t>Charger looks cut off</w:t>
-            </w:r>
-          </w:p>
-        </w:tc>
-        <w:tc>
-          <w:tcPr>
-            <w:tcW w:type="dxa" w:w="4986"/>
-          </w:tcPr>
-          <w:p>
-            <w:pPr>
-              <w:spacing w:before="40" w:after="40"/>
-            </w:pPr>
-            <w:r/>
-            <w:r>
-              <w:rPr>
-                <w:rFonts w:ascii="Calibri" w:hAnsi="Calibri" w:eastAsia="Calibri"/>
-                <w:b w:val="0"/>
-                <w:sz w:val="18"/>
-              </w:rPr>
-              <w:t>Zoom out (scroll) or orbit until the full unit is in view</w:t>
-            </w:r>
-          </w:p>
-        </w:tc>
-      </w:tr>
-    </w:tbl>
-    <w:p>
-      <w:pPr>
-        <w:spacing w:after="120"/>
-      </w:pPr>
-    </w:p>
-    <w:p>
-      <w:pPr>
-        <w:pStyle w:val="Heading1"/>
-      </w:pPr>
-      <w:r>
-        <w:rPr>
-          <w:rFonts w:ascii="Calibri" w:hAnsi="Calibri" w:eastAsia="Calibri"/>
-          <w:b/>
-          <w:color w:val="111827"/>
-          <w:sz w:val="28"/>
-        </w:rPr>
-        <w:t>11. Glossary</w:t>
-      </w:r>
-    </w:p>
-    <w:tbl>
-      <w:tblPr>
-        <w:tblStyle w:val="TableGrid"/>
-        <w:tblW w:type="auto" w:w="0"/>
-        <w:tblLayout w:type="autofit"/>
-        <w:tblLook w:firstColumn="1" w:firstRow="1" w:lastColumn="0" w:lastRow="0" w:noHBand="0" w:noVBand="1" w:val="04A0"/>
-      </w:tblPr>
-      <w:tblGrid>
-        <w:gridCol w:w="4986"/>
-        <w:gridCol w:w="4986"/>
-      </w:tblGrid>
-      <w:tr>
-        <w:tc>
-          <w:tcPr>
-            <w:tcW w:type="dxa" w:w="4986"/>
-            <w:shd w:val="clear" w:color="auto" w:fill="C02434"/>
-          </w:tcPr>
-          <w:p>
-            <w:pPr>
-              <w:spacing w:before="40" w:after="40"/>
-            </w:pPr>
-            <w:r/>
-            <w:r>
-              <w:rPr>
-                <w:rFonts w:ascii="Calibri" w:hAnsi="Calibri" w:eastAsia="Calibri"/>
-                <w:b/>
-                <w:color w:val="FFFFFF"/>
-                <w:sz w:val="18"/>
-              </w:rPr>
-              <w:t>Term</w:t>
-            </w:r>
-          </w:p>
-        </w:tc>
-        <w:tc>
-          <w:tcPr>
-            <w:tcW w:type="dxa" w:w="4986"/>
-            <w:shd w:val="clear" w:color="auto" w:fill="C02434"/>
-          </w:tcPr>
-          <w:p>
-            <w:pPr>
-              <w:spacing w:before="40" w:after="40"/>
-            </w:pPr>
-            <w:r/>
-            <w:r>
-              <w:rPr>
-                <w:rFonts w:ascii="Calibri" w:hAnsi="Calibri" w:eastAsia="Calibri"/>
-                <w:b/>
-                <w:color w:val="FFFFFF"/>
-                <w:sz w:val="18"/>
-              </w:rPr>
-              <w:t>Simple meaning</w:t>
-            </w:r>
-          </w:p>
-        </w:tc>
-      </w:tr>
-      <w:tr>
-        <w:tc>
-          <w:tcPr>
-            <w:tcW w:type="dxa" w:w="4986"/>
-          </w:tcPr>
-          <w:p>
-            <w:pPr>
-              <w:spacing w:before="40" w:after="40"/>
-            </w:pPr>
-            <w:r/>
-            <w:r>
-              <w:rPr>
-                <w:rFonts w:ascii="Calibri" w:hAnsi="Calibri" w:eastAsia="Calibri"/>
-                <w:b w:val="0"/>
-                <w:sz w:val="18"/>
-              </w:rPr>
-              <w:t>CMS / CSMS</w:t>
-            </w:r>
-          </w:p>
-        </w:tc>
-        <w:tc>
-          <w:tcPr>
-            <w:tcW w:type="dxa" w:w="4986"/>
-          </w:tcPr>
-          <w:p>
-            <w:pPr>
-              <w:spacing w:before="40" w:after="40"/>
-            </w:pPr>
-            <w:r/>
-            <w:r>
-              <w:rPr>
-                <w:rFonts w:ascii="Calibri" w:hAnsi="Calibri" w:eastAsia="Calibri"/>
-                <w:b w:val="0"/>
-                <w:sz w:val="18"/>
-              </w:rPr>
-              <w:t>The backend system that manages chargers</w:t>
-            </w:r>
-          </w:p>
-        </w:tc>
-      </w:tr>
-      <w:tr>
-        <w:tc>
-          <w:tcPr>
-            <w:tcW w:type="dxa" w:w="4986"/>
-            <w:shd w:val="clear" w:color="auto" w:fill="FBEAEA"/>
-          </w:tcPr>
-          <w:p>
-            <w:pPr>
-              <w:spacing w:before="40" w:after="40"/>
-            </w:pPr>
-            <w:r/>
-            <w:r>
-              <w:rPr>
-                <w:rFonts w:ascii="Calibri" w:hAnsi="Calibri" w:eastAsia="Calibri"/>
-                <w:b w:val="0"/>
-                <w:sz w:val="18"/>
-              </w:rPr>
-              <w:t>Charge Point ID</w:t>
-            </w:r>
-          </w:p>
-        </w:tc>
-        <w:tc>
-          <w:tcPr>
-            <w:tcW w:type="dxa" w:w="4986"/>
-            <w:shd w:val="clear" w:color="auto" w:fill="FBEAEA"/>
-          </w:tcPr>
-          <w:p>
-            <w:pPr>
-              <w:spacing w:before="40" w:after="40"/>
-            </w:pPr>
-            <w:r/>
-            <w:r>
-              <w:rPr>
-                <w:rFonts w:ascii="Calibri" w:hAnsi="Calibri" w:eastAsia="Calibri"/>
-                <w:b w:val="0"/>
-                <w:sz w:val="18"/>
-              </w:rPr>
-              <w:t>ID of this virtual charger in the WebSocket path</w:t>
-            </w:r>
-          </w:p>
-        </w:tc>
-      </w:tr>
-      <w:tr>
-        <w:tc>
-          <w:tcPr>
-            <w:tcW w:type="dxa" w:w="4986"/>
-          </w:tcPr>
-          <w:p>
-            <w:pPr>
-              <w:spacing w:before="40" w:after="40"/>
-            </w:pPr>
-            <w:r/>
-            <w:r>
-              <w:rPr>
-                <w:rFonts w:ascii="Calibri" w:hAnsi="Calibri" w:eastAsia="Calibri"/>
-                <w:b w:val="0"/>
-                <w:sz w:val="18"/>
-              </w:rPr>
-              <w:t>idTag</w:t>
-            </w:r>
-          </w:p>
-        </w:tc>
-        <w:tc>
-          <w:tcPr>
-            <w:tcW w:type="dxa" w:w="4986"/>
-          </w:tcPr>
-          <w:p>
-            <w:pPr>
-              <w:spacing w:before="40" w:after="40"/>
-            </w:pPr>
-            <w:r/>
-            <w:r>
-              <w:rPr>
-                <w:rFonts w:ascii="Calibri" w:hAnsi="Calibri" w:eastAsia="Calibri"/>
-                <w:b w:val="0"/>
-                <w:sz w:val="18"/>
-              </w:rPr>
-              <w:t>Card / token used to start a session</w:t>
-            </w:r>
-          </w:p>
-        </w:tc>
-      </w:tr>
-      <w:tr>
-        <w:tc>
-          <w:tcPr>
-            <w:tcW w:type="dxa" w:w="4986"/>
-            <w:shd w:val="clear" w:color="auto" w:fill="FBEAEA"/>
-          </w:tcPr>
-          <w:p>
-            <w:pPr>
-              <w:spacing w:before="40" w:after="40"/>
-            </w:pPr>
-            <w:r/>
-            <w:r>
-              <w:rPr>
-                <w:rFonts w:ascii="Calibri" w:hAnsi="Calibri" w:eastAsia="Calibri"/>
-                <w:b w:val="0"/>
-                <w:sz w:val="18"/>
-              </w:rPr>
-              <w:t>Connector / Cn</w:t>
-            </w:r>
-          </w:p>
-        </w:tc>
-        <w:tc>
-          <w:tcPr>
-            <w:tcW w:type="dxa" w:w="4986"/>
-            <w:shd w:val="clear" w:color="auto" w:fill="FBEAEA"/>
-          </w:tcPr>
-          <w:p>
-            <w:pPr>
-              <w:spacing w:before="40" w:after="40"/>
-            </w:pPr>
-            <w:r/>
-            <w:r>
-              <w:rPr>
-                <w:rFonts w:ascii="Calibri" w:hAnsi="Calibri" w:eastAsia="Calibri"/>
-                <w:b w:val="0"/>
-                <w:sz w:val="18"/>
-              </w:rPr>
-              <w:t>Outlet number (C1, C2, …)</w:t>
-            </w:r>
-          </w:p>
-        </w:tc>
-      </w:tr>
-      <w:tr>
-        <w:tc>
-          <w:tcPr>
-            <w:tcW w:type="dxa" w:w="4986"/>
-          </w:tcPr>
-          <w:p>
-            <w:pPr>
-              <w:spacing w:before="40" w:after="40"/>
-            </w:pPr>
-            <w:r/>
-            <w:r>
-              <w:rPr>
-                <w:rFonts w:ascii="Calibri" w:hAnsi="Calibri" w:eastAsia="Calibri"/>
-                <w:b w:val="0"/>
-                <w:sz w:val="18"/>
-              </w:rPr>
-              <w:t>Basic Auth</w:t>
-            </w:r>
-          </w:p>
-        </w:tc>
-        <w:tc>
-          <w:tcPr>
-            <w:tcW w:type="dxa" w:w="4986"/>
-          </w:tcPr>
-          <w:p>
-            <w:pPr>
-              <w:spacing w:before="40" w:after="40"/>
-            </w:pPr>
-            <w:r/>
-            <w:r>
-              <w:rPr>
-                <w:rFonts w:ascii="Calibri" w:hAnsi="Calibri" w:eastAsia="Calibri"/>
-                <w:b w:val="0"/>
-                <w:sz w:val="18"/>
-              </w:rPr>
-              <w:t>Optional WebSocket username/password (not the RFID)</w:t>
-            </w:r>
-          </w:p>
-        </w:tc>
-      </w:tr>
-      <w:tr>
-        <w:tc>
-          <w:tcPr>
-            <w:tcW w:type="dxa" w:w="4986"/>
-            <w:shd w:val="clear" w:color="auto" w:fill="FBEAEA"/>
-          </w:tcPr>
-          <w:p>
-            <w:pPr>
-              <w:spacing w:before="40" w:after="40"/>
-            </w:pPr>
-            <w:r/>
-            <w:r>
-              <w:rPr>
-                <w:rFonts w:ascii="Calibri" w:hAnsi="Calibri" w:eastAsia="Calibri"/>
-                <w:b w:val="0"/>
-                <w:sz w:val="18"/>
-              </w:rPr>
-              <w:t>BootNotification</w:t>
-            </w:r>
-          </w:p>
-        </w:tc>
-        <w:tc>
-          <w:tcPr>
-            <w:tcW w:type="dxa" w:w="4986"/>
-            <w:shd w:val="clear" w:color="auto" w:fill="FBEAEA"/>
-          </w:tcPr>
-          <w:p>
-            <w:pPr>
-              <w:spacing w:before="40" w:after="40"/>
-            </w:pPr>
-            <w:r/>
-            <w:r>
-              <w:rPr>
-                <w:rFonts w:ascii="Calibri" w:hAnsi="Calibri" w:eastAsia="Calibri"/>
-                <w:b w:val="0"/>
-                <w:sz w:val="18"/>
-              </w:rPr>
-              <w:t>First hello the charger sends after connect</w:t>
-            </w:r>
-          </w:p>
-        </w:tc>
-      </w:tr>
-      <w:tr>
-        <w:tc>
-          <w:tcPr>
-            <w:tcW w:type="dxa" w:w="4986"/>
-          </w:tcPr>
-          <w:p>
-            <w:pPr>
-              <w:spacing w:before="40" w:after="40"/>
-            </w:pPr>
-            <w:r/>
-            <w:r>
-              <w:rPr>
-                <w:rFonts w:ascii="Calibri" w:hAnsi="Calibri" w:eastAsia="Calibri"/>
-                <w:b w:val="0"/>
-                <w:sz w:val="18"/>
-              </w:rPr>
-              <w:t>MeterValues</w:t>
-            </w:r>
-          </w:p>
-        </w:tc>
-        <w:tc>
-          <w:tcPr>
-            <w:tcW w:type="dxa" w:w="4986"/>
-          </w:tcPr>
-          <w:p>
-            <w:pPr>
-              <w:spacing w:before="40" w:after="40"/>
-            </w:pPr>
-            <w:r/>
-            <w:r>
-              <w:rPr>
-                <w:rFonts w:ascii="Calibri" w:hAnsi="Calibri" w:eastAsia="Calibri"/>
-                <w:b w:val="0"/>
-                <w:sz w:val="18"/>
-              </w:rPr>
-              <w:t>Live power and energy samples while charging</w:t>
+              <w:t>Use one only</w:t>
             </w:r>
           </w:p>
         </w:tc>
